--- a/MegaRAC Community Edition™ - Getting Started Guide - 3.1.docx
+++ b/MegaRAC Community Edition™ - Getting Started Guide - 3.1.docx
@@ -1,6 +1,6 @@
 
 <file path=word/document.xml><?xml version="1.0" encoding="utf-8"?>
-<w:document xmlns:wpc="http://schemas.microsoft.com/office/word/2010/wordprocessingCanvas" xmlns:cx="http://schemas.microsoft.com/office/drawing/2014/chartex" xmlns:cx1="http://schemas.microsoft.com/office/drawing/2015/9/8/chartex" xmlns:cx2="http://schemas.microsoft.com/office/drawing/2015/10/21/chartex" xmlns:cx3="http://schemas.microsoft.com/office/drawing/2016/5/9/chartex" xmlns:cx4="http://schemas.microsoft.com/office/drawing/2016/5/10/chartex" xmlns:cx5="http://schemas.microsoft.com/office/drawing/2016/5/11/chartex" xmlns:cx6="http://schemas.microsoft.com/office/drawing/2016/5/12/chartex" xmlns:cx7="http://schemas.microsoft.com/office/drawing/2016/5/13/chartex" xmlns:cx8="http://schemas.microsoft.com/office/drawing/2016/5/14/chartex" xmlns:mc="http://schemas.openxmlformats.org/markup-compatibility/2006" xmlns:aink="http://schemas.microsoft.com/office/drawing/2016/ink" xmlns:am3d="http://schemas.microsoft.com/office/drawing/2017/model3d" xmlns:o="urn:schemas-microsoft-com:office:office" xmlns:oel="http://schemas.microsoft.com/office/2019/extlst" xmlns:r="http://schemas.openxmlformats.org/officeDocument/2006/relationships" xmlns:m="http://schemas.openxmlformats.org/officeDocument/2006/math" xmlns:v="urn:schemas-microsoft-com:vml" xmlns:wp14="http://schemas.microsoft.com/office/word/2010/wordprocessingDrawing" xmlns:wp="http://schemas.openxmlformats.org/drawingml/2006/wordprocessingDrawing" xmlns:w10="urn:schemas-microsoft-com:office:word" xmlns:w="http://schemas.openxmlformats.org/wordprocessingml/2006/main" xmlns:w14="http://schemas.microsoft.com/office/word/2010/wordml" xmlns:w15="http://schemas.microsoft.com/office/word/2012/wordml" xmlns:w16cex="http://schemas.microsoft.com/office/word/2018/wordml/cex" xmlns:w16cid="http://schemas.microsoft.com/office/word/2016/wordml/cid" xmlns:w16="http://schemas.microsoft.com/office/word/2018/wordml" xmlns:w16du="http://schemas.microsoft.com/office/word/2023/wordml/word16du" xmlns:w16sdtdh="http://schemas.microsoft.com/office/word/2020/wordml/sdtdatahash" xmlns:w16sdtfl="http://schemas.microsoft.com/office/word/2024/wordml/sdtformatlock" xmlns:w16se="http://schemas.microsoft.com/office/word/2015/wordml/symex" xmlns:wpg="http://schemas.microsoft.com/office/word/2010/wordprocessingGroup" xmlns:wpi="http://schemas.microsoft.com/office/word/2010/wordprocessingInk" xmlns:wne="http://schemas.microsoft.com/office/word/2006/wordml" xmlns:wps="http://schemas.microsoft.com/office/word/2010/wordprocessingShape" mc:Ignorable="w14 w15 w16se w16cid w16 w16cex w16sdtdh w16sdtfl w16du wp14">
+<w:document xmlns:wpc="http://schemas.microsoft.com/office/word/2010/wordprocessingCanvas" xmlns:cx="http://schemas.microsoft.com/office/drawing/2014/chartex" xmlns:cx1="http://schemas.microsoft.com/office/drawing/2015/9/8/chartex" xmlns:cx2="http://schemas.microsoft.com/office/drawing/2015/10/21/chartex" xmlns:cx3="http://schemas.microsoft.com/office/drawing/2016/5/9/chartex" xmlns:cx4="http://schemas.microsoft.com/office/drawing/2016/5/10/chartex" xmlns:cx5="http://schemas.microsoft.com/office/drawing/2016/5/11/chartex" xmlns:cx6="http://schemas.microsoft.com/office/drawing/2016/5/12/chartex" xmlns:cx7="http://schemas.microsoft.com/office/drawing/2016/5/13/chartex" xmlns:cx8="http://schemas.microsoft.com/office/drawing/2016/5/14/chartex" xmlns:mc="http://schemas.openxmlformats.org/markup-compatibility/2006" xmlns:aink="http://schemas.microsoft.com/office/drawing/2016/ink" xmlns:am3d="http://schemas.microsoft.com/office/drawing/2017/model3d" xmlns:o="urn:schemas-microsoft-com:office:office" xmlns:oel="http://schemas.microsoft.com/office/2019/extlst" xmlns:r="http://schemas.openxmlformats.org/officeDocument/2006/relationships" xmlns:m="http://schemas.openxmlformats.org/officeDocument/2006/math" xmlns:v="urn:schemas-microsoft-com:vml" xmlns:wp14="http://schemas.microsoft.com/office/word/2010/wordprocessingDrawing" xmlns:wp="http://schemas.openxmlformats.org/drawingml/2006/wordprocessingDrawing" xmlns:w10="urn:schemas-microsoft-com:office:word" xmlns:w="http://schemas.openxmlformats.org/wordprocessingml/2006/main" xmlns:w14="http://schemas.microsoft.com/office/word/2010/wordml" xmlns:w15="http://schemas.microsoft.com/office/word/2012/wordml" xmlns:w16cei="http://schemas.microsoft.com/office/word/2026/wordml/cei" xmlns:w16cex="http://schemas.microsoft.com/office/word/2018/wordml/cex" xmlns:w16cid="http://schemas.microsoft.com/office/word/2016/wordml/cid" xmlns:w16="http://schemas.microsoft.com/office/word/2018/wordml" xmlns:w16du="http://schemas.microsoft.com/office/word/2023/wordml/word16du" xmlns:w16sdtdh="http://schemas.microsoft.com/office/word/2020/wordml/sdtdatahash" xmlns:w16sdtfl="http://schemas.microsoft.com/office/word/2024/wordml/sdtformatlock" xmlns:w16se="http://schemas.microsoft.com/office/word/2015/wordml/symex" xmlns:wpg="http://schemas.microsoft.com/office/word/2010/wordprocessingGroup" xmlns:wpi="http://schemas.microsoft.com/office/word/2010/wordprocessingInk" xmlns:wne="http://schemas.microsoft.com/office/word/2006/wordml" xmlns:wps="http://schemas.microsoft.com/office/word/2010/wordprocessingShape" mc:Ignorable="w14 w15 w16se w16cid w16 w16cex w16sdtdh w16sdtfl w16du wp14">
   <w:body>
     <w:p>
       <w:pPr>
@@ -16,6 +16,7 @@
       <w:bookmarkStart w:id="1" w:name="_Toc311207051"/>
       <w:bookmarkStart w:id="2" w:name="_Toc273091249"/>
       <w:bookmarkStart w:id="3" w:name="_Toc309238954"/>
+      <w:proofErr w:type="spellStart"/>
       <w:r>
         <w:rPr>
           <w:rFonts w:ascii="Adobe Garamond Pro" w:hAnsi="Adobe Garamond Pro"/>
@@ -24,6 +25,7 @@
         </w:rPr>
         <w:t>MegaRAC</w:t>
       </w:r>
+      <w:proofErr w:type="spellEnd"/>
       <w:r>
         <w:rPr>
           <w:rFonts w:ascii="Adobe Garamond Pro" w:hAnsi="Adobe Garamond Pro"/>
@@ -314,36 +316,7 @@
               <w:rPr>
                 <w:webHidden/>
               </w:rPr>
-              <w:fldChar w:fldCharType="begin"/>
-            </w:r>
-            <w:r>
-              <w:rPr>
-                <w:webHidden/>
-              </w:rPr>
-              <w:instrText xml:space="preserve"> PAGEREF _Toc211962930 \h </w:instrText>
-            </w:r>
-            <w:r>
-              <w:rPr>
-                <w:webHidden/>
-              </w:rPr>
-            </w:r>
-            <w:r>
-              <w:rPr>
-                <w:webHidden/>
-              </w:rPr>
-              <w:fldChar w:fldCharType="separate"/>
-            </w:r>
-            <w:r>
-              <w:rPr>
-                <w:webHidden/>
-              </w:rPr>
-              <w:t>3</w:t>
-            </w:r>
-            <w:r>
-              <w:rPr>
-                <w:webHidden/>
-              </w:rPr>
-              <w:fldChar w:fldCharType="end"/>
+              <w:t>4</w:t>
             </w:r>
           </w:hyperlink>
         </w:p>
@@ -402,41 +375,7 @@
                 <w:noProof/>
                 <w:webHidden/>
               </w:rPr>
-              <w:fldChar w:fldCharType="begin"/>
-            </w:r>
-            <w:r>
-              <w:rPr>
-                <w:noProof/>
-                <w:webHidden/>
-              </w:rPr>
-              <w:instrText xml:space="preserve"> PAGEREF _Toc211962931 \h </w:instrText>
-            </w:r>
-            <w:r>
-              <w:rPr>
-                <w:noProof/>
-                <w:webHidden/>
-              </w:rPr>
-            </w:r>
-            <w:r>
-              <w:rPr>
-                <w:noProof/>
-                <w:webHidden/>
-              </w:rPr>
-              <w:fldChar w:fldCharType="separate"/>
-            </w:r>
-            <w:r>
-              <w:rPr>
-                <w:noProof/>
-                <w:webHidden/>
-              </w:rPr>
-              <w:t>3</w:t>
-            </w:r>
-            <w:r>
-              <w:rPr>
-                <w:noProof/>
-                <w:webHidden/>
-              </w:rPr>
-              <w:fldChar w:fldCharType="end"/>
+              <w:t>4</w:t>
             </w:r>
           </w:hyperlink>
         </w:p>
@@ -495,41 +434,7 @@
                 <w:noProof/>
                 <w:webHidden/>
               </w:rPr>
-              <w:fldChar w:fldCharType="begin"/>
-            </w:r>
-            <w:r>
-              <w:rPr>
-                <w:noProof/>
-                <w:webHidden/>
-              </w:rPr>
-              <w:instrText xml:space="preserve"> PAGEREF _Toc211962932 \h </w:instrText>
-            </w:r>
-            <w:r>
-              <w:rPr>
-                <w:noProof/>
-                <w:webHidden/>
-              </w:rPr>
-            </w:r>
-            <w:r>
-              <w:rPr>
-                <w:noProof/>
-                <w:webHidden/>
-              </w:rPr>
-              <w:fldChar w:fldCharType="separate"/>
-            </w:r>
-            <w:r>
-              <w:rPr>
-                <w:noProof/>
-                <w:webHidden/>
-              </w:rPr>
-              <w:t>3</w:t>
-            </w:r>
-            <w:r>
-              <w:rPr>
-                <w:noProof/>
-                <w:webHidden/>
-              </w:rPr>
-              <w:fldChar w:fldCharType="end"/>
+              <w:t>4</w:t>
             </w:r>
           </w:hyperlink>
         </w:p>
@@ -598,34 +503,154 @@
                 <w:noProof/>
                 <w:webHidden/>
               </w:rPr>
-              <w:fldChar w:fldCharType="begin"/>
+              <w:t>4</w:t>
+            </w:r>
+          </w:hyperlink>
+        </w:p>
+        <w:p>
+          <w:pPr>
+            <w:pStyle w:val="TOC2"/>
+            <w:tabs>
+              <w:tab w:val="left" w:pos="1134"/>
+              <w:tab w:val="right" w:leader="dot" w:pos="9350"/>
+            </w:tabs>
+            <w:rPr>
+              <w:rFonts w:asciiTheme="minorHAnsi" w:hAnsiTheme="minorHAnsi" w:cstheme="minorBidi"/>
+              <w:noProof/>
+              <w:kern w:val="2"/>
+              <w:sz w:val="24"/>
+              <w:szCs w:val="24"/>
+              <w14:ligatures w14:val="standardContextual"/>
+            </w:rPr>
+          </w:pPr>
+          <w:hyperlink w:anchor="_Toc211962933a" w:history="1">
+            <w:r>
+              <w:rPr>
+                <w:rStyle w:val="Hyperlink"/>
+                <w:rFonts w:cstheme="minorHAnsi"/>
+                <w:bCs/>
+                <w:noProof/>
+              </w:rPr>
+              <w:t>4.4</w:t>
+            </w:r>
+            <w:r>
+              <w:rPr>
+                <w:rFonts w:asciiTheme="minorHAnsi" w:hAnsiTheme="minorHAnsi" w:cstheme="minorBidi"/>
+                <w:noProof/>
+                <w:kern w:val="2"/>
+                <w:sz w:val="24"/>
+                <w:szCs w:val="24"/>
+                <w14:ligatures w14:val="standardContextual"/>
+              </w:rPr>
+              <w:tab/>
+            </w:r>
+            <w:r>
+              <w:rPr>
+                <w:rStyle w:val="Hyperlink"/>
+                <w:noProof/>
+              </w:rPr>
+              <w:t>Agilex-3</w:t>
             </w:r>
             <w:r>
               <w:rPr>
                 <w:noProof/>
                 <w:webHidden/>
               </w:rPr>
-              <w:instrText xml:space="preserve"> PAGEREF _Toc211962933 \h </w:instrText>
+              <w:tab/>
             </w:r>
             <w:r>
               <w:rPr>
                 <w:noProof/>
                 <w:webHidden/>
               </w:rPr>
+              <w:t>4</w:t>
+            </w:r>
+          </w:hyperlink>
+        </w:p>
+        <w:p>
+          <w:pPr>
+            <w:pStyle w:val="TOC2"/>
+            <w:tabs>
+              <w:tab w:val="left" w:pos="1134"/>
+              <w:tab w:val="right" w:leader="dot" w:pos="9350"/>
+            </w:tabs>
+            <w:rPr>
+              <w:rFonts w:asciiTheme="minorHAnsi" w:hAnsiTheme="minorHAnsi" w:cstheme="minorBidi"/>
+              <w:noProof/>
+              <w:kern w:val="2"/>
+              <w:sz w:val="24"/>
+              <w:szCs w:val="24"/>
+              <w14:ligatures w14:val="standardContextual"/>
+            </w:rPr>
+          </w:pPr>
+          <w:hyperlink w:anchor="_Toc211962933b" w:history="1">
+            <w:r>
+              <w:rPr>
+                <w:rStyle w:val="Hyperlink"/>
+                <w:rFonts w:cstheme="minorHAnsi"/>
+                <w:bCs/>
+                <w:noProof/>
+              </w:rPr>
+              <w:t>4.5</w:t>
+            </w:r>
+            <w:r>
+              <w:rPr>
+                <w:rFonts w:asciiTheme="minorHAnsi" w:hAnsiTheme="minorHAnsi" w:cstheme="minorBidi"/>
+                <w:noProof/>
+                <w:kern w:val="2"/>
+                <w:sz w:val="24"/>
+                <w:szCs w:val="24"/>
+                <w14:ligatures w14:val="standardContextual"/>
+              </w:rPr>
+              <w:tab/>
+            </w:r>
+            <w:r>
+              <w:rPr>
+                <w:rStyle w:val="Hyperlink"/>
+                <w:noProof/>
+              </w:rPr>
+              <w:t>Agilex-5</w:t>
             </w:r>
             <w:r>
               <w:rPr>
                 <w:noProof/>
                 <w:webHidden/>
               </w:rPr>
-              <w:fldChar w:fldCharType="separate"/>
+              <w:tab/>
             </w:r>
             <w:r>
               <w:rPr>
                 <w:noProof/>
                 <w:webHidden/>
               </w:rPr>
-              <w:t>4</w:t>
+              <w:fldChar w:fldCharType="begin"/>
+            </w:r>
+            <w:r>
+              <w:rPr>
+                <w:noProof/>
+                <w:webHidden/>
+              </w:rPr>
+              <w:instrText xml:space="preserve"> PAGEREF _Toc211962933b \h </w:instrText>
+            </w:r>
+            <w:r>
+              <w:rPr>
+                <w:noProof/>
+                <w:webHidden/>
+              </w:rPr>
+            </w:r>
+            <w:r>
+              <w:rPr>
+                <w:noProof/>
+                <w:webHidden/>
+              </w:rPr>
+              <w:fldChar w:fldCharType="separate"/>
+            </w:r>
+            <w:r>
+              <w:rPr>
+                <w:noProof/>
+                <w:webHidden/>
+              </w:rPr>
+              <w:t>5</w:t>
             </w:r>
             <w:r>
               <w:rPr>
@@ -689,7 +714,7 @@
               <w:rPr>
                 <w:webHidden/>
               </w:rPr>
-              <w:t>4</w:t>
+              <w:t>5</w:t>
             </w:r>
             <w:r>
               <w:rPr>
@@ -781,7 +806,7 @@
                 <w:noProof/>
                 <w:webHidden/>
               </w:rPr>
-              <w:t>4</w:t>
+              <w:t>5</w:t>
             </w:r>
             <w:r>
               <w:rPr>
@@ -883,7 +908,7 @@
                 <w:noProof/>
                 <w:webHidden/>
               </w:rPr>
-              <w:t>4</w:t>
+              <w:t>5</w:t>
             </w:r>
             <w:r>
               <w:rPr>
@@ -976,7 +1001,7 @@
                 <w:noProof/>
                 <w:webHidden/>
               </w:rPr>
-              <w:t>5</w:t>
+              <w:t>6</w:t>
             </w:r>
             <w:r>
               <w:rPr>
@@ -1069,7 +1094,7 @@
                 <w:noProof/>
                 <w:webHidden/>
               </w:rPr>
-              <w:t>6</w:t>
+              <w:t>7</w:t>
             </w:r>
             <w:r>
               <w:rPr>
@@ -1133,7 +1158,7 @@
               <w:rPr>
                 <w:webHidden/>
               </w:rPr>
-              <w:t>6</w:t>
+              <w:t>7</w:t>
             </w:r>
             <w:r>
               <w:rPr>
@@ -1225,7 +1250,7 @@
                 <w:noProof/>
                 <w:webHidden/>
               </w:rPr>
-              <w:t>6</w:t>
+              <w:t>7</w:t>
             </w:r>
             <w:r>
               <w:rPr>
@@ -1291,41 +1316,7 @@
                 <w:noProof/>
                 <w:webHidden/>
               </w:rPr>
-              <w:fldChar w:fldCharType="begin"/>
-            </w:r>
-            <w:r>
-              <w:rPr>
-                <w:noProof/>
-                <w:webHidden/>
-              </w:rPr>
-              <w:instrText xml:space="preserve"> PAGEREF _Toc211962941 \h </w:instrText>
-            </w:r>
-            <w:r>
-              <w:rPr>
-                <w:noProof/>
-                <w:webHidden/>
-              </w:rPr>
-            </w:r>
-            <w:r>
-              <w:rPr>
-                <w:noProof/>
-                <w:webHidden/>
-              </w:rPr>
-              <w:fldChar w:fldCharType="separate"/>
-            </w:r>
-            <w:r>
-              <w:rPr>
-                <w:noProof/>
-                <w:webHidden/>
-              </w:rPr>
-              <w:t>6</w:t>
-            </w:r>
-            <w:r>
-              <w:rPr>
-                <w:noProof/>
-                <w:webHidden/>
-              </w:rPr>
-              <w:fldChar w:fldCharType="end"/>
+              <w:t>8</w:t>
             </w:r>
           </w:hyperlink>
         </w:p>
@@ -1384,41 +1375,7 @@
                 <w:noProof/>
                 <w:webHidden/>
               </w:rPr>
-              <w:fldChar w:fldCharType="begin"/>
-            </w:r>
-            <w:r>
-              <w:rPr>
-                <w:noProof/>
-                <w:webHidden/>
-              </w:rPr>
-              <w:instrText xml:space="preserve"> PAGEREF _Toc211962942 \h </w:instrText>
-            </w:r>
-            <w:r>
-              <w:rPr>
-                <w:noProof/>
-                <w:webHidden/>
-              </w:rPr>
-            </w:r>
-            <w:r>
-              <w:rPr>
-                <w:noProof/>
-                <w:webHidden/>
-              </w:rPr>
-              <w:fldChar w:fldCharType="separate"/>
-            </w:r>
-            <w:r>
-              <w:rPr>
-                <w:noProof/>
-                <w:webHidden/>
-              </w:rPr>
-              <w:t>6</w:t>
-            </w:r>
-            <w:r>
-              <w:rPr>
-                <w:noProof/>
-                <w:webHidden/>
-              </w:rPr>
-              <w:fldChar w:fldCharType="end"/>
+              <w:t>8</w:t>
             </w:r>
           </w:hyperlink>
         </w:p>
@@ -1477,41 +1434,7 @@
                 <w:noProof/>
                 <w:webHidden/>
               </w:rPr>
-              <w:fldChar w:fldCharType="begin"/>
-            </w:r>
-            <w:r>
-              <w:rPr>
-                <w:noProof/>
-                <w:webHidden/>
-              </w:rPr>
-              <w:instrText xml:space="preserve"> PAGEREF _Toc211962943 \h </w:instrText>
-            </w:r>
-            <w:r>
-              <w:rPr>
-                <w:noProof/>
-                <w:webHidden/>
-              </w:rPr>
-            </w:r>
-            <w:r>
-              <w:rPr>
-                <w:noProof/>
-                <w:webHidden/>
-              </w:rPr>
-              <w:fldChar w:fldCharType="separate"/>
-            </w:r>
-            <w:r>
-              <w:rPr>
-                <w:noProof/>
-                <w:webHidden/>
-              </w:rPr>
-              <w:t>6</w:t>
-            </w:r>
-            <w:r>
-              <w:rPr>
-                <w:noProof/>
-                <w:webHidden/>
-              </w:rPr>
-              <w:fldChar w:fldCharType="end"/>
+              <w:t>8</w:t>
             </w:r>
           </w:hyperlink>
         </w:p>
@@ -1545,36 +1468,7 @@
               <w:rPr>
                 <w:webHidden/>
               </w:rPr>
-              <w:fldChar w:fldCharType="begin"/>
-            </w:r>
-            <w:r>
-              <w:rPr>
-                <w:webHidden/>
-              </w:rPr>
-              <w:instrText xml:space="preserve"> PAGEREF _Toc211962944 \h </w:instrText>
-            </w:r>
-            <w:r>
-              <w:rPr>
-                <w:webHidden/>
-              </w:rPr>
-            </w:r>
-            <w:r>
-              <w:rPr>
-                <w:webHidden/>
-              </w:rPr>
-              <w:fldChar w:fldCharType="separate"/>
-            </w:r>
-            <w:r>
-              <w:rPr>
-                <w:webHidden/>
-              </w:rPr>
-              <w:t>11</w:t>
-            </w:r>
-            <w:r>
-              <w:rPr>
-                <w:webHidden/>
-              </w:rPr>
-              <w:fldChar w:fldCharType="end"/>
+              <w:t>13</w:t>
             </w:r>
           </w:hyperlink>
         </w:p>
@@ -1633,41 +1527,7 @@
                 <w:noProof/>
                 <w:webHidden/>
               </w:rPr>
-              <w:fldChar w:fldCharType="begin"/>
-            </w:r>
-            <w:r>
-              <w:rPr>
-                <w:noProof/>
-                <w:webHidden/>
-              </w:rPr>
-              <w:instrText xml:space="preserve"> PAGEREF _Toc211962945 \h </w:instrText>
-            </w:r>
-            <w:r>
-              <w:rPr>
-                <w:noProof/>
-                <w:webHidden/>
-              </w:rPr>
-            </w:r>
-            <w:r>
-              <w:rPr>
-                <w:noProof/>
-                <w:webHidden/>
-              </w:rPr>
-              <w:fldChar w:fldCharType="separate"/>
-            </w:r>
-            <w:r>
-              <w:rPr>
-                <w:noProof/>
-                <w:webHidden/>
-              </w:rPr>
-              <w:t>11</w:t>
-            </w:r>
-            <w:r>
-              <w:rPr>
-                <w:noProof/>
-                <w:webHidden/>
-              </w:rPr>
-              <w:fldChar w:fldCharType="end"/>
+              <w:t>13</w:t>
             </w:r>
           </w:hyperlink>
         </w:p>
@@ -1726,41 +1586,7 @@
                 <w:noProof/>
                 <w:webHidden/>
               </w:rPr>
-              <w:fldChar w:fldCharType="begin"/>
-            </w:r>
-            <w:r>
-              <w:rPr>
-                <w:noProof/>
-                <w:webHidden/>
-              </w:rPr>
-              <w:instrText xml:space="preserve"> PAGEREF _Toc211962946 \h </w:instrText>
-            </w:r>
-            <w:r>
-              <w:rPr>
-                <w:noProof/>
-                <w:webHidden/>
-              </w:rPr>
-            </w:r>
-            <w:r>
-              <w:rPr>
-                <w:noProof/>
-                <w:webHidden/>
-              </w:rPr>
-              <w:fldChar w:fldCharType="separate"/>
-            </w:r>
-            <w:r>
-              <w:rPr>
-                <w:noProof/>
-                <w:webHidden/>
-              </w:rPr>
-              <w:t>12</w:t>
-            </w:r>
-            <w:r>
-              <w:rPr>
-                <w:noProof/>
-                <w:webHidden/>
-              </w:rPr>
-              <w:fldChar w:fldCharType="end"/>
+              <w:t>14</w:t>
             </w:r>
           </w:hyperlink>
         </w:p>
@@ -1819,41 +1645,7 @@
                 <w:noProof/>
                 <w:webHidden/>
               </w:rPr>
-              <w:fldChar w:fldCharType="begin"/>
-            </w:r>
-            <w:r>
-              <w:rPr>
-                <w:noProof/>
-                <w:webHidden/>
-              </w:rPr>
-              <w:instrText xml:space="preserve"> PAGEREF _Toc211962947 \h </w:instrText>
-            </w:r>
-            <w:r>
-              <w:rPr>
-                <w:noProof/>
-                <w:webHidden/>
-              </w:rPr>
-            </w:r>
-            <w:r>
-              <w:rPr>
-                <w:noProof/>
-                <w:webHidden/>
-              </w:rPr>
-              <w:fldChar w:fldCharType="separate"/>
-            </w:r>
-            <w:r>
-              <w:rPr>
-                <w:noProof/>
-                <w:webHidden/>
-              </w:rPr>
-              <w:t>12</w:t>
-            </w:r>
-            <w:r>
-              <w:rPr>
-                <w:noProof/>
-                <w:webHidden/>
-              </w:rPr>
-              <w:fldChar w:fldCharType="end"/>
+              <w:t>14</w:t>
             </w:r>
           </w:hyperlink>
         </w:p>
@@ -1912,41 +1704,7 @@
                 <w:noProof/>
                 <w:webHidden/>
               </w:rPr>
-              <w:fldChar w:fldCharType="begin"/>
-            </w:r>
-            <w:r>
-              <w:rPr>
-                <w:noProof/>
-                <w:webHidden/>
-              </w:rPr>
-              <w:instrText xml:space="preserve"> PAGEREF _Toc211962948 \h </w:instrText>
-            </w:r>
-            <w:r>
-              <w:rPr>
-                <w:noProof/>
-                <w:webHidden/>
-              </w:rPr>
-            </w:r>
-            <w:r>
-              <w:rPr>
-                <w:noProof/>
-                <w:webHidden/>
-              </w:rPr>
-              <w:fldChar w:fldCharType="separate"/>
-            </w:r>
-            <w:r>
-              <w:rPr>
-                <w:noProof/>
-                <w:webHidden/>
-              </w:rPr>
-              <w:t>13</w:t>
-            </w:r>
-            <w:r>
-              <w:rPr>
-                <w:noProof/>
-                <w:webHidden/>
-              </w:rPr>
-              <w:fldChar w:fldCharType="end"/>
+              <w:t>15</w:t>
             </w:r>
           </w:hyperlink>
         </w:p>
@@ -1980,36 +1738,7 @@
               <w:rPr>
                 <w:webHidden/>
               </w:rPr>
-              <w:fldChar w:fldCharType="begin"/>
-            </w:r>
-            <w:r>
-              <w:rPr>
-                <w:webHidden/>
-              </w:rPr>
-              <w:instrText xml:space="preserve"> PAGEREF _Toc211962949 \h </w:instrText>
-            </w:r>
-            <w:r>
-              <w:rPr>
-                <w:webHidden/>
-              </w:rPr>
-            </w:r>
-            <w:r>
-              <w:rPr>
-                <w:webHidden/>
-              </w:rPr>
-              <w:fldChar w:fldCharType="separate"/>
-            </w:r>
-            <w:r>
-              <w:rPr>
-                <w:webHidden/>
-              </w:rPr>
-              <w:t>14</w:t>
-            </w:r>
-            <w:r>
-              <w:rPr>
-                <w:webHidden/>
-              </w:rPr>
-              <w:fldChar w:fldCharType="end"/>
+              <w:t>16</w:t>
             </w:r>
           </w:hyperlink>
         </w:p>
@@ -2068,41 +1797,7 @@
                 <w:noProof/>
                 <w:webHidden/>
               </w:rPr>
-              <w:fldChar w:fldCharType="begin"/>
-            </w:r>
-            <w:r>
-              <w:rPr>
-                <w:noProof/>
-                <w:webHidden/>
-              </w:rPr>
-              <w:instrText xml:space="preserve"> PAGEREF _Toc211962950 \h </w:instrText>
-            </w:r>
-            <w:r>
-              <w:rPr>
-                <w:noProof/>
-                <w:webHidden/>
-              </w:rPr>
-            </w:r>
-            <w:r>
-              <w:rPr>
-                <w:noProof/>
-                <w:webHidden/>
-              </w:rPr>
-              <w:fldChar w:fldCharType="separate"/>
-            </w:r>
-            <w:r>
-              <w:rPr>
-                <w:noProof/>
-                <w:webHidden/>
-              </w:rPr>
-              <w:t>14</w:t>
-            </w:r>
-            <w:r>
-              <w:rPr>
-                <w:noProof/>
-                <w:webHidden/>
-              </w:rPr>
-              <w:fldChar w:fldCharType="end"/>
+              <w:t>16</w:t>
             </w:r>
           </w:hyperlink>
         </w:p>
@@ -2161,41 +1856,7 @@
                 <w:noProof/>
                 <w:webHidden/>
               </w:rPr>
-              <w:fldChar w:fldCharType="begin"/>
-            </w:r>
-            <w:r>
-              <w:rPr>
-                <w:noProof/>
-                <w:webHidden/>
-              </w:rPr>
-              <w:instrText xml:space="preserve"> PAGEREF _Toc211962951 \h </w:instrText>
-            </w:r>
-            <w:r>
-              <w:rPr>
-                <w:noProof/>
-                <w:webHidden/>
-              </w:rPr>
-            </w:r>
-            <w:r>
-              <w:rPr>
-                <w:noProof/>
-                <w:webHidden/>
-              </w:rPr>
-              <w:fldChar w:fldCharType="separate"/>
-            </w:r>
-            <w:r>
-              <w:rPr>
-                <w:noProof/>
-                <w:webHidden/>
-              </w:rPr>
-              <w:t>14</w:t>
-            </w:r>
-            <w:r>
-              <w:rPr>
-                <w:noProof/>
-                <w:webHidden/>
-              </w:rPr>
-              <w:fldChar w:fldCharType="end"/>
+              <w:t>17</w:t>
             </w:r>
           </w:hyperlink>
         </w:p>
@@ -2253,41 +1914,7 @@
                 <w:noProof/>
                 <w:webHidden/>
               </w:rPr>
-              <w:fldChar w:fldCharType="begin"/>
-            </w:r>
-            <w:r>
-              <w:rPr>
-                <w:noProof/>
-                <w:webHidden/>
-              </w:rPr>
-              <w:instrText xml:space="preserve"> PAGEREF _Toc211962952 \h </w:instrText>
-            </w:r>
-            <w:r>
-              <w:rPr>
-                <w:noProof/>
-                <w:webHidden/>
-              </w:rPr>
-            </w:r>
-            <w:r>
-              <w:rPr>
-                <w:noProof/>
-                <w:webHidden/>
-              </w:rPr>
-              <w:fldChar w:fldCharType="separate"/>
-            </w:r>
-            <w:r>
-              <w:rPr>
-                <w:noProof/>
-                <w:webHidden/>
-              </w:rPr>
-              <w:t>15</w:t>
-            </w:r>
-            <w:r>
-              <w:rPr>
-                <w:noProof/>
-                <w:webHidden/>
-              </w:rPr>
-              <w:fldChar w:fldCharType="end"/>
+              <w:t>17</w:t>
             </w:r>
           </w:hyperlink>
         </w:p>
@@ -2345,41 +1972,7 @@
                 <w:noProof/>
                 <w:webHidden/>
               </w:rPr>
-              <w:fldChar w:fldCharType="begin"/>
-            </w:r>
-            <w:r>
-              <w:rPr>
-                <w:noProof/>
-                <w:webHidden/>
-              </w:rPr>
-              <w:instrText xml:space="preserve"> PAGEREF _Toc211962953 \h </w:instrText>
-            </w:r>
-            <w:r>
-              <w:rPr>
-                <w:noProof/>
-                <w:webHidden/>
-              </w:rPr>
-            </w:r>
-            <w:r>
-              <w:rPr>
-                <w:noProof/>
-                <w:webHidden/>
-              </w:rPr>
-              <w:fldChar w:fldCharType="separate"/>
-            </w:r>
-            <w:r>
-              <w:rPr>
-                <w:noProof/>
-                <w:webHidden/>
-              </w:rPr>
-              <w:t>15</w:t>
-            </w:r>
-            <w:r>
-              <w:rPr>
-                <w:noProof/>
-                <w:webHidden/>
-              </w:rPr>
-              <w:fldChar w:fldCharType="end"/>
+              <w:t>17</w:t>
             </w:r>
           </w:hyperlink>
         </w:p>
@@ -2437,41 +2030,7 @@
                 <w:noProof/>
                 <w:webHidden/>
               </w:rPr>
-              <w:fldChar w:fldCharType="begin"/>
-            </w:r>
-            <w:r>
-              <w:rPr>
-                <w:noProof/>
-                <w:webHidden/>
-              </w:rPr>
-              <w:instrText xml:space="preserve"> PAGEREF _Toc211962954 \h </w:instrText>
-            </w:r>
-            <w:r>
-              <w:rPr>
-                <w:noProof/>
-                <w:webHidden/>
-              </w:rPr>
-            </w:r>
-            <w:r>
-              <w:rPr>
-                <w:noProof/>
-                <w:webHidden/>
-              </w:rPr>
-              <w:fldChar w:fldCharType="separate"/>
-            </w:r>
-            <w:r>
-              <w:rPr>
-                <w:noProof/>
-                <w:webHidden/>
-              </w:rPr>
-              <w:t>15</w:t>
-            </w:r>
-            <w:r>
-              <w:rPr>
-                <w:noProof/>
-                <w:webHidden/>
-              </w:rPr>
-              <w:fldChar w:fldCharType="end"/>
+              <w:t>17</w:t>
             </w:r>
           </w:hyperlink>
         </w:p>
@@ -2494,14 +2053,6 @@
     </w:sdt>
     <w:p>
       <w:pPr>
-        <w:pStyle w:val="TOC1"/>
-      </w:pPr>
-      <w:r>
-        <w:br w:type="page"/>
-      </w:r>
-    </w:p>
-    <w:p>
-      <w:pPr>
         <w:pStyle w:val="Heading1"/>
       </w:pPr>
       <w:bookmarkStart w:id="4" w:name="_Toc211962927"/>
@@ -2524,7 +2075,15 @@
         <w:t xml:space="preserve">information about </w:t>
       </w:r>
       <w:r>
-        <w:t>ASPEED and Nuvoton EVB board details</w:t>
+        <w:t xml:space="preserve">ASPEED and </w:t>
+      </w:r>
+      <w:proofErr w:type="spellStart"/>
+      <w:r>
+        <w:t>Nuvoton</w:t>
+      </w:r>
+      <w:proofErr w:type="spellEnd"/>
+      <w:r>
+        <w:t xml:space="preserve"> EVB board details</w:t>
       </w:r>
       <w:r>
         <w:t xml:space="preserve">, </w:t>
@@ -2541,8 +2100,13 @@
       <w:r>
         <w:t xml:space="preserve">using </w:t>
       </w:r>
-      <w:r>
-        <w:t>MegaRAC Community Edition</w:t>
+      <w:proofErr w:type="spellStart"/>
+      <w:r>
+        <w:t>MegaRAC</w:t>
+      </w:r>
+      <w:proofErr w:type="spellEnd"/>
+      <w:r>
+        <w:t xml:space="preserve"> Community Edition</w:t>
       </w:r>
       <w:r>
         <w:t xml:space="preserve">™ </w:t>
@@ -2559,13 +2123,37 @@
     </w:p>
     <w:p>
       <w:r>
-        <w:t xml:space="preserve">CE is our production-ready, opensource-based BMC remote management solution developed on core technology from the Linux Foundation OpenBMC project. The solution integrates state-of-the-art technologies across multiple platforms and system-on-chip (SoC) processors, enabling it to be implemented on a wide range of industry use cases. And can be enhanced with proprietary AMI IP Expansion Packs (EPs) </w:t>
+        <w:t xml:space="preserve">CE is our production-ready, </w:t>
+      </w:r>
+      <w:proofErr w:type="gramStart"/>
+      <w:r>
+        <w:t>opensource</w:t>
+      </w:r>
+      <w:proofErr w:type="gramEnd"/>
+      <w:r>
+        <w:t xml:space="preserve">-based BMC remote management solution developed on core technology from the Linux Foundation </w:t>
+      </w:r>
+      <w:proofErr w:type="spellStart"/>
+      <w:r>
+        <w:t>OpenBMC</w:t>
+      </w:r>
+      <w:proofErr w:type="spellEnd"/>
+      <w:r>
+        <w:t xml:space="preserve"> project. The solution integrates state-of-the-art technologies across multiple platforms and system-on-chip (SoC) processors, enabling it to be implemented on a wide range of industry use cases. And can be enhanced with proprietary AMI IP Expansion Packs (EPs) </w:t>
       </w:r>
       <w:r>
         <w:t xml:space="preserve">and Silicon packs </w:t>
       </w:r>
       <w:r>
-        <w:t>based on the proven MegaRAC firmware stack, trusted for years by leading OEMs and ODMs for its robust, secure remote server management.</w:t>
+        <w:t xml:space="preserve">based on the proven </w:t>
+      </w:r>
+      <w:proofErr w:type="spellStart"/>
+      <w:r>
+        <w:t>MegaRAC</w:t>
+      </w:r>
+      <w:proofErr w:type="spellEnd"/>
+      <w:r>
+        <w:t xml:space="preserve"> firmware stack, trusted for years by leading OEMs and ODMs for its robust, secure remote server management.</w:t>
       </w:r>
       <w:r>
         <w:t xml:space="preserve"> </w:t>
@@ -2592,10 +2180,28 @@
         <w:pStyle w:val="Heading1"/>
       </w:pPr>
       <w:bookmarkStart w:id="5" w:name="_Toc211962928"/>
-      <w:r>
-        <w:t>Megarac Community Edition vs Megarac OneTree</w:t>
+      <w:proofErr w:type="spellStart"/>
+      <w:r>
+        <w:t>Megarac</w:t>
+      </w:r>
+      <w:proofErr w:type="spellEnd"/>
+      <w:r>
+        <w:t xml:space="preserve"> Community Edition vs </w:t>
+      </w:r>
+      <w:proofErr w:type="spellStart"/>
+      <w:r>
+        <w:t>Megarac</w:t>
+      </w:r>
+      <w:proofErr w:type="spellEnd"/>
+      <w:r>
+        <w:t xml:space="preserve"> </w:t>
+      </w:r>
+      <w:proofErr w:type="spellStart"/>
+      <w:r>
+        <w:t>OneTree</w:t>
       </w:r>
       <w:bookmarkEnd w:id="5"/>
+      <w:proofErr w:type="spellEnd"/>
     </w:p>
     <w:p>
       <w:pPr>
@@ -2605,13 +2211,31 @@
         </w:numPr>
       </w:pPr>
       <w:bookmarkStart w:id="6" w:name="_Hlk211936986"/>
+      <w:proofErr w:type="spellStart"/>
       <w:r>
         <w:rPr>
           <w:b/>
           <w:bCs/>
         </w:rPr>
-        <w:t>Megarac OneTree</w:t>
-      </w:r>
+        <w:t>Megarac</w:t>
+      </w:r>
+      <w:proofErr w:type="spellEnd"/>
+      <w:r>
+        <w:rPr>
+          <w:b/>
+          <w:bCs/>
+        </w:rPr>
+        <w:t xml:space="preserve"> </w:t>
+      </w:r>
+      <w:proofErr w:type="spellStart"/>
+      <w:r>
+        <w:rPr>
+          <w:b/>
+          <w:bCs/>
+        </w:rPr>
+        <w:t>OneTree</w:t>
+      </w:r>
+      <w:proofErr w:type="spellEnd"/>
       <w:r>
         <w:t>: Includes a complete upgrade to ASPEED SDK v</w:t>
       </w:r>
@@ -2626,15 +2250,40 @@
           <w:numId w:val="39"/>
         </w:numPr>
       </w:pPr>
+      <w:proofErr w:type="spellStart"/>
       <w:r>
         <w:rPr>
           <w:b/>
           <w:bCs/>
         </w:rPr>
-        <w:t>Megarac Community Edition</w:t>
-      </w:r>
-      <w:r>
-        <w:t>: Based on Megarac OneTree, but with limited features. It does not support the Enterprise Pack (EP) or Silicon Pack (Si).</w:t>
+        <w:t>Megarac</w:t>
+      </w:r>
+      <w:proofErr w:type="spellEnd"/>
+      <w:r>
+        <w:rPr>
+          <w:b/>
+          <w:bCs/>
+        </w:rPr>
+        <w:t xml:space="preserve"> Community Edition</w:t>
+      </w:r>
+      <w:r>
+        <w:t xml:space="preserve">: Based on </w:t>
+      </w:r>
+      <w:proofErr w:type="spellStart"/>
+      <w:r>
+        <w:t>Megarac</w:t>
+      </w:r>
+      <w:proofErr w:type="spellEnd"/>
+      <w:r>
+        <w:t xml:space="preserve"> </w:t>
+      </w:r>
+      <w:proofErr w:type="spellStart"/>
+      <w:r>
+        <w:t>OneTree</w:t>
+      </w:r>
+      <w:proofErr w:type="spellEnd"/>
+      <w:r>
+        <w:t>, but with limited features. It does not support the Enterprise Pack (EP) or Silicon Pack (Si).</w:t>
       </w:r>
     </w:p>
     <w:tbl>
@@ -2698,12 +2347,21 @@
             <w:hideMark/>
           </w:tcPr>
           <w:p>
+            <w:proofErr w:type="spellStart"/>
             <w:r>
               <w:rPr>
                 <w:b/>
                 <w:bCs/>
               </w:rPr>
-              <w:t>Megarac Community Edition</w:t>
+              <w:t>Megarac</w:t>
+            </w:r>
+            <w:proofErr w:type="spellEnd"/>
+            <w:r>
+              <w:rPr>
+                <w:b/>
+                <w:bCs/>
+              </w:rPr>
+              <w:t xml:space="preserve"> Community Edition</w:t>
             </w:r>
           </w:p>
         </w:tc>
@@ -2725,13 +2383,31 @@
             <w:hideMark/>
           </w:tcPr>
           <w:p>
+            <w:proofErr w:type="spellStart"/>
             <w:r>
               <w:rPr>
                 <w:b/>
                 <w:bCs/>
               </w:rPr>
-              <w:t>Megarac OneTree</w:t>
-            </w:r>
+              <w:t>Megarac</w:t>
+            </w:r>
+            <w:proofErr w:type="spellEnd"/>
+            <w:r>
+              <w:rPr>
+                <w:b/>
+                <w:bCs/>
+              </w:rPr>
+              <w:t xml:space="preserve"> </w:t>
+            </w:r>
+            <w:proofErr w:type="spellStart"/>
+            <w:r>
+              <w:rPr>
+                <w:b/>
+                <w:bCs/>
+              </w:rPr>
+              <w:t>OneTree</w:t>
+            </w:r>
+            <w:proofErr w:type="spellEnd"/>
           </w:p>
         </w:tc>
       </w:tr>
@@ -4171,7 +3847,39 @@
           <w:rFonts w:cs="Arial"/>
           <w:kern w:val="32"/>
         </w:rPr>
-        <w:t xml:space="preserve">AMI support CRB’s across various silicon providers, to get list of supported CRBs on MegaRAC OneTree, contact </w:t>
+        <w:t xml:space="preserve">AMI support CRB’s across various silicon providers, to get list of supported CRBs on </w:t>
+      </w:r>
+      <w:proofErr w:type="spellStart"/>
+      <w:r>
+        <w:rPr>
+          <w:rFonts w:cs="Arial"/>
+          <w:kern w:val="32"/>
+        </w:rPr>
+        <w:t>MegaRAC</w:t>
+      </w:r>
+      <w:proofErr w:type="spellEnd"/>
+      <w:r>
+        <w:rPr>
+          <w:rFonts w:cs="Arial"/>
+          <w:kern w:val="32"/>
+        </w:rPr>
+        <w:t xml:space="preserve"> </w:t>
+      </w:r>
+      <w:proofErr w:type="spellStart"/>
+      <w:r>
+        <w:rPr>
+          <w:rFonts w:cs="Arial"/>
+          <w:kern w:val="32"/>
+        </w:rPr>
+        <w:t>OneTree</w:t>
+      </w:r>
+      <w:proofErr w:type="spellEnd"/>
+      <w:r>
+        <w:rPr>
+          <w:rFonts w:cs="Arial"/>
+          <w:kern w:val="32"/>
+        </w:rPr>
+        <w:t xml:space="preserve">, contact </w:t>
       </w:r>
       <w:hyperlink r:id="rId12" w:history="1">
         <w:r>
@@ -4200,7 +3908,39 @@
           <w:rFonts w:cs="Arial"/>
           <w:kern w:val="32"/>
         </w:rPr>
-        <w:t xml:space="preserve">AMI provides Expansion Packs to manage the various controllers on the host, like RAID, NIC etc. To get the list of available Expansion Packs on MegaRAC OneTree, contact </w:t>
+        <w:t xml:space="preserve">AMI provides Expansion Packs to manage the various controllers on the host, like RAID, NIC etc. To get the list of available Expansion Packs on </w:t>
+      </w:r>
+      <w:proofErr w:type="spellStart"/>
+      <w:r>
+        <w:rPr>
+          <w:rFonts w:cs="Arial"/>
+          <w:kern w:val="32"/>
+        </w:rPr>
+        <w:t>MegaRAC</w:t>
+      </w:r>
+      <w:proofErr w:type="spellEnd"/>
+      <w:r>
+        <w:rPr>
+          <w:rFonts w:cs="Arial"/>
+          <w:kern w:val="32"/>
+        </w:rPr>
+        <w:t xml:space="preserve"> </w:t>
+      </w:r>
+      <w:proofErr w:type="spellStart"/>
+      <w:r>
+        <w:rPr>
+          <w:rFonts w:cs="Arial"/>
+          <w:kern w:val="32"/>
+        </w:rPr>
+        <w:t>OneTree</w:t>
+      </w:r>
+      <w:proofErr w:type="spellEnd"/>
+      <w:r>
+        <w:rPr>
+          <w:rFonts w:cs="Arial"/>
+          <w:kern w:val="32"/>
+        </w:rPr>
+        <w:t xml:space="preserve">, contact </w:t>
       </w:r>
       <w:hyperlink r:id="rId13" w:history="1">
         <w:r>
@@ -4240,7 +3980,25 @@
           <w:sz w:val="22"/>
           <w:szCs w:val="22"/>
         </w:rPr>
-        <w:t xml:space="preserve"> indicates that the feature is supported, but it receives updates approximately every six months in line with the MegaRAC Community Edition release cycle from AMI.</w:t>
+        <w:t xml:space="preserve"> indicates that the feature is supported, but it receives updates approximately every six months in line with the </w:t>
+      </w:r>
+      <w:proofErr w:type="spellStart"/>
+      <w:r>
+        <w:rPr>
+          <w:rFonts w:cs="Calibri"/>
+          <w:sz w:val="22"/>
+          <w:szCs w:val="22"/>
+        </w:rPr>
+        <w:t>MegaRAC</w:t>
+      </w:r>
+      <w:proofErr w:type="spellEnd"/>
+      <w:r>
+        <w:rPr>
+          <w:rFonts w:cs="Calibri"/>
+          <w:sz w:val="22"/>
+          <w:szCs w:val="22"/>
+        </w:rPr>
+        <w:t xml:space="preserve"> Community Edition release cycle from AMI.</w:t>
       </w:r>
     </w:p>
     <w:p>
@@ -4318,8 +4076,13 @@
       <w:r>
         <w:t xml:space="preserve">The </w:t>
       </w:r>
-      <w:r>
-        <w:t xml:space="preserve">OpenBMC </w:t>
+      <w:proofErr w:type="spellStart"/>
+      <w:r>
+        <w:t>OpenBMC</w:t>
+      </w:r>
+      <w:proofErr w:type="spellEnd"/>
+      <w:r>
+        <w:t xml:space="preserve"> </w:t>
       </w:r>
       <w:r>
         <w:t>Linux Foundation (LF)</w:t>
@@ -4385,12 +4148,56 @@
         </w:rPr>
         <w:t xml:space="preserve">$ </w:t>
       </w:r>
+      <w:proofErr w:type="spellStart"/>
       <w:r>
         <w:rPr>
           <w:color w:val="000000" w:themeColor="text1"/>
         </w:rPr>
-        <w:t>sudo apt-get install -y git build-essential libsdl1.2-dev texinfo gawk chrpath diffstat</w:t>
-      </w:r>
+        <w:t>sudo</w:t>
+      </w:r>
+      <w:proofErr w:type="spellEnd"/>
+      <w:r>
+        <w:rPr>
+          <w:color w:val="000000" w:themeColor="text1"/>
+        </w:rPr>
+        <w:t xml:space="preserve"> apt-get install -y git build-essential libsdl1.2-dev </w:t>
+      </w:r>
+      <w:proofErr w:type="spellStart"/>
+      <w:r>
+        <w:rPr>
+          <w:color w:val="000000" w:themeColor="text1"/>
+        </w:rPr>
+        <w:t>texinfo</w:t>
+      </w:r>
+      <w:proofErr w:type="spellEnd"/>
+      <w:r>
+        <w:rPr>
+          <w:color w:val="000000" w:themeColor="text1"/>
+        </w:rPr>
+        <w:t xml:space="preserve"> gawk </w:t>
+      </w:r>
+      <w:proofErr w:type="spellStart"/>
+      <w:r>
+        <w:rPr>
+          <w:color w:val="000000" w:themeColor="text1"/>
+        </w:rPr>
+        <w:t>chrpath</w:t>
+      </w:r>
+      <w:proofErr w:type="spellEnd"/>
+      <w:r>
+        <w:rPr>
+          <w:color w:val="000000" w:themeColor="text1"/>
+        </w:rPr>
+        <w:t xml:space="preserve"> </w:t>
+      </w:r>
+      <w:proofErr w:type="spellStart"/>
+      <w:r>
+        <w:rPr>
+          <w:color w:val="000000" w:themeColor="text1"/>
+        </w:rPr>
+        <w:t>diffstat</w:t>
+      </w:r>
+      <w:proofErr w:type="spellEnd"/>
     </w:p>
     <w:p>
       <w:pPr>
@@ -4429,11 +4236,19 @@
           <w:color w:val="000000" w:themeColor="text1"/>
         </w:rPr>
       </w:pPr>
+      <w:proofErr w:type="spellStart"/>
       <w:r>
         <w:rPr>
           <w:color w:val="000000" w:themeColor="text1"/>
         </w:rPr>
-        <w:t>sudo apt-get install python</w:t>
+        <w:t>sudo</w:t>
+      </w:r>
+      <w:proofErr w:type="spellEnd"/>
+      <w:r>
+        <w:rPr>
+          <w:color w:val="000000" w:themeColor="text1"/>
+        </w:rPr>
+        <w:t xml:space="preserve"> apt-get install python</w:t>
       </w:r>
     </w:p>
     <w:p>
@@ -4445,11 +4260,19 @@
           <w:color w:val="000000" w:themeColor="text1"/>
         </w:rPr>
       </w:pPr>
+      <w:proofErr w:type="spellStart"/>
       <w:r>
         <w:rPr>
           <w:color w:val="000000" w:themeColor="text1"/>
         </w:rPr>
-        <w:t>sudo apt-get install python-pip</w:t>
+        <w:t>sudo</w:t>
+      </w:r>
+      <w:proofErr w:type="spellEnd"/>
+      <w:r>
+        <w:rPr>
+          <w:color w:val="000000" w:themeColor="text1"/>
+        </w:rPr>
+        <w:t xml:space="preserve"> apt-get install python-pip</w:t>
       </w:r>
     </w:p>
     <w:p>
@@ -4471,7 +4294,25 @@
           <w:lang w:eastAsia="zh-TW"/>
         </w:rPr>
         <w:lastRenderedPageBreak/>
-        <w:t>Install git python and yaml parser</w:t>
+        <w:t xml:space="preserve">Install git python and </w:t>
+      </w:r>
+      <w:proofErr w:type="spellStart"/>
+      <w:r>
+        <w:rPr>
+          <w:rFonts w:hint="eastAsia"/>
+          <w:color w:val="000000" w:themeColor="text1"/>
+          <w:lang w:eastAsia="zh-TW"/>
+        </w:rPr>
+        <w:t>yaml</w:t>
+      </w:r>
+      <w:proofErr w:type="spellEnd"/>
+      <w:r>
+        <w:rPr>
+          <w:rFonts w:hint="eastAsia"/>
+          <w:color w:val="000000" w:themeColor="text1"/>
+          <w:lang w:eastAsia="zh-TW"/>
+        </w:rPr>
+        <w:t xml:space="preserve"> parser</w:t>
       </w:r>
     </w:p>
     <w:p>
@@ -4490,8 +4331,36 @@
           <w:color w:val="000000" w:themeColor="text1"/>
           <w:lang w:eastAsia="zh-TW"/>
         </w:rPr>
-        <w:t>$ sudo pip install gitpython</w:t>
-      </w:r>
+        <w:t xml:space="preserve">$ </w:t>
+      </w:r>
+      <w:proofErr w:type="spellStart"/>
+      <w:r>
+        <w:rPr>
+          <w:rFonts w:hint="eastAsia"/>
+          <w:color w:val="000000" w:themeColor="text1"/>
+          <w:lang w:eastAsia="zh-TW"/>
+        </w:rPr>
+        <w:t>sudo</w:t>
+      </w:r>
+      <w:proofErr w:type="spellEnd"/>
+      <w:r>
+        <w:rPr>
+          <w:rFonts w:hint="eastAsia"/>
+          <w:color w:val="000000" w:themeColor="text1"/>
+          <w:lang w:eastAsia="zh-TW"/>
+        </w:rPr>
+        <w:t xml:space="preserve"> pip install </w:t>
+      </w:r>
+      <w:proofErr w:type="spellStart"/>
+      <w:r>
+        <w:rPr>
+          <w:rFonts w:hint="eastAsia"/>
+          <w:color w:val="000000" w:themeColor="text1"/>
+          <w:lang w:eastAsia="zh-TW"/>
+        </w:rPr>
+        <w:t>gitpython</w:t>
+      </w:r>
+      <w:proofErr w:type="spellEnd"/>
     </w:p>
     <w:p>
       <w:pPr>
@@ -4508,8 +4377,36 @@
           <w:color w:val="000000" w:themeColor="text1"/>
           <w:lang w:eastAsia="zh-TW"/>
         </w:rPr>
-        <w:t>$ sudo pip install pyyaml</w:t>
-      </w:r>
+        <w:t xml:space="preserve">$ </w:t>
+      </w:r>
+      <w:proofErr w:type="spellStart"/>
+      <w:r>
+        <w:rPr>
+          <w:rFonts w:hint="eastAsia"/>
+          <w:color w:val="000000" w:themeColor="text1"/>
+          <w:lang w:eastAsia="zh-TW"/>
+        </w:rPr>
+        <w:t>sudo</w:t>
+      </w:r>
+      <w:proofErr w:type="spellEnd"/>
+      <w:r>
+        <w:rPr>
+          <w:rFonts w:hint="eastAsia"/>
+          <w:color w:val="000000" w:themeColor="text1"/>
+          <w:lang w:eastAsia="zh-TW"/>
+        </w:rPr>
+        <w:t xml:space="preserve"> pip install </w:t>
+      </w:r>
+      <w:proofErr w:type="spellStart"/>
+      <w:r>
+        <w:rPr>
+          <w:rFonts w:hint="eastAsia"/>
+          <w:color w:val="000000" w:themeColor="text1"/>
+          <w:lang w:eastAsia="zh-TW"/>
+        </w:rPr>
+        <w:t>pyyaml</w:t>
+      </w:r>
+      <w:proofErr w:type="spellEnd"/>
     </w:p>
     <w:p>
       <w:pPr>
@@ -4584,8 +4481,36 @@
           <w:rFonts w:cstheme="minorBidi"/>
           <w:color w:val="000000" w:themeColor="text1"/>
         </w:rPr>
-        <w:t>https://github.com/ocp-hm-openbmc-opf-ami/openbmc openbmc; cd openbmc</w:t>
-      </w:r>
+        <w:t xml:space="preserve">https://github.com/ocp-hm-openbmc-opf-ami/openbmc </w:t>
+      </w:r>
+      <w:proofErr w:type="spellStart"/>
+      <w:r>
+        <w:rPr>
+          <w:rStyle w:val="Hyperlink"/>
+          <w:rFonts w:cstheme="minorBidi"/>
+          <w:color w:val="000000" w:themeColor="text1"/>
+        </w:rPr>
+        <w:t>openbmc</w:t>
+      </w:r>
+      <w:proofErr w:type="spellEnd"/>
+      <w:r>
+        <w:rPr>
+          <w:rStyle w:val="Hyperlink"/>
+          <w:rFonts w:cstheme="minorBidi"/>
+          <w:color w:val="000000" w:themeColor="text1"/>
+        </w:rPr>
+        <w:t xml:space="preserve">; cd </w:t>
+      </w:r>
+      <w:proofErr w:type="spellStart"/>
+      <w:r>
+        <w:rPr>
+          <w:rStyle w:val="Hyperlink"/>
+          <w:rFonts w:cstheme="minorBidi"/>
+          <w:color w:val="000000" w:themeColor="text1"/>
+        </w:rPr>
+        <w:t>openbmc</w:t>
+      </w:r>
+      <w:proofErr w:type="spellEnd"/>
     </w:p>
     <w:p>
       <w:pPr>
@@ -4736,7 +4661,43 @@
           <w:rFonts w:cstheme="minorBidi"/>
           <w:color w:val="000000" w:themeColor="text1"/>
         </w:rPr>
-        <w:t>TEMPLATECONF=meta-ami/meta-evb/meta-evb-aspeed/meta-evb-ast2600/conf/templates/default . openbmc-env</w:t>
+        <w:t>TEMPLATECONF=meta-ami/meta-evb/meta-evb-aspeed/meta-evb-ast2600/conf/templates/</w:t>
+      </w:r>
+      <w:proofErr w:type="gramStart"/>
+      <w:r>
+        <w:rPr>
+          <w:rStyle w:val="Hyperlink"/>
+          <w:rFonts w:cstheme="minorBidi"/>
+          <w:color w:val="000000" w:themeColor="text1"/>
+        </w:rPr>
+        <w:t>default .</w:t>
+      </w:r>
+      <w:proofErr w:type="gramEnd"/>
+      <w:r>
+        <w:rPr>
+          <w:rStyle w:val="Hyperlink"/>
+          <w:rFonts w:cstheme="minorBidi"/>
+          <w:color w:val="000000" w:themeColor="text1"/>
+        </w:rPr>
+        <w:t xml:space="preserve"> </w:t>
+      </w:r>
+      <w:proofErr w:type="spellStart"/>
+      <w:r>
+        <w:rPr>
+          <w:rStyle w:val="Hyperlink"/>
+          <w:rFonts w:cstheme="minorBidi"/>
+          <w:color w:val="000000" w:themeColor="text1"/>
+        </w:rPr>
+        <w:t>openbmc</w:t>
+      </w:r>
+      <w:proofErr w:type="spellEnd"/>
+      <w:r>
+        <w:rPr>
+          <w:rStyle w:val="Hyperlink"/>
+          <w:rFonts w:cstheme="minorBidi"/>
+          <w:color w:val="000000" w:themeColor="text1"/>
+        </w:rPr>
+        <w:t>-env</w:t>
       </w:r>
     </w:p>
     <w:p>
@@ -4747,51 +4708,34 @@
           <w:numId w:val="26"/>
         </w:numPr>
       </w:pPr>
+      <w:proofErr w:type="spellStart"/>
       <w:r>
         <w:rPr>
           <w:rFonts w:cstheme="minorBidi"/>
         </w:rPr>
-        <w:t>bitbake obmc-phosphor-image</w:t>
-      </w:r>
-    </w:p>
-    <w:p>
-      <w:pPr>
-        <w:pStyle w:val="ListNumber3"/>
-        <w:numPr>
-          <w:ilvl w:val="0"/>
-          <w:numId w:val="0"/>
-        </w:numPr>
-        <w:ind w:left="1080" w:hanging="360"/>
+        <w:t>bitbake</w:t>
+      </w:r>
+      <w:proofErr w:type="spellEnd"/>
+      <w:r>
         <w:rPr>
           <w:rFonts w:cstheme="minorBidi"/>
         </w:rPr>
-      </w:pPr>
-    </w:p>
-    <w:p>
-      <w:pPr>
-        <w:pStyle w:val="ListNumber3"/>
-        <w:numPr>
-          <w:ilvl w:val="0"/>
-          <w:numId w:val="0"/>
-        </w:numPr>
-        <w:ind w:left="1080" w:hanging="360"/>
+        <w:t xml:space="preserve"> </w:t>
+      </w:r>
+      <w:proofErr w:type="spellStart"/>
+      <w:r>
         <w:rPr>
           <w:rFonts w:cstheme="minorBidi"/>
         </w:rPr>
-      </w:pPr>
-    </w:p>
-    <w:p>
-      <w:pPr>
-        <w:pStyle w:val="ListNumber3"/>
-        <w:numPr>
-          <w:ilvl w:val="0"/>
-          <w:numId w:val="0"/>
-        </w:numPr>
-        <w:ind w:left="1080" w:hanging="360"/>
+        <w:t>obmc</w:t>
+      </w:r>
+      <w:proofErr w:type="spellEnd"/>
+      <w:r>
         <w:rPr>
           <w:rFonts w:cstheme="minorBidi"/>
         </w:rPr>
-      </w:pPr>
+        <w:t>-phosphor-image</w:t>
+      </w:r>
     </w:p>
     <w:p>
       <w:pPr>
@@ -4854,8 +4798,36 @@
           <w:rFonts w:cstheme="minorBidi"/>
           <w:color w:val="000000" w:themeColor="text1"/>
         </w:rPr>
-        <w:t>https://github.com/ocp-hm-openbmc-opf-ami/openbmc openbmc; cd openbmc</w:t>
-      </w:r>
+        <w:t xml:space="preserve">https://github.com/ocp-hm-openbmc-opf-ami/openbmc </w:t>
+      </w:r>
+      <w:proofErr w:type="spellStart"/>
+      <w:r>
+        <w:rPr>
+          <w:rStyle w:val="Hyperlink"/>
+          <w:rFonts w:cstheme="minorBidi"/>
+          <w:color w:val="000000" w:themeColor="text1"/>
+        </w:rPr>
+        <w:t>openbmc</w:t>
+      </w:r>
+      <w:proofErr w:type="spellEnd"/>
+      <w:r>
+        <w:rPr>
+          <w:rStyle w:val="Hyperlink"/>
+          <w:rFonts w:cstheme="minorBidi"/>
+          <w:color w:val="000000" w:themeColor="text1"/>
+        </w:rPr>
+        <w:t xml:space="preserve">; cd </w:t>
+      </w:r>
+      <w:proofErr w:type="spellStart"/>
+      <w:r>
+        <w:rPr>
+          <w:rStyle w:val="Hyperlink"/>
+          <w:rFonts w:cstheme="minorBidi"/>
+          <w:color w:val="000000" w:themeColor="text1"/>
+        </w:rPr>
+        <w:t>openbmc</w:t>
+      </w:r>
+      <w:proofErr w:type="spellEnd"/>
     </w:p>
     <w:p>
       <w:pPr>
@@ -5006,7 +4978,43 @@
           <w:color w:val="000000" w:themeColor="text1"/>
           <w:u w:val="single"/>
         </w:rPr>
-        <w:t>TEMPLATECONF=meta-ami/meta-evb/meta-evb-aspeed/meta-evb-ast2700/meta-ast2700/conf/templates/default . openbmc-env </w:t>
+        <w:t>TEMPLATECONF=meta-ami/meta-evb/meta-evb-aspeed/meta-evb-ast2700/meta-ast2700/conf/templates/</w:t>
+      </w:r>
+      <w:proofErr w:type="gramStart"/>
+      <w:r>
+        <w:rPr>
+          <w:rFonts w:cstheme="minorBidi"/>
+          <w:color w:val="000000" w:themeColor="text1"/>
+          <w:u w:val="single"/>
+        </w:rPr>
+        <w:t>default .</w:t>
+      </w:r>
+      <w:proofErr w:type="gramEnd"/>
+      <w:r>
+        <w:rPr>
+          <w:rFonts w:cstheme="minorBidi"/>
+          <w:color w:val="000000" w:themeColor="text1"/>
+          <w:u w:val="single"/>
+        </w:rPr>
+        <w:t xml:space="preserve"> </w:t>
+      </w:r>
+      <w:proofErr w:type="spellStart"/>
+      <w:r>
+        <w:rPr>
+          <w:rFonts w:cstheme="minorBidi"/>
+          <w:color w:val="000000" w:themeColor="text1"/>
+          <w:u w:val="single"/>
+        </w:rPr>
+        <w:t>openbmc</w:t>
+      </w:r>
+      <w:proofErr w:type="spellEnd"/>
+      <w:r>
+        <w:rPr>
+          <w:rFonts w:cstheme="minorBidi"/>
+          <w:color w:val="000000" w:themeColor="text1"/>
+          <w:u w:val="single"/>
+        </w:rPr>
+        <w:t>-env </w:t>
       </w:r>
     </w:p>
     <w:p>
@@ -5017,11 +5025,33 @@
           <w:numId w:val="26"/>
         </w:numPr>
       </w:pPr>
+      <w:proofErr w:type="spellStart"/>
       <w:r>
         <w:rPr>
           <w:rFonts w:cstheme="minorBidi"/>
         </w:rPr>
-        <w:t>bitbake obmc-phosphor-image</w:t>
+        <w:t>bitbake</w:t>
+      </w:r>
+      <w:proofErr w:type="spellEnd"/>
+      <w:r>
+        <w:rPr>
+          <w:rFonts w:cstheme="minorBidi"/>
+        </w:rPr>
+        <w:t xml:space="preserve"> </w:t>
+      </w:r>
+      <w:proofErr w:type="spellStart"/>
+      <w:r>
+        <w:rPr>
+          <w:rFonts w:cstheme="minorBidi"/>
+        </w:rPr>
+        <w:t>obmc</w:t>
+      </w:r>
+      <w:proofErr w:type="spellEnd"/>
+      <w:r>
+        <w:rPr>
+          <w:rFonts w:cstheme="minorBidi"/>
+        </w:rPr>
+        <w:t>-phosphor-image</w:t>
       </w:r>
     </w:p>
     <w:p>
@@ -5035,8 +5065,13 @@
       </w:pPr>
       <w:bookmarkStart w:id="14" w:name="_Toc211962933"/>
       <w:bookmarkEnd w:id="11"/>
-      <w:r>
-        <w:t xml:space="preserve">Nuvoton </w:t>
+      <w:proofErr w:type="spellStart"/>
+      <w:r>
+        <w:t>Nuvoton</w:t>
+      </w:r>
+      <w:proofErr w:type="spellEnd"/>
+      <w:r>
+        <w:t xml:space="preserve"> </w:t>
       </w:r>
       <w:r>
         <w:rPr>
@@ -5098,8 +5133,36 @@
           <w:rFonts w:cstheme="minorBidi"/>
           <w:color w:val="000000" w:themeColor="text1"/>
         </w:rPr>
-        <w:t>https://github.com/ocp-hm-openbmc-opf-ami/openbmc openbmc; cd openbmc</w:t>
-      </w:r>
+        <w:t xml:space="preserve">https://github.com/ocp-hm-openbmc-opf-ami/openbmc </w:t>
+      </w:r>
+      <w:proofErr w:type="spellStart"/>
+      <w:r>
+        <w:rPr>
+          <w:rStyle w:val="Hyperlink"/>
+          <w:rFonts w:cstheme="minorBidi"/>
+          <w:color w:val="000000" w:themeColor="text1"/>
+        </w:rPr>
+        <w:t>openbmc</w:t>
+      </w:r>
+      <w:proofErr w:type="spellEnd"/>
+      <w:r>
+        <w:rPr>
+          <w:rStyle w:val="Hyperlink"/>
+          <w:rFonts w:cstheme="minorBidi"/>
+          <w:color w:val="000000" w:themeColor="text1"/>
+        </w:rPr>
+        <w:t xml:space="preserve">; cd </w:t>
+      </w:r>
+      <w:proofErr w:type="spellStart"/>
+      <w:r>
+        <w:rPr>
+          <w:rStyle w:val="Hyperlink"/>
+          <w:rFonts w:cstheme="minorBidi"/>
+          <w:color w:val="000000" w:themeColor="text1"/>
+        </w:rPr>
+        <w:t>openbmc</w:t>
+      </w:r>
+      <w:proofErr w:type="spellEnd"/>
     </w:p>
     <w:p>
       <w:pPr>
@@ -5252,7 +5315,43 @@
           <w:rFonts w:cstheme="minorBidi"/>
           <w:color w:val="000000" w:themeColor="text1"/>
         </w:rPr>
-        <w:t>TEMPLATECONF=meta-ami/meta-evb/meta-evb-nuvoton/meta-evb-npcm845/conf/templates/default . openbmc-env</w:t>
+        <w:t>TEMPLATECONF=meta-ami/meta-evb/meta-evb-nuvoton/meta-evb-npcm845/conf/templates/</w:t>
+      </w:r>
+      <w:proofErr w:type="gramStart"/>
+      <w:r>
+        <w:rPr>
+          <w:rStyle w:val="Hyperlink"/>
+          <w:rFonts w:cstheme="minorBidi"/>
+          <w:color w:val="000000" w:themeColor="text1"/>
+        </w:rPr>
+        <w:t>default .</w:t>
+      </w:r>
+      <w:proofErr w:type="gramEnd"/>
+      <w:r>
+        <w:rPr>
+          <w:rStyle w:val="Hyperlink"/>
+          <w:rFonts w:cstheme="minorBidi"/>
+          <w:color w:val="000000" w:themeColor="text1"/>
+        </w:rPr>
+        <w:t xml:space="preserve"> </w:t>
+      </w:r>
+      <w:proofErr w:type="spellStart"/>
+      <w:r>
+        <w:rPr>
+          <w:rStyle w:val="Hyperlink"/>
+          <w:rFonts w:cstheme="minorBidi"/>
+          <w:color w:val="000000" w:themeColor="text1"/>
+        </w:rPr>
+        <w:t>openbmc</w:t>
+      </w:r>
+      <w:proofErr w:type="spellEnd"/>
+      <w:r>
+        <w:rPr>
+          <w:rStyle w:val="Hyperlink"/>
+          <w:rFonts w:cstheme="minorBidi"/>
+          <w:color w:val="000000" w:themeColor="text1"/>
+        </w:rPr>
+        <w:t>-env</w:t>
       </w:r>
     </w:p>
     <w:p>
@@ -5267,23 +5366,348 @@
           <w:rFonts w:cstheme="minorBidi"/>
         </w:rPr>
       </w:pPr>
+      <w:proofErr w:type="spellStart"/>
       <w:r>
         <w:rPr>
           <w:rFonts w:cstheme="minorBidi"/>
         </w:rPr>
-        <w:t>bitbake obmc-phosphor-image</w:t>
+        <w:t>bitbake</w:t>
+      </w:r>
+      <w:proofErr w:type="spellEnd"/>
+      <w:r>
+        <w:rPr>
+          <w:rFonts w:cstheme="minorBidi"/>
+        </w:rPr>
+        <w:t xml:space="preserve"> </w:t>
+      </w:r>
+      <w:proofErr w:type="spellStart"/>
+      <w:r>
+        <w:rPr>
+          <w:rFonts w:cstheme="minorBidi"/>
+        </w:rPr>
+        <w:t>obmc</w:t>
+      </w:r>
+      <w:proofErr w:type="spellEnd"/>
+      <w:r>
+        <w:rPr>
+          <w:rFonts w:cstheme="minorBidi"/>
+        </w:rPr>
+        <w:t>-phosphor-image</w:t>
+      </w:r>
+    </w:p>
+    <w:p>
+      <w:pPr>
+        <w:pStyle w:val="Heading2"/>
+        <w:rPr>
+          <w:rFonts w:cstheme="minorBidi"/>
+        </w:rPr>
+      </w:pPr>
+      <w:bookmarkStart w:id="15" w:name="_Toc211962933a"/>
+      <w:r>
+        <w:t>Agilex-3</w:t>
+      </w:r>
+      <w:bookmarkEnd w:id="15"/>
+    </w:p>
+    <w:p>
+      <w:pPr>
+        <w:pStyle w:val="ListNumber3"/>
+        <w:numPr>
+          <w:ilvl w:val="0"/>
+          <w:numId w:val="34"/>
+        </w:numPr>
+        <w:jc w:val="left"/>
+        <w:rPr>
+          <w:rFonts w:cstheme="minorBidi"/>
+        </w:rPr>
+      </w:pPr>
+      <w:r>
+        <w:t xml:space="preserve">git clone --branch CE-AMI202607 https://github.com/ocp-hm-openbmc-opf-ami/openbmc </w:t>
+      </w:r>
+      <w:proofErr w:type="spellStart"/>
+      <w:r>
+        <w:t>openbmc</w:t>
+      </w:r>
+      <w:proofErr w:type="spellEnd"/>
+      <w:r>
+        <w:t xml:space="preserve">; cd </w:t>
+      </w:r>
+      <w:proofErr w:type="spellStart"/>
+      <w:r>
+        <w:t>openbmc</w:t>
+      </w:r>
+      <w:proofErr w:type="spellEnd"/>
+    </w:p>
+    <w:p>
+      <w:pPr>
+        <w:pStyle w:val="ListNumber3"/>
+        <w:numPr>
+          <w:ilvl w:val="0"/>
+          <w:numId w:val="34"/>
+        </w:numPr>
+        <w:jc w:val="left"/>
+        <w:rPr>
+          <w:rFonts w:cstheme="minorBidi"/>
+        </w:rPr>
+      </w:pPr>
+      <w:r>
+        <w:t>git clone --branch CE-AMI202607 https://github.com/ocp-hm-openbmc-opf-ami/meta-core</w:t>
+      </w:r>
+    </w:p>
+    <w:p>
+      <w:pPr>
+        <w:pStyle w:val="ListNumber3"/>
+        <w:numPr>
+          <w:ilvl w:val="0"/>
+          <w:numId w:val="34"/>
+        </w:numPr>
+        <w:jc w:val="left"/>
+        <w:rPr>
+          <w:rFonts w:cstheme="minorBidi"/>
+        </w:rPr>
+      </w:pPr>
+      <w:r>
+        <w:t>git clone --branch CE-AMI202607 https://github.com/ocp-hm-openbmc-opf-ami/meta-ami</w:t>
+      </w:r>
+    </w:p>
+    <w:p>
+      <w:pPr>
+        <w:pStyle w:val="ListNumber3"/>
+        <w:numPr>
+          <w:ilvl w:val="0"/>
+          <w:numId w:val="34"/>
+        </w:numPr>
+        <w:jc w:val="left"/>
+        <w:rPr>
+          <w:rFonts w:cstheme="minorBidi"/>
+        </w:rPr>
+      </w:pPr>
+      <w:r>
+        <w:t>meta-ami/github-gitlab-url.sh</w:t>
+      </w:r>
+    </w:p>
+    <w:p>
+      <w:pPr>
+        <w:pStyle w:val="ListNumber3"/>
+        <w:numPr>
+          <w:ilvl w:val="0"/>
+          <w:numId w:val="34"/>
+        </w:numPr>
+        <w:jc w:val="left"/>
+        <w:rPr>
+          <w:rFonts w:cstheme="minorBidi"/>
+        </w:rPr>
+      </w:pPr>
+      <w:r>
+        <w:t>TEMPLATECONF=meta-altera/meta-agilex3/conf/templates/</w:t>
+      </w:r>
+      <w:proofErr w:type="gramStart"/>
+      <w:r>
+        <w:t>default .</w:t>
+      </w:r>
+      <w:proofErr w:type="gramEnd"/>
+      <w:r>
+        <w:t xml:space="preserve"> </w:t>
+      </w:r>
+      <w:proofErr w:type="spellStart"/>
+      <w:r>
+        <w:t>openbmc</w:t>
+      </w:r>
+      <w:proofErr w:type="spellEnd"/>
+      <w:r>
+        <w:t>-env</w:t>
+      </w:r>
+    </w:p>
+    <w:p>
+      <w:pPr>
+        <w:pStyle w:val="ListNumber3"/>
+        <w:numPr>
+          <w:ilvl w:val="0"/>
+          <w:numId w:val="34"/>
+        </w:numPr>
+        <w:jc w:val="left"/>
+        <w:rPr>
+          <w:rFonts w:cstheme="minorBidi"/>
+        </w:rPr>
+      </w:pPr>
+      <w:proofErr w:type="spellStart"/>
+      <w:r>
+        <w:t>bitbake</w:t>
+      </w:r>
+      <w:proofErr w:type="spellEnd"/>
+      <w:r>
+        <w:t xml:space="preserve"> </w:t>
+      </w:r>
+      <w:proofErr w:type="spellStart"/>
+      <w:r>
+        <w:t>obmc</w:t>
+      </w:r>
+      <w:proofErr w:type="spellEnd"/>
+      <w:r>
+        <w:t>-phosphor-image</w:t>
+      </w:r>
+    </w:p>
+    <w:p>
+      <w:pPr>
+        <w:pStyle w:val="Heading2"/>
+        <w:rPr>
+          <w:rFonts w:cstheme="minorBidi"/>
+        </w:rPr>
+      </w:pPr>
+      <w:bookmarkStart w:id="16" w:name="_Toc211962933b"/>
+      <w:r>
+        <w:lastRenderedPageBreak/>
+        <w:t>Agilex-5</w:t>
+      </w:r>
+      <w:bookmarkEnd w:id="16"/>
+    </w:p>
+    <w:p>
+      <w:pPr>
+        <w:pStyle w:val="ListNumber3"/>
+        <w:numPr>
+          <w:ilvl w:val="0"/>
+          <w:numId w:val="34"/>
+        </w:numPr>
+        <w:jc w:val="left"/>
+        <w:rPr>
+          <w:rFonts w:cstheme="minorBidi"/>
+        </w:rPr>
+      </w:pPr>
+      <w:r>
+        <w:t xml:space="preserve">git clone --branch CE-AMI202607 https://github.com/ocp-hm-openbmc-opf-ami/openbmc </w:t>
+      </w:r>
+      <w:proofErr w:type="spellStart"/>
+      <w:r>
+        <w:t>openbmc</w:t>
+      </w:r>
+      <w:proofErr w:type="spellEnd"/>
+      <w:r>
+        <w:t xml:space="preserve">; cd </w:t>
+      </w:r>
+      <w:proofErr w:type="spellStart"/>
+      <w:r>
+        <w:t>openbmc</w:t>
+      </w:r>
+      <w:proofErr w:type="spellEnd"/>
+    </w:p>
+    <w:p>
+      <w:pPr>
+        <w:pStyle w:val="ListNumber3"/>
+        <w:numPr>
+          <w:ilvl w:val="0"/>
+          <w:numId w:val="34"/>
+        </w:numPr>
+        <w:jc w:val="left"/>
+        <w:rPr>
+          <w:rFonts w:cstheme="minorBidi"/>
+        </w:rPr>
+      </w:pPr>
+      <w:r>
+        <w:t>git clone --branch CE-AMI202607 https://github.com/ocp-hm-openbmc-opf-ami/meta-core</w:t>
+      </w:r>
+    </w:p>
+    <w:p>
+      <w:pPr>
+        <w:pStyle w:val="ListNumber3"/>
+        <w:numPr>
+          <w:ilvl w:val="0"/>
+          <w:numId w:val="34"/>
+        </w:numPr>
+        <w:jc w:val="left"/>
+        <w:rPr>
+          <w:rFonts w:cstheme="minorBidi"/>
+        </w:rPr>
+      </w:pPr>
+      <w:r>
+        <w:t>git clone --branch CE-AMI202607 https://github.com/ocp-hm-openbmc-opf-ami/meta-ami</w:t>
+      </w:r>
+    </w:p>
+    <w:p>
+      <w:pPr>
+        <w:pStyle w:val="ListNumber3"/>
+        <w:numPr>
+          <w:ilvl w:val="0"/>
+          <w:numId w:val="34"/>
+        </w:numPr>
+        <w:jc w:val="left"/>
+        <w:rPr>
+          <w:rFonts w:cstheme="minorBidi"/>
+        </w:rPr>
+      </w:pPr>
+      <w:r>
+        <w:t>meta-ami/github-gitlab-url.sh</w:t>
+      </w:r>
+    </w:p>
+    <w:p>
+      <w:pPr>
+        <w:pStyle w:val="ListNumber3"/>
+        <w:numPr>
+          <w:ilvl w:val="0"/>
+          <w:numId w:val="34"/>
+        </w:numPr>
+        <w:jc w:val="left"/>
+        <w:rPr>
+          <w:rFonts w:cstheme="minorBidi"/>
+        </w:rPr>
+      </w:pPr>
+      <w:r>
+        <w:t>TEMPLATECONF=meta-altera/meta-agilex5/conf/templates/</w:t>
+      </w:r>
+      <w:proofErr w:type="gramStart"/>
+      <w:r>
+        <w:t>default .</w:t>
+      </w:r>
+      <w:proofErr w:type="gramEnd"/>
+      <w:r>
+        <w:t xml:space="preserve"> </w:t>
+      </w:r>
+      <w:proofErr w:type="spellStart"/>
+      <w:r>
+        <w:t>openbmc</w:t>
+      </w:r>
+      <w:proofErr w:type="spellEnd"/>
+      <w:r>
+        <w:t>-env</w:t>
+      </w:r>
+    </w:p>
+    <w:p>
+      <w:pPr>
+        <w:pStyle w:val="ListNumber3"/>
+        <w:numPr>
+          <w:ilvl w:val="0"/>
+          <w:numId w:val="34"/>
+        </w:numPr>
+        <w:jc w:val="left"/>
+        <w:rPr>
+          <w:rFonts w:cstheme="minorBidi"/>
+        </w:rPr>
+      </w:pPr>
+      <w:proofErr w:type="spellStart"/>
+      <w:r>
+        <w:t>bitbake</w:t>
+      </w:r>
+      <w:proofErr w:type="spellEnd"/>
+      <w:r>
+        <w:t xml:space="preserve"> </w:t>
+      </w:r>
+      <w:proofErr w:type="spellStart"/>
+      <w:r>
+        <w:t>obmc</w:t>
+      </w:r>
+      <w:proofErr w:type="spellEnd"/>
+      <w:r>
+        <w:t>-phosphor-image</w:t>
       </w:r>
     </w:p>
     <w:p>
       <w:pPr>
         <w:pStyle w:val="Heading1"/>
       </w:pPr>
-      <w:bookmarkStart w:id="15" w:name="_Toc211962934"/>
-      <w:bookmarkStart w:id="16" w:name="_Toc514953655"/>
+      <w:bookmarkStart w:id="17" w:name="_Toc211962934"/>
+      <w:bookmarkStart w:id="18" w:name="_Toc514953655"/>
       <w:r>
         <w:t>Firmware Flashing Method</w:t>
       </w:r>
-      <w:bookmarkEnd w:id="15"/>
+      <w:bookmarkEnd w:id="17"/>
     </w:p>
     <w:p>
       <w:pPr>
@@ -5325,8 +5749,17 @@
       <w:r>
         <w:t xml:space="preserve"> </w:t>
       </w:r>
-      <w:r>
-        <w:t>Dediprog and TFTP “xxx</w:t>
+      <w:proofErr w:type="spellStart"/>
+      <w:r>
+        <w:t>Dediprog</w:t>
+      </w:r>
+      <w:proofErr w:type="spellEnd"/>
+      <w:r>
+        <w:t xml:space="preserve"> and TFTP “</w:t>
+      </w:r>
+      <w:proofErr w:type="spellStart"/>
+      <w:r>
+        <w:t>xxx</w:t>
       </w:r>
       <w:r>
         <w:rPr>
@@ -5335,7 +5768,11 @@
         <w:t>.</w:t>
       </w:r>
       <w:r>
-        <w:t>mtd”</w:t>
+        <w:t>mtd</w:t>
+      </w:r>
+      <w:proofErr w:type="spellEnd"/>
+      <w:r>
+        <w:t>”</w:t>
       </w:r>
       <w:r>
         <w:t xml:space="preserve"> image </w:t>
@@ -5349,14 +5786,21 @@
         <w:pStyle w:val="Note"/>
       </w:pPr>
       <w:r>
-        <w:lastRenderedPageBreak/>
-        <w:t>For WEB Flash “xxx.mtd.tar” or “xxx.mtd.</w:t>
+        <w:t>For WEB Flash “xxx.mtd.tar” or “</w:t>
+      </w:r>
+      <w:proofErr w:type="spellStart"/>
+      <w:r>
+        <w:t>xxx.mtd.</w:t>
       </w:r>
       <w:r>
         <w:t>tar.</w:t>
       </w:r>
       <w:r>
-        <w:t xml:space="preserve">all” </w:t>
+        <w:t>all</w:t>
+      </w:r>
+      <w:proofErr w:type="spellEnd"/>
+      <w:r>
+        <w:t xml:space="preserve">” </w:t>
       </w:r>
       <w:r>
         <w:t>images</w:t>
@@ -5404,14 +5848,16 @@
       <w:pPr>
         <w:pStyle w:val="Heading2"/>
       </w:pPr>
-      <w:bookmarkStart w:id="17" w:name="_Toc514953657"/>
-      <w:bookmarkStart w:id="18" w:name="_Toc211962935"/>
-      <w:bookmarkEnd w:id="16"/>
+      <w:bookmarkStart w:id="19" w:name="_Toc514953657"/>
+      <w:bookmarkStart w:id="20" w:name="_Toc211962935"/>
+      <w:bookmarkEnd w:id="18"/>
+      <w:proofErr w:type="spellStart"/>
       <w:r>
         <w:t>Dediprog</w:t>
       </w:r>
-      <w:bookmarkEnd w:id="17"/>
-      <w:bookmarkEnd w:id="18"/>
+      <w:bookmarkEnd w:id="19"/>
+      <w:bookmarkEnd w:id="20"/>
+      <w:proofErr w:type="spellEnd"/>
     </w:p>
     <w:p>
       <w:r>
@@ -5421,7 +5867,15 @@
         <w:t>Hardware Tool</w:t>
       </w:r>
       <w:r>
-        <w:t>: DediProg* SF600 or similar tool</w:t>
+        <w:t xml:space="preserve">: </w:t>
+      </w:r>
+      <w:proofErr w:type="spellStart"/>
+      <w:r>
+        <w:t>DediProg</w:t>
+      </w:r>
+      <w:proofErr w:type="spellEnd"/>
+      <w:r>
+        <w:t>* SF600 or similar tool</w:t>
       </w:r>
     </w:p>
     <w:p>
@@ -5432,7 +5886,15 @@
         <w:t>Software</w:t>
       </w:r>
       <w:r>
-        <w:t>: DediProg Software latest version</w:t>
+        <w:t xml:space="preserve">: </w:t>
+      </w:r>
+      <w:proofErr w:type="spellStart"/>
+      <w:r>
+        <w:t>DediProg</w:t>
+      </w:r>
+      <w:proofErr w:type="spellEnd"/>
+      <w:r>
+        <w:t xml:space="preserve"> Software latest version</w:t>
       </w:r>
     </w:p>
     <w:p>
@@ -5454,7 +5916,23 @@
           <w:b/>
           <w:bCs/>
         </w:rPr>
-        <w:t>are the steps to perform using Dediprog Software.</w:t>
+        <w:t xml:space="preserve">are the steps to perform using </w:t>
+      </w:r>
+      <w:proofErr w:type="spellStart"/>
+      <w:r>
+        <w:rPr>
+          <w:b/>
+          <w:bCs/>
+        </w:rPr>
+        <w:t>Dediprog</w:t>
+      </w:r>
+      <w:proofErr w:type="spellEnd"/>
+      <w:r>
+        <w:rPr>
+          <w:b/>
+          <w:bCs/>
+        </w:rPr>
+        <w:t xml:space="preserve"> Software.</w:t>
       </w:r>
     </w:p>
     <w:p>
@@ -5475,7 +5953,15 @@
         <w:t xml:space="preserve"> </w:t>
       </w:r>
       <w:r>
-        <w:t>in DediProg programming socket.</w:t>
+        <w:t xml:space="preserve">in </w:t>
+      </w:r>
+      <w:proofErr w:type="spellStart"/>
+      <w:r>
+        <w:t>DediProg</w:t>
+      </w:r>
+      <w:proofErr w:type="spellEnd"/>
+      <w:r>
+        <w:t xml:space="preserve"> programming socket.</w:t>
       </w:r>
     </w:p>
     <w:p>
@@ -5487,7 +5973,15 @@
         </w:numPr>
       </w:pPr>
       <w:r>
-        <w:t>Launch the DediProg software and select SPI Device.</w:t>
+        <w:t xml:space="preserve">Launch the </w:t>
+      </w:r>
+      <w:proofErr w:type="spellStart"/>
+      <w:r>
+        <w:t>DediProg</w:t>
+      </w:r>
+      <w:proofErr w:type="spellEnd"/>
+      <w:r>
+        <w:t xml:space="preserve"> software and select SPI Device.</w:t>
       </w:r>
     </w:p>
     <w:p>
@@ -5546,8 +6040,13 @@
       <w:r>
         <w:t xml:space="preserve">the </w:t>
       </w:r>
-      <w:r>
-        <w:t>flashing starts.</w:t>
+      <w:proofErr w:type="gramStart"/>
+      <w:r>
+        <w:t>flashing</w:t>
+      </w:r>
+      <w:proofErr w:type="gramEnd"/>
+      <w:r>
+        <w:t xml:space="preserve"> starts.</w:t>
       </w:r>
     </w:p>
     <w:p>
@@ -5557,7 +6056,7 @@
           <w:lang w:eastAsia="zh-TW"/>
         </w:rPr>
       </w:pPr>
-      <w:bookmarkStart w:id="19" w:name="_Toc211962936"/>
+      <w:bookmarkStart w:id="21" w:name="_Toc211962936"/>
       <w:r>
         <w:rPr>
           <w:lang w:eastAsia="zh-TW"/>
@@ -5567,7 +6066,7 @@
       <w:r>
         <w:t>Flash</w:t>
       </w:r>
-      <w:bookmarkEnd w:id="19"/>
+      <w:bookmarkEnd w:id="21"/>
       <w:r>
         <w:rPr>
           <w:lang w:eastAsia="zh-TW"/>
@@ -5603,19 +6102,79 @@
         <w:rPr>
           <w:lang w:eastAsia="zh-TW"/>
         </w:rPr>
-        <w:t xml:space="preserve">Set Tftp server ip and ethaddr and </w:t>
-      </w:r>
+        <w:t xml:space="preserve">Set </w:t>
+      </w:r>
+      <w:proofErr w:type="spellStart"/>
       <w:r>
         <w:rPr>
           <w:lang w:eastAsia="zh-TW"/>
         </w:rPr>
+        <w:t>Tftp</w:t>
+      </w:r>
+      <w:proofErr w:type="spellEnd"/>
+      <w:r>
+        <w:rPr>
+          <w:lang w:eastAsia="zh-TW"/>
+        </w:rPr>
+        <w:t xml:space="preserve"> server </w:t>
+      </w:r>
+      <w:proofErr w:type="spellStart"/>
+      <w:proofErr w:type="gramStart"/>
+      <w:r>
+        <w:rPr>
+          <w:lang w:eastAsia="zh-TW"/>
+        </w:rPr>
+        <w:t>ip</w:t>
+      </w:r>
+      <w:proofErr w:type="spellEnd"/>
+      <w:proofErr w:type="gramEnd"/>
+      <w:r>
+        <w:rPr>
+          <w:lang w:eastAsia="zh-TW"/>
+        </w:rPr>
+        <w:t xml:space="preserve"> and </w:t>
+      </w:r>
+      <w:proofErr w:type="spellStart"/>
+      <w:r>
+        <w:rPr>
+          <w:lang w:eastAsia="zh-TW"/>
+        </w:rPr>
+        <w:t>ethaddr</w:t>
+      </w:r>
+      <w:proofErr w:type="spellEnd"/>
+      <w:r>
+        <w:rPr>
+          <w:lang w:eastAsia="zh-TW"/>
+        </w:rPr>
+        <w:t xml:space="preserve"> and </w:t>
+      </w:r>
+      <w:r>
+        <w:rPr>
+          <w:lang w:eastAsia="zh-TW"/>
+        </w:rPr>
         <w:t>get</w:t>
       </w:r>
       <w:r>
         <w:rPr>
           <w:lang w:eastAsia="zh-TW"/>
         </w:rPr>
-        <w:t xml:space="preserve"> dynamic ip address</w:t>
+        <w:t xml:space="preserve"> dynamic </w:t>
+      </w:r>
+      <w:proofErr w:type="spellStart"/>
+      <w:proofErr w:type="gramStart"/>
+      <w:r>
+        <w:rPr>
+          <w:lang w:eastAsia="zh-TW"/>
+        </w:rPr>
+        <w:t>ip</w:t>
+      </w:r>
+      <w:proofErr w:type="spellEnd"/>
+      <w:proofErr w:type="gramEnd"/>
+      <w:r>
+        <w:rPr>
+          <w:lang w:eastAsia="zh-TW"/>
+        </w:rPr>
+        <w:t xml:space="preserve"> address</w:t>
       </w:r>
     </w:p>
     <w:p>
@@ -5641,72 +6200,168 @@
           <w:lang w:eastAsia="zh-TW"/>
         </w:rPr>
       </w:pPr>
+      <w:proofErr w:type="spellStart"/>
       <w:r>
         <w:rPr>
           <w:lang w:eastAsia="zh-TW"/>
         </w:rPr>
-        <w:t>setenv serverip &lt;IP Address&gt;</w:t>
-      </w:r>
-    </w:p>
-    <w:p>
-      <w:pPr>
+        <w:t>setenv</w:t>
+      </w:r>
+      <w:proofErr w:type="spellEnd"/>
+      <w:r>
         <w:rPr>
           <w:lang w:eastAsia="zh-TW"/>
         </w:rPr>
-      </w:pPr>
+        <w:t xml:space="preserve"> </w:t>
+      </w:r>
+      <w:proofErr w:type="spellStart"/>
       <w:r>
         <w:rPr>
           <w:lang w:eastAsia="zh-TW"/>
         </w:rPr>
-        <w:t>setenv ethaddr &lt;MAC&gt;</w:t>
-      </w:r>
-    </w:p>
-    <w:p>
-      <w:pPr>
+        <w:t>serverip</w:t>
+      </w:r>
+      <w:proofErr w:type="spellEnd"/>
+      <w:r>
         <w:rPr>
           <w:lang w:eastAsia="zh-TW"/>
         </w:rPr>
-      </w:pPr>
-      <w:r>
+        <w:t xml:space="preserve"> &lt;IP Address&gt;</w:t>
+      </w:r>
+    </w:p>
+    <w:p>
+      <w:pPr>
         <w:rPr>
           <w:lang w:eastAsia="zh-TW"/>
         </w:rPr>
-        <w:t>setenv eth1addr &lt;MAC&gt;</w:t>
-      </w:r>
-    </w:p>
-    <w:p>
-      <w:pPr>
+      </w:pPr>
+      <w:proofErr w:type="spellStart"/>
+      <w:r>
         <w:rPr>
           <w:lang w:eastAsia="zh-TW"/>
         </w:rPr>
-      </w:pPr>
+        <w:t>setenv</w:t>
+      </w:r>
+      <w:proofErr w:type="spellEnd"/>
       <w:r>
         <w:rPr>
           <w:lang w:eastAsia="zh-TW"/>
         </w:rPr>
-        <w:t xml:space="preserve">setenv ethact </w:t>
-      </w:r>
+        <w:t xml:space="preserve"> </w:t>
+      </w:r>
+      <w:proofErr w:type="spellStart"/>
       <w:r>
         <w:rPr>
           <w:lang w:eastAsia="zh-TW"/>
         </w:rPr>
-        <w:t>&lt;ethaddr&gt;</w:t>
-      </w:r>
-    </w:p>
-    <w:p>
-      <w:pPr>
+        <w:t>ethaddr</w:t>
+      </w:r>
+      <w:proofErr w:type="spellEnd"/>
+      <w:r>
         <w:rPr>
           <w:lang w:eastAsia="zh-TW"/>
         </w:rPr>
-      </w:pPr>
-      <w:r>
+        <w:t xml:space="preserve"> &lt;MAC&gt;</w:t>
+      </w:r>
+    </w:p>
+    <w:p>
+      <w:pPr>
         <w:rPr>
           <w:lang w:eastAsia="zh-TW"/>
         </w:rPr>
+      </w:pPr>
+      <w:proofErr w:type="spellStart"/>
+      <w:r>
+        <w:rPr>
+          <w:lang w:eastAsia="zh-TW"/>
+        </w:rPr>
+        <w:t>setenv</w:t>
+      </w:r>
+      <w:proofErr w:type="spellEnd"/>
+      <w:r>
+        <w:rPr>
+          <w:lang w:eastAsia="zh-TW"/>
+        </w:rPr>
+        <w:t xml:space="preserve"> eth1addr &lt;MAC&gt;</w:t>
+      </w:r>
+    </w:p>
+    <w:p>
+      <w:pPr>
+        <w:rPr>
+          <w:lang w:eastAsia="zh-TW"/>
+        </w:rPr>
+      </w:pPr>
+      <w:proofErr w:type="spellStart"/>
+      <w:r>
+        <w:rPr>
+          <w:lang w:eastAsia="zh-TW"/>
+        </w:rPr>
+        <w:t>setenv</w:t>
+      </w:r>
+      <w:proofErr w:type="spellEnd"/>
+      <w:r>
+        <w:rPr>
+          <w:lang w:eastAsia="zh-TW"/>
+        </w:rPr>
+        <w:t xml:space="preserve"> </w:t>
+      </w:r>
+      <w:proofErr w:type="spellStart"/>
+      <w:r>
+        <w:rPr>
+          <w:lang w:eastAsia="zh-TW"/>
+        </w:rPr>
+        <w:t>ethact</w:t>
+      </w:r>
+      <w:proofErr w:type="spellEnd"/>
+      <w:r>
+        <w:rPr>
+          <w:lang w:eastAsia="zh-TW"/>
+        </w:rPr>
+        <w:t xml:space="preserve"> </w:t>
+      </w:r>
+      <w:r>
+        <w:rPr>
+          <w:lang w:eastAsia="zh-TW"/>
+        </w:rPr>
+        <w:t>&lt;</w:t>
+      </w:r>
+      <w:proofErr w:type="spellStart"/>
+      <w:r>
+        <w:rPr>
+          <w:lang w:eastAsia="zh-TW"/>
+        </w:rPr>
+        <w:t>ethaddr</w:t>
+      </w:r>
+      <w:proofErr w:type="spellEnd"/>
+      <w:r>
+        <w:rPr>
+          <w:lang w:eastAsia="zh-TW"/>
+        </w:rPr>
+        <w:t>&gt;</w:t>
+      </w:r>
+    </w:p>
+    <w:p>
+      <w:pPr>
+        <w:rPr>
+          <w:lang w:eastAsia="zh-TW"/>
+        </w:rPr>
+      </w:pPr>
+      <w:proofErr w:type="spellStart"/>
+      <w:r>
+        <w:rPr>
+          <w:lang w:eastAsia="zh-TW"/>
+        </w:rPr>
         <w:t>dhcp</w:t>
       </w:r>
-    </w:p>
-    <w:p/>
+      <w:proofErr w:type="spellEnd"/>
+    </w:p>
+    <w:p>
+      <w:pPr>
+        <w:rPr>
+          <w:lang w:eastAsia="zh-TW"/>
+        </w:rPr>
+      </w:pPr>
+    </w:p>
     <w:p>
       <w:pPr>
         <w:pStyle w:val="ListNumber2"/>
@@ -5719,7 +6374,15 @@
         <w:t>Download</w:t>
       </w:r>
       <w:r>
-        <w:t xml:space="preserve"> image from tftp server</w:t>
+        <w:t xml:space="preserve"> image from </w:t>
+      </w:r>
+      <w:proofErr w:type="spellStart"/>
+      <w:r>
+        <w:t>tftp</w:t>
+      </w:r>
+      <w:proofErr w:type="spellEnd"/>
+      <w:r>
+        <w:t xml:space="preserve"> server</w:t>
       </w:r>
       <w:r>
         <w:t xml:space="preserve"> and flash (ASPEED)</w:t>
@@ -5757,130 +6420,134 @@
           <w:lang w:eastAsia="zh-TW"/>
         </w:rPr>
       </w:pPr>
+      <w:proofErr w:type="spellStart"/>
       <w:r>
         <w:rPr>
           <w:color w:val="000000" w:themeColor="text1"/>
           <w:lang w:eastAsia="zh-TW"/>
         </w:rPr>
-        <w:t>tftp 0x83000000 &lt;image&gt;</w:t>
-      </w:r>
-    </w:p>
-    <w:p>
-      <w:pPr>
+        <w:t>tftp</w:t>
+      </w:r>
+      <w:proofErr w:type="spellEnd"/>
+      <w:r>
         <w:rPr>
           <w:color w:val="000000" w:themeColor="text1"/>
           <w:lang w:eastAsia="zh-TW"/>
         </w:rPr>
-      </w:pPr>
-      <w:r>
+        <w:t xml:space="preserve"> 0x83000000 &lt;image&gt;</w:t>
+      </w:r>
+    </w:p>
+    <w:p>
+      <w:pPr>
         <w:rPr>
           <w:color w:val="000000" w:themeColor="text1"/>
           <w:lang w:eastAsia="zh-TW"/>
         </w:rPr>
-        <w:t>sf probe 0</w:t>
-      </w:r>
-    </w:p>
-    <w:p>
-      <w:pPr>
+      </w:pPr>
+      <w:r>
         <w:rPr>
           <w:color w:val="000000" w:themeColor="text1"/>
           <w:lang w:eastAsia="zh-TW"/>
         </w:rPr>
-      </w:pPr>
-      <w:r>
+        <w:t>sf probe 0</w:t>
+      </w:r>
+    </w:p>
+    <w:p>
+      <w:pPr>
         <w:rPr>
           <w:color w:val="000000" w:themeColor="text1"/>
           <w:lang w:eastAsia="zh-TW"/>
         </w:rPr>
-        <w:t>sf update 0x83000000 0x00 &lt;image size</w:t>
-      </w:r>
+      </w:pPr>
       <w:r>
         <w:rPr>
           <w:color w:val="000000" w:themeColor="text1"/>
           <w:lang w:eastAsia="zh-TW"/>
         </w:rPr>
-        <w:t xml:space="preserve"> in bytes</w:t>
+        <w:lastRenderedPageBreak/>
+        <w:t>sf update 0x83000000 0x00 &lt;image size</w:t>
       </w:r>
       <w:r>
         <w:rPr>
           <w:color w:val="000000" w:themeColor="text1"/>
           <w:lang w:eastAsia="zh-TW"/>
         </w:rPr>
-        <w:t>&gt;</w:t>
-      </w:r>
-    </w:p>
-    <w:p>
-      <w:pPr>
+        <w:t xml:space="preserve"> in bytes</w:t>
+      </w:r>
+      <w:r>
         <w:rPr>
           <w:color w:val="000000" w:themeColor="text1"/>
           <w:lang w:eastAsia="zh-TW"/>
         </w:rPr>
-      </w:pPr>
-      <w:r>
+        <w:t>&gt;</w:t>
+      </w:r>
+    </w:p>
+    <w:p>
+      <w:pPr>
         <w:rPr>
           <w:color w:val="000000" w:themeColor="text1"/>
           <w:lang w:eastAsia="zh-TW"/>
         </w:rPr>
-        <w:t>reset</w:t>
-      </w:r>
-    </w:p>
-    <w:p>
-      <w:pPr>
-        <w:rPr>
-          <w:b/>
-          <w:lang w:eastAsia="zh-TW"/>
-        </w:rPr>
-      </w:pPr>
-      <w:r>
-        <w:rPr>
-          <w:b/>
-          <w:lang w:eastAsia="zh-TW"/>
-        </w:rPr>
-        <w:t>Example: AST2700</w:t>
-      </w:r>
-    </w:p>
-    <w:p>
-      <w:pPr>
+      </w:pPr>
+      <w:r>
         <w:rPr>
           <w:color w:val="000000" w:themeColor="text1"/>
           <w:lang w:eastAsia="zh-TW"/>
         </w:rPr>
-      </w:pPr>
-      <w:r>
+        <w:t>reset</w:t>
+      </w:r>
+    </w:p>
+    <w:p>
+      <w:pPr>
+        <w:rPr>
+          <w:b/>
+          <w:lang w:eastAsia="zh-TW"/>
+        </w:rPr>
+      </w:pPr>
+      <w:r>
+        <w:rPr>
+          <w:b/>
+          <w:lang w:eastAsia="zh-TW"/>
+        </w:rPr>
+        <w:t>Example: AST2700</w:t>
+      </w:r>
+    </w:p>
+    <w:p>
+      <w:pPr>
         <w:rPr>
           <w:color w:val="000000" w:themeColor="text1"/>
           <w:lang w:eastAsia="zh-TW"/>
         </w:rPr>
-        <w:t xml:space="preserve">tftp </w:t>
-      </w:r>
+      </w:pPr>
+      <w:proofErr w:type="spellStart"/>
       <w:r>
         <w:rPr>
           <w:color w:val="000000" w:themeColor="text1"/>
           <w:lang w:eastAsia="zh-TW"/>
         </w:rPr>
-        <w:t>0x403000000</w:t>
-      </w:r>
+        <w:t>tftp</w:t>
+      </w:r>
+      <w:proofErr w:type="spellEnd"/>
       <w:r>
         <w:rPr>
           <w:color w:val="000000" w:themeColor="text1"/>
           <w:lang w:eastAsia="zh-TW"/>
         </w:rPr>
-        <w:t>&lt;image&gt;</w:t>
-      </w:r>
-    </w:p>
-    <w:p>
-      <w:pPr>
+        <w:t xml:space="preserve"> </w:t>
+      </w:r>
+      <w:r>
         <w:rPr>
           <w:color w:val="000000" w:themeColor="text1"/>
           <w:lang w:eastAsia="zh-TW"/>
         </w:rPr>
-      </w:pPr>
+        <w:t>0x403000000</w:t>
+      </w:r>
       <w:r>
         <w:rPr>
           <w:color w:val="000000" w:themeColor="text1"/>
           <w:lang w:eastAsia="zh-TW"/>
         </w:rPr>
-        <w:t>sf probe 0</w:t>
+        <w:t>&lt;image&gt;</w:t>
       </w:r>
     </w:p>
     <w:p>
@@ -5895,60 +6562,82 @@
           <w:color w:val="000000" w:themeColor="text1"/>
           <w:lang w:eastAsia="zh-TW"/>
         </w:rPr>
-        <w:t xml:space="preserve">sf update </w:t>
-      </w:r>
-      <w:r>
+        <w:t>sf probe 0</w:t>
+      </w:r>
+    </w:p>
+    <w:p>
+      <w:pPr>
         <w:rPr>
           <w:color w:val="000000" w:themeColor="text1"/>
           <w:lang w:eastAsia="zh-TW"/>
         </w:rPr>
-        <w:t>0x403000000</w:t>
-      </w:r>
+      </w:pPr>
       <w:r>
         <w:rPr>
           <w:color w:val="000000" w:themeColor="text1"/>
           <w:lang w:eastAsia="zh-TW"/>
         </w:rPr>
-        <w:t xml:space="preserve"> </w:t>
+        <w:t xml:space="preserve">sf update </w:t>
       </w:r>
       <w:r>
         <w:rPr>
           <w:color w:val="000000" w:themeColor="text1"/>
           <w:lang w:eastAsia="zh-TW"/>
         </w:rPr>
-        <w:t>0x00 &lt;image size</w:t>
+        <w:t>0x403000000</w:t>
       </w:r>
       <w:r>
         <w:rPr>
           <w:color w:val="000000" w:themeColor="text1"/>
           <w:lang w:eastAsia="zh-TW"/>
         </w:rPr>
-        <w:t xml:space="preserve"> in bytes</w:t>
+        <w:t xml:space="preserve"> </w:t>
       </w:r>
       <w:r>
         <w:rPr>
           <w:color w:val="000000" w:themeColor="text1"/>
           <w:lang w:eastAsia="zh-TW"/>
         </w:rPr>
-        <w:t>&gt;</w:t>
-      </w:r>
-    </w:p>
-    <w:p>
-      <w:pPr>
+        <w:t>0x00 &lt;image size</w:t>
+      </w:r>
+      <w:r>
         <w:rPr>
           <w:color w:val="000000" w:themeColor="text1"/>
           <w:lang w:eastAsia="zh-TW"/>
         </w:rPr>
-      </w:pPr>
+        <w:t xml:space="preserve"> in bytes</w:t>
+      </w:r>
       <w:r>
         <w:rPr>
           <w:color w:val="000000" w:themeColor="text1"/>
           <w:lang w:eastAsia="zh-TW"/>
         </w:rPr>
+        <w:t>&gt;</w:t>
+      </w:r>
+    </w:p>
+    <w:p>
+      <w:pPr>
+        <w:rPr>
+          <w:color w:val="000000" w:themeColor="text1"/>
+          <w:lang w:eastAsia="zh-TW"/>
+        </w:rPr>
+      </w:pPr>
+      <w:r>
+        <w:rPr>
+          <w:color w:val="000000" w:themeColor="text1"/>
+          <w:lang w:eastAsia="zh-TW"/>
+        </w:rPr>
         <w:t>reset</w:t>
       </w:r>
     </w:p>
-    <w:p/>
+    <w:p>
+      <w:pPr>
+        <w:rPr>
+          <w:color w:val="000000" w:themeColor="text1"/>
+          <w:lang w:eastAsia="zh-TW"/>
+        </w:rPr>
+      </w:pPr>
+    </w:p>
     <w:p>
       <w:pPr>
         <w:pStyle w:val="ListNumber2"/>
@@ -5958,7 +6647,23 @@
         </w:numPr>
       </w:pPr>
       <w:r>
-        <w:t>Download image from tftp server and flash (Nuvoton Arbel):</w:t>
+        <w:t xml:space="preserve">Download image from </w:t>
+      </w:r>
+      <w:proofErr w:type="spellStart"/>
+      <w:r>
+        <w:t>tftp</w:t>
+      </w:r>
+      <w:proofErr w:type="spellEnd"/>
+      <w:r>
+        <w:t xml:space="preserve"> server and flash (</w:t>
+      </w:r>
+      <w:proofErr w:type="spellStart"/>
+      <w:r>
+        <w:t>Nuvoton</w:t>
+      </w:r>
+      <w:proofErr w:type="spellEnd"/>
+      <w:r>
+        <w:t xml:space="preserve"> Arbel):</w:t>
       </w:r>
     </w:p>
     <w:p>
@@ -5983,164 +6688,307 @@
           <w:lang w:eastAsia="zh-TW"/>
         </w:rPr>
       </w:pPr>
+      <w:proofErr w:type="spellStart"/>
       <w:r>
         <w:rPr>
           <w:color w:val="000000" w:themeColor="text1"/>
           <w:lang w:eastAsia="zh-TW"/>
         </w:rPr>
-        <w:t>tftp 0x</w:t>
-      </w:r>
+        <w:t>tftp</w:t>
+      </w:r>
+      <w:proofErr w:type="spellEnd"/>
       <w:r>
         <w:rPr>
           <w:color w:val="000000" w:themeColor="text1"/>
           <w:lang w:eastAsia="zh-TW"/>
         </w:rPr>
-        <w:t>62</w:t>
+        <w:t xml:space="preserve"> 0x</w:t>
       </w:r>
       <w:r>
         <w:rPr>
           <w:color w:val="000000" w:themeColor="text1"/>
           <w:lang w:eastAsia="zh-TW"/>
         </w:rPr>
-        <w:t>0</w:t>
+        <w:t>62</w:t>
       </w:r>
       <w:r>
         <w:rPr>
           <w:color w:val="000000" w:themeColor="text1"/>
           <w:lang w:eastAsia="zh-TW"/>
         </w:rPr>
-        <w:t>8</w:t>
+        <w:t>0</w:t>
       </w:r>
       <w:r>
         <w:rPr>
           <w:color w:val="000000" w:themeColor="text1"/>
           <w:lang w:eastAsia="zh-TW"/>
         </w:rPr>
-        <w:t>0000 &lt;image&gt;</w:t>
-      </w:r>
-    </w:p>
-    <w:p>
-      <w:pPr>
+        <w:t>8</w:t>
+      </w:r>
+      <w:r>
         <w:rPr>
           <w:color w:val="000000" w:themeColor="text1"/>
           <w:lang w:eastAsia="zh-TW"/>
         </w:rPr>
-      </w:pPr>
-      <w:r>
+        <w:t>0000 &lt;image&gt;</w:t>
+      </w:r>
+    </w:p>
+    <w:p>
+      <w:pPr>
         <w:rPr>
           <w:color w:val="000000" w:themeColor="text1"/>
           <w:lang w:eastAsia="zh-TW"/>
         </w:rPr>
-        <w:t>sf probe 0</w:t>
-      </w:r>
+      </w:pPr>
       <w:r>
         <w:rPr>
           <w:color w:val="000000" w:themeColor="text1"/>
           <w:lang w:eastAsia="zh-TW"/>
         </w:rPr>
-        <w:t>:0</w:t>
-      </w:r>
-    </w:p>
-    <w:p>
-      <w:pPr>
+        <w:t>sf probe 0</w:t>
+      </w:r>
+      <w:r>
         <w:rPr>
           <w:color w:val="000000" w:themeColor="text1"/>
           <w:lang w:eastAsia="zh-TW"/>
         </w:rPr>
-      </w:pPr>
-      <w:r>
+        <w:t>:0</w:t>
+      </w:r>
+    </w:p>
+    <w:p>
+      <w:pPr>
         <w:rPr>
           <w:color w:val="000000" w:themeColor="text1"/>
           <w:lang w:eastAsia="zh-TW"/>
         </w:rPr>
-        <w:lastRenderedPageBreak/>
-        <w:t xml:space="preserve">sf update </w:t>
-      </w:r>
+      </w:pPr>
       <w:r>
         <w:rPr>
           <w:color w:val="000000" w:themeColor="text1"/>
           <w:lang w:eastAsia="zh-TW"/>
         </w:rPr>
-        <w:t>0x</w:t>
+        <w:t xml:space="preserve">sf update </w:t>
       </w:r>
       <w:r>
         <w:rPr>
           <w:color w:val="000000" w:themeColor="text1"/>
           <w:lang w:eastAsia="zh-TW"/>
         </w:rPr>
-        <w:t>62</w:t>
+        <w:t>0x</w:t>
       </w:r>
       <w:r>
         <w:rPr>
           <w:color w:val="000000" w:themeColor="text1"/>
           <w:lang w:eastAsia="zh-TW"/>
         </w:rPr>
-        <w:t>0</w:t>
+        <w:t>62</w:t>
       </w:r>
       <w:r>
         <w:rPr>
           <w:color w:val="000000" w:themeColor="text1"/>
           <w:lang w:eastAsia="zh-TW"/>
         </w:rPr>
-        <w:t>8</w:t>
+        <w:t>0</w:t>
       </w:r>
       <w:r>
         <w:rPr>
           <w:color w:val="000000" w:themeColor="text1"/>
           <w:lang w:eastAsia="zh-TW"/>
         </w:rPr>
-        <w:t>0000</w:t>
+        <w:t>8</w:t>
       </w:r>
       <w:r>
         <w:rPr>
           <w:color w:val="000000" w:themeColor="text1"/>
           <w:lang w:eastAsia="zh-TW"/>
         </w:rPr>
-        <w:t xml:space="preserve"> 0x00 &lt;image size</w:t>
+        <w:t>0000</w:t>
       </w:r>
       <w:r>
         <w:rPr>
           <w:color w:val="000000" w:themeColor="text1"/>
           <w:lang w:eastAsia="zh-TW"/>
         </w:rPr>
-        <w:t xml:space="preserve"> in bytes</w:t>
+        <w:t xml:space="preserve"> 0x00 &lt;image size</w:t>
       </w:r>
       <w:r>
         <w:rPr>
           <w:color w:val="000000" w:themeColor="text1"/>
           <w:lang w:eastAsia="zh-TW"/>
         </w:rPr>
-        <w:t>&gt;</w:t>
-      </w:r>
-    </w:p>
-    <w:p>
-      <w:pPr>
+        <w:t xml:space="preserve"> in bytes</w:t>
+      </w:r>
+      <w:r>
         <w:rPr>
           <w:color w:val="000000" w:themeColor="text1"/>
           <w:lang w:eastAsia="zh-TW"/>
         </w:rPr>
-      </w:pPr>
-      <w:r>
+        <w:t>&gt;</w:t>
+      </w:r>
+    </w:p>
+    <w:p>
+      <w:pPr>
         <w:rPr>
           <w:color w:val="000000" w:themeColor="text1"/>
           <w:lang w:eastAsia="zh-TW"/>
         </w:rPr>
+      </w:pPr>
+      <w:r>
+        <w:rPr>
+          <w:color w:val="000000" w:themeColor="text1"/>
+          <w:lang w:eastAsia="zh-TW"/>
+        </w:rPr>
         <w:t>reset</w:t>
       </w:r>
     </w:p>
     <w:p>
       <w:pPr>
+        <w:rPr>
+          <w:color w:val="000000" w:themeColor="text1"/>
+          <w:lang w:eastAsia="zh-TW"/>
+        </w:rPr>
+      </w:pPr>
+    </w:p>
+    <w:p>
+      <w:pPr>
+        <w:pStyle w:val="ListNumber2"/>
+        <w:numPr>
+          <w:ilvl w:val="0"/>
+          <w:numId w:val="27"/>
+        </w:numPr>
+        <w:rPr>
+          <w:color w:val="000000" w:themeColor="text1"/>
+          <w:lang w:eastAsia="zh-TW"/>
+        </w:rPr>
+      </w:pPr>
+      <w:r>
+        <w:t xml:space="preserve">Download image from </w:t>
+      </w:r>
+      <w:proofErr w:type="spellStart"/>
+      <w:r>
+        <w:t>tftp</w:t>
+      </w:r>
+      <w:proofErr w:type="spellEnd"/>
+      <w:r>
+        <w:t xml:space="preserve"> server and flash (Agilex-3 &amp; Agilex-5):</w:t>
+      </w:r>
+    </w:p>
+    <w:p>
+      <w:pPr>
+        <w:rPr>
+          <w:color w:val="000000" w:themeColor="text1"/>
+          <w:lang w:eastAsia="zh-TW"/>
+        </w:rPr>
+      </w:pPr>
+      <w:r>
+        <w:t>Example:</w:t>
+      </w:r>
+    </w:p>
+    <w:p>
+      <w:pPr>
+        <w:rPr>
+          <w:color w:val="000000" w:themeColor="text1"/>
+          <w:lang w:eastAsia="zh-TW"/>
+        </w:rPr>
+      </w:pPr>
+      <w:proofErr w:type="spellStart"/>
+      <w:r>
+        <w:t>tftp</w:t>
+      </w:r>
+      <w:proofErr w:type="spellEnd"/>
+      <w:r>
+        <w:t xml:space="preserve"> 0x82000000 &lt;image&gt;</w:t>
+      </w:r>
+    </w:p>
+    <w:p>
+      <w:pPr>
+        <w:rPr>
+          <w:color w:val="000000" w:themeColor="text1"/>
+          <w:lang w:eastAsia="zh-TW"/>
+        </w:rPr>
+      </w:pPr>
+      <w:proofErr w:type="spellStart"/>
+      <w:r>
+        <w:t>setexpr</w:t>
+      </w:r>
+      <w:proofErr w:type="spellEnd"/>
+      <w:r>
+        <w:t xml:space="preserve"> </w:t>
+      </w:r>
+      <w:proofErr w:type="spellStart"/>
+      <w:r>
+        <w:t>blkcnt</w:t>
+      </w:r>
+      <w:proofErr w:type="spellEnd"/>
+      <w:r>
+        <w:t xml:space="preserve"> ${</w:t>
+      </w:r>
+      <w:proofErr w:type="spellStart"/>
+      <w:r>
+        <w:t>filesize</w:t>
+      </w:r>
+      <w:proofErr w:type="spellEnd"/>
+      <w:r>
+        <w:t>} / 0x200</w:t>
+      </w:r>
+    </w:p>
+    <w:p>
+      <w:pPr>
+        <w:rPr>
+          <w:color w:val="000000" w:themeColor="text1"/>
+          <w:lang w:eastAsia="zh-TW"/>
+        </w:rPr>
+      </w:pPr>
+      <w:r>
+        <w:t>mmc write 0x82000000 0 ${</w:t>
+      </w:r>
+      <w:proofErr w:type="spellStart"/>
+      <w:r>
+        <w:t>blkcnt</w:t>
+      </w:r>
+      <w:proofErr w:type="spellEnd"/>
+      <w:r>
+        <w:t>}</w:t>
+      </w:r>
+    </w:p>
+    <w:p>
+      <w:r>
+        <w:t>reset</w:t>
+      </w:r>
+    </w:p>
+    <w:p/>
+    <w:p/>
+    <w:p/>
+    <w:p>
+      <w:pPr>
+        <w:rPr>
+          <w:color w:val="000000" w:themeColor="text1"/>
+          <w:lang w:eastAsia="zh-TW"/>
+        </w:rPr>
+      </w:pPr>
+    </w:p>
+    <w:p>
+      <w:pPr>
         <w:pStyle w:val="Heading2"/>
       </w:pPr>
-      <w:bookmarkStart w:id="20" w:name="_Toc211962937"/>
+      <w:bookmarkStart w:id="22" w:name="_Toc211962937"/>
       <w:r>
         <w:t>Web Flash</w:t>
       </w:r>
-      <w:bookmarkEnd w:id="20"/>
-    </w:p>
-    <w:p>
-      <w:r>
-        <w:t xml:space="preserve">User can navigate to </w:t>
+      <w:bookmarkEnd w:id="22"/>
+    </w:p>
+    <w:p>
+      <w:proofErr w:type="gramStart"/>
+      <w:r>
+        <w:t>User</w:t>
+      </w:r>
+      <w:proofErr w:type="gramEnd"/>
+      <w:r>
+        <w:t xml:space="preserve"> can </w:t>
+      </w:r>
+      <w:proofErr w:type="gramStart"/>
+      <w:r>
+        <w:t xml:space="preserve">navigate to </w:t>
       </w:r>
       <w:r>
         <w:rPr>
@@ -6158,6 +7006,7 @@
         </w:rPr>
         <w:t>à</w:t>
       </w:r>
+      <w:proofErr w:type="gramEnd"/>
       <w:r>
         <w:t xml:space="preserve"> </w:t>
       </w:r>
@@ -6192,6 +7041,7 @@
         <w:pStyle w:val="Figure"/>
       </w:pPr>
       <w:r>
+        <w:lastRenderedPageBreak/>
         <w:drawing>
           <wp:inline distT="0" distB="0" distL="0" distR="0" wp14:anchorId="75E11CBD" wp14:editId="43B243B4">
             <wp:extent cx="5943600" cy="2916555"/>
@@ -6426,7 +7276,15 @@
         <w:t>Start Update</w:t>
       </w:r>
       <w:r>
-        <w:t xml:space="preserve"> and bmc will start </w:t>
+        <w:t xml:space="preserve"> and </w:t>
+      </w:r>
+      <w:proofErr w:type="spellStart"/>
+      <w:r>
+        <w:t>bmc</w:t>
+      </w:r>
+      <w:proofErr w:type="spellEnd"/>
+      <w:r>
+        <w:t xml:space="preserve"> will start </w:t>
       </w:r>
       <w:r>
         <w:t>uploading</w:t>
@@ -6450,11 +7308,11 @@
       <w:pPr>
         <w:pStyle w:val="Heading2"/>
       </w:pPr>
-      <w:bookmarkStart w:id="21" w:name="_Toc211962938"/>
+      <w:bookmarkStart w:id="23" w:name="_Toc211962938"/>
       <w:r>
         <w:t>Phosphor IPMI Flash</w:t>
       </w:r>
-      <w:bookmarkEnd w:id="21"/>
+      <w:bookmarkEnd w:id="23"/>
     </w:p>
     <w:p>
       <w:r>
@@ -6479,172 +7337,454 @@
       <w:pPr>
         <w:pStyle w:val="Heading1"/>
       </w:pPr>
-      <w:bookmarkStart w:id="22" w:name="_Toc211962939"/>
+      <w:bookmarkStart w:id="24" w:name="_Toc211962939"/>
+      <w:r>
+        <w:t>Network Configurations</w:t>
+      </w:r>
+      <w:bookmarkEnd w:id="24"/>
+    </w:p>
+    <w:p>
+      <w:pPr>
+        <w:pStyle w:val="Heading2"/>
+      </w:pPr>
+      <w:bookmarkStart w:id="25" w:name="_Toc211962940"/>
+      <w:r>
+        <w:t>U-</w:t>
+      </w:r>
+      <w:r>
+        <w:t>boot</w:t>
+      </w:r>
+      <w:bookmarkEnd w:id="25"/>
+    </w:p>
+    <w:p>
+      <w:pPr>
+        <w:ind w:left="792" w:firstLine="288"/>
+        <w:rPr>
+          <w:b/>
+        </w:rPr>
+      </w:pPr>
+      <w:proofErr w:type="spellStart"/>
+      <w:r>
+        <w:rPr>
+          <w:b/>
+        </w:rPr>
+        <w:t>ast</w:t>
+      </w:r>
+      <w:proofErr w:type="spellEnd"/>
+      <w:r>
+        <w:rPr>
+          <w:b/>
+        </w:rPr>
+        <w:t>&gt;</w:t>
+      </w:r>
+      <w:proofErr w:type="spellStart"/>
+      <w:r>
+        <w:rPr>
+          <w:b/>
+        </w:rPr>
+        <w:t>setenv</w:t>
+      </w:r>
+      <w:proofErr w:type="spellEnd"/>
+      <w:r>
+        <w:rPr>
+          <w:b/>
+        </w:rPr>
+        <w:t xml:space="preserve"> </w:t>
+      </w:r>
+      <w:proofErr w:type="spellStart"/>
+      <w:r>
+        <w:rPr>
+          <w:b/>
+        </w:rPr>
+        <w:t>ethaddr</w:t>
+      </w:r>
+      <w:proofErr w:type="spellEnd"/>
+      <w:r>
+        <w:rPr>
+          <w:b/>
+        </w:rPr>
+        <w:t xml:space="preserve"> </w:t>
+      </w:r>
+      <w:proofErr w:type="spellStart"/>
+      <w:proofErr w:type="gramStart"/>
+      <w:r>
+        <w:rPr>
+          <w:b/>
+        </w:rPr>
+        <w:t>xx:xx</w:t>
+      </w:r>
+      <w:proofErr w:type="gramEnd"/>
+      <w:r>
+        <w:rPr>
+          <w:b/>
+        </w:rPr>
+        <w:t>:</w:t>
+      </w:r>
+      <w:proofErr w:type="gramStart"/>
+      <w:r>
+        <w:rPr>
+          <w:b/>
+        </w:rPr>
+        <w:t>xx:xx</w:t>
+      </w:r>
+      <w:proofErr w:type="gramEnd"/>
+      <w:r>
+        <w:rPr>
+          <w:b/>
+        </w:rPr>
+        <w:t>:</w:t>
+      </w:r>
+      <w:proofErr w:type="gramStart"/>
+      <w:r>
+        <w:rPr>
+          <w:b/>
+        </w:rPr>
+        <w:t>xx:xx</w:t>
+      </w:r>
+      <w:proofErr w:type="spellEnd"/>
+      <w:proofErr w:type="gramEnd"/>
+    </w:p>
+    <w:p>
+      <w:pPr>
+        <w:ind w:left="792" w:firstLine="288"/>
+        <w:rPr>
+          <w:b/>
+        </w:rPr>
+      </w:pPr>
+      <w:proofErr w:type="spellStart"/>
+      <w:r>
+        <w:rPr>
+          <w:b/>
+        </w:rPr>
+        <w:t>ast</w:t>
+      </w:r>
+      <w:proofErr w:type="spellEnd"/>
+      <w:r>
+        <w:rPr>
+          <w:b/>
+        </w:rPr>
+        <w:t>&gt;</w:t>
+      </w:r>
+      <w:proofErr w:type="spellStart"/>
+      <w:r>
+        <w:rPr>
+          <w:b/>
+        </w:rPr>
+        <w:t>setenv</w:t>
+      </w:r>
+      <w:proofErr w:type="spellEnd"/>
+      <w:r>
+        <w:rPr>
+          <w:b/>
+        </w:rPr>
+        <w:t xml:space="preserve"> eth1addr </w:t>
+      </w:r>
+      <w:proofErr w:type="spellStart"/>
+      <w:proofErr w:type="gramStart"/>
+      <w:r>
+        <w:rPr>
+          <w:b/>
+        </w:rPr>
+        <w:t>xx:xx</w:t>
+      </w:r>
+      <w:proofErr w:type="gramEnd"/>
+      <w:r>
+        <w:rPr>
+          <w:b/>
+        </w:rPr>
+        <w:t>:</w:t>
+      </w:r>
+      <w:proofErr w:type="gramStart"/>
+      <w:r>
+        <w:rPr>
+          <w:b/>
+        </w:rPr>
+        <w:t>xx:xx</w:t>
+      </w:r>
+      <w:proofErr w:type="gramEnd"/>
+      <w:r>
+        <w:rPr>
+          <w:b/>
+        </w:rPr>
+        <w:t>:</w:t>
+      </w:r>
+      <w:proofErr w:type="gramStart"/>
+      <w:r>
+        <w:rPr>
+          <w:b/>
+        </w:rPr>
+        <w:t>xx:xx</w:t>
+      </w:r>
+      <w:proofErr w:type="spellEnd"/>
+      <w:proofErr w:type="gramEnd"/>
+    </w:p>
+    <w:p>
+      <w:proofErr w:type="spellStart"/>
+      <w:r>
+        <w:t>ast</w:t>
+      </w:r>
+      <w:proofErr w:type="spellEnd"/>
+      <w:r>
+        <w:t>&gt;</w:t>
+      </w:r>
+      <w:proofErr w:type="spellStart"/>
+      <w:r>
+        <w:t>dhcp</w:t>
+      </w:r>
+      <w:proofErr w:type="spellEnd"/>
+    </w:p>
+    <w:p>
+      <w:r>
+        <w:t xml:space="preserve">After we get BMC IP, save the environment variables by issuing </w:t>
+      </w:r>
+      <w:r>
+        <w:rPr>
+          <w:b/>
+          <w:bCs/>
+        </w:rPr>
+        <w:t>the save</w:t>
+      </w:r>
+      <w:r>
+        <w:t xml:space="preserve"> command. </w:t>
+      </w:r>
+    </w:p>
+    <w:p>
+      <w:proofErr w:type="spellStart"/>
+      <w:r>
+        <w:t>ast</w:t>
+      </w:r>
+      <w:proofErr w:type="spellEnd"/>
+      <w:r>
+        <w:t>&gt;save</w:t>
+      </w:r>
+    </w:p>
+    <w:p>
       <w:r>
         <w:lastRenderedPageBreak/>
-        <w:t>Network Configurations</w:t>
-      </w:r>
-      <w:bookmarkEnd w:id="22"/>
+        <w:t xml:space="preserve">To </w:t>
+      </w:r>
+      <w:r>
+        <w:t>learn</w:t>
+      </w:r>
+      <w:r>
+        <w:t xml:space="preserve"> more information about booting from </w:t>
+      </w:r>
+      <w:proofErr w:type="spellStart"/>
+      <w:r>
+        <w:t>uboot</w:t>
+      </w:r>
+      <w:proofErr w:type="spellEnd"/>
+      <w:r>
+        <w:t xml:space="preserve"> to BMC Linux, kindly</w:t>
+      </w:r>
+      <w:r>
+        <w:t xml:space="preserve"> refer to</w:t>
+      </w:r>
+      <w:r>
+        <w:t>r to</w:t>
+      </w:r>
+      <w:r>
+        <w:t xml:space="preserve"> “BMC Debug Console: </w:t>
+      </w:r>
+      <w:proofErr w:type="spellStart"/>
+      <w:r>
+        <w:t>uboot</w:t>
+      </w:r>
+      <w:proofErr w:type="spellEnd"/>
+      <w:r>
+        <w:t xml:space="preserve"> – booting to Linux”. </w:t>
+      </w:r>
     </w:p>
     <w:p>
       <w:pPr>
         <w:pStyle w:val="Heading2"/>
       </w:pPr>
-      <w:bookmarkStart w:id="23" w:name="_Toc211962940"/>
-      <w:r>
-        <w:t>U-</w:t>
-      </w:r>
-      <w:r>
-        <w:t>boot</w:t>
-      </w:r>
-      <w:bookmarkEnd w:id="23"/>
-    </w:p>
-    <w:p>
-      <w:pPr>
-        <w:ind w:left="792" w:firstLine="288"/>
-        <w:rPr>
-          <w:b/>
-        </w:rPr>
-      </w:pPr>
-      <w:r>
-        <w:rPr>
-          <w:b/>
-        </w:rPr>
-        <w:t>ast&gt;setenv ethaddr xx:xx:xx:xx:xx:xx</w:t>
-      </w:r>
-    </w:p>
-    <w:p>
-      <w:pPr>
-        <w:ind w:left="792" w:firstLine="288"/>
-        <w:rPr>
-          <w:b/>
-        </w:rPr>
-      </w:pPr>
-      <w:r>
-        <w:rPr>
-          <w:b/>
-        </w:rPr>
-        <w:t>ast&gt;setenv eth1addr xx:xx:xx:xx:xx:xx</w:t>
-      </w:r>
-    </w:p>
-    <w:p>
-      <w:r>
-        <w:t>ast&gt;dhcp</w:t>
-      </w:r>
-    </w:p>
-    <w:p>
-      <w:r>
-        <w:t xml:space="preserve">After we get BMC IP, save the environment variables by issuing </w:t>
-      </w:r>
-      <w:r>
-        <w:rPr>
-          <w:b/>
-          <w:bCs/>
-        </w:rPr>
-        <w:t>the save</w:t>
-      </w:r>
-      <w:r>
-        <w:t xml:space="preserve"> command. </w:t>
-      </w:r>
-    </w:p>
-    <w:p>
-      <w:r>
-        <w:t>ast&gt;save</w:t>
-      </w:r>
-    </w:p>
-    <w:p>
-      <w:r>
-        <w:t xml:space="preserve">To </w:t>
-      </w:r>
-      <w:r>
-        <w:t>learn</w:t>
-      </w:r>
-      <w:r>
-        <w:t xml:space="preserve"> more information about booting from uboot to BMC Linux, kindly</w:t>
-      </w:r>
-      <w:r>
-        <w:t xml:space="preserve"> refer to</w:t>
-      </w:r>
-      <w:r>
-        <w:t>r to</w:t>
-      </w:r>
-      <w:r>
-        <w:t xml:space="preserve"> “BMC Debug Console: uboot – booting to Linux”. </w:t>
-      </w:r>
+      <w:bookmarkStart w:id="26" w:name="_Toc211962941"/>
+      <w:r>
+        <w:t>Linux</w:t>
+      </w:r>
+      <w:bookmarkEnd w:id="26"/>
+    </w:p>
+    <w:p>
+      <w:pPr>
+        <w:ind w:firstLine="360"/>
+        <w:rPr>
+          <w:b/>
+        </w:rPr>
+      </w:pPr>
+      <w:r>
+        <w:rPr>
+          <w:b/>
+        </w:rPr>
+        <w:t xml:space="preserve">~ # </w:t>
+      </w:r>
+      <w:proofErr w:type="spellStart"/>
+      <w:r>
+        <w:rPr>
+          <w:b/>
+        </w:rPr>
+        <w:t>ifconfig</w:t>
+      </w:r>
+      <w:proofErr w:type="spellEnd"/>
+      <w:r>
+        <w:rPr>
+          <w:b/>
+        </w:rPr>
+        <w:t xml:space="preserve"> eth0 down</w:t>
+      </w:r>
+    </w:p>
+    <w:p>
+      <w:pPr>
+        <w:ind w:firstLine="360"/>
+        <w:rPr>
+          <w:b/>
+        </w:rPr>
+      </w:pPr>
+      <w:r>
+        <w:rPr>
+          <w:b/>
+        </w:rPr>
+        <w:t xml:space="preserve">~ # </w:t>
+      </w:r>
+      <w:proofErr w:type="spellStart"/>
+      <w:r>
+        <w:rPr>
+          <w:b/>
+        </w:rPr>
+        <w:t>ifconfig</w:t>
+      </w:r>
+      <w:proofErr w:type="spellEnd"/>
+      <w:r>
+        <w:rPr>
+          <w:b/>
+        </w:rPr>
+        <w:t xml:space="preserve"> eth0 </w:t>
+      </w:r>
+      <w:proofErr w:type="spellStart"/>
+      <w:r>
+        <w:rPr>
+          <w:b/>
+        </w:rPr>
+        <w:t>hw</w:t>
+      </w:r>
+      <w:proofErr w:type="spellEnd"/>
+      <w:r>
+        <w:rPr>
+          <w:b/>
+        </w:rPr>
+        <w:t xml:space="preserve"> ether </w:t>
+      </w:r>
+      <w:proofErr w:type="spellStart"/>
+      <w:proofErr w:type="gramStart"/>
+      <w:r>
+        <w:rPr>
+          <w:b/>
+        </w:rPr>
+        <w:t>xx:xx</w:t>
+      </w:r>
+      <w:proofErr w:type="gramEnd"/>
+      <w:r>
+        <w:rPr>
+          <w:b/>
+        </w:rPr>
+        <w:t>:</w:t>
+      </w:r>
+      <w:proofErr w:type="gramStart"/>
+      <w:r>
+        <w:rPr>
+          <w:b/>
+        </w:rPr>
+        <w:t>xx:xx</w:t>
+      </w:r>
+      <w:proofErr w:type="gramEnd"/>
+      <w:r>
+        <w:rPr>
+          <w:b/>
+        </w:rPr>
+        <w:t>:</w:t>
+      </w:r>
+      <w:proofErr w:type="gramStart"/>
+      <w:r>
+        <w:rPr>
+          <w:b/>
+        </w:rPr>
+        <w:t>xx:xx</w:t>
+      </w:r>
+      <w:proofErr w:type="spellEnd"/>
+      <w:proofErr w:type="gramEnd"/>
+    </w:p>
+    <w:p>
+      <w:pPr>
+        <w:ind w:firstLine="360"/>
+        <w:rPr>
+          <w:b/>
+        </w:rPr>
+      </w:pPr>
+      <w:r>
+        <w:rPr>
+          <w:b/>
+        </w:rPr>
+        <w:t xml:space="preserve">~ # </w:t>
+      </w:r>
+      <w:proofErr w:type="spellStart"/>
+      <w:r>
+        <w:rPr>
+          <w:b/>
+        </w:rPr>
+        <w:t>systemctl</w:t>
+      </w:r>
+      <w:proofErr w:type="spellEnd"/>
+      <w:r>
+        <w:rPr>
+          <w:b/>
+        </w:rPr>
+        <w:t xml:space="preserve"> restart </w:t>
+      </w:r>
+      <w:proofErr w:type="spellStart"/>
+      <w:r>
+        <w:rPr>
+          <w:b/>
+        </w:rPr>
+        <w:t>systemd-</w:t>
+      </w:r>
+      <w:proofErr w:type="gramStart"/>
+      <w:r>
+        <w:rPr>
+          <w:b/>
+        </w:rPr>
+        <w:t>networkd.service</w:t>
+      </w:r>
+      <w:proofErr w:type="spellEnd"/>
+      <w:proofErr w:type="gramEnd"/>
+    </w:p>
+    <w:p>
+      <w:pPr>
+        <w:ind w:firstLine="360"/>
+        <w:rPr>
+          <w:b/>
+        </w:rPr>
+      </w:pPr>
     </w:p>
     <w:p>
       <w:pPr>
         <w:pStyle w:val="Heading2"/>
       </w:pPr>
-      <w:bookmarkStart w:id="24" w:name="_Toc211962941"/>
-      <w:r>
-        <w:t>Linux</w:t>
-      </w:r>
-      <w:bookmarkEnd w:id="24"/>
-    </w:p>
-    <w:p>
-      <w:pPr>
-        <w:ind w:firstLine="360"/>
-        <w:rPr>
-          <w:b/>
-        </w:rPr>
-      </w:pPr>
-      <w:r>
-        <w:rPr>
-          <w:b/>
-        </w:rPr>
-        <w:t>~ # ifconfig eth0 down</w:t>
-      </w:r>
-    </w:p>
-    <w:p>
-      <w:pPr>
-        <w:ind w:firstLine="360"/>
-        <w:rPr>
-          <w:b/>
-        </w:rPr>
-      </w:pPr>
-      <w:r>
-        <w:rPr>
-          <w:b/>
-        </w:rPr>
-        <w:t>~ # ifconfig eth0 hw ether xx:xx:xx:xx:xx:xx</w:t>
-      </w:r>
-    </w:p>
-    <w:p>
-      <w:pPr>
-        <w:ind w:firstLine="360"/>
-        <w:rPr>
-          <w:b/>
-        </w:rPr>
-      </w:pPr>
-      <w:r>
-        <w:rPr>
-          <w:b/>
-        </w:rPr>
-        <w:t xml:space="preserve">~ # </w:t>
-      </w:r>
-      <w:r>
-        <w:rPr>
-          <w:b/>
-        </w:rPr>
-        <w:t>systemctl restart systemd-networkd.service</w:t>
-      </w:r>
-    </w:p>
-    <w:p>
-      <w:pPr>
-        <w:pStyle w:val="Heading2"/>
-      </w:pPr>
-      <w:bookmarkStart w:id="25" w:name="_Toc211962942"/>
-      <w:r>
-        <w:t>Using ipmi</w:t>
-      </w:r>
+      <w:bookmarkStart w:id="27" w:name="_Toc211962942"/>
+      <w:r>
+        <w:t xml:space="preserve">Using </w:t>
+      </w:r>
+      <w:proofErr w:type="spellStart"/>
+      <w:r>
+        <w:t>ipmi</w:t>
+      </w:r>
+      <w:proofErr w:type="spellEnd"/>
       <w:r>
         <w:t xml:space="preserve"> </w:t>
       </w:r>
       <w:r>
         <w:t>Configure Network Settings</w:t>
       </w:r>
-      <w:bookmarkEnd w:id="25"/>
+      <w:bookmarkEnd w:id="27"/>
     </w:p>
     <w:p>
       <w:pPr>
@@ -6661,11 +7801,19 @@
         </w:rPr>
         <w:t xml:space="preserve"># </w:t>
       </w:r>
-      <w:r>
-        <w:rPr>
-          <w:b/>
-        </w:rPr>
-        <w:t xml:space="preserve">ipmitool -H </w:t>
+      <w:proofErr w:type="spellStart"/>
+      <w:r>
+        <w:rPr>
+          <w:b/>
+        </w:rPr>
+        <w:t>ipmitool</w:t>
+      </w:r>
+      <w:proofErr w:type="spellEnd"/>
+      <w:r>
+        <w:rPr>
+          <w:b/>
+        </w:rPr>
+        <w:t xml:space="preserve"> -H </w:t>
       </w:r>
       <w:r>
         <w:rPr>
@@ -6677,7 +7825,21 @@
         <w:rPr>
           <w:b/>
         </w:rPr>
-        <w:t xml:space="preserve"> -U root -P 0penBmc -I lanplus lan set </w:t>
+        <w:t xml:space="preserve"> -U root -P 0penBmc -I </w:t>
+      </w:r>
+      <w:proofErr w:type="spellStart"/>
+      <w:r>
+        <w:rPr>
+          <w:b/>
+        </w:rPr>
+        <w:t>lanplus</w:t>
+      </w:r>
+      <w:proofErr w:type="spellEnd"/>
+      <w:r>
+        <w:rPr>
+          <w:b/>
+        </w:rPr>
+        <w:t xml:space="preserve"> lan set </w:t>
       </w:r>
       <w:r>
         <w:rPr>
@@ -6689,7 +7851,21 @@
         <w:rPr>
           <w:b/>
         </w:rPr>
-        <w:t xml:space="preserve"> macaddr </w:t>
+        <w:t xml:space="preserve"> </w:t>
+      </w:r>
+      <w:proofErr w:type="spellStart"/>
+      <w:r>
+        <w:rPr>
+          <w:b/>
+        </w:rPr>
+        <w:t>macaddr</w:t>
+      </w:r>
+      <w:proofErr w:type="spellEnd"/>
+      <w:r>
+        <w:rPr>
+          <w:b/>
+        </w:rPr>
+        <w:t xml:space="preserve"> </w:t>
       </w:r>
       <w:r>
         <w:rPr>
@@ -6713,11 +7889,19 @@
         </w:rPr>
         <w:t xml:space="preserve"># </w:t>
       </w:r>
-      <w:r>
-        <w:rPr>
-          <w:b/>
-        </w:rPr>
-        <w:t xml:space="preserve">ipmitool -H </w:t>
+      <w:proofErr w:type="spellStart"/>
+      <w:r>
+        <w:rPr>
+          <w:b/>
+        </w:rPr>
+        <w:t>ipmitool</w:t>
+      </w:r>
+      <w:proofErr w:type="spellEnd"/>
+      <w:r>
+        <w:rPr>
+          <w:b/>
+        </w:rPr>
+        <w:t xml:space="preserve"> -H </w:t>
       </w:r>
       <w:r>
         <w:rPr>
@@ -6729,7 +7913,21 @@
         <w:rPr>
           <w:b/>
         </w:rPr>
-        <w:t xml:space="preserve"> -U root -P 0penBmc -I lanplus lan set </w:t>
+        <w:t xml:space="preserve"> -U root -P 0penBmc -I </w:t>
+      </w:r>
+      <w:proofErr w:type="spellStart"/>
+      <w:r>
+        <w:rPr>
+          <w:b/>
+        </w:rPr>
+        <w:t>lanplus</w:t>
+      </w:r>
+      <w:proofErr w:type="spellEnd"/>
+      <w:r>
+        <w:rPr>
+          <w:b/>
+        </w:rPr>
+        <w:t xml:space="preserve"> lan set </w:t>
       </w:r>
       <w:r>
         <w:rPr>
@@ -6737,12 +7935,14 @@
         </w:rPr>
         <w:t xml:space="preserve">&lt;channel number&gt; </w:t>
       </w:r>
+      <w:proofErr w:type="spellStart"/>
       <w:r>
         <w:rPr>
           <w:b/>
         </w:rPr>
         <w:t>ipsrc</w:t>
       </w:r>
+      <w:proofErr w:type="spellEnd"/>
       <w:r>
         <w:rPr>
           <w:b/>
@@ -6753,7 +7953,21 @@
         <w:rPr>
           <w:b/>
         </w:rPr>
-        <w:t>&lt;static/dhcp&gt;</w:t>
+        <w:t>&lt;static/</w:t>
+      </w:r>
+      <w:proofErr w:type="spellStart"/>
+      <w:r>
+        <w:rPr>
+          <w:b/>
+        </w:rPr>
+        <w:t>dhcp</w:t>
+      </w:r>
+      <w:proofErr w:type="spellEnd"/>
+      <w:r>
+        <w:rPr>
+          <w:b/>
+        </w:rPr>
+        <w:t>&gt;</w:t>
       </w:r>
     </w:p>
     <w:p>
@@ -6771,11 +7985,19 @@
         </w:rPr>
         <w:t xml:space="preserve"># </w:t>
       </w:r>
-      <w:r>
-        <w:rPr>
-          <w:b/>
-        </w:rPr>
-        <w:t xml:space="preserve">ipmitool -H </w:t>
+      <w:proofErr w:type="spellStart"/>
+      <w:r>
+        <w:rPr>
+          <w:b/>
+        </w:rPr>
+        <w:t>ipmitool</w:t>
+      </w:r>
+      <w:proofErr w:type="spellEnd"/>
+      <w:r>
+        <w:rPr>
+          <w:b/>
+        </w:rPr>
+        <w:t xml:space="preserve"> -H </w:t>
       </w:r>
       <w:r>
         <w:rPr>
@@ -6787,7 +8009,21 @@
         <w:rPr>
           <w:b/>
         </w:rPr>
-        <w:t xml:space="preserve"> -U root -P 0penBmc -I lanplus lan set </w:t>
+        <w:t xml:space="preserve"> -U root -P 0penBmc -I </w:t>
+      </w:r>
+      <w:proofErr w:type="spellStart"/>
+      <w:r>
+        <w:rPr>
+          <w:b/>
+        </w:rPr>
+        <w:t>lanplus</w:t>
+      </w:r>
+      <w:proofErr w:type="spellEnd"/>
+      <w:r>
+        <w:rPr>
+          <w:b/>
+        </w:rPr>
+        <w:t xml:space="preserve"> lan set </w:t>
       </w:r>
       <w:r>
         <w:rPr>
@@ -6801,12 +8037,14 @@
         </w:rPr>
         <w:t xml:space="preserve"> </w:t>
       </w:r>
+      <w:proofErr w:type="spellStart"/>
       <w:r>
         <w:rPr>
           <w:b/>
         </w:rPr>
         <w:t>ipaddr</w:t>
       </w:r>
+      <w:proofErr w:type="spellEnd"/>
       <w:r>
         <w:rPr>
           <w:b/>
@@ -6835,11 +8073,19 @@
         </w:rPr>
         <w:t xml:space="preserve"># </w:t>
       </w:r>
-      <w:r>
-        <w:rPr>
-          <w:b/>
-        </w:rPr>
-        <w:t xml:space="preserve">ipmitool -H </w:t>
+      <w:proofErr w:type="spellStart"/>
+      <w:r>
+        <w:rPr>
+          <w:b/>
+        </w:rPr>
+        <w:t>ipmitool</w:t>
+      </w:r>
+      <w:proofErr w:type="spellEnd"/>
+      <w:r>
+        <w:rPr>
+          <w:b/>
+        </w:rPr>
+        <w:t xml:space="preserve"> -H </w:t>
       </w:r>
       <w:r>
         <w:rPr>
@@ -6851,7 +8097,21 @@
         <w:rPr>
           <w:b/>
         </w:rPr>
-        <w:t xml:space="preserve"> -U root -P 0penBmc -I lanplus lan set </w:t>
+        <w:t xml:space="preserve"> -U root -P 0penBmc -I </w:t>
+      </w:r>
+      <w:proofErr w:type="spellStart"/>
+      <w:r>
+        <w:rPr>
+          <w:b/>
+        </w:rPr>
+        <w:t>lanplus</w:t>
+      </w:r>
+      <w:proofErr w:type="spellEnd"/>
+      <w:r>
+        <w:rPr>
+          <w:b/>
+        </w:rPr>
+        <w:t xml:space="preserve"> lan set </w:t>
       </w:r>
       <w:r>
         <w:rPr>
@@ -6892,9 +8152,29 @@
     </w:p>
     <w:p>
       <w:pPr>
+        <w:spacing w:before="0" w:after="200" w:line="288" w:lineRule="auto"/>
+        <w:ind w:left="1080"/>
+        <w:jc w:val="left"/>
+        <w:rPr>
+          <w:b/>
+        </w:rPr>
+      </w:pPr>
+    </w:p>
+    <w:p>
+      <w:pPr>
+        <w:spacing w:before="0" w:after="200" w:line="288" w:lineRule="auto"/>
+        <w:ind w:left="1080"/>
+        <w:jc w:val="left"/>
+        <w:rPr>
+          <w:b/>
+        </w:rPr>
+      </w:pPr>
+    </w:p>
+    <w:p>
+      <w:pPr>
         <w:pStyle w:val="Heading2"/>
       </w:pPr>
-      <w:bookmarkStart w:id="26" w:name="_Toc211962943"/>
+      <w:bookmarkStart w:id="28" w:name="_Toc211962943"/>
       <w:r>
         <w:t>Configure</w:t>
       </w:r>
@@ -6910,11 +8190,16 @@
       <w:r>
         <w:t>UI</w:t>
       </w:r>
-      <w:bookmarkEnd w:id="26"/>
-    </w:p>
-    <w:p>
-      <w:r>
-        <w:t xml:space="preserve">User can navigate to </w:t>
+      <w:bookmarkEnd w:id="28"/>
+    </w:p>
+    <w:p>
+      <w:proofErr w:type="gramStart"/>
+      <w:r>
+        <w:t>User</w:t>
+      </w:r>
+      <w:proofErr w:type="gramEnd"/>
+      <w:r>
+        <w:t xml:space="preserve"> can navigate to </w:t>
       </w:r>
       <w:r>
         <w:rPr>
@@ -7225,9 +8510,14 @@
           <w:bCs/>
         </w:rPr>
       </w:pPr>
+      <w:proofErr w:type="gramStart"/>
       <w:r>
         <w:lastRenderedPageBreak/>
-        <w:t>User can Configure</w:t>
+        <w:t>User</w:t>
+      </w:r>
+      <w:proofErr w:type="gramEnd"/>
+      <w:r>
+        <w:t xml:space="preserve"> can Configure</w:t>
       </w:r>
       <w:r>
         <w:rPr>
@@ -7287,7 +8577,15 @@
         <w:t>and</w:t>
       </w:r>
       <w:r>
-        <w:t xml:space="preserve"> speed (mbps)</w:t>
+        <w:t xml:space="preserve"> speed (</w:t>
+      </w:r>
+      <w:proofErr w:type="spellStart"/>
+      <w:r>
+        <w:t>mbps</w:t>
+      </w:r>
+      <w:proofErr w:type="spellEnd"/>
+      <w:r>
+        <w:t>)</w:t>
       </w:r>
       <w:r>
         <w:t>.</w:t>
@@ -8235,13 +9533,29 @@
           <w:i/>
           <w:iCs/>
         </w:rPr>
-        <w:t>Open BMC will support only uni-cast and locally administrated MAC address</w:t>
-      </w:r>
+        <w:t xml:space="preserve">Open BMC will support only </w:t>
+      </w:r>
+      <w:proofErr w:type="spellStart"/>
       <w:r>
         <w:rPr>
           <w:i/>
           <w:iCs/>
         </w:rPr>
+        <w:t>uni</w:t>
+      </w:r>
+      <w:proofErr w:type="spellEnd"/>
+      <w:r>
+        <w:rPr>
+          <w:i/>
+          <w:iCs/>
+        </w:rPr>
+        <w:t>-cast and locally administrated MAC address</w:t>
+      </w:r>
+      <w:r>
+        <w:rPr>
+          <w:i/>
+          <w:iCs/>
+        </w:rPr>
         <w:t>.</w:t>
       </w:r>
     </w:p>
@@ -8275,13 +9589,23 @@
       </w:r>
     </w:p>
     <w:p>
-      <w:r>
-        <w:t>xA-xx-xx-xx-xx-xx</w:t>
-      </w:r>
-    </w:p>
-    <w:p>
-      <w:r>
-        <w:t>xE-xx-xx-xx-xx-xx</w:t>
+      <w:proofErr w:type="spellStart"/>
+      <w:r>
+        <w:t>xA</w:t>
+      </w:r>
+      <w:proofErr w:type="spellEnd"/>
+      <w:r>
+        <w:t>-xx-xx-xx-xx-xx</w:t>
+      </w:r>
+    </w:p>
+    <w:p>
+      <w:proofErr w:type="spellStart"/>
+      <w:r>
+        <w:t>xE</w:t>
+      </w:r>
+      <w:proofErr w:type="spellEnd"/>
+      <w:r>
+        <w:t>-xx-xx-xx-xx-xx</w:t>
       </w:r>
     </w:p>
     <w:p>
@@ -8297,7 +9621,7 @@
           <w:bCs/>
         </w:rPr>
       </w:pPr>
-      <w:bookmarkStart w:id="27" w:name="_Toc482710748"/>
+      <w:bookmarkStart w:id="29" w:name="_Toc482710748"/>
       <w:r>
         <w:rPr>
           <w:b/>
@@ -8312,15 +9636,28 @@
         </w:rPr>
         <w:t>WEB</w:t>
       </w:r>
-      <w:bookmarkEnd w:id="27"/>
-    </w:p>
-    <w:p>
-      <w:r>
-        <w:t>BMC FW supports a web server based on the bmcweb implementation and web</w:t>
+      <w:bookmarkEnd w:id="29"/>
+    </w:p>
+    <w:p>
+      <w:r>
+        <w:t xml:space="preserve">BMC FW supports a web server based on the </w:t>
+      </w:r>
+      <w:proofErr w:type="spellStart"/>
+      <w:r>
+        <w:t>bmcweb</w:t>
+      </w:r>
+      <w:proofErr w:type="spellEnd"/>
+      <w:r>
+        <w:t xml:space="preserve"> implementation and </w:t>
+      </w:r>
+      <w:proofErr w:type="spellStart"/>
+      <w:r>
+        <w:t>web</w:t>
       </w:r>
       <w:r>
         <w:t>ui-vue</w:t>
       </w:r>
+      <w:proofErr w:type="spellEnd"/>
       <w:r>
         <w:t xml:space="preserve"> front end. This can be accessed using the BMC IP address. </w:t>
       </w:r>
@@ -8375,9 +9712,11 @@
       <w:r>
         <w:t xml:space="preserve"> to login to </w:t>
       </w:r>
+      <w:proofErr w:type="spellStart"/>
       <w:r>
         <w:t>MegaRAC</w:t>
       </w:r>
+      <w:proofErr w:type="spellEnd"/>
       <w:r>
         <w:t xml:space="preserve"> </w:t>
       </w:r>
@@ -8579,6 +9918,10 @@
     <w:p>
       <w:pPr>
         <w:pStyle w:val="ListNumber2"/>
+        <w:numPr>
+          <w:ilvl w:val="0"/>
+          <w:numId w:val="27"/>
+        </w:numPr>
         <w:tabs>
           <w:tab w:val="num" w:pos="1077"/>
         </w:tabs>
@@ -8687,28 +10030,33 @@
       <w:pPr>
         <w:pStyle w:val="Heading1"/>
       </w:pPr>
-      <w:bookmarkStart w:id="28" w:name="_Toc493496645"/>
-      <w:bookmarkStart w:id="29" w:name="_Toc211962944"/>
+      <w:bookmarkStart w:id="30" w:name="_Toc493496645"/>
+      <w:bookmarkStart w:id="31" w:name="_Toc211962944"/>
       <w:r>
         <w:lastRenderedPageBreak/>
         <w:t>BMC Debug Console</w:t>
       </w:r>
-      <w:bookmarkEnd w:id="28"/>
-      <w:bookmarkEnd w:id="29"/>
+      <w:bookmarkEnd w:id="30"/>
+      <w:bookmarkEnd w:id="31"/>
     </w:p>
     <w:p>
       <w:pPr>
         <w:pStyle w:val="Heading2"/>
       </w:pPr>
-      <w:bookmarkStart w:id="30" w:name="_Toc211962945"/>
+      <w:bookmarkStart w:id="32" w:name="_Toc211962945"/>
       <w:r>
         <w:t>Minicom Configuration</w:t>
       </w:r>
-      <w:bookmarkEnd w:id="30"/>
-    </w:p>
-    <w:p>
-      <w:r>
-        <w:t xml:space="preserve">In order to get </w:t>
+      <w:bookmarkEnd w:id="32"/>
+    </w:p>
+    <w:p>
+      <w:proofErr w:type="gramStart"/>
+      <w:r>
+        <w:t>In order to</w:t>
+      </w:r>
+      <w:proofErr w:type="gramEnd"/>
+      <w:r>
+        <w:t xml:space="preserve"> get </w:t>
       </w:r>
       <w:r>
         <w:t>the correct</w:t>
@@ -8753,13 +10101,37 @@
         <w:pStyle w:val="ListNumber3"/>
       </w:pPr>
       <w:r>
-        <w:t>Open a terminal and type “dm</w:t>
+        <w:t>Open a terminal and type “</w:t>
+      </w:r>
+      <w:proofErr w:type="spellStart"/>
+      <w:r>
+        <w:t>dm</w:t>
       </w:r>
       <w:r>
         <w:t>e</w:t>
       </w:r>
       <w:r>
-        <w:t xml:space="preserve">sg | grep tty” which gives you in which tty device, the TTY to USB cable </w:t>
+        <w:t>sg</w:t>
+      </w:r>
+      <w:proofErr w:type="spellEnd"/>
+      <w:r>
+        <w:t xml:space="preserve"> | grep </w:t>
+      </w:r>
+      <w:proofErr w:type="spellStart"/>
+      <w:r>
+        <w:t>tty</w:t>
+      </w:r>
+      <w:proofErr w:type="spellEnd"/>
+      <w:r>
+        <w:t xml:space="preserve">” which gives you in which </w:t>
+      </w:r>
+      <w:proofErr w:type="spellStart"/>
+      <w:r>
+        <w:t>tty</w:t>
+      </w:r>
+      <w:proofErr w:type="spellEnd"/>
+      <w:r>
+        <w:t xml:space="preserve"> device, the TTY to USB cable </w:t>
       </w:r>
       <w:r>
         <w:t>is active</w:t>
@@ -8773,7 +10145,23 @@
         <w:pStyle w:val="ListNumber3"/>
       </w:pPr>
       <w:r>
-        <w:t>Install ‘minicom’ if not already available. By giving “apt-get install minicom”. If you already have minicom installed, type “minicom ttyUSB&lt;x&gt;” in order to get the debug console.</w:t>
+        <w:t xml:space="preserve">Install ‘minicom’ if not already available. By giving “apt-get install minicom”. If you already have minicom installed, type “minicom </w:t>
+      </w:r>
+      <w:proofErr w:type="spellStart"/>
+      <w:r>
+        <w:t>ttyUSB</w:t>
+      </w:r>
+      <w:proofErr w:type="spellEnd"/>
+      <w:r>
+        <w:t xml:space="preserve">&lt;x&gt;” </w:t>
+      </w:r>
+      <w:proofErr w:type="gramStart"/>
+      <w:r>
+        <w:t>in order to</w:t>
+      </w:r>
+      <w:proofErr w:type="gramEnd"/>
+      <w:r>
+        <w:t xml:space="preserve"> get the debug console.</w:t>
       </w:r>
     </w:p>
     <w:p>
@@ -8795,7 +10183,15 @@
         <w:pStyle w:val="ListBullet4"/>
       </w:pPr>
       <w:r>
-        <w:t>Press ‘A’ – and set ‘Serial Device’ with ‘/dev/ttyUSB&lt;x&gt;’</w:t>
+        <w:t>Press ‘A’ – and set ‘Serial Device’ with ‘/dev/</w:t>
+      </w:r>
+      <w:proofErr w:type="spellStart"/>
+      <w:r>
+        <w:t>ttyUSB</w:t>
+      </w:r>
+      <w:proofErr w:type="spellEnd"/>
+      <w:r>
+        <w:t>&lt;x&gt;’</w:t>
       </w:r>
     </w:p>
     <w:p>
@@ -8921,7 +10317,15 @@
         <w:t>Press</w:t>
       </w:r>
       <w:r>
-        <w:t xml:space="preserve"> ‘Enter’ after setting all the parameters, which will take you back to ‘configuration’ grid, traverse down to ‘Save Setup as ttyUSB&lt;x&gt;’ and save your configurations. And then ‘exit’</w:t>
+        <w:t xml:space="preserve"> ‘Enter’ after setting all the parameters, which will take you back to ‘configuration’ grid, traverse down to ‘Save Setup as </w:t>
+      </w:r>
+      <w:proofErr w:type="spellStart"/>
+      <w:r>
+        <w:t>ttyUSB</w:t>
+      </w:r>
+      <w:proofErr w:type="spellEnd"/>
+      <w:r>
+        <w:t>&lt;x&gt;’ and save your configurations. And then ‘exit’</w:t>
       </w:r>
     </w:p>
     <w:p>
@@ -8935,7 +10339,15 @@
         <w:t>reopening</w:t>
       </w:r>
       <w:r>
-        <w:t xml:space="preserve"> the session. After that users should </w:t>
+        <w:t xml:space="preserve"> the session. After </w:t>
+      </w:r>
+      <w:proofErr w:type="gramStart"/>
+      <w:r>
+        <w:t>that</w:t>
+      </w:r>
+      <w:proofErr w:type="gramEnd"/>
+      <w:r>
+        <w:t xml:space="preserve"> users should </w:t>
       </w:r>
       <w:r>
         <w:t>have</w:t>
@@ -8973,8 +10385,37 @@
       <w:pPr>
         <w:pStyle w:val="ListNumber3"/>
       </w:pPr>
-      <w:r>
-        <w:t xml:space="preserve">User needs to install drivers for TTY to USB cable for the first time. </w:t>
+      <w:proofErr w:type="gramStart"/>
+      <w:r>
+        <w:t>User</w:t>
+      </w:r>
+      <w:proofErr w:type="gramEnd"/>
+      <w:r>
+        <w:t xml:space="preserve"> </w:t>
+      </w:r>
+      <w:proofErr w:type="gramStart"/>
+      <w:r>
+        <w:t>needs</w:t>
+      </w:r>
+      <w:proofErr w:type="gramEnd"/>
+      <w:r>
+        <w:t xml:space="preserve"> to </w:t>
+      </w:r>
+      <w:proofErr w:type="gramStart"/>
+      <w:r>
+        <w:t>install drivers for</w:t>
+      </w:r>
+      <w:proofErr w:type="gramEnd"/>
+      <w:r>
+        <w:t xml:space="preserve"> TTY to USB </w:t>
+      </w:r>
+      <w:proofErr w:type="gramStart"/>
+      <w:r>
+        <w:t>cable</w:t>
+      </w:r>
+      <w:proofErr w:type="gramEnd"/>
+      <w:r>
+        <w:t xml:space="preserve"> for the first time. </w:t>
       </w:r>
       <w:r>
         <w:t>The following</w:t>
@@ -8998,7 +10439,15 @@
         <w:pStyle w:val="ListNumber3"/>
       </w:pPr>
       <w:r>
-        <w:t>After successful installation of drivers, plug in the USB to minicom machine, and go to, ‘Device Manager’ -&gt; ‘Serial COM ports’ and find out on which COM Port</w:t>
+        <w:t xml:space="preserve">After successful installation of drivers, plug in the USB to minicom machine, and go </w:t>
+      </w:r>
+      <w:proofErr w:type="gramStart"/>
+      <w:r>
+        <w:t>to, ‘</w:t>
+      </w:r>
+      <w:proofErr w:type="gramEnd"/>
+      <w:r>
+        <w:t>Device Manager’ -&gt; ‘Serial COM ports’ and find out on which COM Port</w:t>
       </w:r>
       <w:r>
         <w:t>,</w:t>
@@ -9064,18 +10513,20 @@
       <w:pPr>
         <w:pStyle w:val="Heading2"/>
       </w:pPr>
-      <w:bookmarkStart w:id="31" w:name="_Toc490139459"/>
-      <w:bookmarkStart w:id="32" w:name="_Toc493496646"/>
-      <w:bookmarkStart w:id="33" w:name="_Toc211962946"/>
+      <w:bookmarkStart w:id="33" w:name="_Toc490139459"/>
+      <w:bookmarkStart w:id="34" w:name="_Toc493496646"/>
+      <w:bookmarkStart w:id="35" w:name="_Toc211962946"/>
+      <w:proofErr w:type="spellStart"/>
       <w:r>
         <w:t>U</w:t>
       </w:r>
       <w:r>
         <w:t>boot</w:t>
       </w:r>
-      <w:bookmarkEnd w:id="31"/>
-      <w:bookmarkEnd w:id="32"/>
       <w:bookmarkEnd w:id="33"/>
+      <w:bookmarkEnd w:id="34"/>
+      <w:bookmarkEnd w:id="35"/>
+      <w:proofErr w:type="spellEnd"/>
     </w:p>
     <w:p>
       <w:r>
@@ -9085,13 +10536,21 @@
         <w:t>default,</w:t>
       </w:r>
       <w:r>
-        <w:t xml:space="preserve"> auto delay is not configured when debug-tweaks is disabled. User ha</w:t>
+        <w:t xml:space="preserve"> auto delay is not configured when debug-tweaks is disabled. User </w:t>
+      </w:r>
+      <w:proofErr w:type="gramStart"/>
+      <w:r>
+        <w:t>ha</w:t>
       </w:r>
       <w:r>
         <w:t xml:space="preserve">s </w:t>
       </w:r>
       <w:r>
-        <w:t>to enable the deb</w:t>
+        <w:t>to</w:t>
+      </w:r>
+      <w:proofErr w:type="gramEnd"/>
+      <w:r>
+        <w:t xml:space="preserve"> enable the deb</w:t>
       </w:r>
       <w:r>
         <w:t>ug-tweaks to stop the BMC in –boot.</w:t>
@@ -9099,15 +10558,28 @@
     </w:p>
     <w:p>
       <w:r>
-        <w:t>Uncomment EXTRA_IMAGE_FEATURES += "debug-tweaks" in build/conf/local.conf</w:t>
-      </w:r>
+        <w:t>Uncomment EXTRA_IMAGE_FEATURES += "debug-tweaks" in build/conf/</w:t>
+      </w:r>
+      <w:proofErr w:type="spellStart"/>
+      <w:r>
+        <w:t>local.conf</w:t>
+      </w:r>
+      <w:proofErr w:type="spellEnd"/>
     </w:p>
     <w:p>
       <w:r>
         <w:t>Users</w:t>
       </w:r>
       <w:r>
-        <w:t xml:space="preserve"> can get to uboot prompt via 2 ways, mainly during AC Power ON or by issuing ‘reboot’ </w:t>
+        <w:t xml:space="preserve"> can get to </w:t>
+      </w:r>
+      <w:proofErr w:type="spellStart"/>
+      <w:r>
+        <w:t>uboot</w:t>
+      </w:r>
+      <w:proofErr w:type="spellEnd"/>
+      <w:r>
+        <w:t xml:space="preserve"> prompt via 2 ways, mainly during AC Power ON or by issuing ‘reboot’ </w:t>
       </w:r>
       <w:r>
         <w:t>BMC</w:t>
@@ -9124,8 +10596,29 @@
           <w:numId w:val="25"/>
         </w:numPr>
       </w:pPr>
-      <w:r>
-        <w:t>In order to get uboot prompt upon AC power on, user should press and hold the “Esc or Del” key as soon as AC power is applied, until redirected to uboot prompt.</w:t>
+      <w:proofErr w:type="gramStart"/>
+      <w:r>
+        <w:t>In order to</w:t>
+      </w:r>
+      <w:proofErr w:type="gramEnd"/>
+      <w:r>
+        <w:t xml:space="preserve"> get </w:t>
+      </w:r>
+      <w:proofErr w:type="spellStart"/>
+      <w:r>
+        <w:t>uboot</w:t>
+      </w:r>
+      <w:proofErr w:type="spellEnd"/>
+      <w:r>
+        <w:t xml:space="preserve"> prompt upon AC power on, user should press and hold the “Esc or Del” key as soon as AC power is applied, until redirected to </w:t>
+      </w:r>
+      <w:proofErr w:type="spellStart"/>
+      <w:r>
+        <w:t>uboot</w:t>
+      </w:r>
+      <w:proofErr w:type="spellEnd"/>
+      <w:r>
+        <w:t xml:space="preserve"> prompt.</w:t>
       </w:r>
     </w:p>
     <w:p>
@@ -9136,7 +10629,31 @@
         <w:t>users</w:t>
       </w:r>
       <w:r>
-        <w:t xml:space="preserve"> may not succeed in getting to uboot as, ‘bootdelay’ environment variable in uboot is ‘0’ initially. Which means as soon as AC power is applied to board, BMC starts booting to Linux, within ‘0’ seconds of delay or in other terms no delay. In such cases, </w:t>
+        <w:t xml:space="preserve"> may not succeed in getting to </w:t>
+      </w:r>
+      <w:proofErr w:type="spellStart"/>
+      <w:r>
+        <w:t>uboot</w:t>
+      </w:r>
+      <w:proofErr w:type="spellEnd"/>
+      <w:r>
+        <w:t xml:space="preserve"> as, ‘</w:t>
+      </w:r>
+      <w:proofErr w:type="spellStart"/>
+      <w:r>
+        <w:t>bootdelay</w:t>
+      </w:r>
+      <w:proofErr w:type="spellEnd"/>
+      <w:r>
+        <w:t xml:space="preserve">’ environment variable in </w:t>
+      </w:r>
+      <w:proofErr w:type="spellStart"/>
+      <w:r>
+        <w:t>uboot</w:t>
+      </w:r>
+      <w:proofErr w:type="spellEnd"/>
+      <w:r>
+        <w:t xml:space="preserve"> is ‘0’ initially. Which means as soon as AC power is applied to board, BMC starts booting to Linux, within ‘0’ seconds of delay or in other terms no delay. In such cases, </w:t>
       </w:r>
       <w:r>
         <w:t>the user</w:t>
@@ -9179,7 +10696,15 @@
     </w:p>
     <w:p>
       <w:r>
-        <w:t xml:space="preserve">From BMC Linux shell prompt, issue ‘reboot’ command and press and hold the “Esc or Del” key until redirected to uboot prompt. </w:t>
+        <w:t xml:space="preserve">From BMC Linux shell prompt, issue ‘reboot’ command and press and hold the “Esc or Del” key until redirected to </w:t>
+      </w:r>
+      <w:proofErr w:type="spellStart"/>
+      <w:r>
+        <w:t>uboot</w:t>
+      </w:r>
+      <w:proofErr w:type="spellEnd"/>
+      <w:r>
+        <w:t xml:space="preserve"> prompt. </w:t>
       </w:r>
     </w:p>
     <w:p>
@@ -9187,7 +10712,23 @@
         <w:ind w:firstLine="360"/>
       </w:pPr>
       <w:r>
-        <w:t>User may optionally set ‘bootdelay’ uboot environment variable with desired delay in seconds.</w:t>
+        <w:t>User may optionally set ‘</w:t>
+      </w:r>
+      <w:proofErr w:type="spellStart"/>
+      <w:r>
+        <w:t>bootdelay</w:t>
+      </w:r>
+      <w:proofErr w:type="spellEnd"/>
+      <w:r>
+        <w:t xml:space="preserve">’ </w:t>
+      </w:r>
+      <w:proofErr w:type="spellStart"/>
+      <w:r>
+        <w:t>uboot</w:t>
+      </w:r>
+      <w:proofErr w:type="spellEnd"/>
+      <w:r>
+        <w:t xml:space="preserve"> environment variable with desired delay in seconds.</w:t>
       </w:r>
     </w:p>
     <w:p>
@@ -9214,8 +10755,21 @@
       <w:pPr>
         <w:ind w:firstLine="360"/>
       </w:pPr>
-      <w:r>
-        <w:t xml:space="preserve">ast&gt; set bootdelay 3; save; </w:t>
+      <w:proofErr w:type="spellStart"/>
+      <w:r>
+        <w:t>ast</w:t>
+      </w:r>
+      <w:proofErr w:type="spellEnd"/>
+      <w:r>
+        <w:t xml:space="preserve">&gt; set </w:t>
+      </w:r>
+      <w:proofErr w:type="spellStart"/>
+      <w:r>
+        <w:t>bootdelay</w:t>
+      </w:r>
+      <w:proofErr w:type="spellEnd"/>
+      <w:r>
+        <w:t xml:space="preserve"> 3; save; </w:t>
       </w:r>
     </w:p>
     <w:p>
@@ -9227,15 +10781,15 @@
       <w:pPr>
         <w:pStyle w:val="Heading2"/>
       </w:pPr>
-      <w:bookmarkStart w:id="34" w:name="_Toc490139460"/>
-      <w:bookmarkStart w:id="35" w:name="_Toc493496647"/>
-      <w:bookmarkStart w:id="36" w:name="_Toc211962947"/>
+      <w:bookmarkStart w:id="36" w:name="_Toc490139460"/>
+      <w:bookmarkStart w:id="37" w:name="_Toc493496647"/>
+      <w:bookmarkStart w:id="38" w:name="_Toc211962947"/>
       <w:r>
         <w:t>Linux</w:t>
       </w:r>
-      <w:bookmarkEnd w:id="34"/>
-      <w:bookmarkEnd w:id="35"/>
       <w:bookmarkEnd w:id="36"/>
+      <w:bookmarkEnd w:id="37"/>
+      <w:bookmarkEnd w:id="38"/>
     </w:p>
     <w:p>
       <w:r>
@@ -9290,22 +10844,43 @@
       <w:pPr>
         <w:pStyle w:val="Heading2"/>
       </w:pPr>
-      <w:bookmarkStart w:id="37" w:name="_Toc490139461"/>
-      <w:bookmarkStart w:id="38" w:name="_Toc493496648"/>
-      <w:bookmarkStart w:id="39" w:name="_Toc211962948"/>
-      <w:r>
-        <w:t xml:space="preserve">Uboot </w:t>
+      <w:bookmarkStart w:id="39" w:name="_Toc490139461"/>
+      <w:bookmarkStart w:id="40" w:name="_Toc493496648"/>
+      <w:bookmarkStart w:id="41" w:name="_Toc211962948"/>
+      <w:proofErr w:type="spellStart"/>
+      <w:r>
+        <w:t>Uboot</w:t>
+      </w:r>
+      <w:proofErr w:type="spellEnd"/>
+      <w:r>
+        <w:t xml:space="preserve"> </w:t>
       </w:r>
       <w:r>
         <w:t>- Booting to BMC Linux</w:t>
       </w:r>
-      <w:bookmarkEnd w:id="37"/>
-      <w:bookmarkEnd w:id="38"/>
       <w:bookmarkEnd w:id="39"/>
-    </w:p>
-    <w:p>
-      <w:r>
-        <w:t xml:space="preserve">After completing required operations in uboot prompt, user should issue </w:t>
+      <w:bookmarkEnd w:id="40"/>
+      <w:bookmarkEnd w:id="41"/>
+    </w:p>
+    <w:p>
+      <w:r>
+        <w:t xml:space="preserve">After completing required operations in </w:t>
+      </w:r>
+      <w:proofErr w:type="spellStart"/>
+      <w:r>
+        <w:t>uboot</w:t>
+      </w:r>
+      <w:proofErr w:type="spellEnd"/>
+      <w:r>
+        <w:t xml:space="preserve"> prompt, </w:t>
+      </w:r>
+      <w:proofErr w:type="gramStart"/>
+      <w:r>
+        <w:t>user</w:t>
+      </w:r>
+      <w:proofErr w:type="gramEnd"/>
+      <w:r>
+        <w:t xml:space="preserve"> should issue </w:t>
       </w:r>
       <w:r>
         <w:rPr>
@@ -9324,9 +10899,11 @@
           <w:b/>
         </w:rPr>
       </w:pPr>
+      <w:proofErr w:type="spellStart"/>
       <w:r>
         <w:t>ast</w:t>
       </w:r>
+      <w:proofErr w:type="spellEnd"/>
       <w:r>
         <w:rPr>
           <w:b/>
@@ -9343,49 +10920,119 @@
         <w:rPr>
           <w:b/>
         </w:rPr>
-        <w:t xml:space="preserve"> or bootm &lt;kernel load address&gt;</w:t>
-      </w:r>
-    </w:p>
-    <w:p>
-      <w:bookmarkStart w:id="40" w:name="_Hlk120708463"/>
-      <w:r>
-        <w:t>Environmental Variables for UBoot</w:t>
-      </w:r>
-    </w:p>
-    <w:bookmarkEnd w:id="40"/>
+        <w:t xml:space="preserve"> or </w:t>
+      </w:r>
+      <w:proofErr w:type="spellStart"/>
+      <w:r>
+        <w:rPr>
+          <w:b/>
+        </w:rPr>
+        <w:t>bootm</w:t>
+      </w:r>
+      <w:proofErr w:type="spellEnd"/>
+      <w:r>
+        <w:rPr>
+          <w:b/>
+        </w:rPr>
+        <w:t xml:space="preserve"> &lt;kernel load address&gt;</w:t>
+      </w:r>
+    </w:p>
+    <w:p>
+      <w:bookmarkStart w:id="42" w:name="_Hlk120708463"/>
+      <w:r>
+        <w:t xml:space="preserve">Environmental Variables for </w:t>
+      </w:r>
+      <w:proofErr w:type="spellStart"/>
+      <w:r>
+        <w:t>UBoot</w:t>
+      </w:r>
+      <w:proofErr w:type="spellEnd"/>
+    </w:p>
+    <w:bookmarkEnd w:id="42"/>
     <w:p>
       <w:pPr>
         <w:pStyle w:val="Paragraph1"/>
       </w:pPr>
       <w:r>
-        <w:t xml:space="preserve">The basic environmental variables for uboot are: </w:t>
+        <w:t xml:space="preserve">The basic environmental variables for </w:t>
+      </w:r>
+      <w:proofErr w:type="spellStart"/>
+      <w:r>
+        <w:t>uboot</w:t>
+      </w:r>
+      <w:proofErr w:type="spellEnd"/>
+      <w:r>
+        <w:t xml:space="preserve"> are: </w:t>
       </w:r>
     </w:p>
     <w:p>
       <w:pPr>
         <w:pStyle w:val="ListBullet3"/>
       </w:pPr>
+      <w:proofErr w:type="spellStart"/>
       <w:r>
         <w:rPr>
           <w:b/>
           <w:bCs/>
         </w:rPr>
-        <w:t>Serverip:</w:t>
+        <w:t>Serverip</w:t>
+      </w:r>
+      <w:proofErr w:type="spellEnd"/>
+      <w:r>
+        <w:rPr>
+          <w:b/>
+          <w:bCs/>
+        </w:rPr>
+        <w:t>:</w:t>
       </w:r>
       <w:r>
         <w:t xml:space="preserve"> Th</w:t>
       </w:r>
       <w:r>
-        <w:t>e server ip contains the ip of the</w:t>
-      </w:r>
-      <w:r>
-        <w:t xml:space="preserve"> Linux or Windows system in which tftp server is present and running. The command to </w:t>
+        <w:t xml:space="preserve">e server </w:t>
+      </w:r>
+      <w:proofErr w:type="spellStart"/>
+      <w:r>
+        <w:t>ip</w:t>
+      </w:r>
+      <w:proofErr w:type="spellEnd"/>
+      <w:r>
+        <w:t xml:space="preserve"> contains the </w:t>
+      </w:r>
+      <w:proofErr w:type="spellStart"/>
+      <w:proofErr w:type="gramStart"/>
+      <w:r>
+        <w:t>ip</w:t>
+      </w:r>
+      <w:proofErr w:type="spellEnd"/>
+      <w:proofErr w:type="gramEnd"/>
+      <w:r>
+        <w:t xml:space="preserve"> of the</w:t>
+      </w:r>
+      <w:r>
+        <w:t xml:space="preserve"> Linux or Windows system in which </w:t>
+      </w:r>
+      <w:proofErr w:type="spellStart"/>
+      <w:r>
+        <w:t>tftp</w:t>
+      </w:r>
+      <w:proofErr w:type="spellEnd"/>
+      <w:r>
+        <w:t xml:space="preserve"> server is present and running. The command to </w:t>
       </w:r>
       <w:r>
         <w:t>set up</w:t>
       </w:r>
       <w:r>
-        <w:t xml:space="preserve"> the server ip is below</w:t>
+        <w:t xml:space="preserve"> the server </w:t>
+      </w:r>
+      <w:proofErr w:type="spellStart"/>
+      <w:r>
+        <w:t>ip</w:t>
+      </w:r>
+      <w:proofErr w:type="spellEnd"/>
+      <w:r>
+        <w:t xml:space="preserve"> is below</w:t>
       </w:r>
       <w:r>
         <w:t>.</w:t>
@@ -9398,22 +11045,52 @@
           <w:b/>
         </w:rPr>
       </w:pPr>
-      <w:r>
-        <w:rPr>
-          <w:b/>
-        </w:rPr>
-        <w:t>setenv serverip &lt;IP Address&gt;</w:t>
+      <w:proofErr w:type="spellStart"/>
+      <w:r>
+        <w:rPr>
+          <w:b/>
+        </w:rPr>
+        <w:t>setenv</w:t>
+      </w:r>
+      <w:proofErr w:type="spellEnd"/>
+      <w:r>
+        <w:rPr>
+          <w:b/>
+        </w:rPr>
+        <w:t xml:space="preserve"> </w:t>
+      </w:r>
+      <w:proofErr w:type="spellStart"/>
+      <w:r>
+        <w:rPr>
+          <w:b/>
+        </w:rPr>
+        <w:t>serverip</w:t>
+      </w:r>
+      <w:proofErr w:type="spellEnd"/>
+      <w:r>
+        <w:rPr>
+          <w:b/>
+        </w:rPr>
+        <w:t xml:space="preserve"> &lt;IP Address&gt;</w:t>
       </w:r>
     </w:p>
     <w:p>
       <w:pPr>
         <w:pStyle w:val="ListBullet3"/>
       </w:pPr>
-      <w:r>
-        <w:rPr>
-          <w:b/>
-        </w:rPr>
-        <w:t>Ethaddr and Eth1addr:</w:t>
+      <w:proofErr w:type="spellStart"/>
+      <w:r>
+        <w:rPr>
+          <w:b/>
+        </w:rPr>
+        <w:t>Ethaddr</w:t>
+      </w:r>
+      <w:proofErr w:type="spellEnd"/>
+      <w:r>
+        <w:rPr>
+          <w:b/>
+        </w:rPr>
+        <w:t xml:space="preserve"> and Eth1addr:</w:t>
       </w:r>
       <w:r>
         <w:t xml:space="preserve"> Both variables are used for setting the mac address for the board. To set the mac address</w:t>
@@ -9440,11 +11117,33 @@
         </w:numPr>
         <w:ind w:left="749" w:firstLine="691"/>
       </w:pPr>
-      <w:r>
-        <w:rPr>
-          <w:b/>
-        </w:rPr>
-        <w:t xml:space="preserve">setenv ethaddr </w:t>
+      <w:proofErr w:type="spellStart"/>
+      <w:r>
+        <w:rPr>
+          <w:b/>
+        </w:rPr>
+        <w:t>setenv</w:t>
+      </w:r>
+      <w:proofErr w:type="spellEnd"/>
+      <w:r>
+        <w:rPr>
+          <w:b/>
+        </w:rPr>
+        <w:t xml:space="preserve"> </w:t>
+      </w:r>
+      <w:proofErr w:type="spellStart"/>
+      <w:r>
+        <w:rPr>
+          <w:b/>
+        </w:rPr>
+        <w:t>ethaddr</w:t>
+      </w:r>
+      <w:proofErr w:type="spellEnd"/>
+      <w:r>
+        <w:rPr>
+          <w:b/>
+        </w:rPr>
+        <w:t xml:space="preserve"> </w:t>
       </w:r>
       <w:r>
         <w:rPr>
@@ -9460,11 +11159,19 @@
           <w:b/>
         </w:rPr>
       </w:pPr>
-      <w:r>
-        <w:rPr>
-          <w:b/>
-        </w:rPr>
-        <w:t xml:space="preserve">setenv eth1addr </w:t>
+      <w:proofErr w:type="spellStart"/>
+      <w:r>
+        <w:rPr>
+          <w:b/>
+        </w:rPr>
+        <w:t>setenv</w:t>
+      </w:r>
+      <w:proofErr w:type="spellEnd"/>
+      <w:r>
+        <w:rPr>
+          <w:b/>
+        </w:rPr>
+        <w:t xml:space="preserve"> eth1addr </w:t>
       </w:r>
       <w:r>
         <w:rPr>
@@ -9477,12 +11184,21 @@
       <w:pPr>
         <w:pStyle w:val="ListBullet3"/>
       </w:pPr>
+      <w:proofErr w:type="spellStart"/>
       <w:r>
         <w:rPr>
           <w:b/>
           <w:bCs/>
         </w:rPr>
-        <w:t>Ethact:</w:t>
+        <w:t>Ethact</w:t>
+      </w:r>
+      <w:proofErr w:type="spellEnd"/>
+      <w:r>
+        <w:rPr>
+          <w:b/>
+          <w:bCs/>
+        </w:rPr>
+        <w:t>:</w:t>
       </w:r>
       <w:r>
         <w:t xml:space="preserve"> This variable is used to </w:t>
@@ -9491,7 +11207,15 @@
         <w:t>set up</w:t>
       </w:r>
       <w:r>
-        <w:t xml:space="preserve"> the active network interface for the board. The command is given below.</w:t>
+        <w:t xml:space="preserve"> </w:t>
+      </w:r>
+      <w:proofErr w:type="gramStart"/>
+      <w:r>
+        <w:t>the</w:t>
+      </w:r>
+      <w:proofErr w:type="gramEnd"/>
+      <w:r>
+        <w:t xml:space="preserve"> active network interface for the board. The command is given below.</w:t>
       </w:r>
     </w:p>
     <w:bookmarkEnd w:id="8"/>
@@ -9519,14 +11243,44 @@
         <w:rPr>
           <w:b/>
         </w:rPr>
-        <w:t xml:space="preserve"> – setenv ethact </w:t>
-      </w:r>
+        <w:t xml:space="preserve"> – </w:t>
+      </w:r>
+      <w:proofErr w:type="spellStart"/>
+      <w:r>
+        <w:rPr>
+          <w:b/>
+        </w:rPr>
+        <w:t>setenv</w:t>
+      </w:r>
+      <w:proofErr w:type="spellEnd"/>
+      <w:r>
+        <w:rPr>
+          <w:b/>
+        </w:rPr>
+        <w:t xml:space="preserve"> </w:t>
+      </w:r>
+      <w:proofErr w:type="spellStart"/>
+      <w:r>
+        <w:rPr>
+          <w:b/>
+        </w:rPr>
+        <w:t>ethact</w:t>
+      </w:r>
+      <w:proofErr w:type="spellEnd"/>
+      <w:r>
+        <w:rPr>
+          <w:b/>
+        </w:rPr>
+        <w:t xml:space="preserve"> </w:t>
+      </w:r>
+      <w:proofErr w:type="spellStart"/>
       <w:r>
         <w:rPr>
           <w:b/>
         </w:rPr>
         <w:t>ethaddr</w:t>
       </w:r>
+      <w:proofErr w:type="spellEnd"/>
     </w:p>
     <w:p>
       <w:pPr>
@@ -9539,7 +11293,35 @@
         <w:rPr>
           <w:b/>
         </w:rPr>
-        <w:t xml:space="preserve">For eth1 – setenv ethact </w:t>
+        <w:t xml:space="preserve">For eth1 – </w:t>
+      </w:r>
+      <w:proofErr w:type="spellStart"/>
+      <w:r>
+        <w:rPr>
+          <w:b/>
+        </w:rPr>
+        <w:t>setenv</w:t>
+      </w:r>
+      <w:proofErr w:type="spellEnd"/>
+      <w:r>
+        <w:rPr>
+          <w:b/>
+        </w:rPr>
+        <w:t xml:space="preserve"> </w:t>
+      </w:r>
+      <w:proofErr w:type="spellStart"/>
+      <w:r>
+        <w:rPr>
+          <w:b/>
+        </w:rPr>
+        <w:t>ethact</w:t>
+      </w:r>
+      <w:proofErr w:type="spellEnd"/>
+      <w:r>
+        <w:rPr>
+          <w:b/>
+        </w:rPr>
+        <w:t xml:space="preserve"> </w:t>
       </w:r>
       <w:r>
         <w:rPr>
@@ -9559,7 +11341,35 @@
         <w:rPr>
           <w:b/>
         </w:rPr>
-        <w:t xml:space="preserve">For eth2 – setenv ethact </w:t>
+        <w:t xml:space="preserve">For eth2 – </w:t>
+      </w:r>
+      <w:proofErr w:type="spellStart"/>
+      <w:r>
+        <w:rPr>
+          <w:b/>
+        </w:rPr>
+        <w:t>setenv</w:t>
+      </w:r>
+      <w:proofErr w:type="spellEnd"/>
+      <w:r>
+        <w:rPr>
+          <w:b/>
+        </w:rPr>
+        <w:t xml:space="preserve"> </w:t>
+      </w:r>
+      <w:proofErr w:type="spellStart"/>
+      <w:r>
+        <w:rPr>
+          <w:b/>
+        </w:rPr>
+        <w:t>ethact</w:t>
+      </w:r>
+      <w:proofErr w:type="spellEnd"/>
+      <w:r>
+        <w:rPr>
+          <w:b/>
+        </w:rPr>
+        <w:t xml:space="preserve"> </w:t>
       </w:r>
       <w:r>
         <w:rPr>
@@ -9579,7 +11389,21 @@
         <w:rPr>
           <w:b/>
         </w:rPr>
-        <w:t>For eth3 – setenv ethact eth3addr</w:t>
+        <w:t xml:space="preserve">For eth3 – </w:t>
+      </w:r>
+      <w:proofErr w:type="spellStart"/>
+      <w:r>
+        <w:rPr>
+          <w:b/>
+        </w:rPr>
+        <w:t>setenv</w:t>
+      </w:r>
+      <w:proofErr w:type="spellEnd"/>
+      <w:r>
+        <w:rPr>
+          <w:b/>
+        </w:rPr>
+        <w:t xml:space="preserve"> ethact eth3addr</w:t>
       </w:r>
     </w:p>
     <w:p>
@@ -9699,12 +11523,12 @@
       <w:pPr>
         <w:pStyle w:val="Heading1"/>
       </w:pPr>
-      <w:bookmarkStart w:id="41" w:name="_Toc211962949"/>
+      <w:bookmarkStart w:id="43" w:name="_Toc211962949"/>
       <w:r>
         <w:lastRenderedPageBreak/>
         <w:t>Supported Features</w:t>
       </w:r>
-      <w:bookmarkEnd w:id="41"/>
+      <w:bookmarkEnd w:id="43"/>
       <w:r>
         <w:t xml:space="preserve"> </w:t>
       </w:r>
@@ -9714,11 +11538,11 @@
       <w:pPr>
         <w:pStyle w:val="Heading2"/>
       </w:pPr>
-      <w:bookmarkStart w:id="42" w:name="_Toc211962950"/>
+      <w:bookmarkStart w:id="44" w:name="_Toc211962950"/>
       <w:r>
         <w:t>Generic Features</w:t>
       </w:r>
-      <w:bookmarkEnd w:id="42"/>
+      <w:bookmarkEnd w:id="44"/>
       <w:r>
         <w:t xml:space="preserve"> </w:t>
       </w:r>
@@ -9863,8 +11687,13 @@
           <w:numId w:val="35"/>
         </w:numPr>
       </w:pPr>
-      <w:r>
-        <w:t>mDNS and DNS Support</w:t>
+      <w:proofErr w:type="spellStart"/>
+      <w:r>
+        <w:t>mDNS</w:t>
+      </w:r>
+      <w:proofErr w:type="spellEnd"/>
+      <w:r>
+        <w:t xml:space="preserve"> and DNS Support</w:t>
       </w:r>
       <w:r>
         <w:t xml:space="preserve"> </w:t>
@@ -10361,11 +12190,11 @@
       <w:pPr>
         <w:pStyle w:val="Heading2"/>
       </w:pPr>
-      <w:bookmarkStart w:id="43" w:name="_Toc211962951"/>
+      <w:bookmarkStart w:id="45" w:name="_Toc211962951"/>
       <w:r>
         <w:t>SOC Specific</w:t>
       </w:r>
-      <w:bookmarkEnd w:id="43"/>
+      <w:bookmarkEnd w:id="45"/>
       <w:r>
         <w:t xml:space="preserve"> </w:t>
       </w:r>
@@ -10375,11 +12204,11 @@
       <w:pPr>
         <w:pStyle w:val="Heading3"/>
       </w:pPr>
-      <w:bookmarkStart w:id="44" w:name="_Toc211962952"/>
+      <w:bookmarkStart w:id="46" w:name="_Toc211962952"/>
       <w:r>
         <w:t>AST2600</w:t>
       </w:r>
-      <w:bookmarkEnd w:id="44"/>
+      <w:bookmarkEnd w:id="46"/>
     </w:p>
     <w:p>
       <w:pPr>
@@ -10475,11 +12304,11 @@
       <w:pPr>
         <w:pStyle w:val="Heading3"/>
       </w:pPr>
-      <w:bookmarkStart w:id="45" w:name="_Toc211962953"/>
+      <w:bookmarkStart w:id="47" w:name="_Toc211962953"/>
       <w:r>
         <w:t>AST2700</w:t>
       </w:r>
-      <w:bookmarkEnd w:id="45"/>
+      <w:bookmarkEnd w:id="47"/>
     </w:p>
     <w:p>
       <w:pPr>
@@ -10563,11 +12392,11 @@
       <w:pPr>
         <w:pStyle w:val="Heading3"/>
       </w:pPr>
-      <w:bookmarkStart w:id="46" w:name="_Toc211962954"/>
+      <w:bookmarkStart w:id="48" w:name="_Toc211962954"/>
       <w:r>
         <w:t>Arbel</w:t>
       </w:r>
-      <w:bookmarkEnd w:id="46"/>
+      <w:bookmarkEnd w:id="48"/>
     </w:p>
     <w:p>
       <w:pPr>
@@ -10651,7 +12480,7 @@
 </file>
 
 <file path=word/endnotes.xml><?xml version="1.0" encoding="utf-8"?>
-<w:endnotes xmlns:wpc="http://schemas.microsoft.com/office/word/2010/wordprocessingCanvas" xmlns:cx="http://schemas.microsoft.com/office/drawing/2014/chartex" xmlns:cx1="http://schemas.microsoft.com/office/drawing/2015/9/8/chartex" xmlns:cx2="http://schemas.microsoft.com/office/drawing/2015/10/21/chartex" xmlns:cx3="http://schemas.microsoft.com/office/drawing/2016/5/9/chartex" xmlns:cx4="http://schemas.microsoft.com/office/drawing/2016/5/10/chartex" xmlns:cx5="http://schemas.microsoft.com/office/drawing/2016/5/11/chartex" xmlns:cx6="http://schemas.microsoft.com/office/drawing/2016/5/12/chartex" xmlns:cx7="http://schemas.microsoft.com/office/drawing/2016/5/13/chartex" xmlns:cx8="http://schemas.microsoft.com/office/drawing/2016/5/14/chartex" xmlns:mc="http://schemas.openxmlformats.org/markup-compatibility/2006" xmlns:aink="http://schemas.microsoft.com/office/drawing/2016/ink" xmlns:am3d="http://schemas.microsoft.com/office/drawing/2017/model3d" xmlns:o="urn:schemas-microsoft-com:office:office" xmlns:oel="http://schemas.microsoft.com/office/2019/extlst" xmlns:r="http://schemas.openxmlformats.org/officeDocument/2006/relationships" xmlns:m="http://schemas.openxmlformats.org/officeDocument/2006/math" xmlns:v="urn:schemas-microsoft-com:vml" xmlns:wp14="http://schemas.microsoft.com/office/word/2010/wordprocessingDrawing" xmlns:wp="http://schemas.openxmlformats.org/drawingml/2006/wordprocessingDrawing" xmlns:w10="urn:schemas-microsoft-com:office:word" xmlns:w="http://schemas.openxmlformats.org/wordprocessingml/2006/main" xmlns:w14="http://schemas.microsoft.com/office/word/2010/wordml" xmlns:w15="http://schemas.microsoft.com/office/word/2012/wordml" xmlns:w16cex="http://schemas.microsoft.com/office/word/2018/wordml/cex" xmlns:w16cid="http://schemas.microsoft.com/office/word/2016/wordml/cid" xmlns:w16="http://schemas.microsoft.com/office/word/2018/wordml" xmlns:w16du="http://schemas.microsoft.com/office/word/2023/wordml/word16du" xmlns:w16sdtdh="http://schemas.microsoft.com/office/word/2020/wordml/sdtdatahash" xmlns:w16sdtfl="http://schemas.microsoft.com/office/word/2024/wordml/sdtformatlock" xmlns:w16se="http://schemas.microsoft.com/office/word/2015/wordml/symex" xmlns:wpg="http://schemas.microsoft.com/office/word/2010/wordprocessingGroup" xmlns:wpi="http://schemas.microsoft.com/office/word/2010/wordprocessingInk" xmlns:wne="http://schemas.microsoft.com/office/word/2006/wordml" xmlns:wps="http://schemas.microsoft.com/office/word/2010/wordprocessingShape" mc:Ignorable="w14 w15 w16se w16cid w16 w16cex w16sdtdh w16sdtfl w16du wp14">
+<w:endnotes xmlns:wpc="http://schemas.microsoft.com/office/word/2010/wordprocessingCanvas" xmlns:cx="http://schemas.microsoft.com/office/drawing/2014/chartex" xmlns:cx1="http://schemas.microsoft.com/office/drawing/2015/9/8/chartex" xmlns:cx2="http://schemas.microsoft.com/office/drawing/2015/10/21/chartex" xmlns:cx3="http://schemas.microsoft.com/office/drawing/2016/5/9/chartex" xmlns:cx4="http://schemas.microsoft.com/office/drawing/2016/5/10/chartex" xmlns:cx5="http://schemas.microsoft.com/office/drawing/2016/5/11/chartex" xmlns:cx6="http://schemas.microsoft.com/office/drawing/2016/5/12/chartex" xmlns:cx7="http://schemas.microsoft.com/office/drawing/2016/5/13/chartex" xmlns:cx8="http://schemas.microsoft.com/office/drawing/2016/5/14/chartex" xmlns:mc="http://schemas.openxmlformats.org/markup-compatibility/2006" xmlns:aink="http://schemas.microsoft.com/office/drawing/2016/ink" xmlns:am3d="http://schemas.microsoft.com/office/drawing/2017/model3d" xmlns:o="urn:schemas-microsoft-com:office:office" xmlns:oel="http://schemas.microsoft.com/office/2019/extlst" xmlns:r="http://schemas.openxmlformats.org/officeDocument/2006/relationships" xmlns:m="http://schemas.openxmlformats.org/officeDocument/2006/math" xmlns:v="urn:schemas-microsoft-com:vml" xmlns:wp14="http://schemas.microsoft.com/office/word/2010/wordprocessingDrawing" xmlns:wp="http://schemas.openxmlformats.org/drawingml/2006/wordprocessingDrawing" xmlns:w10="urn:schemas-microsoft-com:office:word" xmlns:w="http://schemas.openxmlformats.org/wordprocessingml/2006/main" xmlns:w14="http://schemas.microsoft.com/office/word/2010/wordml" xmlns:w15="http://schemas.microsoft.com/office/word/2012/wordml" xmlns:w16cei="http://schemas.microsoft.com/office/word/2026/wordml/cei" xmlns:w16cex="http://schemas.microsoft.com/office/word/2018/wordml/cex" xmlns:w16cid="http://schemas.microsoft.com/office/word/2016/wordml/cid" xmlns:w16="http://schemas.microsoft.com/office/word/2018/wordml" xmlns:w16du="http://schemas.microsoft.com/office/word/2023/wordml/word16du" xmlns:w16sdtdh="http://schemas.microsoft.com/office/word/2020/wordml/sdtdatahash" xmlns:w16sdtfl="http://schemas.microsoft.com/office/word/2024/wordml/sdtformatlock" xmlns:w16se="http://schemas.microsoft.com/office/word/2015/wordml/symex" xmlns:wpg="http://schemas.microsoft.com/office/word/2010/wordprocessingGroup" xmlns:wpi="http://schemas.microsoft.com/office/word/2010/wordprocessingInk" xmlns:wne="http://schemas.microsoft.com/office/word/2006/wordml" xmlns:wps="http://schemas.microsoft.com/office/word/2010/wordprocessingShape" mc:Ignorable="w14 w15 w16se w16cid w16 w16cex w16sdtdh w16sdtfl w16du wp14">
   <w:endnote w:type="separator" w:id="-1">
     <w:p>
       <w:r>
@@ -10677,7 +12506,7 @@
 </file>
 
 <file path=word/footer1.xml><?xml version="1.0" encoding="utf-8"?>
-<w:ftr xmlns:wpc="http://schemas.microsoft.com/office/word/2010/wordprocessingCanvas" xmlns:cx="http://schemas.microsoft.com/office/drawing/2014/chartex" xmlns:cx1="http://schemas.microsoft.com/office/drawing/2015/9/8/chartex" xmlns:cx2="http://schemas.microsoft.com/office/drawing/2015/10/21/chartex" xmlns:cx3="http://schemas.microsoft.com/office/drawing/2016/5/9/chartex" xmlns:cx4="http://schemas.microsoft.com/office/drawing/2016/5/10/chartex" xmlns:cx5="http://schemas.microsoft.com/office/drawing/2016/5/11/chartex" xmlns:cx6="http://schemas.microsoft.com/office/drawing/2016/5/12/chartex" xmlns:cx7="http://schemas.microsoft.com/office/drawing/2016/5/13/chartex" xmlns:cx8="http://schemas.microsoft.com/office/drawing/2016/5/14/chartex" xmlns:mc="http://schemas.openxmlformats.org/markup-compatibility/2006" xmlns:aink="http://schemas.microsoft.com/office/drawing/2016/ink" xmlns:am3d="http://schemas.microsoft.com/office/drawing/2017/model3d" xmlns:o="urn:schemas-microsoft-com:office:office" xmlns:oel="http://schemas.microsoft.com/office/2019/extlst" xmlns:r="http://schemas.openxmlformats.org/officeDocument/2006/relationships" xmlns:m="http://schemas.openxmlformats.org/officeDocument/2006/math" xmlns:v="urn:schemas-microsoft-com:vml" xmlns:wp14="http://schemas.microsoft.com/office/word/2010/wordprocessingDrawing" xmlns:wp="http://schemas.openxmlformats.org/drawingml/2006/wordprocessingDrawing" xmlns:w10="urn:schemas-microsoft-com:office:word" xmlns:w="http://schemas.openxmlformats.org/wordprocessingml/2006/main" xmlns:w14="http://schemas.microsoft.com/office/word/2010/wordml" xmlns:w15="http://schemas.microsoft.com/office/word/2012/wordml" xmlns:w16cex="http://schemas.microsoft.com/office/word/2018/wordml/cex" xmlns:w16cid="http://schemas.microsoft.com/office/word/2016/wordml/cid" xmlns:w16="http://schemas.microsoft.com/office/word/2018/wordml" xmlns:w16du="http://schemas.microsoft.com/office/word/2023/wordml/word16du" xmlns:w16sdtdh="http://schemas.microsoft.com/office/word/2020/wordml/sdtdatahash" xmlns:w16sdtfl="http://schemas.microsoft.com/office/word/2024/wordml/sdtformatlock" xmlns:w16se="http://schemas.microsoft.com/office/word/2015/wordml/symex" xmlns:wpg="http://schemas.microsoft.com/office/word/2010/wordprocessingGroup" xmlns:wpi="http://schemas.microsoft.com/office/word/2010/wordprocessingInk" xmlns:wne="http://schemas.microsoft.com/office/word/2006/wordml" xmlns:wps="http://schemas.microsoft.com/office/word/2010/wordprocessingShape" mc:Ignorable="w14 w15 w16se w16cid w16 w16cex w16sdtdh w16sdtfl w16du wp14">
+<w:ftr xmlns:wpc="http://schemas.microsoft.com/office/word/2010/wordprocessingCanvas" xmlns:cx="http://schemas.microsoft.com/office/drawing/2014/chartex" xmlns:cx1="http://schemas.microsoft.com/office/drawing/2015/9/8/chartex" xmlns:cx2="http://schemas.microsoft.com/office/drawing/2015/10/21/chartex" xmlns:cx3="http://schemas.microsoft.com/office/drawing/2016/5/9/chartex" xmlns:cx4="http://schemas.microsoft.com/office/drawing/2016/5/10/chartex" xmlns:cx5="http://schemas.microsoft.com/office/drawing/2016/5/11/chartex" xmlns:cx6="http://schemas.microsoft.com/office/drawing/2016/5/12/chartex" xmlns:cx7="http://schemas.microsoft.com/office/drawing/2016/5/13/chartex" xmlns:cx8="http://schemas.microsoft.com/office/drawing/2016/5/14/chartex" xmlns:mc="http://schemas.openxmlformats.org/markup-compatibility/2006" xmlns:aink="http://schemas.microsoft.com/office/drawing/2016/ink" xmlns:am3d="http://schemas.microsoft.com/office/drawing/2017/model3d" xmlns:o="urn:schemas-microsoft-com:office:office" xmlns:oel="http://schemas.microsoft.com/office/2019/extlst" xmlns:r="http://schemas.openxmlformats.org/officeDocument/2006/relationships" xmlns:m="http://schemas.openxmlformats.org/officeDocument/2006/math" xmlns:v="urn:schemas-microsoft-com:vml" xmlns:wp14="http://schemas.microsoft.com/office/word/2010/wordprocessingDrawing" xmlns:wp="http://schemas.openxmlformats.org/drawingml/2006/wordprocessingDrawing" xmlns:w10="urn:schemas-microsoft-com:office:word" xmlns:w="http://schemas.openxmlformats.org/wordprocessingml/2006/main" xmlns:w14="http://schemas.microsoft.com/office/word/2010/wordml" xmlns:w15="http://schemas.microsoft.com/office/word/2012/wordml" xmlns:w16cei="http://schemas.microsoft.com/office/word/2026/wordml/cei" xmlns:w16cex="http://schemas.microsoft.com/office/word/2018/wordml/cex" xmlns:w16cid="http://schemas.microsoft.com/office/word/2016/wordml/cid" xmlns:w16="http://schemas.microsoft.com/office/word/2018/wordml" xmlns:w16du="http://schemas.microsoft.com/office/word/2023/wordml/word16du" xmlns:w16sdtdh="http://schemas.microsoft.com/office/word/2020/wordml/sdtdatahash" xmlns:w16sdtfl="http://schemas.microsoft.com/office/word/2024/wordml/sdtformatlock" xmlns:w16se="http://schemas.microsoft.com/office/word/2015/wordml/symex" xmlns:wpg="http://schemas.microsoft.com/office/word/2010/wordprocessingGroup" xmlns:wpi="http://schemas.microsoft.com/office/word/2010/wordprocessingInk" xmlns:wne="http://schemas.microsoft.com/office/word/2006/wordml" xmlns:wps="http://schemas.microsoft.com/office/word/2010/wordprocessingShape" mc:Ignorable="w14 w15 w16se w16cid w16 w16cex w16sdtdh w16sdtfl w16du wp14">
   <w:p>
     <w:pPr>
       <w:pStyle w:val="FooterStyle"/>
@@ -10818,7 +12647,7 @@
 </file>
 
 <file path=word/footer2.xml><?xml version="1.0" encoding="utf-8"?>
-<w:ftr xmlns:wpc="http://schemas.microsoft.com/office/word/2010/wordprocessingCanvas" xmlns:cx="http://schemas.microsoft.com/office/drawing/2014/chartex" xmlns:cx1="http://schemas.microsoft.com/office/drawing/2015/9/8/chartex" xmlns:cx2="http://schemas.microsoft.com/office/drawing/2015/10/21/chartex" xmlns:cx3="http://schemas.microsoft.com/office/drawing/2016/5/9/chartex" xmlns:cx4="http://schemas.microsoft.com/office/drawing/2016/5/10/chartex" xmlns:cx5="http://schemas.microsoft.com/office/drawing/2016/5/11/chartex" xmlns:cx6="http://schemas.microsoft.com/office/drawing/2016/5/12/chartex" xmlns:cx7="http://schemas.microsoft.com/office/drawing/2016/5/13/chartex" xmlns:cx8="http://schemas.microsoft.com/office/drawing/2016/5/14/chartex" xmlns:mc="http://schemas.openxmlformats.org/markup-compatibility/2006" xmlns:aink="http://schemas.microsoft.com/office/drawing/2016/ink" xmlns:am3d="http://schemas.microsoft.com/office/drawing/2017/model3d" xmlns:o="urn:schemas-microsoft-com:office:office" xmlns:oel="http://schemas.microsoft.com/office/2019/extlst" xmlns:r="http://schemas.openxmlformats.org/officeDocument/2006/relationships" xmlns:m="http://schemas.openxmlformats.org/officeDocument/2006/math" xmlns:v="urn:schemas-microsoft-com:vml" xmlns:wp14="http://schemas.microsoft.com/office/word/2010/wordprocessingDrawing" xmlns:wp="http://schemas.openxmlformats.org/drawingml/2006/wordprocessingDrawing" xmlns:w10="urn:schemas-microsoft-com:office:word" xmlns:w="http://schemas.openxmlformats.org/wordprocessingml/2006/main" xmlns:w14="http://schemas.microsoft.com/office/word/2010/wordml" xmlns:w15="http://schemas.microsoft.com/office/word/2012/wordml" xmlns:w16cex="http://schemas.microsoft.com/office/word/2018/wordml/cex" xmlns:w16cid="http://schemas.microsoft.com/office/word/2016/wordml/cid" xmlns:w16="http://schemas.microsoft.com/office/word/2018/wordml" xmlns:w16du="http://schemas.microsoft.com/office/word/2023/wordml/word16du" xmlns:w16sdtdh="http://schemas.microsoft.com/office/word/2020/wordml/sdtdatahash" xmlns:w16sdtfl="http://schemas.microsoft.com/office/word/2024/wordml/sdtformatlock" xmlns:w16se="http://schemas.microsoft.com/office/word/2015/wordml/symex" xmlns:wpg="http://schemas.microsoft.com/office/word/2010/wordprocessingGroup" xmlns:wpi="http://schemas.microsoft.com/office/word/2010/wordprocessingInk" xmlns:wne="http://schemas.microsoft.com/office/word/2006/wordml" xmlns:wps="http://schemas.microsoft.com/office/word/2010/wordprocessingShape" mc:Ignorable="w14 w15 w16se w16cid w16 w16cex w16sdtdh w16sdtfl w16du wp14">
+<w:ftr xmlns:wpc="http://schemas.microsoft.com/office/word/2010/wordprocessingCanvas" xmlns:cx="http://schemas.microsoft.com/office/drawing/2014/chartex" xmlns:cx1="http://schemas.microsoft.com/office/drawing/2015/9/8/chartex" xmlns:cx2="http://schemas.microsoft.com/office/drawing/2015/10/21/chartex" xmlns:cx3="http://schemas.microsoft.com/office/drawing/2016/5/9/chartex" xmlns:cx4="http://schemas.microsoft.com/office/drawing/2016/5/10/chartex" xmlns:cx5="http://schemas.microsoft.com/office/drawing/2016/5/11/chartex" xmlns:cx6="http://schemas.microsoft.com/office/drawing/2016/5/12/chartex" xmlns:cx7="http://schemas.microsoft.com/office/drawing/2016/5/13/chartex" xmlns:cx8="http://schemas.microsoft.com/office/drawing/2016/5/14/chartex" xmlns:mc="http://schemas.openxmlformats.org/markup-compatibility/2006" xmlns:aink="http://schemas.microsoft.com/office/drawing/2016/ink" xmlns:am3d="http://schemas.microsoft.com/office/drawing/2017/model3d" xmlns:o="urn:schemas-microsoft-com:office:office" xmlns:oel="http://schemas.microsoft.com/office/2019/extlst" xmlns:r="http://schemas.openxmlformats.org/officeDocument/2006/relationships" xmlns:m="http://schemas.openxmlformats.org/officeDocument/2006/math" xmlns:v="urn:schemas-microsoft-com:vml" xmlns:wp14="http://schemas.microsoft.com/office/word/2010/wordprocessingDrawing" xmlns:wp="http://schemas.openxmlformats.org/drawingml/2006/wordprocessingDrawing" xmlns:w10="urn:schemas-microsoft-com:office:word" xmlns:w="http://schemas.openxmlformats.org/wordprocessingml/2006/main" xmlns:w14="http://schemas.microsoft.com/office/word/2010/wordml" xmlns:w15="http://schemas.microsoft.com/office/word/2012/wordml" xmlns:w16cei="http://schemas.microsoft.com/office/word/2026/wordml/cei" xmlns:w16cex="http://schemas.microsoft.com/office/word/2018/wordml/cex" xmlns:w16cid="http://schemas.microsoft.com/office/word/2016/wordml/cid" xmlns:w16="http://schemas.microsoft.com/office/word/2018/wordml" xmlns:w16du="http://schemas.microsoft.com/office/word/2023/wordml/word16du" xmlns:w16sdtdh="http://schemas.microsoft.com/office/word/2020/wordml/sdtdatahash" xmlns:w16sdtfl="http://schemas.microsoft.com/office/word/2024/wordml/sdtformatlock" xmlns:w16se="http://schemas.microsoft.com/office/word/2015/wordml/symex" xmlns:wpg="http://schemas.microsoft.com/office/word/2010/wordprocessingGroup" xmlns:wpi="http://schemas.microsoft.com/office/word/2010/wordprocessingInk" xmlns:wne="http://schemas.microsoft.com/office/word/2006/wordml" xmlns:wps="http://schemas.microsoft.com/office/word/2010/wordprocessingShape" mc:Ignorable="w14 w15 w16se w16cid w16 w16cex w16sdtdh w16sdtfl w16du wp14">
   <w:tbl>
     <w:tblPr>
       <w:tblW w:w="0" w:type="auto"/>
@@ -10903,7 +12732,7 @@
 </file>
 
 <file path=word/footer3.xml><?xml version="1.0" encoding="utf-8"?>
-<w:ftr xmlns:wpc="http://schemas.microsoft.com/office/word/2010/wordprocessingCanvas" xmlns:cx="http://schemas.microsoft.com/office/drawing/2014/chartex" xmlns:cx1="http://schemas.microsoft.com/office/drawing/2015/9/8/chartex" xmlns:cx2="http://schemas.microsoft.com/office/drawing/2015/10/21/chartex" xmlns:cx3="http://schemas.microsoft.com/office/drawing/2016/5/9/chartex" xmlns:cx4="http://schemas.microsoft.com/office/drawing/2016/5/10/chartex" xmlns:cx5="http://schemas.microsoft.com/office/drawing/2016/5/11/chartex" xmlns:cx6="http://schemas.microsoft.com/office/drawing/2016/5/12/chartex" xmlns:cx7="http://schemas.microsoft.com/office/drawing/2016/5/13/chartex" xmlns:cx8="http://schemas.microsoft.com/office/drawing/2016/5/14/chartex" xmlns:mc="http://schemas.openxmlformats.org/markup-compatibility/2006" xmlns:aink="http://schemas.microsoft.com/office/drawing/2016/ink" xmlns:am3d="http://schemas.microsoft.com/office/drawing/2017/model3d" xmlns:o="urn:schemas-microsoft-com:office:office" xmlns:oel="http://schemas.microsoft.com/office/2019/extlst" xmlns:r="http://schemas.openxmlformats.org/officeDocument/2006/relationships" xmlns:m="http://schemas.openxmlformats.org/officeDocument/2006/math" xmlns:v="urn:schemas-microsoft-com:vml" xmlns:wp14="http://schemas.microsoft.com/office/word/2010/wordprocessingDrawing" xmlns:wp="http://schemas.openxmlformats.org/drawingml/2006/wordprocessingDrawing" xmlns:w10="urn:schemas-microsoft-com:office:word" xmlns:w="http://schemas.openxmlformats.org/wordprocessingml/2006/main" xmlns:w14="http://schemas.microsoft.com/office/word/2010/wordml" xmlns:w15="http://schemas.microsoft.com/office/word/2012/wordml" xmlns:w16cex="http://schemas.microsoft.com/office/word/2018/wordml/cex" xmlns:w16cid="http://schemas.microsoft.com/office/word/2016/wordml/cid" xmlns:w16="http://schemas.microsoft.com/office/word/2018/wordml" xmlns:w16du="http://schemas.microsoft.com/office/word/2023/wordml/word16du" xmlns:w16sdtdh="http://schemas.microsoft.com/office/word/2020/wordml/sdtdatahash" xmlns:w16sdtfl="http://schemas.microsoft.com/office/word/2024/wordml/sdtformatlock" xmlns:w16se="http://schemas.microsoft.com/office/word/2015/wordml/symex" xmlns:wpg="http://schemas.microsoft.com/office/word/2010/wordprocessingGroup" xmlns:wpi="http://schemas.microsoft.com/office/word/2010/wordprocessingInk" xmlns:wne="http://schemas.microsoft.com/office/word/2006/wordml" xmlns:wps="http://schemas.microsoft.com/office/word/2010/wordprocessingShape" mc:Ignorable="w14 w15 w16se w16cid w16 w16cex w16sdtdh w16sdtfl w16du wp14">
+<w:ftr xmlns:wpc="http://schemas.microsoft.com/office/word/2010/wordprocessingCanvas" xmlns:cx="http://schemas.microsoft.com/office/drawing/2014/chartex" xmlns:cx1="http://schemas.microsoft.com/office/drawing/2015/9/8/chartex" xmlns:cx2="http://schemas.microsoft.com/office/drawing/2015/10/21/chartex" xmlns:cx3="http://schemas.microsoft.com/office/drawing/2016/5/9/chartex" xmlns:cx4="http://schemas.microsoft.com/office/drawing/2016/5/10/chartex" xmlns:cx5="http://schemas.microsoft.com/office/drawing/2016/5/11/chartex" xmlns:cx6="http://schemas.microsoft.com/office/drawing/2016/5/12/chartex" xmlns:cx7="http://schemas.microsoft.com/office/drawing/2016/5/13/chartex" xmlns:cx8="http://schemas.microsoft.com/office/drawing/2016/5/14/chartex" xmlns:mc="http://schemas.openxmlformats.org/markup-compatibility/2006" xmlns:aink="http://schemas.microsoft.com/office/drawing/2016/ink" xmlns:am3d="http://schemas.microsoft.com/office/drawing/2017/model3d" xmlns:o="urn:schemas-microsoft-com:office:office" xmlns:oel="http://schemas.microsoft.com/office/2019/extlst" xmlns:r="http://schemas.openxmlformats.org/officeDocument/2006/relationships" xmlns:m="http://schemas.openxmlformats.org/officeDocument/2006/math" xmlns:v="urn:schemas-microsoft-com:vml" xmlns:wp14="http://schemas.microsoft.com/office/word/2010/wordprocessingDrawing" xmlns:wp="http://schemas.openxmlformats.org/drawingml/2006/wordprocessingDrawing" xmlns:w10="urn:schemas-microsoft-com:office:word" xmlns:w="http://schemas.openxmlformats.org/wordprocessingml/2006/main" xmlns:w14="http://schemas.microsoft.com/office/word/2010/wordml" xmlns:w15="http://schemas.microsoft.com/office/word/2012/wordml" xmlns:w16cei="http://schemas.microsoft.com/office/word/2026/wordml/cei" xmlns:w16cex="http://schemas.microsoft.com/office/word/2018/wordml/cex" xmlns:w16cid="http://schemas.microsoft.com/office/word/2016/wordml/cid" xmlns:w16="http://schemas.microsoft.com/office/word/2018/wordml" xmlns:w16du="http://schemas.microsoft.com/office/word/2023/wordml/word16du" xmlns:w16sdtdh="http://schemas.microsoft.com/office/word/2020/wordml/sdtdatahash" xmlns:w16sdtfl="http://schemas.microsoft.com/office/word/2024/wordml/sdtformatlock" xmlns:w16se="http://schemas.microsoft.com/office/word/2015/wordml/symex" xmlns:wpg="http://schemas.microsoft.com/office/word/2010/wordprocessingGroup" xmlns:wpi="http://schemas.microsoft.com/office/word/2010/wordprocessingInk" xmlns:wne="http://schemas.microsoft.com/office/word/2006/wordml" xmlns:wps="http://schemas.microsoft.com/office/word/2010/wordprocessingShape" mc:Ignorable="w14 w15 w16se w16cid w16 w16cex w16sdtdh w16sdtfl w16du wp14">
   <w:p>
     <w:pPr>
       <w:pStyle w:val="Footer"/>
@@ -10913,7 +12742,7 @@
 </file>
 
 <file path=word/footnotes.xml><?xml version="1.0" encoding="utf-8"?>
-<w:footnotes xmlns:wpc="http://schemas.microsoft.com/office/word/2010/wordprocessingCanvas" xmlns:cx="http://schemas.microsoft.com/office/drawing/2014/chartex" xmlns:cx1="http://schemas.microsoft.com/office/drawing/2015/9/8/chartex" xmlns:cx2="http://schemas.microsoft.com/office/drawing/2015/10/21/chartex" xmlns:cx3="http://schemas.microsoft.com/office/drawing/2016/5/9/chartex" xmlns:cx4="http://schemas.microsoft.com/office/drawing/2016/5/10/chartex" xmlns:cx5="http://schemas.microsoft.com/office/drawing/2016/5/11/chartex" xmlns:cx6="http://schemas.microsoft.com/office/drawing/2016/5/12/chartex" xmlns:cx7="http://schemas.microsoft.com/office/drawing/2016/5/13/chartex" xmlns:cx8="http://schemas.microsoft.com/office/drawing/2016/5/14/chartex" xmlns:mc="http://schemas.openxmlformats.org/markup-compatibility/2006" xmlns:aink="http://schemas.microsoft.com/office/drawing/2016/ink" xmlns:am3d="http://schemas.microsoft.com/office/drawing/2017/model3d" xmlns:o="urn:schemas-microsoft-com:office:office" xmlns:oel="http://schemas.microsoft.com/office/2019/extlst" xmlns:r="http://schemas.openxmlformats.org/officeDocument/2006/relationships" xmlns:m="http://schemas.openxmlformats.org/officeDocument/2006/math" xmlns:v="urn:schemas-microsoft-com:vml" xmlns:wp14="http://schemas.microsoft.com/office/word/2010/wordprocessingDrawing" xmlns:wp="http://schemas.openxmlformats.org/drawingml/2006/wordprocessingDrawing" xmlns:w10="urn:schemas-microsoft-com:office:word" xmlns:w="http://schemas.openxmlformats.org/wordprocessingml/2006/main" xmlns:w14="http://schemas.microsoft.com/office/word/2010/wordml" xmlns:w15="http://schemas.microsoft.com/office/word/2012/wordml" xmlns:w16cex="http://schemas.microsoft.com/office/word/2018/wordml/cex" xmlns:w16cid="http://schemas.microsoft.com/office/word/2016/wordml/cid" xmlns:w16="http://schemas.microsoft.com/office/word/2018/wordml" xmlns:w16du="http://schemas.microsoft.com/office/word/2023/wordml/word16du" xmlns:w16sdtdh="http://schemas.microsoft.com/office/word/2020/wordml/sdtdatahash" xmlns:w16sdtfl="http://schemas.microsoft.com/office/word/2024/wordml/sdtformatlock" xmlns:w16se="http://schemas.microsoft.com/office/word/2015/wordml/symex" xmlns:wpg="http://schemas.microsoft.com/office/word/2010/wordprocessingGroup" xmlns:wpi="http://schemas.microsoft.com/office/word/2010/wordprocessingInk" xmlns:wne="http://schemas.microsoft.com/office/word/2006/wordml" xmlns:wps="http://schemas.microsoft.com/office/word/2010/wordprocessingShape" mc:Ignorable="w14 w15 w16se w16cid w16 w16cex w16sdtdh w16sdtfl w16du wp14">
+<w:footnotes xmlns:wpc="http://schemas.microsoft.com/office/word/2010/wordprocessingCanvas" xmlns:cx="http://schemas.microsoft.com/office/drawing/2014/chartex" xmlns:cx1="http://schemas.microsoft.com/office/drawing/2015/9/8/chartex" xmlns:cx2="http://schemas.microsoft.com/office/drawing/2015/10/21/chartex" xmlns:cx3="http://schemas.microsoft.com/office/drawing/2016/5/9/chartex" xmlns:cx4="http://schemas.microsoft.com/office/drawing/2016/5/10/chartex" xmlns:cx5="http://schemas.microsoft.com/office/drawing/2016/5/11/chartex" xmlns:cx6="http://schemas.microsoft.com/office/drawing/2016/5/12/chartex" xmlns:cx7="http://schemas.microsoft.com/office/drawing/2016/5/13/chartex" xmlns:cx8="http://schemas.microsoft.com/office/drawing/2016/5/14/chartex" xmlns:mc="http://schemas.openxmlformats.org/markup-compatibility/2006" xmlns:aink="http://schemas.microsoft.com/office/drawing/2016/ink" xmlns:am3d="http://schemas.microsoft.com/office/drawing/2017/model3d" xmlns:o="urn:schemas-microsoft-com:office:office" xmlns:oel="http://schemas.microsoft.com/office/2019/extlst" xmlns:r="http://schemas.openxmlformats.org/officeDocument/2006/relationships" xmlns:m="http://schemas.openxmlformats.org/officeDocument/2006/math" xmlns:v="urn:schemas-microsoft-com:vml" xmlns:wp14="http://schemas.microsoft.com/office/word/2010/wordprocessingDrawing" xmlns:wp="http://schemas.openxmlformats.org/drawingml/2006/wordprocessingDrawing" xmlns:w10="urn:schemas-microsoft-com:office:word" xmlns:w="http://schemas.openxmlformats.org/wordprocessingml/2006/main" xmlns:w14="http://schemas.microsoft.com/office/word/2010/wordml" xmlns:w15="http://schemas.microsoft.com/office/word/2012/wordml" xmlns:w16cei="http://schemas.microsoft.com/office/word/2026/wordml/cei" xmlns:w16cex="http://schemas.microsoft.com/office/word/2018/wordml/cex" xmlns:w16cid="http://schemas.microsoft.com/office/word/2016/wordml/cid" xmlns:w16="http://schemas.microsoft.com/office/word/2018/wordml" xmlns:w16du="http://schemas.microsoft.com/office/word/2023/wordml/word16du" xmlns:w16sdtdh="http://schemas.microsoft.com/office/word/2020/wordml/sdtdatahash" xmlns:w16sdtfl="http://schemas.microsoft.com/office/word/2024/wordml/sdtformatlock" xmlns:w16se="http://schemas.microsoft.com/office/word/2015/wordml/symex" xmlns:wpg="http://schemas.microsoft.com/office/word/2010/wordprocessingGroup" xmlns:wpi="http://schemas.microsoft.com/office/word/2010/wordprocessingInk" xmlns:wne="http://schemas.microsoft.com/office/word/2006/wordml" xmlns:wps="http://schemas.microsoft.com/office/word/2010/wordprocessingShape" mc:Ignorable="w14 w15 w16se w16cid w16 w16cex w16sdtdh w16sdtfl w16du wp14">
   <w:footnote w:type="separator" w:id="-1">
     <w:p>
       <w:r>
@@ -10939,7 +12768,7 @@
 </file>
 
 <file path=word/header1.xml><?xml version="1.0" encoding="utf-8"?>
-<w:hdr xmlns:wpc="http://schemas.microsoft.com/office/word/2010/wordprocessingCanvas" xmlns:cx="http://schemas.microsoft.com/office/drawing/2014/chartex" xmlns:cx1="http://schemas.microsoft.com/office/drawing/2015/9/8/chartex" xmlns:cx2="http://schemas.microsoft.com/office/drawing/2015/10/21/chartex" xmlns:cx3="http://schemas.microsoft.com/office/drawing/2016/5/9/chartex" xmlns:cx4="http://schemas.microsoft.com/office/drawing/2016/5/10/chartex" xmlns:cx5="http://schemas.microsoft.com/office/drawing/2016/5/11/chartex" xmlns:cx6="http://schemas.microsoft.com/office/drawing/2016/5/12/chartex" xmlns:cx7="http://schemas.microsoft.com/office/drawing/2016/5/13/chartex" xmlns:cx8="http://schemas.microsoft.com/office/drawing/2016/5/14/chartex" xmlns:mc="http://schemas.openxmlformats.org/markup-compatibility/2006" xmlns:aink="http://schemas.microsoft.com/office/drawing/2016/ink" xmlns:am3d="http://schemas.microsoft.com/office/drawing/2017/model3d" xmlns:o="urn:schemas-microsoft-com:office:office" xmlns:oel="http://schemas.microsoft.com/office/2019/extlst" xmlns:r="http://schemas.openxmlformats.org/officeDocument/2006/relationships" xmlns:m="http://schemas.openxmlformats.org/officeDocument/2006/math" xmlns:v="urn:schemas-microsoft-com:vml" xmlns:wp14="http://schemas.microsoft.com/office/word/2010/wordprocessingDrawing" xmlns:wp="http://schemas.openxmlformats.org/drawingml/2006/wordprocessingDrawing" xmlns:w10="urn:schemas-microsoft-com:office:word" xmlns:w="http://schemas.openxmlformats.org/wordprocessingml/2006/main" xmlns:w14="http://schemas.microsoft.com/office/word/2010/wordml" xmlns:w15="http://schemas.microsoft.com/office/word/2012/wordml" xmlns:w16cex="http://schemas.microsoft.com/office/word/2018/wordml/cex" xmlns:w16cid="http://schemas.microsoft.com/office/word/2016/wordml/cid" xmlns:w16="http://schemas.microsoft.com/office/word/2018/wordml" xmlns:w16du="http://schemas.microsoft.com/office/word/2023/wordml/word16du" xmlns:w16sdtdh="http://schemas.microsoft.com/office/word/2020/wordml/sdtdatahash" xmlns:w16sdtfl="http://schemas.microsoft.com/office/word/2024/wordml/sdtformatlock" xmlns:w16se="http://schemas.microsoft.com/office/word/2015/wordml/symex" xmlns:wpg="http://schemas.microsoft.com/office/word/2010/wordprocessingGroup" xmlns:wpi="http://schemas.microsoft.com/office/word/2010/wordprocessingInk" xmlns:wne="http://schemas.microsoft.com/office/word/2006/wordml" xmlns:wps="http://schemas.microsoft.com/office/word/2010/wordprocessingShape" mc:Ignorable="w14 w15 w16se w16cid w16 w16cex w16sdtdh w16sdtfl w16du wp14">
+<w:hdr xmlns:wpc="http://schemas.microsoft.com/office/word/2010/wordprocessingCanvas" xmlns:cx="http://schemas.microsoft.com/office/drawing/2014/chartex" xmlns:cx1="http://schemas.microsoft.com/office/drawing/2015/9/8/chartex" xmlns:cx2="http://schemas.microsoft.com/office/drawing/2015/10/21/chartex" xmlns:cx3="http://schemas.microsoft.com/office/drawing/2016/5/9/chartex" xmlns:cx4="http://schemas.microsoft.com/office/drawing/2016/5/10/chartex" xmlns:cx5="http://schemas.microsoft.com/office/drawing/2016/5/11/chartex" xmlns:cx6="http://schemas.microsoft.com/office/drawing/2016/5/12/chartex" xmlns:cx7="http://schemas.microsoft.com/office/drawing/2016/5/13/chartex" xmlns:cx8="http://schemas.microsoft.com/office/drawing/2016/5/14/chartex" xmlns:mc="http://schemas.openxmlformats.org/markup-compatibility/2006" xmlns:aink="http://schemas.microsoft.com/office/drawing/2016/ink" xmlns:am3d="http://schemas.microsoft.com/office/drawing/2017/model3d" xmlns:o="urn:schemas-microsoft-com:office:office" xmlns:oel="http://schemas.microsoft.com/office/2019/extlst" xmlns:r="http://schemas.openxmlformats.org/officeDocument/2006/relationships" xmlns:m="http://schemas.openxmlformats.org/officeDocument/2006/math" xmlns:v="urn:schemas-microsoft-com:vml" xmlns:wp14="http://schemas.microsoft.com/office/word/2010/wordprocessingDrawing" xmlns:wp="http://schemas.openxmlformats.org/drawingml/2006/wordprocessingDrawing" xmlns:w10="urn:schemas-microsoft-com:office:word" xmlns:w="http://schemas.openxmlformats.org/wordprocessingml/2006/main" xmlns:w14="http://schemas.microsoft.com/office/word/2010/wordml" xmlns:w15="http://schemas.microsoft.com/office/word/2012/wordml" xmlns:w16cei="http://schemas.microsoft.com/office/word/2026/wordml/cei" xmlns:w16cex="http://schemas.microsoft.com/office/word/2018/wordml/cex" xmlns:w16cid="http://schemas.microsoft.com/office/word/2016/wordml/cid" xmlns:w16="http://schemas.microsoft.com/office/word/2018/wordml" xmlns:w16du="http://schemas.microsoft.com/office/word/2023/wordml/word16du" xmlns:w16sdtdh="http://schemas.microsoft.com/office/word/2020/wordml/sdtdatahash" xmlns:w16sdtfl="http://schemas.microsoft.com/office/word/2024/wordml/sdtformatlock" xmlns:w16se="http://schemas.microsoft.com/office/word/2015/wordml/symex" xmlns:wpg="http://schemas.microsoft.com/office/word/2010/wordprocessingGroup" xmlns:wpi="http://schemas.microsoft.com/office/word/2010/wordprocessingInk" xmlns:wne="http://schemas.microsoft.com/office/word/2006/wordml" xmlns:wps="http://schemas.microsoft.com/office/word/2010/wordprocessingShape" mc:Ignorable="w14 w15 w16se w16cid w16 w16cex w16sdtdh w16sdtfl w16du wp14">
   <w:p>
     <w:pPr>
       <w:pBdr>
@@ -10971,7 +12800,24 @@
         <w:lang w:eastAsia="zh-TW"/>
       </w:rPr>
       <w:tab/>
-      <w:t xml:space="preserve">MegaRAC </w:t>
+    </w:r>
+    <w:proofErr w:type="spellStart"/>
+    <w:r>
+      <w:rPr>
+        <w:rFonts w:cs="Arial"/>
+        <w:b/>
+        <w:lang w:eastAsia="zh-TW"/>
+      </w:rPr>
+      <w:t>MegaRAC</w:t>
+    </w:r>
+    <w:proofErr w:type="spellEnd"/>
+    <w:r>
+      <w:rPr>
+        <w:rFonts w:cs="Arial"/>
+        <w:b/>
+        <w:lang w:eastAsia="zh-TW"/>
+      </w:rPr>
+      <w:t xml:space="preserve"> </w:t>
     </w:r>
     <w:r>
       <w:rPr>
@@ -11040,7 +12886,7 @@
 </file>
 
 <file path=word/header2.xml><?xml version="1.0" encoding="utf-8"?>
-<w:hdr xmlns:wpc="http://schemas.microsoft.com/office/word/2010/wordprocessingCanvas" xmlns:cx="http://schemas.microsoft.com/office/drawing/2014/chartex" xmlns:cx1="http://schemas.microsoft.com/office/drawing/2015/9/8/chartex" xmlns:cx2="http://schemas.microsoft.com/office/drawing/2015/10/21/chartex" xmlns:cx3="http://schemas.microsoft.com/office/drawing/2016/5/9/chartex" xmlns:cx4="http://schemas.microsoft.com/office/drawing/2016/5/10/chartex" xmlns:cx5="http://schemas.microsoft.com/office/drawing/2016/5/11/chartex" xmlns:cx6="http://schemas.microsoft.com/office/drawing/2016/5/12/chartex" xmlns:cx7="http://schemas.microsoft.com/office/drawing/2016/5/13/chartex" xmlns:cx8="http://schemas.microsoft.com/office/drawing/2016/5/14/chartex" xmlns:mc="http://schemas.openxmlformats.org/markup-compatibility/2006" xmlns:aink="http://schemas.microsoft.com/office/drawing/2016/ink" xmlns:am3d="http://schemas.microsoft.com/office/drawing/2017/model3d" xmlns:o="urn:schemas-microsoft-com:office:office" xmlns:oel="http://schemas.microsoft.com/office/2019/extlst" xmlns:r="http://schemas.openxmlformats.org/officeDocument/2006/relationships" xmlns:m="http://schemas.openxmlformats.org/officeDocument/2006/math" xmlns:v="urn:schemas-microsoft-com:vml" xmlns:wp14="http://schemas.microsoft.com/office/word/2010/wordprocessingDrawing" xmlns:wp="http://schemas.openxmlformats.org/drawingml/2006/wordprocessingDrawing" xmlns:w10="urn:schemas-microsoft-com:office:word" xmlns:w="http://schemas.openxmlformats.org/wordprocessingml/2006/main" xmlns:w14="http://schemas.microsoft.com/office/word/2010/wordml" xmlns:w15="http://schemas.microsoft.com/office/word/2012/wordml" xmlns:w16cex="http://schemas.microsoft.com/office/word/2018/wordml/cex" xmlns:w16cid="http://schemas.microsoft.com/office/word/2016/wordml/cid" xmlns:w16="http://schemas.microsoft.com/office/word/2018/wordml" xmlns:w16du="http://schemas.microsoft.com/office/word/2023/wordml/word16du" xmlns:w16sdtdh="http://schemas.microsoft.com/office/word/2020/wordml/sdtdatahash" xmlns:w16sdtfl="http://schemas.microsoft.com/office/word/2024/wordml/sdtformatlock" xmlns:w16se="http://schemas.microsoft.com/office/word/2015/wordml/symex" xmlns:wpg="http://schemas.microsoft.com/office/word/2010/wordprocessingGroup" xmlns:wpi="http://schemas.microsoft.com/office/word/2010/wordprocessingInk" xmlns:wne="http://schemas.microsoft.com/office/word/2006/wordml" xmlns:wps="http://schemas.microsoft.com/office/word/2010/wordprocessingShape" mc:Ignorable="w14 w15 w16se w16cid w16 w16cex w16sdtdh w16sdtfl w16du wp14">
+<w:hdr xmlns:wpc="http://schemas.microsoft.com/office/word/2010/wordprocessingCanvas" xmlns:cx="http://schemas.microsoft.com/office/drawing/2014/chartex" xmlns:cx1="http://schemas.microsoft.com/office/drawing/2015/9/8/chartex" xmlns:cx2="http://schemas.microsoft.com/office/drawing/2015/10/21/chartex" xmlns:cx3="http://schemas.microsoft.com/office/drawing/2016/5/9/chartex" xmlns:cx4="http://schemas.microsoft.com/office/drawing/2016/5/10/chartex" xmlns:cx5="http://schemas.microsoft.com/office/drawing/2016/5/11/chartex" xmlns:cx6="http://schemas.microsoft.com/office/drawing/2016/5/12/chartex" xmlns:cx7="http://schemas.microsoft.com/office/drawing/2016/5/13/chartex" xmlns:cx8="http://schemas.microsoft.com/office/drawing/2016/5/14/chartex" xmlns:mc="http://schemas.openxmlformats.org/markup-compatibility/2006" xmlns:aink="http://schemas.microsoft.com/office/drawing/2016/ink" xmlns:am3d="http://schemas.microsoft.com/office/drawing/2017/model3d" xmlns:o="urn:schemas-microsoft-com:office:office" xmlns:oel="http://schemas.microsoft.com/office/2019/extlst" xmlns:r="http://schemas.openxmlformats.org/officeDocument/2006/relationships" xmlns:m="http://schemas.openxmlformats.org/officeDocument/2006/math" xmlns:v="urn:schemas-microsoft-com:vml" xmlns:wp14="http://schemas.microsoft.com/office/word/2010/wordprocessingDrawing" xmlns:wp="http://schemas.openxmlformats.org/drawingml/2006/wordprocessingDrawing" xmlns:w10="urn:schemas-microsoft-com:office:word" xmlns:w="http://schemas.openxmlformats.org/wordprocessingml/2006/main" xmlns:w14="http://schemas.microsoft.com/office/word/2010/wordml" xmlns:w15="http://schemas.microsoft.com/office/word/2012/wordml" xmlns:w16cei="http://schemas.microsoft.com/office/word/2026/wordml/cei" xmlns:w16cex="http://schemas.microsoft.com/office/word/2018/wordml/cex" xmlns:w16cid="http://schemas.microsoft.com/office/word/2016/wordml/cid" xmlns:w16="http://schemas.microsoft.com/office/word/2018/wordml" xmlns:w16du="http://schemas.microsoft.com/office/word/2023/wordml/word16du" xmlns:w16sdtdh="http://schemas.microsoft.com/office/word/2020/wordml/sdtdatahash" xmlns:w16sdtfl="http://schemas.microsoft.com/office/word/2024/wordml/sdtformatlock" xmlns:w16se="http://schemas.microsoft.com/office/word/2015/wordml/symex" xmlns:wpg="http://schemas.microsoft.com/office/word/2010/wordprocessingGroup" xmlns:wpi="http://schemas.microsoft.com/office/word/2010/wordprocessingInk" xmlns:wne="http://schemas.microsoft.com/office/word/2006/wordml" xmlns:wps="http://schemas.microsoft.com/office/word/2010/wordprocessingShape" mc:Ignorable="w14 w15 w16se w16cid w16 w16cex w16sdtdh w16sdtfl w16du wp14">
   <w:p>
     <w:pPr>
       <w:pBdr>
@@ -11058,13 +12904,23 @@
         <w:lang w:eastAsia="zh-TW"/>
       </w:rPr>
     </w:pPr>
+    <w:proofErr w:type="spellStart"/>
     <w:r>
       <w:rPr>
         <w:rFonts w:cs="Arial"/>
         <w:b/>
         <w:lang w:eastAsia="zh-TW"/>
       </w:rPr>
-      <w:t xml:space="preserve">MegaRAC </w:t>
+      <w:t>MegaRAC</w:t>
+    </w:r>
+    <w:proofErr w:type="spellEnd"/>
+    <w:r>
+      <w:rPr>
+        <w:rFonts w:cs="Arial"/>
+        <w:b/>
+        <w:lang w:eastAsia="zh-TW"/>
+      </w:rPr>
+      <w:t xml:space="preserve"> </w:t>
     </w:r>
     <w:r>
       <w:rPr>
@@ -11119,7 +12975,7 @@
 </file>
 
 <file path=word/header3.xml><?xml version="1.0" encoding="utf-8"?>
-<w:hdr xmlns:wpc="http://schemas.microsoft.com/office/word/2010/wordprocessingCanvas" xmlns:cx="http://schemas.microsoft.com/office/drawing/2014/chartex" xmlns:cx1="http://schemas.microsoft.com/office/drawing/2015/9/8/chartex" xmlns:cx2="http://schemas.microsoft.com/office/drawing/2015/10/21/chartex" xmlns:cx3="http://schemas.microsoft.com/office/drawing/2016/5/9/chartex" xmlns:cx4="http://schemas.microsoft.com/office/drawing/2016/5/10/chartex" xmlns:cx5="http://schemas.microsoft.com/office/drawing/2016/5/11/chartex" xmlns:cx6="http://schemas.microsoft.com/office/drawing/2016/5/12/chartex" xmlns:cx7="http://schemas.microsoft.com/office/drawing/2016/5/13/chartex" xmlns:cx8="http://schemas.microsoft.com/office/drawing/2016/5/14/chartex" xmlns:mc="http://schemas.openxmlformats.org/markup-compatibility/2006" xmlns:aink="http://schemas.microsoft.com/office/drawing/2016/ink" xmlns:am3d="http://schemas.microsoft.com/office/drawing/2017/model3d" xmlns:o="urn:schemas-microsoft-com:office:office" xmlns:oel="http://schemas.microsoft.com/office/2019/extlst" xmlns:r="http://schemas.openxmlformats.org/officeDocument/2006/relationships" xmlns:m="http://schemas.openxmlformats.org/officeDocument/2006/math" xmlns:v="urn:schemas-microsoft-com:vml" xmlns:wp14="http://schemas.microsoft.com/office/word/2010/wordprocessingDrawing" xmlns:wp="http://schemas.openxmlformats.org/drawingml/2006/wordprocessingDrawing" xmlns:w10="urn:schemas-microsoft-com:office:word" xmlns:w="http://schemas.openxmlformats.org/wordprocessingml/2006/main" xmlns:w14="http://schemas.microsoft.com/office/word/2010/wordml" xmlns:w15="http://schemas.microsoft.com/office/word/2012/wordml" xmlns:w16cex="http://schemas.microsoft.com/office/word/2018/wordml/cex" xmlns:w16cid="http://schemas.microsoft.com/office/word/2016/wordml/cid" xmlns:w16="http://schemas.microsoft.com/office/word/2018/wordml" xmlns:w16du="http://schemas.microsoft.com/office/word/2023/wordml/word16du" xmlns:w16sdtdh="http://schemas.microsoft.com/office/word/2020/wordml/sdtdatahash" xmlns:w16sdtfl="http://schemas.microsoft.com/office/word/2024/wordml/sdtformatlock" xmlns:w16se="http://schemas.microsoft.com/office/word/2015/wordml/symex" xmlns:wpg="http://schemas.microsoft.com/office/word/2010/wordprocessingGroup" xmlns:wpi="http://schemas.microsoft.com/office/word/2010/wordprocessingInk" xmlns:wne="http://schemas.microsoft.com/office/word/2006/wordml" xmlns:wps="http://schemas.microsoft.com/office/word/2010/wordprocessingShape" mc:Ignorable="w14 w15 w16se w16cid w16 w16cex w16sdtdh w16sdtfl w16du wp14">
+<w:hdr xmlns:wpc="http://schemas.microsoft.com/office/word/2010/wordprocessingCanvas" xmlns:cx="http://schemas.microsoft.com/office/drawing/2014/chartex" xmlns:cx1="http://schemas.microsoft.com/office/drawing/2015/9/8/chartex" xmlns:cx2="http://schemas.microsoft.com/office/drawing/2015/10/21/chartex" xmlns:cx3="http://schemas.microsoft.com/office/drawing/2016/5/9/chartex" xmlns:cx4="http://schemas.microsoft.com/office/drawing/2016/5/10/chartex" xmlns:cx5="http://schemas.microsoft.com/office/drawing/2016/5/11/chartex" xmlns:cx6="http://schemas.microsoft.com/office/drawing/2016/5/12/chartex" xmlns:cx7="http://schemas.microsoft.com/office/drawing/2016/5/13/chartex" xmlns:cx8="http://schemas.microsoft.com/office/drawing/2016/5/14/chartex" xmlns:mc="http://schemas.openxmlformats.org/markup-compatibility/2006" xmlns:aink="http://schemas.microsoft.com/office/drawing/2016/ink" xmlns:am3d="http://schemas.microsoft.com/office/drawing/2017/model3d" xmlns:o="urn:schemas-microsoft-com:office:office" xmlns:oel="http://schemas.microsoft.com/office/2019/extlst" xmlns:r="http://schemas.openxmlformats.org/officeDocument/2006/relationships" xmlns:m="http://schemas.openxmlformats.org/officeDocument/2006/math" xmlns:v="urn:schemas-microsoft-com:vml" xmlns:wp14="http://schemas.microsoft.com/office/word/2010/wordprocessingDrawing" xmlns:wp="http://schemas.openxmlformats.org/drawingml/2006/wordprocessingDrawing" xmlns:w10="urn:schemas-microsoft-com:office:word" xmlns:w="http://schemas.openxmlformats.org/wordprocessingml/2006/main" xmlns:w14="http://schemas.microsoft.com/office/word/2010/wordml" xmlns:w15="http://schemas.microsoft.com/office/word/2012/wordml" xmlns:w16cei="http://schemas.microsoft.com/office/word/2026/wordml/cei" xmlns:w16cex="http://schemas.microsoft.com/office/word/2018/wordml/cex" xmlns:w16cid="http://schemas.microsoft.com/office/word/2016/wordml/cid" xmlns:w16="http://schemas.microsoft.com/office/word/2018/wordml" xmlns:w16du="http://schemas.microsoft.com/office/word/2023/wordml/word16du" xmlns:w16sdtdh="http://schemas.microsoft.com/office/word/2020/wordml/sdtdatahash" xmlns:w16sdtfl="http://schemas.microsoft.com/office/word/2024/wordml/sdtformatlock" xmlns:w16se="http://schemas.microsoft.com/office/word/2015/wordml/symex" xmlns:wpg="http://schemas.microsoft.com/office/word/2010/wordprocessingGroup" xmlns:wpi="http://schemas.microsoft.com/office/word/2010/wordprocessingInk" xmlns:wne="http://schemas.microsoft.com/office/word/2006/wordml" xmlns:wps="http://schemas.microsoft.com/office/word/2010/wordprocessingShape" mc:Ignorable="w14 w15 w16se w16cid w16 w16cex w16sdtdh w16sdtfl w16du wp14">
   <w:p>
     <w:pPr>
       <w:pStyle w:val="Header"/>
@@ -11129,7 +12985,7 @@
 </file>
 
 <file path=word/numbering.xml><?xml version="1.0" encoding="utf-8"?>
-<w:numbering xmlns:wpc="http://schemas.microsoft.com/office/word/2010/wordprocessingCanvas" xmlns:cx="http://schemas.microsoft.com/office/drawing/2014/chartex" xmlns:cx1="http://schemas.microsoft.com/office/drawing/2015/9/8/chartex" xmlns:cx2="http://schemas.microsoft.com/office/drawing/2015/10/21/chartex" xmlns:cx3="http://schemas.microsoft.com/office/drawing/2016/5/9/chartex" xmlns:cx4="http://schemas.microsoft.com/office/drawing/2016/5/10/chartex" xmlns:cx5="http://schemas.microsoft.com/office/drawing/2016/5/11/chartex" xmlns:cx6="http://schemas.microsoft.com/office/drawing/2016/5/12/chartex" xmlns:cx7="http://schemas.microsoft.com/office/drawing/2016/5/13/chartex" xmlns:cx8="http://schemas.microsoft.com/office/drawing/2016/5/14/chartex" xmlns:mc="http://schemas.openxmlformats.org/markup-compatibility/2006" xmlns:aink="http://schemas.microsoft.com/office/drawing/2016/ink" xmlns:am3d="http://schemas.microsoft.com/office/drawing/2017/model3d" xmlns:o="urn:schemas-microsoft-com:office:office" xmlns:oel="http://schemas.microsoft.com/office/2019/extlst" xmlns:r="http://schemas.openxmlformats.org/officeDocument/2006/relationships" xmlns:m="http://schemas.openxmlformats.org/officeDocument/2006/math" xmlns:v="urn:schemas-microsoft-com:vml" xmlns:wp14="http://schemas.microsoft.com/office/word/2010/wordprocessingDrawing" xmlns:wp="http://schemas.openxmlformats.org/drawingml/2006/wordprocessingDrawing" xmlns:w10="urn:schemas-microsoft-com:office:word" xmlns:w="http://schemas.openxmlformats.org/wordprocessingml/2006/main" xmlns:w14="http://schemas.microsoft.com/office/word/2010/wordml" xmlns:w15="http://schemas.microsoft.com/office/word/2012/wordml" xmlns:w16cex="http://schemas.microsoft.com/office/word/2018/wordml/cex" xmlns:w16cid="http://schemas.microsoft.com/office/word/2016/wordml/cid" xmlns:w16="http://schemas.microsoft.com/office/word/2018/wordml" xmlns:w16du="http://schemas.microsoft.com/office/word/2023/wordml/word16du" xmlns:w16sdtdh="http://schemas.microsoft.com/office/word/2020/wordml/sdtdatahash" xmlns:w16sdtfl="http://schemas.microsoft.com/office/word/2024/wordml/sdtformatlock" xmlns:w16se="http://schemas.microsoft.com/office/word/2015/wordml/symex" xmlns:wpg="http://schemas.microsoft.com/office/word/2010/wordprocessingGroup" xmlns:wpi="http://schemas.microsoft.com/office/word/2010/wordprocessingInk" xmlns:wne="http://schemas.microsoft.com/office/word/2006/wordml" xmlns:wps="http://schemas.microsoft.com/office/word/2010/wordprocessingShape" mc:Ignorable="w14 w15 w16se w16cid w16 w16cex w16sdtdh w16sdtfl w16du wp14">
+<w:numbering xmlns:wpc="http://schemas.microsoft.com/office/word/2010/wordprocessingCanvas" xmlns:cx="http://schemas.microsoft.com/office/drawing/2014/chartex" xmlns:cx1="http://schemas.microsoft.com/office/drawing/2015/9/8/chartex" xmlns:cx2="http://schemas.microsoft.com/office/drawing/2015/10/21/chartex" xmlns:cx3="http://schemas.microsoft.com/office/drawing/2016/5/9/chartex" xmlns:cx4="http://schemas.microsoft.com/office/drawing/2016/5/10/chartex" xmlns:cx5="http://schemas.microsoft.com/office/drawing/2016/5/11/chartex" xmlns:cx6="http://schemas.microsoft.com/office/drawing/2016/5/12/chartex" xmlns:cx7="http://schemas.microsoft.com/office/drawing/2016/5/13/chartex" xmlns:cx8="http://schemas.microsoft.com/office/drawing/2016/5/14/chartex" xmlns:mc="http://schemas.openxmlformats.org/markup-compatibility/2006" xmlns:aink="http://schemas.microsoft.com/office/drawing/2016/ink" xmlns:am3d="http://schemas.microsoft.com/office/drawing/2017/model3d" xmlns:o="urn:schemas-microsoft-com:office:office" xmlns:oel="http://schemas.microsoft.com/office/2019/extlst" xmlns:r="http://schemas.openxmlformats.org/officeDocument/2006/relationships" xmlns:m="http://schemas.openxmlformats.org/officeDocument/2006/math" xmlns:v="urn:schemas-microsoft-com:vml" xmlns:wp14="http://schemas.microsoft.com/office/word/2010/wordprocessingDrawing" xmlns:wp="http://schemas.openxmlformats.org/drawingml/2006/wordprocessingDrawing" xmlns:w10="urn:schemas-microsoft-com:office:word" xmlns:w="http://schemas.openxmlformats.org/wordprocessingml/2006/main" xmlns:w14="http://schemas.microsoft.com/office/word/2010/wordml" xmlns:w15="http://schemas.microsoft.com/office/word/2012/wordml" xmlns:w16cei="http://schemas.microsoft.com/office/word/2026/wordml/cei" xmlns:w16cex="http://schemas.microsoft.com/office/word/2018/wordml/cex" xmlns:w16cid="http://schemas.microsoft.com/office/word/2016/wordml/cid" xmlns:w16="http://schemas.microsoft.com/office/word/2018/wordml" xmlns:w16du="http://schemas.microsoft.com/office/word/2023/wordml/word16du" xmlns:w16sdtdh="http://schemas.microsoft.com/office/word/2020/wordml/sdtdatahash" xmlns:w16sdtfl="http://schemas.microsoft.com/office/word/2024/wordml/sdtformatlock" xmlns:w16se="http://schemas.microsoft.com/office/word/2015/wordml/symex" xmlns:wpg="http://schemas.microsoft.com/office/word/2010/wordprocessingGroup" xmlns:wpi="http://schemas.microsoft.com/office/word/2010/wordprocessingInk" xmlns:wne="http://schemas.microsoft.com/office/word/2006/wordml" xmlns:wps="http://schemas.microsoft.com/office/word/2010/wordprocessingShape" mc:Ignorable="w14 w15 w16se w16cid w16 w16cex w16sdtdh w16sdtfl w16du wp14">
   <w:abstractNum w:abstractNumId="0" w15:restartNumberingAfterBreak="0">
     <w:nsid w:val="FFFFFF7C"/>
     <w:multiLevelType w:val="singleLevel"/>

--- a/MegaRAC Community Edition™ - Getting Started Guide - 3.1.docx
+++ b/MegaRAC Community Edition™ - Getting Started Guide - 3.1.docx
@@ -5482,7 +5482,7 @@
         </w:rPr>
       </w:pPr>
       <w:r>
-        <w:t>meta-ami/github-gitlab-url.sh</w:t>
+        <w:t>git clone https://github.com/ocp-hm-openbmc-opf-ami/meta-altera.git</w:t>
       </w:r>
     </w:p>
     <w:p>
@@ -5498,23 +5498,7 @@
         </w:rPr>
       </w:pPr>
       <w:r>
-        <w:t>TEMPLATECONF=meta-altera/meta-agilex3/conf/templates/</w:t>
-      </w:r>
-      <w:proofErr w:type="gramStart"/>
-      <w:r>
-        <w:t>default .</w:t>
-      </w:r>
-      <w:proofErr w:type="gramEnd"/>
-      <w:r>
-        <w:t xml:space="preserve"> </w:t>
-      </w:r>
-      <w:proofErr w:type="spellStart"/>
-      <w:r>
-        <w:t>openbmc</w:t>
-      </w:r>
-      <w:proofErr w:type="spellEnd"/>
-      <w:r>
-        <w:t>-env</w:t>
+        <w:t>meta-ami/github-gitlab-url.sh</w:t>
       </w:r>
     </w:p>
     <w:p>
@@ -5529,36 +5513,25 @@
           <w:rFonts w:cstheme="minorBidi"/>
         </w:rPr>
       </w:pPr>
+      <w:r>
+        <w:t>TEMPLATECONF=meta-altera/meta-agilex3/conf/templates/</w:t>
+      </w:r>
+      <w:proofErr w:type="gramStart"/>
+      <w:r>
+        <w:t>default .</w:t>
+      </w:r>
+      <w:proofErr w:type="gramEnd"/>
+      <w:r>
+        <w:t xml:space="preserve"> </w:t>
+      </w:r>
       <w:proofErr w:type="spellStart"/>
       <w:r>
-        <w:t>bitbake</w:t>
+        <w:t>openbmc</w:t>
       </w:r>
       <w:proofErr w:type="spellEnd"/>
       <w:r>
-        <w:t xml:space="preserve"> </w:t>
-      </w:r>
-      <w:proofErr w:type="spellStart"/>
-      <w:r>
-        <w:t>obmc</w:t>
-      </w:r>
-      <w:proofErr w:type="spellEnd"/>
-      <w:r>
-        <w:t>-phosphor-image</w:t>
-      </w:r>
-    </w:p>
-    <w:p>
-      <w:pPr>
-        <w:pStyle w:val="Heading2"/>
-        <w:rPr>
-          <w:rFonts w:cstheme="minorBidi"/>
-        </w:rPr>
-      </w:pPr>
-      <w:bookmarkStart w:id="16" w:name="_Toc211962933b"/>
-      <w:r>
-        <w:lastRenderedPageBreak/>
-        <w:t>Agilex-5</w:t>
-      </w:r>
-      <w:bookmarkEnd w:id="16"/>
+        <w:t>-env</w:t>
+      </w:r>
     </w:p>
     <w:p>
       <w:pPr>
@@ -5572,22 +5545,36 @@
           <w:rFonts w:cstheme="minorBidi"/>
         </w:rPr>
       </w:pPr>
-      <w:r>
-        <w:t xml:space="preserve">git clone --branch CE-AMI202607 https://github.com/ocp-hm-openbmc-opf-ami/openbmc </w:t>
-      </w:r>
       <w:proofErr w:type="spellStart"/>
       <w:r>
-        <w:t>openbmc</w:t>
+        <w:t>bitbake</w:t>
       </w:r>
       <w:proofErr w:type="spellEnd"/>
       <w:r>
-        <w:t xml:space="preserve">; cd </w:t>
+        <w:t xml:space="preserve"> </w:t>
       </w:r>
       <w:proofErr w:type="spellStart"/>
       <w:r>
-        <w:t>openbmc</w:t>
+        <w:t>obmc</w:t>
       </w:r>
       <w:proofErr w:type="spellEnd"/>
+      <w:r>
+        <w:t>-phosphor-image</w:t>
+      </w:r>
+    </w:p>
+    <w:p>
+      <w:pPr>
+        <w:pStyle w:val="Heading2"/>
+        <w:rPr>
+          <w:rFonts w:cstheme="minorBidi"/>
+        </w:rPr>
+      </w:pPr>
+      <w:bookmarkStart w:id="16" w:name="_Toc211962933b"/>
+      <w:r>
+        <w:lastRenderedPageBreak/>
+        <w:t>Agilex-5</w:t>
+      </w:r>
+      <w:bookmarkEnd w:id="16"/>
     </w:p>
     <w:p>
       <w:pPr>
@@ -5602,8 +5589,21 @@
         </w:rPr>
       </w:pPr>
       <w:r>
-        <w:t>git clone --branch CE-AMI202607 https://github.com/ocp-hm-openbmc-opf-ami/meta-core</w:t>
-      </w:r>
+        <w:t xml:space="preserve">git clone --branch CE-AMI202607 https://github.com/ocp-hm-openbmc-opf-ami/openbmc </w:t>
+      </w:r>
+      <w:proofErr w:type="spellStart"/>
+      <w:r>
+        <w:t>openbmc</w:t>
+      </w:r>
+      <w:proofErr w:type="spellEnd"/>
+      <w:r>
+        <w:t xml:space="preserve">; cd </w:t>
+      </w:r>
+      <w:proofErr w:type="spellStart"/>
+      <w:r>
+        <w:t>openbmc</w:t>
+      </w:r>
+      <w:proofErr w:type="spellEnd"/>
     </w:p>
     <w:p>
       <w:pPr>
@@ -5618,7 +5618,39 @@
         </w:rPr>
       </w:pPr>
       <w:r>
+        <w:t>git clone --branch CE-AMI202607 https://github.com/ocp-hm-openbmc-opf-ami/meta-core</w:t>
+      </w:r>
+    </w:p>
+    <w:p>
+      <w:pPr>
+        <w:pStyle w:val="ListNumber3"/>
+        <w:numPr>
+          <w:ilvl w:val="0"/>
+          <w:numId w:val="34"/>
+        </w:numPr>
+        <w:jc w:val="left"/>
+        <w:rPr>
+          <w:rFonts w:cstheme="minorBidi"/>
+        </w:rPr>
+      </w:pPr>
+      <w:r>
         <w:t>git clone --branch CE-AMI202607 https://github.com/ocp-hm-openbmc-opf-ami/meta-ami</w:t>
+      </w:r>
+    </w:p>
+    <w:p>
+      <w:pPr>
+        <w:pStyle w:val="ListNumber3"/>
+        <w:numPr>
+          <w:ilvl w:val="0"/>
+          <w:numId w:val="34"/>
+        </w:numPr>
+        <w:jc w:val="left"/>
+        <w:rPr>
+          <w:rFonts w:cstheme="minorBidi"/>
+        </w:rPr>
+      </w:pPr>
+      <w:r>
+        <w:t>git clone https://github.com/ocp-hm-openbmc-opf-ami/meta-altera.git</w:t>
       </w:r>
     </w:p>
     <w:p>

--- a/MegaRAC Community Edition™ - Getting Started Guide - 3.1.docx
+++ b/MegaRAC Community Edition™ - Getting Started Guide - 3.1.docx
@@ -1,6 +1,6 @@
 
 <file path=word/document.xml><?xml version="1.0" encoding="utf-8"?>
-<w:document xmlns:wpc="http://schemas.microsoft.com/office/word/2010/wordprocessingCanvas" xmlns:cx="http://schemas.microsoft.com/office/drawing/2014/chartex" xmlns:cx1="http://schemas.microsoft.com/office/drawing/2015/9/8/chartex" xmlns:cx2="http://schemas.microsoft.com/office/drawing/2015/10/21/chartex" xmlns:cx3="http://schemas.microsoft.com/office/drawing/2016/5/9/chartex" xmlns:cx4="http://schemas.microsoft.com/office/drawing/2016/5/10/chartex" xmlns:cx5="http://schemas.microsoft.com/office/drawing/2016/5/11/chartex" xmlns:cx6="http://schemas.microsoft.com/office/drawing/2016/5/12/chartex" xmlns:cx7="http://schemas.microsoft.com/office/drawing/2016/5/13/chartex" xmlns:cx8="http://schemas.microsoft.com/office/drawing/2016/5/14/chartex" xmlns:mc="http://schemas.openxmlformats.org/markup-compatibility/2006" xmlns:aink="http://schemas.microsoft.com/office/drawing/2016/ink" xmlns:am3d="http://schemas.microsoft.com/office/drawing/2017/model3d" xmlns:o="urn:schemas-microsoft-com:office:office" xmlns:oel="http://schemas.microsoft.com/office/2019/extlst" xmlns:r="http://schemas.openxmlformats.org/officeDocument/2006/relationships" xmlns:m="http://schemas.openxmlformats.org/officeDocument/2006/math" xmlns:v="urn:schemas-microsoft-com:vml" xmlns:wp14="http://schemas.microsoft.com/office/word/2010/wordprocessingDrawing" xmlns:wp="http://schemas.openxmlformats.org/drawingml/2006/wordprocessingDrawing" xmlns:w10="urn:schemas-microsoft-com:office:word" xmlns:w="http://schemas.openxmlformats.org/wordprocessingml/2006/main" xmlns:w14="http://schemas.microsoft.com/office/word/2010/wordml" xmlns:w15="http://schemas.microsoft.com/office/word/2012/wordml" xmlns:w16cei="http://schemas.microsoft.com/office/word/2026/wordml/cei" xmlns:w16cex="http://schemas.microsoft.com/office/word/2018/wordml/cex" xmlns:w16cid="http://schemas.microsoft.com/office/word/2016/wordml/cid" xmlns:w16="http://schemas.microsoft.com/office/word/2018/wordml" xmlns:w16du="http://schemas.microsoft.com/office/word/2023/wordml/word16du" xmlns:w16sdtdh="http://schemas.microsoft.com/office/word/2020/wordml/sdtdatahash" xmlns:w16sdtfl="http://schemas.microsoft.com/office/word/2024/wordml/sdtformatlock" xmlns:w16se="http://schemas.microsoft.com/office/word/2015/wordml/symex" xmlns:wpg="http://schemas.microsoft.com/office/word/2010/wordprocessingGroup" xmlns:wpi="http://schemas.microsoft.com/office/word/2010/wordprocessingInk" xmlns:wne="http://schemas.microsoft.com/office/word/2006/wordml" xmlns:wps="http://schemas.microsoft.com/office/word/2010/wordprocessingShape" mc:Ignorable="w14 w15 w16se w16cid w16 w16cex w16sdtdh w16sdtfl w16du wp14">
+<w:document xmlns:wpc="http://schemas.microsoft.com/office/word/2010/wordprocessingCanvas" xmlns:cx="http://schemas.microsoft.com/office/drawing/2014/chartex" xmlns:cx1="http://schemas.microsoft.com/office/drawing/2015/9/8/chartex" xmlns:cx2="http://schemas.microsoft.com/office/drawing/2015/10/21/chartex" xmlns:cx3="http://schemas.microsoft.com/office/drawing/2016/5/9/chartex" xmlns:cx4="http://schemas.microsoft.com/office/drawing/2016/5/10/chartex" xmlns:cx5="http://schemas.microsoft.com/office/drawing/2016/5/11/chartex" xmlns:cx6="http://schemas.microsoft.com/office/drawing/2016/5/12/chartex" xmlns:cx7="http://schemas.microsoft.com/office/drawing/2016/5/13/chartex" xmlns:cx8="http://schemas.microsoft.com/office/drawing/2016/5/14/chartex" xmlns:mc="http://schemas.openxmlformats.org/markup-compatibility/2006" xmlns:aink="http://schemas.microsoft.com/office/drawing/2016/ink" xmlns:am3d="http://schemas.microsoft.com/office/drawing/2017/model3d" xmlns:o="urn:schemas-microsoft-com:office:office" xmlns:oel="http://schemas.microsoft.com/office/2019/extlst" xmlns:r="http://schemas.openxmlformats.org/officeDocument/2006/relationships" xmlns:m="http://schemas.openxmlformats.org/officeDocument/2006/math" xmlns:v="urn:schemas-microsoft-com:vml" xmlns:wp14="http://schemas.microsoft.com/office/word/2010/wordprocessingDrawing" xmlns:wp="http://schemas.openxmlformats.org/drawingml/2006/wordprocessingDrawing" xmlns:w10="urn:schemas-microsoft-com:office:word" xmlns:w="http://schemas.openxmlformats.org/wordprocessingml/2006/main" xmlns:w14="http://schemas.microsoft.com/office/word/2010/wordml" xmlns:w15="http://schemas.microsoft.com/office/word/2012/wordml" xmlns:w16cex="http://schemas.microsoft.com/office/word/2018/wordml/cex" xmlns:w16cid="http://schemas.microsoft.com/office/word/2016/wordml/cid" xmlns:w16="http://schemas.microsoft.com/office/word/2018/wordml" xmlns:w16du="http://schemas.microsoft.com/office/word/2023/wordml/word16du" xmlns:w16sdtdh="http://schemas.microsoft.com/office/word/2020/wordml/sdtdatahash" xmlns:w16sdtfl="http://schemas.microsoft.com/office/word/2024/wordml/sdtformatlock" xmlns:w16se="http://schemas.microsoft.com/office/word/2015/wordml/symex" xmlns:wpg="http://schemas.microsoft.com/office/word/2010/wordprocessingGroup" xmlns:wpi="http://schemas.microsoft.com/office/word/2010/wordprocessingInk" xmlns:wne="http://schemas.microsoft.com/office/word/2006/wordml" xmlns:wps="http://schemas.microsoft.com/office/word/2010/wordprocessingShape" mc:Ignorable="w14 w15 w16se w16cid w16 w16cex w16sdtdh w16sdtfl w16du wp14">
   <w:body>
     <w:p>
       <w:pPr>
@@ -110,7 +110,7 @@
           <w:r>
             <w:fldChar w:fldCharType="separate"/>
           </w:r>
-          <w:hyperlink w:anchor="_Toc211962927" w:history="1">
+          <w:hyperlink w:anchor="_Toc239781914" w:history="1">
             <w:r>
               <w:rPr>
                 <w:rStyle w:val="Hyperlink"/>
@@ -133,7 +133,7 @@
               <w:rPr>
                 <w:webHidden/>
               </w:rPr>
-              <w:instrText xml:space="preserve"> PAGEREF _Toc211962927 \h </w:instrText>
+              <w:instrText xml:space="preserve"> PAGEREF _Toc239781914 \h </w:instrText>
             </w:r>
             <w:r>
               <w:rPr>
@@ -173,7 +173,7 @@
               <w14:ligatures w14:val="standardContextual"/>
             </w:rPr>
           </w:pPr>
-          <w:hyperlink w:anchor="_Toc211962928" w:history="1">
+          <w:hyperlink w:anchor="_Toc239781915" w:history="1">
             <w:r>
               <w:rPr>
                 <w:rStyle w:val="Hyperlink"/>
@@ -196,7 +196,7 @@
               <w:rPr>
                 <w:webHidden/>
               </w:rPr>
-              <w:instrText xml:space="preserve"> PAGEREF _Toc211962928 \h </w:instrText>
+              <w:instrText xml:space="preserve"> PAGEREF _Toc239781915 \h </w:instrText>
             </w:r>
             <w:r>
               <w:rPr>
@@ -236,12 +236,12 @@
               <w14:ligatures w14:val="standardContextual"/>
             </w:rPr>
           </w:pPr>
-          <w:hyperlink w:anchor="_Toc211962929" w:history="1">
+          <w:hyperlink w:anchor="_Toc239781916" w:history="1">
             <w:r>
               <w:rPr>
                 <w:rStyle w:val="Hyperlink"/>
               </w:rPr>
-              <w:t>3 Prerequisites</w:t>
+              <w:t>Note:</w:t>
             </w:r>
             <w:r>
               <w:rPr>
@@ -259,7 +259,7 @@
               <w:rPr>
                 <w:webHidden/>
               </w:rPr>
-              <w:instrText xml:space="preserve"> PAGEREF _Toc211962929 \h </w:instrText>
+              <w:instrText xml:space="preserve"> PAGEREF _Toc239781916 \h </w:instrText>
             </w:r>
             <w:r>
               <w:rPr>
@@ -299,12 +299,12 @@
               <w14:ligatures w14:val="standardContextual"/>
             </w:rPr>
           </w:pPr>
-          <w:hyperlink w:anchor="_Toc211962930" w:history="1">
+          <w:hyperlink w:anchor="_Toc239781917" w:history="1">
             <w:r>
               <w:rPr>
                 <w:rStyle w:val="Hyperlink"/>
               </w:rPr>
-              <w:t>4 Download and Build</w:t>
+              <w:t>3 Prerequisites</w:t>
             </w:r>
             <w:r>
               <w:rPr>
@@ -316,7 +316,36 @@
               <w:rPr>
                 <w:webHidden/>
               </w:rPr>
-              <w:t>4</w:t>
+              <w:fldChar w:fldCharType="begin"/>
+            </w:r>
+            <w:r>
+              <w:rPr>
+                <w:webHidden/>
+              </w:rPr>
+              <w:instrText xml:space="preserve"> PAGEREF _Toc239781917 \h </w:instrText>
+            </w:r>
+            <w:r>
+              <w:rPr>
+                <w:webHidden/>
+              </w:rPr>
+            </w:r>
+            <w:r>
+              <w:rPr>
+                <w:webHidden/>
+              </w:rPr>
+              <w:fldChar w:fldCharType="separate"/>
+            </w:r>
+            <w:r>
+              <w:rPr>
+                <w:webHidden/>
+              </w:rPr>
+              <w:t>3</w:t>
+            </w:r>
+            <w:r>
+              <w:rPr>
+                <w:webHidden/>
+              </w:rPr>
+              <w:fldChar w:fldCharType="end"/>
             </w:r>
           </w:hyperlink>
         </w:p>
@@ -336,14 +365,14 @@
               <w14:ligatures w14:val="standardContextual"/>
             </w:rPr>
           </w:pPr>
-          <w:hyperlink w:anchor="_Toc211962931" w:history="1">
+          <w:hyperlink w:anchor="_Toc239781918" w:history="1">
             <w:r>
               <w:rPr>
                 <w:rStyle w:val="Hyperlink"/>
                 <w:bCs/>
                 <w:noProof/>
               </w:rPr>
-              <w:t>4.1</w:t>
+              <w:t>3.1</w:t>
             </w:r>
             <w:r>
               <w:rPr>
@@ -361,7 +390,7 @@
                 <w:rStyle w:val="Hyperlink"/>
                 <w:noProof/>
               </w:rPr>
-              <w:t>AST2600EVB</w:t>
+              <w:t>FVP</w:t>
             </w:r>
             <w:r>
               <w:rPr>
@@ -375,7 +404,104 @@
                 <w:noProof/>
                 <w:webHidden/>
               </w:rPr>
+              <w:fldChar w:fldCharType="begin"/>
+            </w:r>
+            <w:r>
+              <w:rPr>
+                <w:noProof/>
+                <w:webHidden/>
+              </w:rPr>
+              <w:instrText xml:space="preserve"> PAGEREF _Toc239781918 \h </w:instrText>
+            </w:r>
+            <w:r>
+              <w:rPr>
+                <w:noProof/>
+                <w:webHidden/>
+              </w:rPr>
+            </w:r>
+            <w:r>
+              <w:rPr>
+                <w:noProof/>
+                <w:webHidden/>
+              </w:rPr>
+              <w:fldChar w:fldCharType="separate"/>
+            </w:r>
+            <w:r>
+              <w:rPr>
+                <w:noProof/>
+                <w:webHidden/>
+              </w:rPr>
               <w:t>4</w:t>
+            </w:r>
+            <w:r>
+              <w:rPr>
+                <w:noProof/>
+                <w:webHidden/>
+              </w:rPr>
+              <w:fldChar w:fldCharType="end"/>
+            </w:r>
+          </w:hyperlink>
+        </w:p>
+        <w:p>
+          <w:pPr>
+            <w:pStyle w:val="TOC1"/>
+            <w:rPr>
+              <w:rFonts w:asciiTheme="minorHAnsi" w:hAnsiTheme="minorHAnsi" w:cstheme="minorBidi"/>
+              <w:b w:val="0"/>
+              <w:bCs w:val="0"/>
+              <w:kern w:val="2"/>
+              <w:sz w:val="24"/>
+              <w:szCs w:val="24"/>
+              <w14:ligatures w14:val="standardContextual"/>
+            </w:rPr>
+          </w:pPr>
+          <w:hyperlink w:anchor="_Toc239781919" w:history="1">
+            <w:r>
+              <w:rPr>
+                <w:rStyle w:val="Hyperlink"/>
+              </w:rPr>
+              <w:t>4 Download and Build</w:t>
+            </w:r>
+            <w:r>
+              <w:rPr>
+                <w:webHidden/>
+              </w:rPr>
+              <w:tab/>
+            </w:r>
+            <w:r>
+              <w:rPr>
+                <w:webHidden/>
+              </w:rPr>
+              <w:fldChar w:fldCharType="begin"/>
+            </w:r>
+            <w:r>
+              <w:rPr>
+                <w:webHidden/>
+              </w:rPr>
+              <w:instrText xml:space="preserve"> PAGEREF _Toc239781919 \h </w:instrText>
+            </w:r>
+            <w:r>
+              <w:rPr>
+                <w:webHidden/>
+              </w:rPr>
+            </w:r>
+            <w:r>
+              <w:rPr>
+                <w:webHidden/>
+              </w:rPr>
+              <w:fldChar w:fldCharType="separate"/>
+            </w:r>
+            <w:r>
+              <w:rPr>
+                <w:webHidden/>
+              </w:rPr>
+              <w:t>5</w:t>
+            </w:r>
+            <w:r>
+              <w:rPr>
+                <w:webHidden/>
+              </w:rPr>
+              <w:fldChar w:fldCharType="end"/>
             </w:r>
           </w:hyperlink>
         </w:p>
@@ -395,14 +521,14 @@
               <w14:ligatures w14:val="standardContextual"/>
             </w:rPr>
           </w:pPr>
-          <w:hyperlink w:anchor="_Toc211962932" w:history="1">
+          <w:hyperlink w:anchor="_Toc239781920" w:history="1">
             <w:r>
               <w:rPr>
                 <w:rStyle w:val="Hyperlink"/>
                 <w:bCs/>
                 <w:noProof/>
               </w:rPr>
-              <w:t>4.2</w:t>
+              <w:t>4.1</w:t>
             </w:r>
             <w:r>
               <w:rPr>
@@ -420,7 +546,7 @@
                 <w:rStyle w:val="Hyperlink"/>
                 <w:noProof/>
               </w:rPr>
-              <w:t>AST2700EVB</w:t>
+              <w:t>AST2600EVB</w:t>
             </w:r>
             <w:r>
               <w:rPr>
@@ -434,7 +560,41 @@
                 <w:noProof/>
                 <w:webHidden/>
               </w:rPr>
-              <w:t>4</w:t>
+              <w:fldChar w:fldCharType="begin"/>
+            </w:r>
+            <w:r>
+              <w:rPr>
+                <w:noProof/>
+                <w:webHidden/>
+              </w:rPr>
+              <w:instrText xml:space="preserve"> PAGEREF _Toc239781920 \h </w:instrText>
+            </w:r>
+            <w:r>
+              <w:rPr>
+                <w:noProof/>
+                <w:webHidden/>
+              </w:rPr>
+            </w:r>
+            <w:r>
+              <w:rPr>
+                <w:noProof/>
+                <w:webHidden/>
+              </w:rPr>
+              <w:fldChar w:fldCharType="separate"/>
+            </w:r>
+            <w:r>
+              <w:rPr>
+                <w:noProof/>
+                <w:webHidden/>
+              </w:rPr>
+              <w:t>5</w:t>
+            </w:r>
+            <w:r>
+              <w:rPr>
+                <w:noProof/>
+                <w:webHidden/>
+              </w:rPr>
+              <w:fldChar w:fldCharType="end"/>
             </w:r>
           </w:hyperlink>
         </w:p>
@@ -454,15 +614,14 @@
               <w14:ligatures w14:val="standardContextual"/>
             </w:rPr>
           </w:pPr>
-          <w:hyperlink w:anchor="_Toc211962933" w:history="1">
+          <w:hyperlink w:anchor="_Toc239781921" w:history="1">
             <w:r>
               <w:rPr>
                 <w:rStyle w:val="Hyperlink"/>
-                <w:rFonts w:cstheme="minorHAnsi"/>
                 <w:bCs/>
                 <w:noProof/>
               </w:rPr>
-              <w:t>4.3</w:t>
+              <w:t>4.2</w:t>
             </w:r>
             <w:r>
               <w:rPr>
@@ -480,16 +639,7 @@
                 <w:rStyle w:val="Hyperlink"/>
                 <w:noProof/>
               </w:rPr>
-              <w:t xml:space="preserve">Nuvoton </w:t>
-            </w:r>
-            <w:r>
-              <w:rPr>
-                <w:rStyle w:val="Hyperlink"/>
-                <w:rFonts w:cstheme="minorHAnsi"/>
-                <w:bCs/>
-                <w:noProof/>
-              </w:rPr>
-              <w:t>Arbel:</w:t>
+              <w:t>AST2700EVB</w:t>
             </w:r>
             <w:r>
               <w:rPr>
@@ -503,7 +653,41 @@
                 <w:noProof/>
                 <w:webHidden/>
               </w:rPr>
-              <w:t>4</w:t>
+              <w:fldChar w:fldCharType="begin"/>
+            </w:r>
+            <w:r>
+              <w:rPr>
+                <w:noProof/>
+                <w:webHidden/>
+              </w:rPr>
+              <w:instrText xml:space="preserve"> PAGEREF _Toc239781921 \h </w:instrText>
+            </w:r>
+            <w:r>
+              <w:rPr>
+                <w:noProof/>
+                <w:webHidden/>
+              </w:rPr>
+            </w:r>
+            <w:r>
+              <w:rPr>
+                <w:noProof/>
+                <w:webHidden/>
+              </w:rPr>
+              <w:fldChar w:fldCharType="separate"/>
+            </w:r>
+            <w:r>
+              <w:rPr>
+                <w:noProof/>
+                <w:webHidden/>
+              </w:rPr>
+              <w:t>5</w:t>
+            </w:r>
+            <w:r>
+              <w:rPr>
+                <w:noProof/>
+                <w:webHidden/>
+              </w:rPr>
+              <w:fldChar w:fldCharType="end"/>
             </w:r>
           </w:hyperlink>
         </w:p>
@@ -523,7 +707,7 @@
               <w14:ligatures w14:val="standardContextual"/>
             </w:rPr>
           </w:pPr>
-          <w:hyperlink w:anchor="_Toc211962933a" w:history="1">
+          <w:hyperlink w:anchor="_Toc239781922" w:history="1">
             <w:r>
               <w:rPr>
                 <w:rStyle w:val="Hyperlink"/>
@@ -531,7 +715,7 @@
                 <w:bCs/>
                 <w:noProof/>
               </w:rPr>
-              <w:t>4.4</w:t>
+              <w:t>4.3</w:t>
             </w:r>
             <w:r>
               <w:rPr>
@@ -549,7 +733,16 @@
                 <w:rStyle w:val="Hyperlink"/>
                 <w:noProof/>
               </w:rPr>
-              <w:t>Agilex-3</w:t>
+              <w:t xml:space="preserve">Nuvoton </w:t>
+            </w:r>
+            <w:r>
+              <w:rPr>
+                <w:rStyle w:val="Hyperlink"/>
+                <w:rFonts w:cstheme="minorHAnsi"/>
+                <w:bCs/>
+                <w:noProof/>
+              </w:rPr>
+              <w:t>Arbel:</w:t>
             </w:r>
             <w:r>
               <w:rPr>
@@ -563,7 +756,41 @@
                 <w:noProof/>
                 <w:webHidden/>
               </w:rPr>
-              <w:t>4</w:t>
+              <w:fldChar w:fldCharType="begin"/>
+            </w:r>
+            <w:r>
+              <w:rPr>
+                <w:noProof/>
+                <w:webHidden/>
+              </w:rPr>
+              <w:instrText xml:space="preserve"> PAGEREF _Toc239781922 \h </w:instrText>
+            </w:r>
+            <w:r>
+              <w:rPr>
+                <w:noProof/>
+                <w:webHidden/>
+              </w:rPr>
+            </w:r>
+            <w:r>
+              <w:rPr>
+                <w:noProof/>
+                <w:webHidden/>
+              </w:rPr>
+              <w:fldChar w:fldCharType="separate"/>
+            </w:r>
+            <w:r>
+              <w:rPr>
+                <w:noProof/>
+                <w:webHidden/>
+              </w:rPr>
+              <w:t>5</w:t>
+            </w:r>
+            <w:r>
+              <w:rPr>
+                <w:noProof/>
+                <w:webHidden/>
+              </w:rPr>
+              <w:fldChar w:fldCharType="end"/>
             </w:r>
           </w:hyperlink>
         </w:p>
@@ -583,15 +810,14 @@
               <w14:ligatures w14:val="standardContextual"/>
             </w:rPr>
           </w:pPr>
-          <w:hyperlink w:anchor="_Toc211962933b" w:history="1">
+          <w:hyperlink w:anchor="_Toc239781923" w:history="1">
             <w:r>
               <w:rPr>
                 <w:rStyle w:val="Hyperlink"/>
-                <w:rFonts w:cstheme="minorHAnsi"/>
                 <w:bCs/>
                 <w:noProof/>
               </w:rPr>
-              <w:t>4.5</w:t>
+              <w:t>4.4</w:t>
             </w:r>
             <w:r>
               <w:rPr>
@@ -609,7 +835,7 @@
                 <w:rStyle w:val="Hyperlink"/>
                 <w:noProof/>
               </w:rPr>
-              <w:t>Agilex-5</w:t>
+              <w:t>Agilex-3</w:t>
             </w:r>
             <w:r>
               <w:rPr>
@@ -630,7 +856,7 @@
                 <w:noProof/>
                 <w:webHidden/>
               </w:rPr>
-              <w:instrText xml:space="preserve"> PAGEREF _Toc211962933b \h </w:instrText>
+              <w:instrText xml:space="preserve"> PAGEREF _Toc239781923 \h </w:instrText>
             </w:r>
             <w:r>
               <w:rPr>
@@ -655,69 +881,6 @@
             <w:r>
               <w:rPr>
                 <w:noProof/>
-                <w:webHidden/>
-              </w:rPr>
-              <w:fldChar w:fldCharType="end"/>
-            </w:r>
-          </w:hyperlink>
-        </w:p>
-        <w:p>
-          <w:pPr>
-            <w:pStyle w:val="TOC1"/>
-            <w:rPr>
-              <w:rFonts w:asciiTheme="minorHAnsi" w:hAnsiTheme="minorHAnsi" w:cstheme="minorBidi"/>
-              <w:b w:val="0"/>
-              <w:bCs w:val="0"/>
-              <w:kern w:val="2"/>
-              <w:sz w:val="24"/>
-              <w:szCs w:val="24"/>
-              <w14:ligatures w14:val="standardContextual"/>
-            </w:rPr>
-          </w:pPr>
-          <w:hyperlink w:anchor="_Toc211962934" w:history="1">
-            <w:r>
-              <w:rPr>
-                <w:rStyle w:val="Hyperlink"/>
-              </w:rPr>
-              <w:t>5 Firmware Flashing Method</w:t>
-            </w:r>
-            <w:r>
-              <w:rPr>
-                <w:webHidden/>
-              </w:rPr>
-              <w:tab/>
-            </w:r>
-            <w:r>
-              <w:rPr>
-                <w:webHidden/>
-              </w:rPr>
-              <w:fldChar w:fldCharType="begin"/>
-            </w:r>
-            <w:r>
-              <w:rPr>
-                <w:webHidden/>
-              </w:rPr>
-              <w:instrText xml:space="preserve"> PAGEREF _Toc211962934 \h </w:instrText>
-            </w:r>
-            <w:r>
-              <w:rPr>
-                <w:webHidden/>
-              </w:rPr>
-            </w:r>
-            <w:r>
-              <w:rPr>
-                <w:webHidden/>
-              </w:rPr>
-              <w:fldChar w:fldCharType="separate"/>
-            </w:r>
-            <w:r>
-              <w:rPr>
-                <w:webHidden/>
-              </w:rPr>
-              <w:t>5</w:t>
-            </w:r>
-            <w:r>
-              <w:rPr>
                 <w:webHidden/>
               </w:rPr>
               <w:fldChar w:fldCharType="end"/>
@@ -740,14 +903,14 @@
               <w14:ligatures w14:val="standardContextual"/>
             </w:rPr>
           </w:pPr>
-          <w:hyperlink w:anchor="_Toc211962935" w:history="1">
+          <w:hyperlink w:anchor="_Toc239781924" w:history="1">
             <w:r>
               <w:rPr>
                 <w:rStyle w:val="Hyperlink"/>
                 <w:bCs/>
                 <w:noProof/>
               </w:rPr>
-              <w:t>5.1</w:t>
+              <w:t>4.5</w:t>
             </w:r>
             <w:r>
               <w:rPr>
@@ -765,7 +928,7 @@
                 <w:rStyle w:val="Hyperlink"/>
                 <w:noProof/>
               </w:rPr>
-              <w:t>Dediprog</w:t>
+              <w:t>Agilex-5</w:t>
             </w:r>
             <w:r>
               <w:rPr>
@@ -786,7 +949,7 @@
                 <w:noProof/>
                 <w:webHidden/>
               </w:rPr>
-              <w:instrText xml:space="preserve"> PAGEREF _Toc211962935 \h </w:instrText>
+              <w:instrText xml:space="preserve"> PAGEREF _Toc239781924 \h </w:instrText>
             </w:r>
             <w:r>
               <w:rPr>
@@ -806,7 +969,7 @@
                 <w:noProof/>
                 <w:webHidden/>
               </w:rPr>
-              <w:t>5</w:t>
+              <w:t>6</w:t>
             </w:r>
             <w:r>
               <w:rPr>
@@ -833,15 +996,14 @@
               <w14:ligatures w14:val="standardContextual"/>
             </w:rPr>
           </w:pPr>
-          <w:hyperlink w:anchor="_Toc211962936" w:history="1">
+          <w:hyperlink w:anchor="_Toc239781925" w:history="1">
             <w:r>
               <w:rPr>
                 <w:rStyle w:val="Hyperlink"/>
                 <w:bCs/>
                 <w:noProof/>
-                <w:lang w:eastAsia="zh-TW"/>
-              </w:rPr>
-              <w:t>5.2</w:t>
+              </w:rPr>
+              <w:t>4.6</w:t>
             </w:r>
             <w:r>
               <w:rPr>
@@ -858,61 +1020,116 @@
               <w:rPr>
                 <w:rStyle w:val="Hyperlink"/>
                 <w:noProof/>
-                <w:lang w:eastAsia="zh-TW"/>
-              </w:rPr>
-              <w:t xml:space="preserve">TFTP </w:t>
-            </w:r>
+              </w:rPr>
+              <w:t>FVP</w:t>
+            </w:r>
+            <w:r>
+              <w:rPr>
+                <w:noProof/>
+                <w:webHidden/>
+              </w:rPr>
+              <w:tab/>
+            </w:r>
+            <w:r>
+              <w:rPr>
+                <w:noProof/>
+                <w:webHidden/>
+              </w:rPr>
+              <w:fldChar w:fldCharType="begin"/>
+            </w:r>
+            <w:r>
+              <w:rPr>
+                <w:noProof/>
+                <w:webHidden/>
+              </w:rPr>
+              <w:instrText xml:space="preserve"> PAGEREF _Toc239781925 \h </w:instrText>
+            </w:r>
+            <w:r>
+              <w:rPr>
+                <w:noProof/>
+                <w:webHidden/>
+              </w:rPr>
+            </w:r>
+            <w:r>
+              <w:rPr>
+                <w:noProof/>
+                <w:webHidden/>
+              </w:rPr>
+              <w:fldChar w:fldCharType="separate"/>
+            </w:r>
+            <w:r>
+              <w:rPr>
+                <w:noProof/>
+                <w:webHidden/>
+              </w:rPr>
+              <w:t>6</w:t>
+            </w:r>
+            <w:r>
+              <w:rPr>
+                <w:noProof/>
+                <w:webHidden/>
+              </w:rPr>
+              <w:fldChar w:fldCharType="end"/>
+            </w:r>
+          </w:hyperlink>
+        </w:p>
+        <w:p>
+          <w:pPr>
+            <w:pStyle w:val="TOC1"/>
+            <w:rPr>
+              <w:rFonts w:asciiTheme="minorHAnsi" w:hAnsiTheme="minorHAnsi" w:cstheme="minorBidi"/>
+              <w:b w:val="0"/>
+              <w:bCs w:val="0"/>
+              <w:kern w:val="2"/>
+              <w:sz w:val="24"/>
+              <w:szCs w:val="24"/>
+              <w14:ligatures w14:val="standardContextual"/>
+            </w:rPr>
+          </w:pPr>
+          <w:hyperlink w:anchor="_Toc239781926" w:history="1">
             <w:r>
               <w:rPr>
                 <w:rStyle w:val="Hyperlink"/>
-                <w:noProof/>
-              </w:rPr>
-              <w:t>Flash</w:t>
-            </w:r>
-            <w:r>
-              <w:rPr>
-                <w:noProof/>
+              </w:rPr>
+              <w:t>5 Firmware Flashing Method</w:t>
+            </w:r>
+            <w:r>
+              <w:rPr>
                 <w:webHidden/>
               </w:rPr>
               <w:tab/>
             </w:r>
             <w:r>
               <w:rPr>
-                <w:noProof/>
                 <w:webHidden/>
               </w:rPr>
               <w:fldChar w:fldCharType="begin"/>
             </w:r>
             <w:r>
               <w:rPr>
-                <w:noProof/>
-                <w:webHidden/>
-              </w:rPr>
-              <w:instrText xml:space="preserve"> PAGEREF _Toc211962936 \h </w:instrText>
-            </w:r>
-            <w:r>
-              <w:rPr>
-                <w:noProof/>
-                <w:webHidden/>
-              </w:rPr>
-            </w:r>
-            <w:r>
-              <w:rPr>
-                <w:noProof/>
+                <w:webHidden/>
+              </w:rPr>
+              <w:instrText xml:space="preserve"> PAGEREF _Toc239781926 \h </w:instrText>
+            </w:r>
+            <w:r>
+              <w:rPr>
+                <w:webHidden/>
+              </w:rPr>
+            </w:r>
+            <w:r>
+              <w:rPr>
                 <w:webHidden/>
               </w:rPr>
               <w:fldChar w:fldCharType="separate"/>
             </w:r>
             <w:r>
               <w:rPr>
-                <w:noProof/>
-                <w:webHidden/>
-              </w:rPr>
-              <w:t>5</w:t>
-            </w:r>
-            <w:r>
-              <w:rPr>
-                <w:noProof/>
+                <w:webHidden/>
+              </w:rPr>
+              <w:t>6</w:t>
+            </w:r>
+            <w:r>
+              <w:rPr>
                 <w:webHidden/>
               </w:rPr>
               <w:fldChar w:fldCharType="end"/>
@@ -935,14 +1152,14 @@
               <w14:ligatures w14:val="standardContextual"/>
             </w:rPr>
           </w:pPr>
-          <w:hyperlink w:anchor="_Toc211962937" w:history="1">
+          <w:hyperlink w:anchor="_Toc239781927" w:history="1">
             <w:r>
               <w:rPr>
                 <w:rStyle w:val="Hyperlink"/>
                 <w:bCs/>
                 <w:noProof/>
               </w:rPr>
-              <w:t>5.3</w:t>
+              <w:t>5.1</w:t>
             </w:r>
             <w:r>
               <w:rPr>
@@ -960,7 +1177,7 @@
                 <w:rStyle w:val="Hyperlink"/>
                 <w:noProof/>
               </w:rPr>
-              <w:t>Web Flash</w:t>
+              <w:t>Dediprog</w:t>
             </w:r>
             <w:r>
               <w:rPr>
@@ -981,7 +1198,7 @@
                 <w:noProof/>
                 <w:webHidden/>
               </w:rPr>
-              <w:instrText xml:space="preserve"> PAGEREF _Toc211962937 \h </w:instrText>
+              <w:instrText xml:space="preserve"> PAGEREF _Toc239781927 \h </w:instrText>
             </w:r>
             <w:r>
               <w:rPr>
@@ -1028,14 +1245,15 @@
               <w14:ligatures w14:val="standardContextual"/>
             </w:rPr>
           </w:pPr>
-          <w:hyperlink w:anchor="_Toc211962938" w:history="1">
+          <w:hyperlink w:anchor="_Toc239781928" w:history="1">
             <w:r>
               <w:rPr>
                 <w:rStyle w:val="Hyperlink"/>
                 <w:bCs/>
                 <w:noProof/>
-              </w:rPr>
-              <w:t>5.4</w:t>
+                <w:lang w:eastAsia="zh-TW"/>
+              </w:rPr>
+              <w:t>5.2</w:t>
             </w:r>
             <w:r>
               <w:rPr>
@@ -1052,8 +1270,16 @@
               <w:rPr>
                 <w:rStyle w:val="Hyperlink"/>
                 <w:noProof/>
-              </w:rPr>
-              <w:t>Phosphor IPMI Flash</w:t>
+                <w:lang w:eastAsia="zh-TW"/>
+              </w:rPr>
+              <w:t xml:space="preserve">TFTP </w:t>
+            </w:r>
+            <w:r>
+              <w:rPr>
+                <w:rStyle w:val="Hyperlink"/>
+                <w:noProof/>
+              </w:rPr>
+              <w:t>Flash</w:t>
             </w:r>
             <w:r>
               <w:rPr>
@@ -1074,7 +1300,7 @@
                 <w:noProof/>
                 <w:webHidden/>
               </w:rPr>
-              <w:instrText xml:space="preserve"> PAGEREF _Toc211962938 \h </w:instrText>
+              <w:instrText xml:space="preserve"> PAGEREF _Toc239781928 \h </w:instrText>
             </w:r>
             <w:r>
               <w:rPr>
@@ -1094,74 +1320,11 @@
                 <w:noProof/>
                 <w:webHidden/>
               </w:rPr>
-              <w:t>7</w:t>
-            </w:r>
-            <w:r>
-              <w:rPr>
-                <w:noProof/>
-                <w:webHidden/>
-              </w:rPr>
-              <w:fldChar w:fldCharType="end"/>
-            </w:r>
-          </w:hyperlink>
-        </w:p>
-        <w:p>
-          <w:pPr>
-            <w:pStyle w:val="TOC1"/>
-            <w:rPr>
-              <w:rFonts w:asciiTheme="minorHAnsi" w:hAnsiTheme="minorHAnsi" w:cstheme="minorBidi"/>
-              <w:b w:val="0"/>
-              <w:bCs w:val="0"/>
-              <w:kern w:val="2"/>
-              <w:sz w:val="24"/>
-              <w:szCs w:val="24"/>
-              <w14:ligatures w14:val="standardContextual"/>
-            </w:rPr>
-          </w:pPr>
-          <w:hyperlink w:anchor="_Toc211962939" w:history="1">
-            <w:r>
-              <w:rPr>
-                <w:rStyle w:val="Hyperlink"/>
-              </w:rPr>
-              <w:t>6 Network Configurations</w:t>
-            </w:r>
-            <w:r>
-              <w:rPr>
-                <w:webHidden/>
-              </w:rPr>
-              <w:tab/>
-            </w:r>
-            <w:r>
-              <w:rPr>
-                <w:webHidden/>
-              </w:rPr>
-              <w:fldChar w:fldCharType="begin"/>
-            </w:r>
-            <w:r>
-              <w:rPr>
-                <w:webHidden/>
-              </w:rPr>
-              <w:instrText xml:space="preserve"> PAGEREF _Toc211962939 \h </w:instrText>
-            </w:r>
-            <w:r>
-              <w:rPr>
-                <w:webHidden/>
-              </w:rPr>
-            </w:r>
-            <w:r>
-              <w:rPr>
-                <w:webHidden/>
-              </w:rPr>
-              <w:fldChar w:fldCharType="separate"/>
-            </w:r>
-            <w:r>
-              <w:rPr>
-                <w:webHidden/>
-              </w:rPr>
-              <w:t>7</w:t>
-            </w:r>
-            <w:r>
-              <w:rPr>
+              <w:t>6</w:t>
+            </w:r>
+            <w:r>
+              <w:rPr>
+                <w:noProof/>
                 <w:webHidden/>
               </w:rPr>
               <w:fldChar w:fldCharType="end"/>
@@ -1184,14 +1347,14 @@
               <w14:ligatures w14:val="standardContextual"/>
             </w:rPr>
           </w:pPr>
-          <w:hyperlink w:anchor="_Toc211962940" w:history="1">
+          <w:hyperlink w:anchor="_Toc239781929" w:history="1">
             <w:r>
               <w:rPr>
                 <w:rStyle w:val="Hyperlink"/>
                 <w:bCs/>
                 <w:noProof/>
               </w:rPr>
-              <w:t>6.1</w:t>
+              <w:t>5.3</w:t>
             </w:r>
             <w:r>
               <w:rPr>
@@ -1209,7 +1372,7 @@
                 <w:rStyle w:val="Hyperlink"/>
                 <w:noProof/>
               </w:rPr>
-              <w:t>U-boot</w:t>
+              <w:t>Web Flash</w:t>
             </w:r>
             <w:r>
               <w:rPr>
@@ -1230,7 +1393,7 @@
                 <w:noProof/>
                 <w:webHidden/>
               </w:rPr>
-              <w:instrText xml:space="preserve"> PAGEREF _Toc211962940 \h </w:instrText>
+              <w:instrText xml:space="preserve"> PAGEREF _Toc239781929 \h </w:instrText>
             </w:r>
             <w:r>
               <w:rPr>
@@ -1250,7 +1413,7 @@
                 <w:noProof/>
                 <w:webHidden/>
               </w:rPr>
-              <w:t>7</w:t>
+              <w:t>8</w:t>
             </w:r>
             <w:r>
               <w:rPr>
@@ -1277,14 +1440,14 @@
               <w14:ligatures w14:val="standardContextual"/>
             </w:rPr>
           </w:pPr>
-          <w:hyperlink w:anchor="_Toc211962941" w:history="1">
+          <w:hyperlink w:anchor="_Toc239781930" w:history="1">
             <w:r>
               <w:rPr>
                 <w:rStyle w:val="Hyperlink"/>
                 <w:bCs/>
                 <w:noProof/>
               </w:rPr>
-              <w:t>6.2</w:t>
+              <w:t>5.4</w:t>
             </w:r>
             <w:r>
               <w:rPr>
@@ -1302,7 +1465,7 @@
                 <w:rStyle w:val="Hyperlink"/>
                 <w:noProof/>
               </w:rPr>
-              <w:t>Linux</w:t>
+              <w:t>Phosphor IPMI Flash</w:t>
             </w:r>
             <w:r>
               <w:rPr>
@@ -1316,7 +1479,104 @@
                 <w:noProof/>
                 <w:webHidden/>
               </w:rPr>
+              <w:fldChar w:fldCharType="begin"/>
+            </w:r>
+            <w:r>
+              <w:rPr>
+                <w:noProof/>
+                <w:webHidden/>
+              </w:rPr>
+              <w:instrText xml:space="preserve"> PAGEREF _Toc239781930 \h </w:instrText>
+            </w:r>
+            <w:r>
+              <w:rPr>
+                <w:noProof/>
+                <w:webHidden/>
+              </w:rPr>
+            </w:r>
+            <w:r>
+              <w:rPr>
+                <w:noProof/>
+                <w:webHidden/>
+              </w:rPr>
+              <w:fldChar w:fldCharType="separate"/>
+            </w:r>
+            <w:r>
+              <w:rPr>
+                <w:noProof/>
+                <w:webHidden/>
+              </w:rPr>
               <w:t>8</w:t>
+            </w:r>
+            <w:r>
+              <w:rPr>
+                <w:noProof/>
+                <w:webHidden/>
+              </w:rPr>
+              <w:fldChar w:fldCharType="end"/>
+            </w:r>
+          </w:hyperlink>
+        </w:p>
+        <w:p>
+          <w:pPr>
+            <w:pStyle w:val="TOC1"/>
+            <w:rPr>
+              <w:rFonts w:asciiTheme="minorHAnsi" w:hAnsiTheme="minorHAnsi" w:cstheme="minorBidi"/>
+              <w:b w:val="0"/>
+              <w:bCs w:val="0"/>
+              <w:kern w:val="2"/>
+              <w:sz w:val="24"/>
+              <w:szCs w:val="24"/>
+              <w14:ligatures w14:val="standardContextual"/>
+            </w:rPr>
+          </w:pPr>
+          <w:hyperlink w:anchor="_Toc239781931" w:history="1">
+            <w:r>
+              <w:rPr>
+                <w:rStyle w:val="Hyperlink"/>
+              </w:rPr>
+              <w:t>6 Network Configurations</w:t>
+            </w:r>
+            <w:r>
+              <w:rPr>
+                <w:webHidden/>
+              </w:rPr>
+              <w:tab/>
+            </w:r>
+            <w:r>
+              <w:rPr>
+                <w:webHidden/>
+              </w:rPr>
+              <w:fldChar w:fldCharType="begin"/>
+            </w:r>
+            <w:r>
+              <w:rPr>
+                <w:webHidden/>
+              </w:rPr>
+              <w:instrText xml:space="preserve"> PAGEREF _Toc239781931 \h </w:instrText>
+            </w:r>
+            <w:r>
+              <w:rPr>
+                <w:webHidden/>
+              </w:rPr>
+            </w:r>
+            <w:r>
+              <w:rPr>
+                <w:webHidden/>
+              </w:rPr>
+              <w:fldChar w:fldCharType="separate"/>
+            </w:r>
+            <w:r>
+              <w:rPr>
+                <w:webHidden/>
+              </w:rPr>
+              <w:t>8</w:t>
+            </w:r>
+            <w:r>
+              <w:rPr>
+                <w:webHidden/>
+              </w:rPr>
+              <w:fldChar w:fldCharType="end"/>
             </w:r>
           </w:hyperlink>
         </w:p>
@@ -1336,14 +1596,14 @@
               <w14:ligatures w14:val="standardContextual"/>
             </w:rPr>
           </w:pPr>
-          <w:hyperlink w:anchor="_Toc211962942" w:history="1">
+          <w:hyperlink w:anchor="_Toc239781932" w:history="1">
             <w:r>
               <w:rPr>
                 <w:rStyle w:val="Hyperlink"/>
                 <w:bCs/>
                 <w:noProof/>
               </w:rPr>
-              <w:t>6.3</w:t>
+              <w:t>6.1</w:t>
             </w:r>
             <w:r>
               <w:rPr>
@@ -1361,7 +1621,7 @@
                 <w:rStyle w:val="Hyperlink"/>
                 <w:noProof/>
               </w:rPr>
-              <w:t>Using ipmi Configure Network Settings</w:t>
+              <w:t>U-boot</w:t>
             </w:r>
             <w:r>
               <w:rPr>
@@ -1375,7 +1635,41 @@
                 <w:noProof/>
                 <w:webHidden/>
               </w:rPr>
+              <w:fldChar w:fldCharType="begin"/>
+            </w:r>
+            <w:r>
+              <w:rPr>
+                <w:noProof/>
+                <w:webHidden/>
+              </w:rPr>
+              <w:instrText xml:space="preserve"> PAGEREF _Toc239781932 \h </w:instrText>
+            </w:r>
+            <w:r>
+              <w:rPr>
+                <w:noProof/>
+                <w:webHidden/>
+              </w:rPr>
+            </w:r>
+            <w:r>
+              <w:rPr>
+                <w:noProof/>
+                <w:webHidden/>
+              </w:rPr>
+              <w:fldChar w:fldCharType="separate"/>
+            </w:r>
+            <w:r>
+              <w:rPr>
+                <w:noProof/>
+                <w:webHidden/>
+              </w:rPr>
               <w:t>8</w:t>
+            </w:r>
+            <w:r>
+              <w:rPr>
+                <w:noProof/>
+                <w:webHidden/>
+              </w:rPr>
+              <w:fldChar w:fldCharType="end"/>
             </w:r>
           </w:hyperlink>
         </w:p>
@@ -1395,14 +1689,14 @@
               <w14:ligatures w14:val="standardContextual"/>
             </w:rPr>
           </w:pPr>
-          <w:hyperlink w:anchor="_Toc211962943" w:history="1">
+          <w:hyperlink w:anchor="_Toc239781933" w:history="1">
             <w:r>
               <w:rPr>
                 <w:rStyle w:val="Hyperlink"/>
                 <w:bCs/>
                 <w:noProof/>
               </w:rPr>
-              <w:t>6.4</w:t>
+              <w:t>6.2</w:t>
             </w:r>
             <w:r>
               <w:rPr>
@@ -1420,7 +1714,7 @@
                 <w:rStyle w:val="Hyperlink"/>
                 <w:noProof/>
               </w:rPr>
-              <w:t>Configure Network through Web UI</w:t>
+              <w:t>Linux</w:t>
             </w:r>
             <w:r>
               <w:rPr>
@@ -1434,41 +1728,41 @@
                 <w:noProof/>
                 <w:webHidden/>
               </w:rPr>
-              <w:t>8</w:t>
-            </w:r>
-          </w:hyperlink>
-        </w:p>
-        <w:p>
-          <w:pPr>
-            <w:pStyle w:val="TOC1"/>
-            <w:rPr>
-              <w:rFonts w:asciiTheme="minorHAnsi" w:hAnsiTheme="minorHAnsi" w:cstheme="minorBidi"/>
-              <w:b w:val="0"/>
-              <w:bCs w:val="0"/>
-              <w:kern w:val="2"/>
-              <w:sz w:val="24"/>
-              <w:szCs w:val="24"/>
-              <w14:ligatures w14:val="standardContextual"/>
-            </w:rPr>
-          </w:pPr>
-          <w:hyperlink w:anchor="_Toc211962944" w:history="1">
-            <w:r>
-              <w:rPr>
-                <w:rStyle w:val="Hyperlink"/>
-              </w:rPr>
-              <w:t>7 BMC Debug Console</w:t>
-            </w:r>
-            <w:r>
-              <w:rPr>
-                <w:webHidden/>
-              </w:rPr>
-              <w:tab/>
-            </w:r>
-            <w:r>
-              <w:rPr>
-                <w:webHidden/>
-              </w:rPr>
-              <w:t>13</w:t>
+              <w:fldChar w:fldCharType="begin"/>
+            </w:r>
+            <w:r>
+              <w:rPr>
+                <w:noProof/>
+                <w:webHidden/>
+              </w:rPr>
+              <w:instrText xml:space="preserve"> PAGEREF _Toc239781933 \h </w:instrText>
+            </w:r>
+            <w:r>
+              <w:rPr>
+                <w:noProof/>
+                <w:webHidden/>
+              </w:rPr>
+            </w:r>
+            <w:r>
+              <w:rPr>
+                <w:noProof/>
+                <w:webHidden/>
+              </w:rPr>
+              <w:fldChar w:fldCharType="separate"/>
+            </w:r>
+            <w:r>
+              <w:rPr>
+                <w:noProof/>
+                <w:webHidden/>
+              </w:rPr>
+              <w:t>9</w:t>
+            </w:r>
+            <w:r>
+              <w:rPr>
+                <w:noProof/>
+                <w:webHidden/>
+              </w:rPr>
+              <w:fldChar w:fldCharType="end"/>
             </w:r>
           </w:hyperlink>
         </w:p>
@@ -1488,14 +1782,14 @@
               <w14:ligatures w14:val="standardContextual"/>
             </w:rPr>
           </w:pPr>
-          <w:hyperlink w:anchor="_Toc211962945" w:history="1">
+          <w:hyperlink w:anchor="_Toc239781934" w:history="1">
             <w:r>
               <w:rPr>
                 <w:rStyle w:val="Hyperlink"/>
                 <w:bCs/>
                 <w:noProof/>
               </w:rPr>
-              <w:t>7.1</w:t>
+              <w:t>6.3</w:t>
             </w:r>
             <w:r>
               <w:rPr>
@@ -1513,7 +1807,7 @@
                 <w:rStyle w:val="Hyperlink"/>
                 <w:noProof/>
               </w:rPr>
-              <w:t>Minicom Configuration</w:t>
+              <w:t>Using ipmi Configure Network Settings</w:t>
             </w:r>
             <w:r>
               <w:rPr>
@@ -1527,7 +1821,41 @@
                 <w:noProof/>
                 <w:webHidden/>
               </w:rPr>
-              <w:t>13</w:t>
+              <w:fldChar w:fldCharType="begin"/>
+            </w:r>
+            <w:r>
+              <w:rPr>
+                <w:noProof/>
+                <w:webHidden/>
+              </w:rPr>
+              <w:instrText xml:space="preserve"> PAGEREF _Toc239781934 \h </w:instrText>
+            </w:r>
+            <w:r>
+              <w:rPr>
+                <w:noProof/>
+                <w:webHidden/>
+              </w:rPr>
+            </w:r>
+            <w:r>
+              <w:rPr>
+                <w:noProof/>
+                <w:webHidden/>
+              </w:rPr>
+              <w:fldChar w:fldCharType="separate"/>
+            </w:r>
+            <w:r>
+              <w:rPr>
+                <w:noProof/>
+                <w:webHidden/>
+              </w:rPr>
+              <w:t>9</w:t>
+            </w:r>
+            <w:r>
+              <w:rPr>
+                <w:noProof/>
+                <w:webHidden/>
+              </w:rPr>
+              <w:fldChar w:fldCharType="end"/>
             </w:r>
           </w:hyperlink>
         </w:p>
@@ -1547,14 +1875,14 @@
               <w14:ligatures w14:val="standardContextual"/>
             </w:rPr>
           </w:pPr>
-          <w:hyperlink w:anchor="_Toc211962946" w:history="1">
+          <w:hyperlink w:anchor="_Toc239781935" w:history="1">
             <w:r>
               <w:rPr>
                 <w:rStyle w:val="Hyperlink"/>
                 <w:bCs/>
                 <w:noProof/>
               </w:rPr>
-              <w:t>7.2</w:t>
+              <w:t>6.4</w:t>
             </w:r>
             <w:r>
               <w:rPr>
@@ -1572,7 +1900,7 @@
                 <w:rStyle w:val="Hyperlink"/>
                 <w:noProof/>
               </w:rPr>
-              <w:t>Uboot</w:t>
+              <w:t>Configure Network through Web UI</w:t>
             </w:r>
             <w:r>
               <w:rPr>
@@ -1586,7 +1914,104 @@
                 <w:noProof/>
                 <w:webHidden/>
               </w:rPr>
+              <w:fldChar w:fldCharType="begin"/>
+            </w:r>
+            <w:r>
+              <w:rPr>
+                <w:noProof/>
+                <w:webHidden/>
+              </w:rPr>
+              <w:instrText xml:space="preserve"> PAGEREF _Toc239781935 \h </w:instrText>
+            </w:r>
+            <w:r>
+              <w:rPr>
+                <w:noProof/>
+                <w:webHidden/>
+              </w:rPr>
+            </w:r>
+            <w:r>
+              <w:rPr>
+                <w:noProof/>
+                <w:webHidden/>
+              </w:rPr>
+              <w:fldChar w:fldCharType="separate"/>
+            </w:r>
+            <w:r>
+              <w:rPr>
+                <w:noProof/>
+                <w:webHidden/>
+              </w:rPr>
+              <w:t>9</w:t>
+            </w:r>
+            <w:r>
+              <w:rPr>
+                <w:noProof/>
+                <w:webHidden/>
+              </w:rPr>
+              <w:fldChar w:fldCharType="end"/>
+            </w:r>
+          </w:hyperlink>
+        </w:p>
+        <w:p>
+          <w:pPr>
+            <w:pStyle w:val="TOC1"/>
+            <w:rPr>
+              <w:rFonts w:asciiTheme="minorHAnsi" w:hAnsiTheme="minorHAnsi" w:cstheme="minorBidi"/>
+              <w:b w:val="0"/>
+              <w:bCs w:val="0"/>
+              <w:kern w:val="2"/>
+              <w:sz w:val="24"/>
+              <w:szCs w:val="24"/>
+              <w14:ligatures w14:val="standardContextual"/>
+            </w:rPr>
+          </w:pPr>
+          <w:hyperlink w:anchor="_Toc239781936" w:history="1">
+            <w:r>
+              <w:rPr>
+                <w:rStyle w:val="Hyperlink"/>
+              </w:rPr>
+              <w:t>7 BMC Debug Console</w:t>
+            </w:r>
+            <w:r>
+              <w:rPr>
+                <w:webHidden/>
+              </w:rPr>
+              <w:tab/>
+            </w:r>
+            <w:r>
+              <w:rPr>
+                <w:webHidden/>
+              </w:rPr>
+              <w:fldChar w:fldCharType="begin"/>
+            </w:r>
+            <w:r>
+              <w:rPr>
+                <w:webHidden/>
+              </w:rPr>
+              <w:instrText xml:space="preserve"> PAGEREF _Toc239781936 \h </w:instrText>
+            </w:r>
+            <w:r>
+              <w:rPr>
+                <w:webHidden/>
+              </w:rPr>
+            </w:r>
+            <w:r>
+              <w:rPr>
+                <w:webHidden/>
+              </w:rPr>
+              <w:fldChar w:fldCharType="separate"/>
+            </w:r>
+            <w:r>
+              <w:rPr>
+                <w:webHidden/>
+              </w:rPr>
               <w:t>14</w:t>
+            </w:r>
+            <w:r>
+              <w:rPr>
+                <w:webHidden/>
+              </w:rPr>
+              <w:fldChar w:fldCharType="end"/>
             </w:r>
           </w:hyperlink>
         </w:p>
@@ -1606,14 +2031,14 @@
               <w14:ligatures w14:val="standardContextual"/>
             </w:rPr>
           </w:pPr>
-          <w:hyperlink w:anchor="_Toc211962947" w:history="1">
+          <w:hyperlink w:anchor="_Toc239781937" w:history="1">
             <w:r>
               <w:rPr>
                 <w:rStyle w:val="Hyperlink"/>
                 <w:bCs/>
                 <w:noProof/>
               </w:rPr>
-              <w:t>7.3</w:t>
+              <w:t>7.1</w:t>
             </w:r>
             <w:r>
               <w:rPr>
@@ -1631,7 +2056,7 @@
                 <w:rStyle w:val="Hyperlink"/>
                 <w:noProof/>
               </w:rPr>
-              <w:t>Linux</w:t>
+              <w:t>Minicom Configuration</w:t>
             </w:r>
             <w:r>
               <w:rPr>
@@ -1645,7 +2070,41 @@
                 <w:noProof/>
                 <w:webHidden/>
               </w:rPr>
+              <w:fldChar w:fldCharType="begin"/>
+            </w:r>
+            <w:r>
+              <w:rPr>
+                <w:noProof/>
+                <w:webHidden/>
+              </w:rPr>
+              <w:instrText xml:space="preserve"> PAGEREF _Toc239781937 \h </w:instrText>
+            </w:r>
+            <w:r>
+              <w:rPr>
+                <w:noProof/>
+                <w:webHidden/>
+              </w:rPr>
+            </w:r>
+            <w:r>
+              <w:rPr>
+                <w:noProof/>
+                <w:webHidden/>
+              </w:rPr>
+              <w:fldChar w:fldCharType="separate"/>
+            </w:r>
+            <w:r>
+              <w:rPr>
+                <w:noProof/>
+                <w:webHidden/>
+              </w:rPr>
               <w:t>14</w:t>
+            </w:r>
+            <w:r>
+              <w:rPr>
+                <w:noProof/>
+                <w:webHidden/>
+              </w:rPr>
+              <w:fldChar w:fldCharType="end"/>
             </w:r>
           </w:hyperlink>
         </w:p>
@@ -1665,14 +2124,14 @@
               <w14:ligatures w14:val="standardContextual"/>
             </w:rPr>
           </w:pPr>
-          <w:hyperlink w:anchor="_Toc211962948" w:history="1">
+          <w:hyperlink w:anchor="_Toc239781938" w:history="1">
             <w:r>
               <w:rPr>
                 <w:rStyle w:val="Hyperlink"/>
                 <w:bCs/>
                 <w:noProof/>
               </w:rPr>
-              <w:t>7.4</w:t>
+              <w:t>7.2</w:t>
             </w:r>
             <w:r>
               <w:rPr>
@@ -1690,7 +2149,7 @@
                 <w:rStyle w:val="Hyperlink"/>
                 <w:noProof/>
               </w:rPr>
-              <w:t>Uboot - Booting to BMC Linux</w:t>
+              <w:t>Uboot</w:t>
             </w:r>
             <w:r>
               <w:rPr>
@@ -1704,41 +2163,41 @@
                 <w:noProof/>
                 <w:webHidden/>
               </w:rPr>
+              <w:fldChar w:fldCharType="begin"/>
+            </w:r>
+            <w:r>
+              <w:rPr>
+                <w:noProof/>
+                <w:webHidden/>
+              </w:rPr>
+              <w:instrText xml:space="preserve"> PAGEREF _Toc239781938 \h </w:instrText>
+            </w:r>
+            <w:r>
+              <w:rPr>
+                <w:noProof/>
+                <w:webHidden/>
+              </w:rPr>
+            </w:r>
+            <w:r>
+              <w:rPr>
+                <w:noProof/>
+                <w:webHidden/>
+              </w:rPr>
+              <w:fldChar w:fldCharType="separate"/>
+            </w:r>
+            <w:r>
+              <w:rPr>
+                <w:noProof/>
+                <w:webHidden/>
+              </w:rPr>
               <w:t>15</w:t>
             </w:r>
-          </w:hyperlink>
-        </w:p>
-        <w:p>
-          <w:pPr>
-            <w:pStyle w:val="TOC1"/>
-            <w:rPr>
-              <w:rFonts w:asciiTheme="minorHAnsi" w:hAnsiTheme="minorHAnsi" w:cstheme="minorBidi"/>
-              <w:b w:val="0"/>
-              <w:bCs w:val="0"/>
-              <w:kern w:val="2"/>
-              <w:sz w:val="24"/>
-              <w:szCs w:val="24"/>
-              <w14:ligatures w14:val="standardContextual"/>
-            </w:rPr>
-          </w:pPr>
-          <w:hyperlink w:anchor="_Toc211962949" w:history="1">
-            <w:r>
-              <w:rPr>
-                <w:rStyle w:val="Hyperlink"/>
-              </w:rPr>
-              <w:t>8 Supported Features</w:t>
-            </w:r>
-            <w:r>
-              <w:rPr>
-                <w:webHidden/>
-              </w:rPr>
-              <w:tab/>
-            </w:r>
-            <w:r>
-              <w:rPr>
-                <w:webHidden/>
-              </w:rPr>
-              <w:t>16</w:t>
+            <w:r>
+              <w:rPr>
+                <w:noProof/>
+                <w:webHidden/>
+              </w:rPr>
+              <w:fldChar w:fldCharType="end"/>
             </w:r>
           </w:hyperlink>
         </w:p>
@@ -1758,14 +2217,14 @@
               <w14:ligatures w14:val="standardContextual"/>
             </w:rPr>
           </w:pPr>
-          <w:hyperlink w:anchor="_Toc211962950" w:history="1">
+          <w:hyperlink w:anchor="_Toc239781939" w:history="1">
             <w:r>
               <w:rPr>
                 <w:rStyle w:val="Hyperlink"/>
                 <w:bCs/>
                 <w:noProof/>
               </w:rPr>
-              <w:t>8.1</w:t>
+              <w:t>7.3</w:t>
             </w:r>
             <w:r>
               <w:rPr>
@@ -1783,7 +2242,7 @@
                 <w:rStyle w:val="Hyperlink"/>
                 <w:noProof/>
               </w:rPr>
-              <w:t>Generic Features</w:t>
+              <w:t>Linux</w:t>
             </w:r>
             <w:r>
               <w:rPr>
@@ -1797,7 +2256,41 @@
                 <w:noProof/>
                 <w:webHidden/>
               </w:rPr>
-              <w:t>16</w:t>
+              <w:fldChar w:fldCharType="begin"/>
+            </w:r>
+            <w:r>
+              <w:rPr>
+                <w:noProof/>
+                <w:webHidden/>
+              </w:rPr>
+              <w:instrText xml:space="preserve"> PAGEREF _Toc239781939 \h </w:instrText>
+            </w:r>
+            <w:r>
+              <w:rPr>
+                <w:noProof/>
+                <w:webHidden/>
+              </w:rPr>
+            </w:r>
+            <w:r>
+              <w:rPr>
+                <w:noProof/>
+                <w:webHidden/>
+              </w:rPr>
+              <w:fldChar w:fldCharType="separate"/>
+            </w:r>
+            <w:r>
+              <w:rPr>
+                <w:noProof/>
+                <w:webHidden/>
+              </w:rPr>
+              <w:t>15</w:t>
+            </w:r>
+            <w:r>
+              <w:rPr>
+                <w:noProof/>
+                <w:webHidden/>
+              </w:rPr>
+              <w:fldChar w:fldCharType="end"/>
             </w:r>
           </w:hyperlink>
         </w:p>
@@ -1817,14 +2310,14 @@
               <w14:ligatures w14:val="standardContextual"/>
             </w:rPr>
           </w:pPr>
-          <w:hyperlink w:anchor="_Toc211962951" w:history="1">
+          <w:hyperlink w:anchor="_Toc239781940" w:history="1">
             <w:r>
               <w:rPr>
                 <w:rStyle w:val="Hyperlink"/>
                 <w:bCs/>
                 <w:noProof/>
               </w:rPr>
-              <w:t>8.2</w:t>
+              <w:t>7.4</w:t>
             </w:r>
             <w:r>
               <w:rPr>
@@ -1842,6 +2335,255 @@
                 <w:rStyle w:val="Hyperlink"/>
                 <w:noProof/>
               </w:rPr>
+              <w:t>Uboot - Booting to BMC Linux</w:t>
+            </w:r>
+            <w:r>
+              <w:rPr>
+                <w:noProof/>
+                <w:webHidden/>
+              </w:rPr>
+              <w:tab/>
+            </w:r>
+            <w:r>
+              <w:rPr>
+                <w:noProof/>
+                <w:webHidden/>
+              </w:rPr>
+              <w:fldChar w:fldCharType="begin"/>
+            </w:r>
+            <w:r>
+              <w:rPr>
+                <w:noProof/>
+                <w:webHidden/>
+              </w:rPr>
+              <w:instrText xml:space="preserve"> PAGEREF _Toc239781940 \h </w:instrText>
+            </w:r>
+            <w:r>
+              <w:rPr>
+                <w:noProof/>
+                <w:webHidden/>
+              </w:rPr>
+            </w:r>
+            <w:r>
+              <w:rPr>
+                <w:noProof/>
+                <w:webHidden/>
+              </w:rPr>
+              <w:fldChar w:fldCharType="separate"/>
+            </w:r>
+            <w:r>
+              <w:rPr>
+                <w:noProof/>
+                <w:webHidden/>
+              </w:rPr>
+              <w:t>16</w:t>
+            </w:r>
+            <w:r>
+              <w:rPr>
+                <w:noProof/>
+                <w:webHidden/>
+              </w:rPr>
+              <w:fldChar w:fldCharType="end"/>
+            </w:r>
+          </w:hyperlink>
+        </w:p>
+        <w:p>
+          <w:pPr>
+            <w:pStyle w:val="TOC1"/>
+            <w:rPr>
+              <w:rFonts w:asciiTheme="minorHAnsi" w:hAnsiTheme="minorHAnsi" w:cstheme="minorBidi"/>
+              <w:b w:val="0"/>
+              <w:bCs w:val="0"/>
+              <w:kern w:val="2"/>
+              <w:sz w:val="24"/>
+              <w:szCs w:val="24"/>
+              <w14:ligatures w14:val="standardContextual"/>
+            </w:rPr>
+          </w:pPr>
+          <w:hyperlink w:anchor="_Toc239781941" w:history="1">
+            <w:r>
+              <w:rPr>
+                <w:rStyle w:val="Hyperlink"/>
+              </w:rPr>
+              <w:t>8 Supported Features</w:t>
+            </w:r>
+            <w:r>
+              <w:rPr>
+                <w:webHidden/>
+              </w:rPr>
+              <w:tab/>
+            </w:r>
+            <w:r>
+              <w:rPr>
+                <w:webHidden/>
+              </w:rPr>
+              <w:fldChar w:fldCharType="begin"/>
+            </w:r>
+            <w:r>
+              <w:rPr>
+                <w:webHidden/>
+              </w:rPr>
+              <w:instrText xml:space="preserve"> PAGEREF _Toc239781941 \h </w:instrText>
+            </w:r>
+            <w:r>
+              <w:rPr>
+                <w:webHidden/>
+              </w:rPr>
+            </w:r>
+            <w:r>
+              <w:rPr>
+                <w:webHidden/>
+              </w:rPr>
+              <w:fldChar w:fldCharType="separate"/>
+            </w:r>
+            <w:r>
+              <w:rPr>
+                <w:webHidden/>
+              </w:rPr>
+              <w:t>17</w:t>
+            </w:r>
+            <w:r>
+              <w:rPr>
+                <w:webHidden/>
+              </w:rPr>
+              <w:fldChar w:fldCharType="end"/>
+            </w:r>
+          </w:hyperlink>
+        </w:p>
+        <w:p>
+          <w:pPr>
+            <w:pStyle w:val="TOC2"/>
+            <w:tabs>
+              <w:tab w:val="left" w:pos="1134"/>
+              <w:tab w:val="right" w:leader="dot" w:pos="9350"/>
+            </w:tabs>
+            <w:rPr>
+              <w:rFonts w:asciiTheme="minorHAnsi" w:hAnsiTheme="minorHAnsi" w:cstheme="minorBidi"/>
+              <w:noProof/>
+              <w:kern w:val="2"/>
+              <w:sz w:val="24"/>
+              <w:szCs w:val="24"/>
+              <w14:ligatures w14:val="standardContextual"/>
+            </w:rPr>
+          </w:pPr>
+          <w:hyperlink w:anchor="_Toc239781942" w:history="1">
+            <w:r>
+              <w:rPr>
+                <w:rStyle w:val="Hyperlink"/>
+                <w:bCs/>
+                <w:noProof/>
+              </w:rPr>
+              <w:t>8.1</w:t>
+            </w:r>
+            <w:r>
+              <w:rPr>
+                <w:rFonts w:asciiTheme="minorHAnsi" w:hAnsiTheme="minorHAnsi" w:cstheme="minorBidi"/>
+                <w:noProof/>
+                <w:kern w:val="2"/>
+                <w:sz w:val="24"/>
+                <w:szCs w:val="24"/>
+                <w14:ligatures w14:val="standardContextual"/>
+              </w:rPr>
+              <w:tab/>
+            </w:r>
+            <w:r>
+              <w:rPr>
+                <w:rStyle w:val="Hyperlink"/>
+                <w:noProof/>
+              </w:rPr>
+              <w:t>Generic Features</w:t>
+            </w:r>
+            <w:r>
+              <w:rPr>
+                <w:noProof/>
+                <w:webHidden/>
+              </w:rPr>
+              <w:tab/>
+            </w:r>
+            <w:r>
+              <w:rPr>
+                <w:noProof/>
+                <w:webHidden/>
+              </w:rPr>
+              <w:fldChar w:fldCharType="begin"/>
+            </w:r>
+            <w:r>
+              <w:rPr>
+                <w:noProof/>
+                <w:webHidden/>
+              </w:rPr>
+              <w:instrText xml:space="preserve"> PAGEREF _Toc239781942 \h </w:instrText>
+            </w:r>
+            <w:r>
+              <w:rPr>
+                <w:noProof/>
+                <w:webHidden/>
+              </w:rPr>
+            </w:r>
+            <w:r>
+              <w:rPr>
+                <w:noProof/>
+                <w:webHidden/>
+              </w:rPr>
+              <w:fldChar w:fldCharType="separate"/>
+            </w:r>
+            <w:r>
+              <w:rPr>
+                <w:noProof/>
+                <w:webHidden/>
+              </w:rPr>
+              <w:t>17</w:t>
+            </w:r>
+            <w:r>
+              <w:rPr>
+                <w:noProof/>
+                <w:webHidden/>
+              </w:rPr>
+              <w:fldChar w:fldCharType="end"/>
+            </w:r>
+          </w:hyperlink>
+        </w:p>
+        <w:p>
+          <w:pPr>
+            <w:pStyle w:val="TOC2"/>
+            <w:tabs>
+              <w:tab w:val="left" w:pos="1134"/>
+              <w:tab w:val="right" w:leader="dot" w:pos="9350"/>
+            </w:tabs>
+            <w:rPr>
+              <w:rFonts w:asciiTheme="minorHAnsi" w:hAnsiTheme="minorHAnsi" w:cstheme="minorBidi"/>
+              <w:noProof/>
+              <w:kern w:val="2"/>
+              <w:sz w:val="24"/>
+              <w:szCs w:val="24"/>
+              <w14:ligatures w14:val="standardContextual"/>
+            </w:rPr>
+          </w:pPr>
+          <w:hyperlink w:anchor="_Toc239781943" w:history="1">
+            <w:r>
+              <w:rPr>
+                <w:rStyle w:val="Hyperlink"/>
+                <w:bCs/>
+                <w:noProof/>
+              </w:rPr>
+              <w:t>8.2</w:t>
+            </w:r>
+            <w:r>
+              <w:rPr>
+                <w:rFonts w:asciiTheme="minorHAnsi" w:hAnsiTheme="minorHAnsi" w:cstheme="minorBidi"/>
+                <w:noProof/>
+                <w:kern w:val="2"/>
+                <w:sz w:val="24"/>
+                <w:szCs w:val="24"/>
+                <w14:ligatures w14:val="standardContextual"/>
+              </w:rPr>
+              <w:tab/>
+            </w:r>
+            <w:r>
+              <w:rPr>
+                <w:rStyle w:val="Hyperlink"/>
+                <w:noProof/>
+              </w:rPr>
               <w:t>SOC Specific</w:t>
             </w:r>
             <w:r>
@@ -1856,7 +2598,41 @@
                 <w:noProof/>
                 <w:webHidden/>
               </w:rPr>
-              <w:t>17</w:t>
+              <w:fldChar w:fldCharType="begin"/>
+            </w:r>
+            <w:r>
+              <w:rPr>
+                <w:noProof/>
+                <w:webHidden/>
+              </w:rPr>
+              <w:instrText xml:space="preserve"> PAGEREF _Toc239781943 \h </w:instrText>
+            </w:r>
+            <w:r>
+              <w:rPr>
+                <w:noProof/>
+                <w:webHidden/>
+              </w:rPr>
+            </w:r>
+            <w:r>
+              <w:rPr>
+                <w:noProof/>
+                <w:webHidden/>
+              </w:rPr>
+              <w:fldChar w:fldCharType="separate"/>
+            </w:r>
+            <w:r>
+              <w:rPr>
+                <w:noProof/>
+                <w:webHidden/>
+              </w:rPr>
+              <w:t>18</w:t>
+            </w:r>
+            <w:r>
+              <w:rPr>
+                <w:noProof/>
+                <w:webHidden/>
+              </w:rPr>
+              <w:fldChar w:fldCharType="end"/>
             </w:r>
           </w:hyperlink>
         </w:p>
@@ -1876,7 +2652,7 @@
               <w14:ligatures w14:val="standardContextual"/>
             </w:rPr>
           </w:pPr>
-          <w:hyperlink w:anchor="_Toc211962952" w:history="1">
+          <w:hyperlink w:anchor="_Toc239781944" w:history="1">
             <w:r>
               <w:rPr>
                 <w:rStyle w:val="Hyperlink"/>
@@ -1914,7 +2690,41 @@
                 <w:noProof/>
                 <w:webHidden/>
               </w:rPr>
-              <w:t>17</w:t>
+              <w:fldChar w:fldCharType="begin"/>
+            </w:r>
+            <w:r>
+              <w:rPr>
+                <w:noProof/>
+                <w:webHidden/>
+              </w:rPr>
+              <w:instrText xml:space="preserve"> PAGEREF _Toc239781944 \h </w:instrText>
+            </w:r>
+            <w:r>
+              <w:rPr>
+                <w:noProof/>
+                <w:webHidden/>
+              </w:rPr>
+            </w:r>
+            <w:r>
+              <w:rPr>
+                <w:noProof/>
+                <w:webHidden/>
+              </w:rPr>
+              <w:fldChar w:fldCharType="separate"/>
+            </w:r>
+            <w:r>
+              <w:rPr>
+                <w:noProof/>
+                <w:webHidden/>
+              </w:rPr>
+              <w:t>18</w:t>
+            </w:r>
+            <w:r>
+              <w:rPr>
+                <w:noProof/>
+                <w:webHidden/>
+              </w:rPr>
+              <w:fldChar w:fldCharType="end"/>
             </w:r>
           </w:hyperlink>
         </w:p>
@@ -1934,7 +2744,7 @@
               <w14:ligatures w14:val="standardContextual"/>
             </w:rPr>
           </w:pPr>
-          <w:hyperlink w:anchor="_Toc211962953" w:history="1">
+          <w:hyperlink w:anchor="_Toc239781945" w:history="1">
             <w:r>
               <w:rPr>
                 <w:rStyle w:val="Hyperlink"/>
@@ -1972,7 +2782,41 @@
                 <w:noProof/>
                 <w:webHidden/>
               </w:rPr>
-              <w:t>17</w:t>
+              <w:fldChar w:fldCharType="begin"/>
+            </w:r>
+            <w:r>
+              <w:rPr>
+                <w:noProof/>
+                <w:webHidden/>
+              </w:rPr>
+              <w:instrText xml:space="preserve"> PAGEREF _Toc239781945 \h </w:instrText>
+            </w:r>
+            <w:r>
+              <w:rPr>
+                <w:noProof/>
+                <w:webHidden/>
+              </w:rPr>
+            </w:r>
+            <w:r>
+              <w:rPr>
+                <w:noProof/>
+                <w:webHidden/>
+              </w:rPr>
+              <w:fldChar w:fldCharType="separate"/>
+            </w:r>
+            <w:r>
+              <w:rPr>
+                <w:noProof/>
+                <w:webHidden/>
+              </w:rPr>
+              <w:t>18</w:t>
+            </w:r>
+            <w:r>
+              <w:rPr>
+                <w:noProof/>
+                <w:webHidden/>
+              </w:rPr>
+              <w:fldChar w:fldCharType="end"/>
             </w:r>
           </w:hyperlink>
         </w:p>
@@ -1992,7 +2836,7 @@
               <w14:ligatures w14:val="standardContextual"/>
             </w:rPr>
           </w:pPr>
-          <w:hyperlink w:anchor="_Toc211962954" w:history="1">
+          <w:hyperlink w:anchor="_Toc239781946" w:history="1">
             <w:r>
               <w:rPr>
                 <w:rStyle w:val="Hyperlink"/>
@@ -2030,7 +2874,133 @@
                 <w:noProof/>
                 <w:webHidden/>
               </w:rPr>
-              <w:t>17</w:t>
+              <w:fldChar w:fldCharType="begin"/>
+            </w:r>
+            <w:r>
+              <w:rPr>
+                <w:noProof/>
+                <w:webHidden/>
+              </w:rPr>
+              <w:instrText xml:space="preserve"> PAGEREF _Toc239781946 \h </w:instrText>
+            </w:r>
+            <w:r>
+              <w:rPr>
+                <w:noProof/>
+                <w:webHidden/>
+              </w:rPr>
+            </w:r>
+            <w:r>
+              <w:rPr>
+                <w:noProof/>
+                <w:webHidden/>
+              </w:rPr>
+              <w:fldChar w:fldCharType="separate"/>
+            </w:r>
+            <w:r>
+              <w:rPr>
+                <w:noProof/>
+                <w:webHidden/>
+              </w:rPr>
+              <w:t>18</w:t>
+            </w:r>
+            <w:r>
+              <w:rPr>
+                <w:noProof/>
+                <w:webHidden/>
+              </w:rPr>
+              <w:fldChar w:fldCharType="end"/>
+            </w:r>
+          </w:hyperlink>
+        </w:p>
+        <w:p>
+          <w:pPr>
+            <w:pStyle w:val="TOC3"/>
+            <w:tabs>
+              <w:tab w:val="left" w:pos="1800"/>
+              <w:tab w:val="right" w:leader="dot" w:pos="9350"/>
+            </w:tabs>
+            <w:rPr>
+              <w:rFonts w:asciiTheme="minorHAnsi" w:hAnsiTheme="minorHAnsi" w:cstheme="minorBidi"/>
+              <w:noProof/>
+              <w:kern w:val="2"/>
+              <w:sz w:val="24"/>
+              <w:szCs w:val="24"/>
+              <w14:ligatures w14:val="standardContextual"/>
+            </w:rPr>
+          </w:pPr>
+          <w:hyperlink w:anchor="_Toc239781947" w:history="1">
+            <w:r>
+              <w:rPr>
+                <w:rStyle w:val="Hyperlink"/>
+                <w:noProof/>
+              </w:rPr>
+              <w:t>8.2.4</w:t>
+            </w:r>
+            <w:r>
+              <w:rPr>
+                <w:rFonts w:asciiTheme="minorHAnsi" w:hAnsiTheme="minorHAnsi" w:cstheme="minorBidi"/>
+                <w:noProof/>
+                <w:kern w:val="2"/>
+                <w:sz w:val="24"/>
+                <w:szCs w:val="24"/>
+                <w14:ligatures w14:val="standardContextual"/>
+              </w:rPr>
+              <w:tab/>
+            </w:r>
+            <w:r>
+              <w:rPr>
+                <w:rStyle w:val="Hyperlink"/>
+                <w:noProof/>
+              </w:rPr>
+              <w:t>FVP</w:t>
+            </w:r>
+            <w:r>
+              <w:rPr>
+                <w:noProof/>
+                <w:webHidden/>
+              </w:rPr>
+              <w:tab/>
+            </w:r>
+            <w:r>
+              <w:rPr>
+                <w:noProof/>
+                <w:webHidden/>
+              </w:rPr>
+              <w:fldChar w:fldCharType="begin"/>
+            </w:r>
+            <w:r>
+              <w:rPr>
+                <w:noProof/>
+                <w:webHidden/>
+              </w:rPr>
+              <w:instrText xml:space="preserve"> PAGEREF _Toc239781947 \h </w:instrText>
+            </w:r>
+            <w:r>
+              <w:rPr>
+                <w:noProof/>
+                <w:webHidden/>
+              </w:rPr>
+            </w:r>
+            <w:r>
+              <w:rPr>
+                <w:noProof/>
+                <w:webHidden/>
+              </w:rPr>
+              <w:fldChar w:fldCharType="separate"/>
+            </w:r>
+            <w:r>
+              <w:rPr>
+                <w:noProof/>
+                <w:webHidden/>
+              </w:rPr>
+              <w:t>18</w:t>
+            </w:r>
+            <w:r>
+              <w:rPr>
+                <w:noProof/>
+                <w:webHidden/>
+              </w:rPr>
+              <w:fldChar w:fldCharType="end"/>
             </w:r>
           </w:hyperlink>
         </w:p>
@@ -2055,9 +3025,8 @@
       <w:pPr>
         <w:pStyle w:val="Heading1"/>
       </w:pPr>
-      <w:bookmarkStart w:id="4" w:name="_Toc211962927"/>
-      <w:r>
-        <w:lastRenderedPageBreak/>
+      <w:bookmarkStart w:id="4" w:name="_Toc239781914"/>
+      <w:r>
         <w:t>Introduction</w:t>
       </w:r>
       <w:bookmarkEnd w:id="0"/>
@@ -2179,7 +3148,7 @@
       <w:pPr>
         <w:pStyle w:val="Heading1"/>
       </w:pPr>
-      <w:bookmarkStart w:id="5" w:name="_Toc211962928"/>
+      <w:bookmarkStart w:id="5" w:name="_Toc239781915"/>
       <w:proofErr w:type="spellStart"/>
       <w:r>
         <w:t>Megarac</w:t>
@@ -3071,6 +4040,7 @@
           </w:tcPr>
           <w:p>
             <w:r>
+              <w:lastRenderedPageBreak/>
               <w:t>L1 Support</w:t>
             </w:r>
           </w:p>
@@ -3242,7 +4212,6 @@
           </w:tcPr>
           <w:p>
             <w:r>
-              <w:lastRenderedPageBreak/>
               <w:t>New Technology Enablement (GPGPU) </w:t>
             </w:r>
           </w:p>
@@ -3780,7 +4749,7 @@
           <w:szCs w:val="20"/>
         </w:rPr>
       </w:pPr>
-      <w:bookmarkStart w:id="7" w:name="_Toc211962929"/>
+      <w:bookmarkStart w:id="7" w:name="_Toc239781916"/>
       <w:bookmarkEnd w:id="6"/>
       <w:r>
         <w:rPr>
@@ -3792,6 +4761,7 @@
         </w:rPr>
         <w:t>Note:</w:t>
       </w:r>
+      <w:bookmarkEnd w:id="7"/>
     </w:p>
     <w:p>
       <w:pPr>
@@ -4005,16 +4975,17 @@
       <w:pPr>
         <w:pStyle w:val="Heading1"/>
       </w:pPr>
+      <w:bookmarkStart w:id="8" w:name="_Toc239781917"/>
       <w:r>
         <w:t>Prerequisites</w:t>
       </w:r>
-      <w:bookmarkEnd w:id="7"/>
+      <w:bookmarkEnd w:id="8"/>
     </w:p>
     <w:p>
       <w:pPr>
         <w:pStyle w:val="ListBullet2"/>
       </w:pPr>
-      <w:bookmarkStart w:id="8" w:name="_Toc309238956"/>
+      <w:bookmarkStart w:id="9" w:name="_Toc309238956"/>
       <w:bookmarkEnd w:id="2"/>
       <w:bookmarkEnd w:id="3"/>
       <w:r>
@@ -4217,6 +5188,7 @@
           <w:color w:val="000000" w:themeColor="text1"/>
           <w:lang w:eastAsia="zh-TW"/>
         </w:rPr>
+        <w:lastRenderedPageBreak/>
         <w:t xml:space="preserve">Install python and </w:t>
       </w:r>
       <w:r>
@@ -4293,7 +5265,6 @@
           <w:color w:val="000000" w:themeColor="text1"/>
           <w:lang w:eastAsia="zh-TW"/>
         </w:rPr>
-        <w:lastRenderedPageBreak/>
         <w:t xml:space="preserve">Install git python and </w:t>
       </w:r>
       <w:proofErr w:type="spellStart"/>
@@ -4369,6 +5340,7 @@
         <w:ind w:left="360" w:firstLine="360"/>
         <w:rPr>
           <w:color w:val="000000" w:themeColor="text1"/>
+          <w:lang w:eastAsia="zh-TW"/>
         </w:rPr>
       </w:pPr>
       <w:r>
@@ -4410,23 +5382,1333 @@
     </w:p>
     <w:p>
       <w:pPr>
+        <w:pStyle w:val="Heading2"/>
+      </w:pPr>
+      <w:bookmarkStart w:id="10" w:name="_Toc239781918"/>
+      <w:r>
+        <w:t>FVP</w:t>
+      </w:r>
+      <w:bookmarkEnd w:id="10"/>
+    </w:p>
+    <w:p>
+      <w:pPr>
+        <w:pStyle w:val="Paragraph1"/>
+        <w:numPr>
+          <w:ilvl w:val="0"/>
+          <w:numId w:val="26"/>
+        </w:numPr>
+        <w:spacing w:after="0"/>
+        <w:rPr>
+          <w:color w:val="000000" w:themeColor="text1"/>
+          <w:lang w:eastAsia="zh-TW"/>
+        </w:rPr>
+      </w:pPr>
+      <w:r>
+        <w:rPr>
+          <w:color w:val="000000" w:themeColor="text1"/>
+          <w:lang w:eastAsia="zh-TW"/>
+        </w:rPr>
+        <w:t>Install dependencies</w:t>
+      </w:r>
+    </w:p>
+    <w:p>
+      <w:pPr>
+        <w:pStyle w:val="Paragraph1"/>
+        <w:spacing w:after="0"/>
+        <w:rPr>
+          <w:color w:val="000000" w:themeColor="text1"/>
+          <w:lang w:eastAsia="zh-TW"/>
+        </w:rPr>
+      </w:pPr>
+      <w:r>
+        <w:rPr>
+          <w:color w:val="000000" w:themeColor="text1"/>
+          <w:lang w:eastAsia="zh-TW"/>
+        </w:rPr>
+        <w:t xml:space="preserve">$ </w:t>
+      </w:r>
+      <w:proofErr w:type="spellStart"/>
+      <w:r>
+        <w:rPr>
+          <w:color w:val="000000" w:themeColor="text1"/>
+          <w:lang w:eastAsia="zh-TW"/>
+        </w:rPr>
+        <w:t>sudo</w:t>
+      </w:r>
+      <w:proofErr w:type="spellEnd"/>
+      <w:r>
+        <w:rPr>
+          <w:color w:val="000000" w:themeColor="text1"/>
+          <w:lang w:eastAsia="zh-TW"/>
+        </w:rPr>
+        <w:t xml:space="preserve"> apt</w:t>
+      </w:r>
+      <w:r>
+        <w:rPr>
+          <w:color w:val="000000" w:themeColor="text1"/>
+          <w:lang w:eastAsia="zh-TW"/>
+        </w:rPr>
+        <w:t>-get</w:t>
+      </w:r>
+      <w:r>
+        <w:rPr>
+          <w:color w:val="000000" w:themeColor="text1"/>
+          <w:lang w:eastAsia="zh-TW"/>
+        </w:rPr>
+        <w:t xml:space="preserve"> install </w:t>
+      </w:r>
+      <w:proofErr w:type="spellStart"/>
+      <w:r>
+        <w:rPr>
+          <w:color w:val="000000" w:themeColor="text1"/>
+          <w:lang w:eastAsia="zh-TW"/>
+        </w:rPr>
+        <w:t>qemu-kvm</w:t>
+      </w:r>
+      <w:proofErr w:type="spellEnd"/>
+      <w:r>
+        <w:rPr>
+          <w:color w:val="000000" w:themeColor="text1"/>
+          <w:lang w:eastAsia="zh-TW"/>
+        </w:rPr>
+        <w:t xml:space="preserve"> </w:t>
+      </w:r>
+      <w:proofErr w:type="spellStart"/>
+      <w:r>
+        <w:rPr>
+          <w:color w:val="000000" w:themeColor="text1"/>
+          <w:lang w:eastAsia="zh-TW"/>
+        </w:rPr>
+        <w:t>libvirt</w:t>
+      </w:r>
+      <w:proofErr w:type="spellEnd"/>
+      <w:r>
+        <w:rPr>
+          <w:color w:val="000000" w:themeColor="text1"/>
+          <w:lang w:eastAsia="zh-TW"/>
+        </w:rPr>
+        <w:t>-daemon-system iproute2 bridge-utils</w:t>
+      </w:r>
+    </w:p>
+    <w:p>
+      <w:pPr>
+        <w:pStyle w:val="Paragraph1"/>
+        <w:numPr>
+          <w:ilvl w:val="0"/>
+          <w:numId w:val="26"/>
+        </w:numPr>
+        <w:spacing w:after="0"/>
+        <w:rPr>
+          <w:color w:val="000000" w:themeColor="text1"/>
+          <w:lang w:eastAsia="zh-TW"/>
+        </w:rPr>
+      </w:pPr>
+      <w:r>
+        <w:rPr>
+          <w:color w:val="000000" w:themeColor="text1"/>
+          <w:lang w:eastAsia="zh-TW"/>
+        </w:rPr>
+        <w:t>Configure bridge virbr0 with ipv6 support</w:t>
+      </w:r>
+    </w:p>
+    <w:p>
+      <w:pPr>
+        <w:pStyle w:val="Paragraph1"/>
+        <w:spacing w:after="0"/>
+        <w:rPr>
+          <w:color w:val="000000" w:themeColor="text1"/>
+          <w:lang w:eastAsia="zh-TW"/>
+        </w:rPr>
+      </w:pPr>
+      <w:r>
+        <w:rPr>
+          <w:color w:val="000000" w:themeColor="text1"/>
+          <w:lang w:eastAsia="zh-TW"/>
+        </w:rPr>
+        <w:t>cat &gt; "default.xml" &lt;&lt;EOF</w:t>
+      </w:r>
+    </w:p>
+    <w:p>
+      <w:pPr>
+        <w:pStyle w:val="Paragraph1"/>
+        <w:spacing w:after="0"/>
+        <w:rPr>
+          <w:color w:val="000000" w:themeColor="text1"/>
+          <w:lang w:eastAsia="zh-TW"/>
+        </w:rPr>
+      </w:pPr>
+      <w:r>
+        <w:rPr>
+          <w:color w:val="000000" w:themeColor="text1"/>
+          <w:lang w:eastAsia="zh-TW"/>
+        </w:rPr>
+        <w:t>&lt;network&gt;</w:t>
+      </w:r>
+    </w:p>
+    <w:p>
+      <w:pPr>
+        <w:pStyle w:val="Paragraph1"/>
+        <w:spacing w:after="0"/>
+        <w:rPr>
+          <w:color w:val="000000" w:themeColor="text1"/>
+          <w:lang w:eastAsia="zh-TW"/>
+        </w:rPr>
+      </w:pPr>
+      <w:r>
+        <w:rPr>
+          <w:color w:val="000000" w:themeColor="text1"/>
+          <w:lang w:eastAsia="zh-TW"/>
+        </w:rPr>
+        <w:t xml:space="preserve">    &lt;name&gt;default&lt;/name&gt;</w:t>
+      </w:r>
+    </w:p>
+    <w:p>
+      <w:pPr>
+        <w:pStyle w:val="Paragraph1"/>
+        <w:spacing w:after="0"/>
+        <w:rPr>
+          <w:color w:val="000000" w:themeColor="text1"/>
+          <w:lang w:eastAsia="zh-TW"/>
+        </w:rPr>
+      </w:pPr>
+      <w:r>
+        <w:rPr>
+          <w:color w:val="000000" w:themeColor="text1"/>
+          <w:lang w:eastAsia="zh-TW"/>
+        </w:rPr>
+        <w:t xml:space="preserve">    &lt;forward mode='</w:t>
+      </w:r>
+      <w:proofErr w:type="spellStart"/>
+      <w:r>
+        <w:rPr>
+          <w:color w:val="000000" w:themeColor="text1"/>
+          <w:lang w:eastAsia="zh-TW"/>
+        </w:rPr>
+        <w:t>nat</w:t>
+      </w:r>
+      <w:proofErr w:type="spellEnd"/>
+      <w:r>
+        <w:rPr>
+          <w:color w:val="000000" w:themeColor="text1"/>
+          <w:lang w:eastAsia="zh-TW"/>
+        </w:rPr>
+        <w:t>'&gt;</w:t>
+      </w:r>
+    </w:p>
+    <w:p>
+      <w:pPr>
+        <w:pStyle w:val="Paragraph1"/>
+        <w:spacing w:after="0"/>
+        <w:rPr>
+          <w:color w:val="000000" w:themeColor="text1"/>
+          <w:lang w:eastAsia="zh-TW"/>
+        </w:rPr>
+      </w:pPr>
+      <w:r>
+        <w:rPr>
+          <w:color w:val="000000" w:themeColor="text1"/>
+          <w:lang w:eastAsia="zh-TW"/>
+        </w:rPr>
+        <w:t xml:space="preserve">        &lt;</w:t>
+      </w:r>
+      <w:proofErr w:type="spellStart"/>
+      <w:r>
+        <w:rPr>
+          <w:color w:val="000000" w:themeColor="text1"/>
+          <w:lang w:eastAsia="zh-TW"/>
+        </w:rPr>
+        <w:t>nat</w:t>
+      </w:r>
+      <w:proofErr w:type="spellEnd"/>
+      <w:r>
+        <w:rPr>
+          <w:color w:val="000000" w:themeColor="text1"/>
+          <w:lang w:eastAsia="zh-TW"/>
+        </w:rPr>
+        <w:t>&gt;</w:t>
+      </w:r>
+    </w:p>
+    <w:p>
+      <w:pPr>
+        <w:pStyle w:val="Paragraph1"/>
+        <w:spacing w:after="0"/>
+        <w:rPr>
+          <w:color w:val="000000" w:themeColor="text1"/>
+          <w:lang w:eastAsia="zh-TW"/>
+        </w:rPr>
+      </w:pPr>
+      <w:r>
+        <w:rPr>
+          <w:color w:val="000000" w:themeColor="text1"/>
+          <w:lang w:eastAsia="zh-TW"/>
+        </w:rPr>
+        <w:t xml:space="preserve">            &lt;port start='1024' end='65535'/&gt;</w:t>
+      </w:r>
+    </w:p>
+    <w:p>
+      <w:pPr>
+        <w:pStyle w:val="Paragraph1"/>
+        <w:spacing w:after="0"/>
+        <w:rPr>
+          <w:color w:val="000000" w:themeColor="text1"/>
+          <w:lang w:eastAsia="zh-TW"/>
+        </w:rPr>
+      </w:pPr>
+      <w:r>
+        <w:rPr>
+          <w:color w:val="000000" w:themeColor="text1"/>
+          <w:lang w:eastAsia="zh-TW"/>
+        </w:rPr>
+        <w:t xml:space="preserve">        &lt;/</w:t>
+      </w:r>
+      <w:proofErr w:type="spellStart"/>
+      <w:r>
+        <w:rPr>
+          <w:color w:val="000000" w:themeColor="text1"/>
+          <w:lang w:eastAsia="zh-TW"/>
+        </w:rPr>
+        <w:t>nat</w:t>
+      </w:r>
+      <w:proofErr w:type="spellEnd"/>
+      <w:r>
+        <w:rPr>
+          <w:color w:val="000000" w:themeColor="text1"/>
+          <w:lang w:eastAsia="zh-TW"/>
+        </w:rPr>
+        <w:t>&gt;</w:t>
+      </w:r>
+    </w:p>
+    <w:p>
+      <w:pPr>
+        <w:pStyle w:val="Paragraph1"/>
+        <w:spacing w:after="0"/>
+        <w:rPr>
+          <w:color w:val="000000" w:themeColor="text1"/>
+          <w:lang w:eastAsia="zh-TW"/>
+        </w:rPr>
+      </w:pPr>
+      <w:r>
+        <w:rPr>
+          <w:color w:val="000000" w:themeColor="text1"/>
+          <w:lang w:eastAsia="zh-TW"/>
+        </w:rPr>
+        <w:t xml:space="preserve">    &lt;/forward&gt;</w:t>
+      </w:r>
+    </w:p>
+    <w:p>
+      <w:pPr>
+        <w:pStyle w:val="Paragraph1"/>
+        <w:spacing w:after="0"/>
+        <w:rPr>
+          <w:color w:val="000000" w:themeColor="text1"/>
+          <w:lang w:eastAsia="zh-TW"/>
+        </w:rPr>
+      </w:pPr>
+      <w:r>
+        <w:rPr>
+          <w:color w:val="000000" w:themeColor="text1"/>
+          <w:lang w:eastAsia="zh-TW"/>
+        </w:rPr>
+        <w:t xml:space="preserve">    &lt;bridge name='virbr0' </w:t>
+      </w:r>
+      <w:proofErr w:type="spellStart"/>
+      <w:r>
+        <w:rPr>
+          <w:color w:val="000000" w:themeColor="text1"/>
+          <w:lang w:eastAsia="zh-TW"/>
+        </w:rPr>
+        <w:t>stp</w:t>
+      </w:r>
+      <w:proofErr w:type="spellEnd"/>
+      <w:r>
+        <w:rPr>
+          <w:color w:val="000000" w:themeColor="text1"/>
+          <w:lang w:eastAsia="zh-TW"/>
+        </w:rPr>
+        <w:t>='on' delay='0'/&gt;</w:t>
+      </w:r>
+    </w:p>
+    <w:p>
+      <w:pPr>
+        <w:pStyle w:val="Paragraph1"/>
+        <w:spacing w:after="0"/>
+        <w:rPr>
+          <w:color w:val="000000" w:themeColor="text1"/>
+          <w:lang w:eastAsia="zh-TW"/>
+        </w:rPr>
+      </w:pPr>
+      <w:r>
+        <w:rPr>
+          <w:color w:val="000000" w:themeColor="text1"/>
+          <w:lang w:eastAsia="zh-TW"/>
+        </w:rPr>
+        <w:t xml:space="preserve">    &lt;</w:t>
+      </w:r>
+      <w:proofErr w:type="spellStart"/>
+      <w:r>
+        <w:rPr>
+          <w:color w:val="000000" w:themeColor="text1"/>
+          <w:lang w:eastAsia="zh-TW"/>
+        </w:rPr>
+        <w:t>ip</w:t>
+      </w:r>
+      <w:proofErr w:type="spellEnd"/>
+      <w:r>
+        <w:rPr>
+          <w:color w:val="000000" w:themeColor="text1"/>
+          <w:lang w:eastAsia="zh-TW"/>
+        </w:rPr>
+        <w:t xml:space="preserve"> address='192.168.122.1' netmask='255.255.255.0'&gt;</w:t>
+      </w:r>
+    </w:p>
+    <w:p>
+      <w:pPr>
+        <w:pStyle w:val="Paragraph1"/>
+        <w:spacing w:after="0"/>
+        <w:rPr>
+          <w:color w:val="000000" w:themeColor="text1"/>
+          <w:lang w:eastAsia="zh-TW"/>
+        </w:rPr>
+      </w:pPr>
+      <w:r>
+        <w:rPr>
+          <w:color w:val="000000" w:themeColor="text1"/>
+          <w:lang w:eastAsia="zh-TW"/>
+        </w:rPr>
+        <w:t xml:space="preserve">        &lt;</w:t>
+      </w:r>
+      <w:proofErr w:type="spellStart"/>
+      <w:r>
+        <w:rPr>
+          <w:color w:val="000000" w:themeColor="text1"/>
+          <w:lang w:eastAsia="zh-TW"/>
+        </w:rPr>
+        <w:t>dhcp</w:t>
+      </w:r>
+      <w:proofErr w:type="spellEnd"/>
+      <w:r>
+        <w:rPr>
+          <w:color w:val="000000" w:themeColor="text1"/>
+          <w:lang w:eastAsia="zh-TW"/>
+        </w:rPr>
+        <w:t>&gt;</w:t>
+      </w:r>
+    </w:p>
+    <w:p>
+      <w:pPr>
+        <w:pStyle w:val="Paragraph1"/>
+        <w:spacing w:after="0"/>
+        <w:rPr>
+          <w:color w:val="000000" w:themeColor="text1"/>
+          <w:lang w:eastAsia="zh-TW"/>
+        </w:rPr>
+      </w:pPr>
+      <w:r>
+        <w:rPr>
+          <w:color w:val="000000" w:themeColor="text1"/>
+          <w:lang w:eastAsia="zh-TW"/>
+        </w:rPr>
+        <w:t xml:space="preserve">            &lt;range start='192.168.122.2' end='192.168.122.254'/&gt;</w:t>
+      </w:r>
+    </w:p>
+    <w:p>
+      <w:pPr>
+        <w:pStyle w:val="Paragraph1"/>
+        <w:spacing w:after="0"/>
+        <w:rPr>
+          <w:color w:val="000000" w:themeColor="text1"/>
+          <w:lang w:eastAsia="zh-TW"/>
+        </w:rPr>
+      </w:pPr>
+      <w:r>
+        <w:rPr>
+          <w:color w:val="000000" w:themeColor="text1"/>
+          <w:lang w:eastAsia="zh-TW"/>
+        </w:rPr>
+        <w:t xml:space="preserve">        &lt;/</w:t>
+      </w:r>
+      <w:proofErr w:type="spellStart"/>
+      <w:r>
+        <w:rPr>
+          <w:color w:val="000000" w:themeColor="text1"/>
+          <w:lang w:eastAsia="zh-TW"/>
+        </w:rPr>
+        <w:t>dhcp</w:t>
+      </w:r>
+      <w:proofErr w:type="spellEnd"/>
+      <w:r>
+        <w:rPr>
+          <w:color w:val="000000" w:themeColor="text1"/>
+          <w:lang w:eastAsia="zh-TW"/>
+        </w:rPr>
+        <w:t>&gt;</w:t>
+      </w:r>
+    </w:p>
+    <w:p>
+      <w:pPr>
+        <w:pStyle w:val="Paragraph1"/>
+        <w:spacing w:after="0"/>
+        <w:rPr>
+          <w:color w:val="000000" w:themeColor="text1"/>
+          <w:lang w:eastAsia="zh-TW"/>
+        </w:rPr>
+      </w:pPr>
+      <w:r>
+        <w:rPr>
+          <w:color w:val="000000" w:themeColor="text1"/>
+          <w:lang w:eastAsia="zh-TW"/>
+        </w:rPr>
+        <w:t xml:space="preserve">    &lt;/</w:t>
+      </w:r>
+      <w:proofErr w:type="spellStart"/>
+      <w:r>
+        <w:rPr>
+          <w:color w:val="000000" w:themeColor="text1"/>
+          <w:lang w:eastAsia="zh-TW"/>
+        </w:rPr>
+        <w:t>ip</w:t>
+      </w:r>
+      <w:proofErr w:type="spellEnd"/>
+      <w:r>
+        <w:rPr>
+          <w:color w:val="000000" w:themeColor="text1"/>
+          <w:lang w:eastAsia="zh-TW"/>
+        </w:rPr>
+        <w:t>&gt;</w:t>
+      </w:r>
+    </w:p>
+    <w:p>
+      <w:pPr>
+        <w:pStyle w:val="Paragraph1"/>
+        <w:spacing w:after="0"/>
+        <w:rPr>
+          <w:color w:val="000000" w:themeColor="text1"/>
+          <w:lang w:eastAsia="zh-TW"/>
+        </w:rPr>
+      </w:pPr>
+      <w:r>
+        <w:rPr>
+          <w:color w:val="000000" w:themeColor="text1"/>
+          <w:lang w:eastAsia="zh-TW"/>
+        </w:rPr>
+        <w:t xml:space="preserve">    &lt;</w:t>
+      </w:r>
+      <w:proofErr w:type="spellStart"/>
+      <w:r>
+        <w:rPr>
+          <w:color w:val="000000" w:themeColor="text1"/>
+          <w:lang w:eastAsia="zh-TW"/>
+        </w:rPr>
+        <w:t>ip</w:t>
+      </w:r>
+      <w:proofErr w:type="spellEnd"/>
+      <w:r>
+        <w:rPr>
+          <w:color w:val="000000" w:themeColor="text1"/>
+          <w:lang w:eastAsia="zh-TW"/>
+        </w:rPr>
+        <w:t xml:space="preserve"> family='ipv6' address='fd</w:t>
+      </w:r>
+      <w:proofErr w:type="gramStart"/>
+      <w:r>
+        <w:rPr>
+          <w:color w:val="000000" w:themeColor="text1"/>
+          <w:lang w:eastAsia="zh-TW"/>
+        </w:rPr>
+        <w:t>00:abcd::</w:t>
+      </w:r>
+      <w:proofErr w:type="gramEnd"/>
+      <w:r>
+        <w:rPr>
+          <w:color w:val="000000" w:themeColor="text1"/>
+          <w:lang w:eastAsia="zh-TW"/>
+        </w:rPr>
+        <w:t>1' prefix='64'&gt;</w:t>
+      </w:r>
+    </w:p>
+    <w:p>
+      <w:pPr>
+        <w:pStyle w:val="Paragraph1"/>
+        <w:spacing w:after="0"/>
+        <w:rPr>
+          <w:color w:val="000000" w:themeColor="text1"/>
+          <w:lang w:eastAsia="zh-TW"/>
+        </w:rPr>
+      </w:pPr>
+      <w:r>
+        <w:rPr>
+          <w:color w:val="000000" w:themeColor="text1"/>
+          <w:lang w:eastAsia="zh-TW"/>
+        </w:rPr>
+        <w:t xml:space="preserve">        &lt;</w:t>
+      </w:r>
+      <w:proofErr w:type="spellStart"/>
+      <w:r>
+        <w:rPr>
+          <w:color w:val="000000" w:themeColor="text1"/>
+          <w:lang w:eastAsia="zh-TW"/>
+        </w:rPr>
+        <w:t>dhcp</w:t>
+      </w:r>
+      <w:proofErr w:type="spellEnd"/>
+      <w:r>
+        <w:rPr>
+          <w:color w:val="000000" w:themeColor="text1"/>
+          <w:lang w:eastAsia="zh-TW"/>
+        </w:rPr>
+        <w:t>&gt;</w:t>
+      </w:r>
+    </w:p>
+    <w:p>
+      <w:pPr>
+        <w:pStyle w:val="Paragraph1"/>
+        <w:spacing w:after="0"/>
+        <w:rPr>
+          <w:color w:val="000000" w:themeColor="text1"/>
+          <w:lang w:eastAsia="zh-TW"/>
+        </w:rPr>
+      </w:pPr>
+      <w:r>
+        <w:rPr>
+          <w:color w:val="000000" w:themeColor="text1"/>
+          <w:lang w:eastAsia="zh-TW"/>
+        </w:rPr>
+        <w:t xml:space="preserve">            &lt;range start='fd</w:t>
+      </w:r>
+      <w:proofErr w:type="gramStart"/>
+      <w:r>
+        <w:rPr>
+          <w:color w:val="000000" w:themeColor="text1"/>
+          <w:lang w:eastAsia="zh-TW"/>
+        </w:rPr>
+        <w:t>00:abcd::</w:t>
+      </w:r>
+      <w:proofErr w:type="gramEnd"/>
+      <w:r>
+        <w:rPr>
+          <w:color w:val="000000" w:themeColor="text1"/>
+          <w:lang w:eastAsia="zh-TW"/>
+        </w:rPr>
+        <w:t>100' end='fd</w:t>
+      </w:r>
+      <w:proofErr w:type="gramStart"/>
+      <w:r>
+        <w:rPr>
+          <w:color w:val="000000" w:themeColor="text1"/>
+          <w:lang w:eastAsia="zh-TW"/>
+        </w:rPr>
+        <w:t>00:abcd::</w:t>
+      </w:r>
+      <w:proofErr w:type="gramEnd"/>
+      <w:r>
+        <w:rPr>
+          <w:color w:val="000000" w:themeColor="text1"/>
+          <w:lang w:eastAsia="zh-TW"/>
+        </w:rPr>
+        <w:t>1ff'/&gt;</w:t>
+      </w:r>
+    </w:p>
+    <w:p>
+      <w:pPr>
+        <w:pStyle w:val="Paragraph1"/>
+        <w:spacing w:after="0"/>
+        <w:rPr>
+          <w:color w:val="000000" w:themeColor="text1"/>
+          <w:lang w:eastAsia="zh-TW"/>
+        </w:rPr>
+      </w:pPr>
+      <w:r>
+        <w:rPr>
+          <w:color w:val="000000" w:themeColor="text1"/>
+          <w:lang w:eastAsia="zh-TW"/>
+        </w:rPr>
+        <w:t xml:space="preserve">        &lt;/</w:t>
+      </w:r>
+      <w:proofErr w:type="spellStart"/>
+      <w:r>
+        <w:rPr>
+          <w:color w:val="000000" w:themeColor="text1"/>
+          <w:lang w:eastAsia="zh-TW"/>
+        </w:rPr>
+        <w:t>dhcp</w:t>
+      </w:r>
+      <w:proofErr w:type="spellEnd"/>
+      <w:r>
+        <w:rPr>
+          <w:color w:val="000000" w:themeColor="text1"/>
+          <w:lang w:eastAsia="zh-TW"/>
+        </w:rPr>
+        <w:t>&gt;</w:t>
+      </w:r>
+    </w:p>
+    <w:p>
+      <w:pPr>
+        <w:pStyle w:val="Paragraph1"/>
+        <w:spacing w:after="0"/>
+        <w:rPr>
+          <w:color w:val="000000" w:themeColor="text1"/>
+          <w:lang w:eastAsia="zh-TW"/>
+        </w:rPr>
+      </w:pPr>
+      <w:r>
+        <w:rPr>
+          <w:color w:val="000000" w:themeColor="text1"/>
+          <w:lang w:eastAsia="zh-TW"/>
+        </w:rPr>
+        <w:t xml:space="preserve">  &lt;/</w:t>
+      </w:r>
+      <w:proofErr w:type="spellStart"/>
+      <w:r>
+        <w:rPr>
+          <w:color w:val="000000" w:themeColor="text1"/>
+          <w:lang w:eastAsia="zh-TW"/>
+        </w:rPr>
+        <w:t>ip</w:t>
+      </w:r>
+      <w:proofErr w:type="spellEnd"/>
+      <w:r>
+        <w:rPr>
+          <w:color w:val="000000" w:themeColor="text1"/>
+          <w:lang w:eastAsia="zh-TW"/>
+        </w:rPr>
+        <w:t>&gt;</w:t>
+      </w:r>
+    </w:p>
+    <w:p>
+      <w:pPr>
+        <w:pStyle w:val="Paragraph1"/>
+        <w:spacing w:after="0"/>
+        <w:rPr>
+          <w:color w:val="000000" w:themeColor="text1"/>
+          <w:lang w:eastAsia="zh-TW"/>
+        </w:rPr>
+      </w:pPr>
+      <w:r>
+        <w:rPr>
+          <w:color w:val="000000" w:themeColor="text1"/>
+          <w:lang w:eastAsia="zh-TW"/>
+        </w:rPr>
+        <w:t>&lt;/network&gt;</w:t>
+      </w:r>
+    </w:p>
+    <w:p>
+      <w:pPr>
+        <w:pStyle w:val="Paragraph1"/>
+        <w:spacing w:after="0"/>
+        <w:rPr>
+          <w:color w:val="000000" w:themeColor="text1"/>
+          <w:lang w:eastAsia="zh-TW"/>
+        </w:rPr>
+      </w:pPr>
+      <w:r>
+        <w:rPr>
+          <w:color w:val="000000" w:themeColor="text1"/>
+          <w:lang w:eastAsia="zh-TW"/>
+        </w:rPr>
+        <w:t>EOF</w:t>
+      </w:r>
+    </w:p>
+    <w:p>
+      <w:pPr>
+        <w:pStyle w:val="Paragraph1"/>
+        <w:spacing w:after="0"/>
+        <w:rPr>
+          <w:color w:val="000000" w:themeColor="text1"/>
+          <w:lang w:eastAsia="zh-TW"/>
+        </w:rPr>
+      </w:pPr>
+    </w:p>
+    <w:p>
+      <w:pPr>
+        <w:pStyle w:val="Paragraph1"/>
+        <w:spacing w:after="0"/>
+        <w:rPr>
+          <w:color w:val="000000" w:themeColor="text1"/>
+          <w:lang w:eastAsia="zh-TW"/>
+        </w:rPr>
+      </w:pPr>
+      <w:r>
+        <w:rPr>
+          <w:color w:val="000000" w:themeColor="text1"/>
+          <w:lang w:eastAsia="zh-TW"/>
+        </w:rPr>
+        <w:t xml:space="preserve">$ </w:t>
+      </w:r>
+      <w:proofErr w:type="spellStart"/>
+      <w:r>
+        <w:rPr>
+          <w:color w:val="000000" w:themeColor="text1"/>
+          <w:lang w:eastAsia="zh-TW"/>
+        </w:rPr>
+        <w:t>sudo</w:t>
+      </w:r>
+      <w:proofErr w:type="spellEnd"/>
+      <w:r>
+        <w:rPr>
+          <w:color w:val="000000" w:themeColor="text1"/>
+          <w:lang w:eastAsia="zh-TW"/>
+        </w:rPr>
+        <w:t xml:space="preserve"> </w:t>
+      </w:r>
+      <w:proofErr w:type="spellStart"/>
+      <w:r>
+        <w:rPr>
+          <w:color w:val="000000" w:themeColor="text1"/>
+          <w:lang w:eastAsia="zh-TW"/>
+        </w:rPr>
+        <w:t>virsh</w:t>
+      </w:r>
+      <w:proofErr w:type="spellEnd"/>
+      <w:r>
+        <w:rPr>
+          <w:color w:val="000000" w:themeColor="text1"/>
+          <w:lang w:eastAsia="zh-TW"/>
+        </w:rPr>
+        <w:t xml:space="preserve"> net-define default.xml</w:t>
+      </w:r>
+    </w:p>
+    <w:p>
+      <w:pPr>
+        <w:pStyle w:val="Paragraph1"/>
+        <w:spacing w:after="0"/>
+        <w:rPr>
+          <w:color w:val="000000" w:themeColor="text1"/>
+          <w:lang w:eastAsia="zh-TW"/>
+        </w:rPr>
+      </w:pPr>
+      <w:r>
+        <w:rPr>
+          <w:color w:val="000000" w:themeColor="text1"/>
+          <w:lang w:eastAsia="zh-TW"/>
+        </w:rPr>
+        <w:t xml:space="preserve">$ </w:t>
+      </w:r>
+      <w:proofErr w:type="spellStart"/>
+      <w:r>
+        <w:rPr>
+          <w:color w:val="000000" w:themeColor="text1"/>
+          <w:lang w:eastAsia="zh-TW"/>
+        </w:rPr>
+        <w:t>sudo</w:t>
+      </w:r>
+      <w:proofErr w:type="spellEnd"/>
+      <w:r>
+        <w:rPr>
+          <w:color w:val="000000" w:themeColor="text1"/>
+          <w:lang w:eastAsia="zh-TW"/>
+        </w:rPr>
+        <w:t xml:space="preserve"> </w:t>
+      </w:r>
+      <w:proofErr w:type="spellStart"/>
+      <w:r>
+        <w:rPr>
+          <w:color w:val="000000" w:themeColor="text1"/>
+          <w:lang w:eastAsia="zh-TW"/>
+        </w:rPr>
+        <w:t>virsh</w:t>
+      </w:r>
+      <w:proofErr w:type="spellEnd"/>
+      <w:r>
+        <w:rPr>
+          <w:color w:val="000000" w:themeColor="text1"/>
+          <w:lang w:eastAsia="zh-TW"/>
+        </w:rPr>
+        <w:t xml:space="preserve"> net-start virbr0</w:t>
+      </w:r>
+    </w:p>
+    <w:p>
+      <w:pPr>
+        <w:pStyle w:val="Paragraph1"/>
+        <w:spacing w:after="0"/>
+        <w:rPr>
+          <w:color w:val="000000" w:themeColor="text1"/>
+          <w:lang w:eastAsia="zh-TW"/>
+        </w:rPr>
+      </w:pPr>
+      <w:r>
+        <w:rPr>
+          <w:color w:val="000000" w:themeColor="text1"/>
+          <w:lang w:eastAsia="zh-TW"/>
+        </w:rPr>
+        <w:t xml:space="preserve">$ </w:t>
+      </w:r>
+      <w:proofErr w:type="spellStart"/>
+      <w:r>
+        <w:rPr>
+          <w:color w:val="000000" w:themeColor="text1"/>
+          <w:lang w:eastAsia="zh-TW"/>
+        </w:rPr>
+        <w:t>ip</w:t>
+      </w:r>
+      <w:proofErr w:type="spellEnd"/>
+      <w:r>
+        <w:rPr>
+          <w:color w:val="000000" w:themeColor="text1"/>
+          <w:lang w:eastAsia="zh-TW"/>
+        </w:rPr>
+        <w:t xml:space="preserve"> </w:t>
+      </w:r>
+      <w:proofErr w:type="spellStart"/>
+      <w:r>
+        <w:rPr>
+          <w:color w:val="000000" w:themeColor="text1"/>
+          <w:lang w:eastAsia="zh-TW"/>
+        </w:rPr>
+        <w:t>addr</w:t>
+      </w:r>
+      <w:proofErr w:type="spellEnd"/>
+      <w:r>
+        <w:rPr>
+          <w:color w:val="000000" w:themeColor="text1"/>
+          <w:lang w:eastAsia="zh-TW"/>
+        </w:rPr>
+        <w:t xml:space="preserve"> show virbr0</w:t>
+      </w:r>
+    </w:p>
+    <w:p>
+      <w:pPr>
+        <w:pStyle w:val="Paragraph1"/>
+        <w:numPr>
+          <w:ilvl w:val="0"/>
+          <w:numId w:val="26"/>
+        </w:numPr>
+        <w:spacing w:after="0"/>
+        <w:rPr>
+          <w:color w:val="000000" w:themeColor="text1"/>
+          <w:lang w:eastAsia="zh-TW"/>
+        </w:rPr>
+      </w:pPr>
+      <w:r>
+        <w:rPr>
+          <w:color w:val="000000" w:themeColor="text1"/>
+          <w:lang w:eastAsia="zh-TW"/>
+        </w:rPr>
+        <w:t>Configure tap interface</w:t>
+      </w:r>
+      <w:r>
+        <w:rPr>
+          <w:color w:val="000000" w:themeColor="text1"/>
+          <w:lang w:eastAsia="zh-TW"/>
+        </w:rPr>
+        <w:t xml:space="preserve">s (tap0, </w:t>
+      </w:r>
+      <w:proofErr w:type="spellStart"/>
+      <w:r>
+        <w:rPr>
+          <w:color w:val="000000" w:themeColor="text1"/>
+          <w:lang w:eastAsia="zh-TW"/>
+        </w:rPr>
+        <w:t>RedfishHI</w:t>
+      </w:r>
+      <w:proofErr w:type="spellEnd"/>
+      <w:r>
+        <w:rPr>
+          <w:color w:val="000000" w:themeColor="text1"/>
+          <w:lang w:eastAsia="zh-TW"/>
+        </w:rPr>
+        <w:t xml:space="preserve">, </w:t>
+      </w:r>
+      <w:proofErr w:type="spellStart"/>
+      <w:r>
+        <w:rPr>
+          <w:color w:val="000000" w:themeColor="text1"/>
+          <w:lang w:eastAsia="zh-TW"/>
+        </w:rPr>
+        <w:t>BmcNic</w:t>
+      </w:r>
+      <w:proofErr w:type="spellEnd"/>
+      <w:r>
+        <w:rPr>
+          <w:color w:val="000000" w:themeColor="text1"/>
+          <w:lang w:eastAsia="zh-TW"/>
+        </w:rPr>
+        <w:t>)</w:t>
+      </w:r>
+    </w:p>
+    <w:p>
+      <w:pPr>
+        <w:pStyle w:val="Paragraph1"/>
+        <w:spacing w:after="0"/>
+        <w:rPr>
+          <w:color w:val="000000" w:themeColor="text1"/>
+          <w:lang w:eastAsia="zh-TW"/>
+        </w:rPr>
+      </w:pPr>
+      <w:r>
+        <w:rPr>
+          <w:color w:val="000000" w:themeColor="text1"/>
+          <w:lang w:eastAsia="zh-TW"/>
+        </w:rPr>
+        <w:lastRenderedPageBreak/>
+        <w:t xml:space="preserve">$ </w:t>
+      </w:r>
+      <w:proofErr w:type="spellStart"/>
+      <w:r>
+        <w:rPr>
+          <w:color w:val="000000" w:themeColor="text1"/>
+          <w:lang w:eastAsia="zh-TW"/>
+        </w:rPr>
+        <w:t>sudo</w:t>
+      </w:r>
+      <w:proofErr w:type="spellEnd"/>
+      <w:r>
+        <w:rPr>
+          <w:color w:val="000000" w:themeColor="text1"/>
+          <w:lang w:eastAsia="zh-TW"/>
+        </w:rPr>
+        <w:t xml:space="preserve"> </w:t>
+      </w:r>
+      <w:proofErr w:type="spellStart"/>
+      <w:r>
+        <w:rPr>
+          <w:color w:val="000000" w:themeColor="text1"/>
+          <w:lang w:eastAsia="zh-TW"/>
+        </w:rPr>
+        <w:t>ip</w:t>
+      </w:r>
+      <w:proofErr w:type="spellEnd"/>
+      <w:r>
+        <w:rPr>
+          <w:color w:val="000000" w:themeColor="text1"/>
+          <w:lang w:eastAsia="zh-TW"/>
+        </w:rPr>
+        <w:t xml:space="preserve"> </w:t>
+      </w:r>
+      <w:proofErr w:type="spellStart"/>
+      <w:r>
+        <w:rPr>
+          <w:color w:val="000000" w:themeColor="text1"/>
+          <w:lang w:eastAsia="zh-TW"/>
+        </w:rPr>
+        <w:t>tuntap</w:t>
+      </w:r>
+      <w:proofErr w:type="spellEnd"/>
+      <w:r>
+        <w:rPr>
+          <w:color w:val="000000" w:themeColor="text1"/>
+          <w:lang w:eastAsia="zh-TW"/>
+        </w:rPr>
+        <w:t xml:space="preserve"> add dev </w:t>
+      </w:r>
+      <w:r>
+        <w:rPr>
+          <w:color w:val="000000" w:themeColor="text1"/>
+          <w:lang w:eastAsia="zh-TW"/>
+        </w:rPr>
+        <w:t>&lt;</w:t>
+      </w:r>
+      <w:proofErr w:type="spellStart"/>
+      <w:r>
+        <w:rPr>
+          <w:color w:val="000000" w:themeColor="text1"/>
+          <w:lang w:eastAsia="zh-TW"/>
+        </w:rPr>
+        <w:t>tap</w:t>
+      </w:r>
+      <w:r>
+        <w:rPr>
+          <w:color w:val="000000" w:themeColor="text1"/>
+          <w:lang w:eastAsia="zh-TW"/>
+        </w:rPr>
+        <w:t>_name</w:t>
+      </w:r>
+      <w:proofErr w:type="spellEnd"/>
+      <w:r>
+        <w:rPr>
+          <w:color w:val="000000" w:themeColor="text1"/>
+          <w:lang w:eastAsia="zh-TW"/>
+        </w:rPr>
+        <w:t>&gt;</w:t>
+      </w:r>
+      <w:r>
+        <w:rPr>
+          <w:color w:val="000000" w:themeColor="text1"/>
+          <w:lang w:eastAsia="zh-TW"/>
+        </w:rPr>
+        <w:t xml:space="preserve"> mode tap user $(</w:t>
+      </w:r>
+      <w:proofErr w:type="spellStart"/>
+      <w:r>
+        <w:rPr>
+          <w:color w:val="000000" w:themeColor="text1"/>
+          <w:lang w:eastAsia="zh-TW"/>
+        </w:rPr>
+        <w:t>whoami</w:t>
+      </w:r>
+      <w:proofErr w:type="spellEnd"/>
+      <w:r>
+        <w:rPr>
+          <w:color w:val="000000" w:themeColor="text1"/>
+          <w:lang w:eastAsia="zh-TW"/>
+        </w:rPr>
+        <w:t>)</w:t>
+      </w:r>
+    </w:p>
+    <w:p>
+      <w:pPr>
+        <w:pStyle w:val="Paragraph1"/>
+        <w:spacing w:after="0"/>
+        <w:rPr>
+          <w:color w:val="000000" w:themeColor="text1"/>
+          <w:lang w:eastAsia="zh-TW"/>
+        </w:rPr>
+      </w:pPr>
+      <w:r>
+        <w:rPr>
+          <w:color w:val="000000" w:themeColor="text1"/>
+          <w:lang w:eastAsia="zh-TW"/>
+        </w:rPr>
+        <w:t xml:space="preserve">$ </w:t>
+      </w:r>
+      <w:proofErr w:type="spellStart"/>
+      <w:r>
+        <w:rPr>
+          <w:color w:val="000000" w:themeColor="text1"/>
+          <w:lang w:eastAsia="zh-TW"/>
+        </w:rPr>
+        <w:t>sudo</w:t>
+      </w:r>
+      <w:proofErr w:type="spellEnd"/>
+      <w:r>
+        <w:rPr>
+          <w:color w:val="000000" w:themeColor="text1"/>
+          <w:lang w:eastAsia="zh-TW"/>
+        </w:rPr>
+        <w:t xml:space="preserve"> </w:t>
+      </w:r>
+      <w:proofErr w:type="spellStart"/>
+      <w:r>
+        <w:rPr>
+          <w:color w:val="000000" w:themeColor="text1"/>
+          <w:lang w:eastAsia="zh-TW"/>
+        </w:rPr>
+        <w:t>ifconfig</w:t>
+      </w:r>
+      <w:proofErr w:type="spellEnd"/>
+      <w:r>
+        <w:rPr>
+          <w:color w:val="000000" w:themeColor="text1"/>
+          <w:lang w:eastAsia="zh-TW"/>
+        </w:rPr>
+        <w:t xml:space="preserve"> </w:t>
+      </w:r>
+      <w:r>
+        <w:rPr>
+          <w:color w:val="000000" w:themeColor="text1"/>
+          <w:lang w:eastAsia="zh-TW"/>
+        </w:rPr>
+        <w:t>&lt;</w:t>
+      </w:r>
+      <w:proofErr w:type="spellStart"/>
+      <w:r>
+        <w:rPr>
+          <w:color w:val="000000" w:themeColor="text1"/>
+          <w:lang w:eastAsia="zh-TW"/>
+        </w:rPr>
+        <w:t>tap</w:t>
+      </w:r>
+      <w:r>
+        <w:rPr>
+          <w:color w:val="000000" w:themeColor="text1"/>
+          <w:lang w:eastAsia="zh-TW"/>
+        </w:rPr>
+        <w:t>_name</w:t>
+      </w:r>
+      <w:proofErr w:type="spellEnd"/>
+      <w:r>
+        <w:rPr>
+          <w:color w:val="000000" w:themeColor="text1"/>
+          <w:lang w:eastAsia="zh-TW"/>
+        </w:rPr>
+        <w:t>&gt;</w:t>
+      </w:r>
+      <w:r>
+        <w:rPr>
+          <w:color w:val="000000" w:themeColor="text1"/>
+          <w:lang w:eastAsia="zh-TW"/>
+        </w:rPr>
+        <w:t xml:space="preserve"> 0.0.0.0 </w:t>
+      </w:r>
+      <w:proofErr w:type="spellStart"/>
+      <w:r>
+        <w:rPr>
+          <w:color w:val="000000" w:themeColor="text1"/>
+          <w:lang w:eastAsia="zh-TW"/>
+        </w:rPr>
+        <w:t>promisc</w:t>
+      </w:r>
+      <w:proofErr w:type="spellEnd"/>
+      <w:r>
+        <w:rPr>
+          <w:color w:val="000000" w:themeColor="text1"/>
+          <w:lang w:eastAsia="zh-TW"/>
+        </w:rPr>
+        <w:t xml:space="preserve"> up</w:t>
+      </w:r>
+    </w:p>
+    <w:p>
+      <w:pPr>
+        <w:pStyle w:val="Paragraph1"/>
+        <w:spacing w:after="0"/>
+        <w:rPr>
+          <w:color w:val="000000" w:themeColor="text1"/>
+          <w:lang w:eastAsia="zh-TW"/>
+        </w:rPr>
+      </w:pPr>
+      <w:r>
+        <w:rPr>
+          <w:color w:val="000000" w:themeColor="text1"/>
+          <w:lang w:eastAsia="zh-TW"/>
+        </w:rPr>
+        <w:t xml:space="preserve">$ </w:t>
+      </w:r>
+      <w:proofErr w:type="spellStart"/>
+      <w:r>
+        <w:rPr>
+          <w:color w:val="000000" w:themeColor="text1"/>
+          <w:lang w:eastAsia="zh-TW"/>
+        </w:rPr>
+        <w:t>sudo</w:t>
+      </w:r>
+      <w:proofErr w:type="spellEnd"/>
+      <w:r>
+        <w:rPr>
+          <w:color w:val="000000" w:themeColor="text1"/>
+          <w:lang w:eastAsia="zh-TW"/>
+        </w:rPr>
+        <w:t xml:space="preserve"> </w:t>
+      </w:r>
+      <w:proofErr w:type="spellStart"/>
+      <w:r>
+        <w:rPr>
+          <w:color w:val="000000" w:themeColor="text1"/>
+          <w:lang w:eastAsia="zh-TW"/>
+        </w:rPr>
+        <w:t>brctl</w:t>
+      </w:r>
+      <w:proofErr w:type="spellEnd"/>
+      <w:r>
+        <w:rPr>
+          <w:color w:val="000000" w:themeColor="text1"/>
+          <w:lang w:eastAsia="zh-TW"/>
+        </w:rPr>
+        <w:t xml:space="preserve"> </w:t>
+      </w:r>
+      <w:proofErr w:type="spellStart"/>
+      <w:r>
+        <w:rPr>
+          <w:color w:val="000000" w:themeColor="text1"/>
+          <w:lang w:eastAsia="zh-TW"/>
+        </w:rPr>
+        <w:t>addif</w:t>
+      </w:r>
+      <w:proofErr w:type="spellEnd"/>
+      <w:r>
+        <w:rPr>
+          <w:color w:val="000000" w:themeColor="text1"/>
+          <w:lang w:eastAsia="zh-TW"/>
+        </w:rPr>
+        <w:t xml:space="preserve"> virbr0 </w:t>
+      </w:r>
+      <w:r>
+        <w:rPr>
+          <w:color w:val="000000" w:themeColor="text1"/>
+          <w:lang w:eastAsia="zh-TW"/>
+        </w:rPr>
+        <w:t>&lt;</w:t>
+      </w:r>
+      <w:proofErr w:type="spellStart"/>
+      <w:r>
+        <w:rPr>
+          <w:color w:val="000000" w:themeColor="text1"/>
+          <w:lang w:eastAsia="zh-TW"/>
+        </w:rPr>
+        <w:t>tap</w:t>
+      </w:r>
+      <w:r>
+        <w:rPr>
+          <w:color w:val="000000" w:themeColor="text1"/>
+          <w:lang w:eastAsia="zh-TW"/>
+        </w:rPr>
+        <w:t>_name</w:t>
+      </w:r>
+      <w:proofErr w:type="spellEnd"/>
+      <w:r>
+        <w:rPr>
+          <w:color w:val="000000" w:themeColor="text1"/>
+          <w:lang w:eastAsia="zh-TW"/>
+        </w:rPr>
+        <w:t>&gt;</w:t>
+      </w:r>
+    </w:p>
+    <w:p>
+      <w:pPr>
+        <w:pStyle w:val="Paragraph1"/>
+        <w:numPr>
+          <w:ilvl w:val="0"/>
+          <w:numId w:val="26"/>
+        </w:numPr>
+        <w:spacing w:after="0"/>
+        <w:rPr>
+          <w:color w:val="000000" w:themeColor="text1"/>
+          <w:lang w:eastAsia="zh-TW"/>
+        </w:rPr>
+      </w:pPr>
+      <w:r>
+        <w:rPr>
+          <w:color w:val="000000" w:themeColor="text1"/>
+          <w:lang w:eastAsia="zh-TW"/>
+        </w:rPr>
+        <w:t xml:space="preserve">Please refer ARM </w:t>
+      </w:r>
+      <w:r>
+        <w:rPr>
+          <w:color w:val="000000" w:themeColor="text1"/>
+          <w:lang w:eastAsia="zh-TW"/>
+        </w:rPr>
+        <w:t>Neoverse Reference Design</w:t>
+      </w:r>
+      <w:r>
+        <w:rPr>
+          <w:color w:val="000000" w:themeColor="text1"/>
+          <w:lang w:eastAsia="zh-TW"/>
+        </w:rPr>
+        <w:t xml:space="preserve"> Getting Started Guide for Reference Platform (RDV3R1) Setup Configuration </w:t>
+      </w:r>
+      <w:r>
+        <w:rPr>
+          <w:color w:val="000000" w:themeColor="text1"/>
+          <w:lang w:eastAsia="zh-TW"/>
+        </w:rPr>
+        <w:t xml:space="preserve">- </w:t>
+      </w:r>
+      <w:r>
+        <w:rPr>
+          <w:color w:val="000000" w:themeColor="text1"/>
+          <w:lang w:eastAsia="zh-TW"/>
+        </w:rPr>
+        <w:t>https://neoverse-reference-design.docs.arm.com/en/latest/user_guides/getting_started.html</w:t>
+      </w:r>
+    </w:p>
+    <w:p>
+      <w:pPr>
         <w:pStyle w:val="Heading1"/>
       </w:pPr>
-      <w:bookmarkStart w:id="9" w:name="_Toc211962930"/>
+      <w:bookmarkStart w:id="11" w:name="_Toc239781919"/>
       <w:r>
         <w:t>Download and Build</w:t>
       </w:r>
-      <w:bookmarkEnd w:id="9"/>
+      <w:bookmarkEnd w:id="11"/>
     </w:p>
     <w:p>
       <w:pPr>
         <w:pStyle w:val="Heading2"/>
       </w:pPr>
-      <w:bookmarkStart w:id="10" w:name="_Toc211962931"/>
+      <w:bookmarkStart w:id="12" w:name="_Toc239781920"/>
       <w:r>
         <w:t>AST2600EVB</w:t>
       </w:r>
-      <w:bookmarkEnd w:id="10"/>
+      <w:bookmarkEnd w:id="12"/>
     </w:p>
     <w:p>
       <w:pPr>
@@ -4441,8 +6723,8 @@
           <w:color w:val="000000" w:themeColor="text1"/>
         </w:rPr>
       </w:pPr>
-      <w:bookmarkStart w:id="11" w:name="_Hlk165200217"/>
-      <w:bookmarkStart w:id="12" w:name="_Toc311207054"/>
+      <w:bookmarkStart w:id="13" w:name="_Hlk165200217"/>
+      <w:bookmarkStart w:id="14" w:name="_Toc311207054"/>
       <w:r>
         <w:rPr>
           <w:rStyle w:val="Hyperlink"/>
@@ -4741,11 +7023,11 @@
       <w:pPr>
         <w:pStyle w:val="Heading2"/>
       </w:pPr>
-      <w:bookmarkStart w:id="13" w:name="_Toc211962932"/>
+      <w:bookmarkStart w:id="15" w:name="_Toc239781921"/>
       <w:r>
         <w:t>AST2700EVB</w:t>
       </w:r>
-      <w:bookmarkEnd w:id="13"/>
+      <w:bookmarkEnd w:id="15"/>
     </w:p>
     <w:p>
       <w:pPr>
@@ -5063,8 +7345,8 @@
           <w:bCs/>
         </w:rPr>
       </w:pPr>
-      <w:bookmarkStart w:id="14" w:name="_Toc211962933"/>
-      <w:bookmarkEnd w:id="11"/>
+      <w:bookmarkStart w:id="16" w:name="_Toc239781922"/>
+      <w:bookmarkEnd w:id="13"/>
       <w:proofErr w:type="spellStart"/>
       <w:r>
         <w:t>Nuvoton</w:t>
@@ -5080,7 +7362,7 @@
         </w:rPr>
         <w:t>Arbel:</w:t>
       </w:r>
-      <w:bookmarkEnd w:id="14"/>
+      <w:bookmarkEnd w:id="16"/>
     </w:p>
     <w:p>
       <w:pPr>
@@ -5402,11 +7684,11 @@
           <w:rFonts w:cstheme="minorBidi"/>
         </w:rPr>
       </w:pPr>
-      <w:bookmarkStart w:id="15" w:name="_Toc211962933a"/>
+      <w:bookmarkStart w:id="17" w:name="_Toc239781923"/>
       <w:r>
         <w:t>Agilex-3</w:t>
       </w:r>
-      <w:bookmarkEnd w:id="15"/>
+      <w:bookmarkEnd w:id="17"/>
     </w:p>
     <w:p>
       <w:pPr>
@@ -5498,6 +7780,7 @@
         </w:rPr>
       </w:pPr>
       <w:r>
+        <w:lastRenderedPageBreak/>
         <w:t>meta-ami/github-gitlab-url.sh</w:t>
       </w:r>
     </w:p>
@@ -5569,12 +7852,11 @@
           <w:rFonts w:cstheme="minorBidi"/>
         </w:rPr>
       </w:pPr>
-      <w:bookmarkStart w:id="16" w:name="_Toc211962933b"/>
-      <w:r>
-        <w:lastRenderedPageBreak/>
+      <w:bookmarkStart w:id="18" w:name="_Toc239781924"/>
+      <w:r>
         <w:t>Agilex-5</w:t>
       </w:r>
-      <w:bookmarkEnd w:id="16"/>
+      <w:bookmarkEnd w:id="18"/>
     </w:p>
     <w:p>
       <w:pPr>
@@ -5732,14 +8014,153 @@
     </w:p>
     <w:p>
       <w:pPr>
+        <w:pStyle w:val="Heading2"/>
+        <w:rPr>
+          <w:rFonts w:cstheme="minorBidi"/>
+        </w:rPr>
+      </w:pPr>
+      <w:bookmarkStart w:id="19" w:name="_Toc239781925"/>
+      <w:r>
+        <w:t>FVP</w:t>
+      </w:r>
+      <w:bookmarkEnd w:id="19"/>
+    </w:p>
+    <w:p>
+      <w:pPr>
+        <w:pStyle w:val="ListNumber3"/>
+        <w:numPr>
+          <w:ilvl w:val="0"/>
+          <w:numId w:val="34"/>
+        </w:numPr>
+        <w:jc w:val="left"/>
+      </w:pPr>
+      <w:r>
+        <w:t xml:space="preserve">git clone https://github.com/ocp-hm-openbmc-opf-ami/openbmc </w:t>
+      </w:r>
+      <w:proofErr w:type="spellStart"/>
+      <w:r>
+        <w:t>openbmc</w:t>
+      </w:r>
+      <w:proofErr w:type="spellEnd"/>
+      <w:r>
+        <w:t xml:space="preserve">; cd </w:t>
+      </w:r>
+      <w:proofErr w:type="spellStart"/>
+      <w:r>
+        <w:t>openbmc</w:t>
+      </w:r>
+      <w:proofErr w:type="spellEnd"/>
+    </w:p>
+    <w:p>
+      <w:pPr>
+        <w:pStyle w:val="ListNumber3"/>
+        <w:numPr>
+          <w:ilvl w:val="0"/>
+          <w:numId w:val="34"/>
+        </w:numPr>
+        <w:jc w:val="left"/>
+      </w:pPr>
+      <w:r>
+        <w:t>git clone https://github.com/ocp-hm-openbmc-opf-ami/meta-core</w:t>
+      </w:r>
+    </w:p>
+    <w:p>
+      <w:pPr>
+        <w:pStyle w:val="ListNumber3"/>
+        <w:numPr>
+          <w:ilvl w:val="0"/>
+          <w:numId w:val="34"/>
+        </w:numPr>
+        <w:jc w:val="left"/>
+      </w:pPr>
+      <w:r>
+        <w:t>git clone https://github.com/ocp-hm-openbmc-opf-ami/meta-ami</w:t>
+      </w:r>
+    </w:p>
+    <w:p>
+      <w:pPr>
+        <w:pStyle w:val="ListNumber3"/>
+        <w:numPr>
+          <w:ilvl w:val="0"/>
+          <w:numId w:val="34"/>
+        </w:numPr>
+        <w:jc w:val="left"/>
+      </w:pPr>
+      <w:r>
+        <w:t>meta-ami/github-gitlab-url.sh</w:t>
+      </w:r>
+    </w:p>
+    <w:p>
+      <w:pPr>
+        <w:pStyle w:val="ListNumber3"/>
+        <w:numPr>
+          <w:ilvl w:val="0"/>
+          <w:numId w:val="34"/>
+        </w:numPr>
+        <w:jc w:val="left"/>
+      </w:pPr>
+      <w:r>
+        <w:t>TEMPLATECONF=meta-ami/meta-evb/meta-evb-arm/meta-evb-fvp-base/conf/templates/</w:t>
+      </w:r>
+      <w:proofErr w:type="gramStart"/>
+      <w:r>
+        <w:t>default .</w:t>
+      </w:r>
+      <w:proofErr w:type="gramEnd"/>
+      <w:r>
+        <w:t xml:space="preserve"> </w:t>
+      </w:r>
+      <w:proofErr w:type="spellStart"/>
+      <w:r>
+        <w:t>openbmc</w:t>
+      </w:r>
+      <w:proofErr w:type="spellEnd"/>
+      <w:r>
+        <w:t>-env</w:t>
+      </w:r>
+    </w:p>
+    <w:p>
+      <w:pPr>
+        <w:pStyle w:val="ListNumber3"/>
+        <w:numPr>
+          <w:ilvl w:val="0"/>
+          <w:numId w:val="34"/>
+        </w:numPr>
+        <w:jc w:val="left"/>
+        <w:rPr>
+          <w:rFonts w:cstheme="minorBidi"/>
+        </w:rPr>
+      </w:pPr>
+      <w:proofErr w:type="spellStart"/>
+      <w:r>
+        <w:t>bitbake</w:t>
+      </w:r>
+      <w:proofErr w:type="spellEnd"/>
+      <w:r>
+        <w:t xml:space="preserve"> </w:t>
+      </w:r>
+      <w:proofErr w:type="spellStart"/>
+      <w:r>
+        <w:t>obmc</w:t>
+      </w:r>
+      <w:proofErr w:type="spellEnd"/>
+      <w:r>
+        <w:t>-phosphor-image</w:t>
+      </w:r>
+      <w:r>
+        <w:t>s</w:t>
+      </w:r>
+    </w:p>
+    <w:p>
+      <w:pPr>
         <w:pStyle w:val="Heading1"/>
       </w:pPr>
-      <w:bookmarkStart w:id="17" w:name="_Toc211962934"/>
-      <w:bookmarkStart w:id="18" w:name="_Toc514953655"/>
+      <w:bookmarkStart w:id="20" w:name="_Toc514953655"/>
+      <w:bookmarkStart w:id="21" w:name="_Toc239781926"/>
       <w:r>
         <w:t>Firmware Flashing Method</w:t>
       </w:r>
-      <w:bookmarkEnd w:id="17"/>
+      <w:bookmarkEnd w:id="21"/>
     </w:p>
     <w:p>
       <w:pPr>
@@ -5880,15 +8301,15 @@
       <w:pPr>
         <w:pStyle w:val="Heading2"/>
       </w:pPr>
-      <w:bookmarkStart w:id="19" w:name="_Toc514953657"/>
-      <w:bookmarkStart w:id="20" w:name="_Toc211962935"/>
-      <w:bookmarkEnd w:id="18"/>
+      <w:bookmarkStart w:id="22" w:name="_Toc514953657"/>
+      <w:bookmarkStart w:id="23" w:name="_Toc239781927"/>
+      <w:bookmarkEnd w:id="20"/>
       <w:proofErr w:type="spellStart"/>
       <w:r>
         <w:t>Dediprog</w:t>
       </w:r>
-      <w:bookmarkEnd w:id="19"/>
-      <w:bookmarkEnd w:id="20"/>
+      <w:bookmarkEnd w:id="22"/>
+      <w:bookmarkEnd w:id="23"/>
       <w:proofErr w:type="spellEnd"/>
     </w:p>
     <w:p>
@@ -6088,7 +8509,7 @@
           <w:lang w:eastAsia="zh-TW"/>
         </w:rPr>
       </w:pPr>
-      <w:bookmarkStart w:id="21" w:name="_Toc211962936"/>
+      <w:bookmarkStart w:id="24" w:name="_Toc239781928"/>
       <w:r>
         <w:rPr>
           <w:lang w:eastAsia="zh-TW"/>
@@ -6098,7 +8519,7 @@
       <w:r>
         <w:t>Flash</w:t>
       </w:r>
-      <w:bookmarkEnd w:id="21"/>
+      <w:bookmarkEnd w:id="24"/>
       <w:r>
         <w:rPr>
           <w:lang w:eastAsia="zh-TW"/>
@@ -6223,6 +8644,7 @@
           <w:bCs/>
           <w:lang w:eastAsia="zh-TW"/>
         </w:rPr>
+        <w:lastRenderedPageBreak/>
         <w:t>Example:</w:t>
       </w:r>
     </w:p>
@@ -6496,7 +8918,6 @@
           <w:color w:val="000000" w:themeColor="text1"/>
           <w:lang w:eastAsia="zh-TW"/>
         </w:rPr>
-        <w:lastRenderedPageBreak/>
         <w:t>sf update 0x83000000 0x00 &lt;image size</w:t>
       </w:r>
       <w:r>
@@ -7003,11 +9424,12 @@
       <w:pPr>
         <w:pStyle w:val="Heading2"/>
       </w:pPr>
-      <w:bookmarkStart w:id="22" w:name="_Toc211962937"/>
-      <w:r>
+      <w:bookmarkStart w:id="25" w:name="_Toc239781929"/>
+      <w:r>
+        <w:lastRenderedPageBreak/>
         <w:t>Web Flash</w:t>
       </w:r>
-      <w:bookmarkEnd w:id="22"/>
+      <w:bookmarkEnd w:id="25"/>
     </w:p>
     <w:p>
       <w:proofErr w:type="gramStart"/>
@@ -7073,7 +9495,6 @@
         <w:pStyle w:val="Figure"/>
       </w:pPr>
       <w:r>
-        <w:lastRenderedPageBreak/>
         <w:drawing>
           <wp:inline distT="0" distB="0" distL="0" distR="0" wp14:anchorId="75E11CBD" wp14:editId="43B243B4">
             <wp:extent cx="5943600" cy="2916555"/>
@@ -7340,11 +9761,11 @@
       <w:pPr>
         <w:pStyle w:val="Heading2"/>
       </w:pPr>
-      <w:bookmarkStart w:id="23" w:name="_Toc211962938"/>
+      <w:bookmarkStart w:id="26" w:name="_Toc239781930"/>
       <w:r>
         <w:t>Phosphor IPMI Flash</w:t>
       </w:r>
-      <w:bookmarkEnd w:id="23"/>
+      <w:bookmarkEnd w:id="26"/>
     </w:p>
     <w:p>
       <w:r>
@@ -7369,24 +9790,24 @@
       <w:pPr>
         <w:pStyle w:val="Heading1"/>
       </w:pPr>
-      <w:bookmarkStart w:id="24" w:name="_Toc211962939"/>
+      <w:bookmarkStart w:id="27" w:name="_Toc239781931"/>
       <w:r>
         <w:t>Network Configurations</w:t>
       </w:r>
-      <w:bookmarkEnd w:id="24"/>
+      <w:bookmarkEnd w:id="27"/>
     </w:p>
     <w:p>
       <w:pPr>
         <w:pStyle w:val="Heading2"/>
       </w:pPr>
-      <w:bookmarkStart w:id="25" w:name="_Toc211962940"/>
+      <w:bookmarkStart w:id="28" w:name="_Toc239781932"/>
       <w:r>
         <w:t>U-</w:t>
       </w:r>
       <w:r>
         <w:t>boot</w:t>
       </w:r>
-      <w:bookmarkEnd w:id="25"/>
+      <w:bookmarkEnd w:id="28"/>
     </w:p>
     <w:p>
       <w:pPr>
@@ -7488,6 +9909,7 @@
         <w:rPr>
           <w:b/>
         </w:rPr>
+        <w:lastRenderedPageBreak/>
         <w:t>ast</w:t>
       </w:r>
       <w:proofErr w:type="spellEnd"/>
@@ -7592,7 +10014,6 @@
     </w:p>
     <w:p>
       <w:r>
-        <w:lastRenderedPageBreak/>
         <w:t xml:space="preserve">To </w:t>
       </w:r>
       <w:r>
@@ -7631,11 +10052,11 @@
       <w:pPr>
         <w:pStyle w:val="Heading2"/>
       </w:pPr>
-      <w:bookmarkStart w:id="26" w:name="_Toc211962941"/>
+      <w:bookmarkStart w:id="29" w:name="_Toc239781933"/>
       <w:r>
         <w:t>Linux</w:t>
       </w:r>
-      <w:bookmarkEnd w:id="26"/>
+      <w:bookmarkEnd w:id="29"/>
     </w:p>
     <w:p>
       <w:pPr>
@@ -7801,7 +10222,7 @@
       <w:pPr>
         <w:pStyle w:val="Heading2"/>
       </w:pPr>
-      <w:bookmarkStart w:id="27" w:name="_Toc211962942"/>
+      <w:bookmarkStart w:id="30" w:name="_Toc239781934"/>
       <w:r>
         <w:t xml:space="preserve">Using </w:t>
       </w:r>
@@ -7816,7 +10237,7 @@
       <w:r>
         <w:t>Configure Network Settings</w:t>
       </w:r>
-      <w:bookmarkEnd w:id="27"/>
+      <w:bookmarkEnd w:id="30"/>
     </w:p>
     <w:p>
       <w:pPr>
@@ -8206,7 +10627,7 @@
       <w:pPr>
         <w:pStyle w:val="Heading2"/>
       </w:pPr>
-      <w:bookmarkStart w:id="28" w:name="_Toc211962943"/>
+      <w:bookmarkStart w:id="31" w:name="_Toc239781935"/>
       <w:r>
         <w:t>Configure</w:t>
       </w:r>
@@ -8222,7 +10643,7 @@
       <w:r>
         <w:t>UI</w:t>
       </w:r>
-      <w:bookmarkEnd w:id="28"/>
+      <w:bookmarkEnd w:id="31"/>
     </w:p>
     <w:p>
       <w:proofErr w:type="gramStart"/>
@@ -9653,7 +12074,7 @@
           <w:bCs/>
         </w:rPr>
       </w:pPr>
-      <w:bookmarkStart w:id="29" w:name="_Toc482710748"/>
+      <w:bookmarkStart w:id="32" w:name="_Toc482710748"/>
       <w:r>
         <w:rPr>
           <w:b/>
@@ -9668,7 +12089,7 @@
         </w:rPr>
         <w:t>WEB</w:t>
       </w:r>
-      <w:bookmarkEnd w:id="29"/>
+      <w:bookmarkEnd w:id="32"/>
     </w:p>
     <w:p>
       <w:r>
@@ -10062,24 +12483,24 @@
       <w:pPr>
         <w:pStyle w:val="Heading1"/>
       </w:pPr>
-      <w:bookmarkStart w:id="30" w:name="_Toc493496645"/>
-      <w:bookmarkStart w:id="31" w:name="_Toc211962944"/>
+      <w:bookmarkStart w:id="33" w:name="_Toc493496645"/>
+      <w:bookmarkStart w:id="34" w:name="_Toc239781936"/>
       <w:r>
         <w:lastRenderedPageBreak/>
         <w:t>BMC Debug Console</w:t>
       </w:r>
-      <w:bookmarkEnd w:id="30"/>
-      <w:bookmarkEnd w:id="31"/>
+      <w:bookmarkEnd w:id="33"/>
+      <w:bookmarkEnd w:id="34"/>
     </w:p>
     <w:p>
       <w:pPr>
         <w:pStyle w:val="Heading2"/>
       </w:pPr>
-      <w:bookmarkStart w:id="32" w:name="_Toc211962945"/>
+      <w:bookmarkStart w:id="35" w:name="_Toc239781937"/>
       <w:r>
         <w:t>Minicom Configuration</w:t>
       </w:r>
-      <w:bookmarkEnd w:id="32"/>
+      <w:bookmarkEnd w:id="35"/>
     </w:p>
     <w:p>
       <w:proofErr w:type="gramStart"/>
@@ -10419,15 +12840,7 @@
       </w:pPr>
       <w:proofErr w:type="gramStart"/>
       <w:r>
-        <w:t>User</w:t>
-      </w:r>
-      <w:proofErr w:type="gramEnd"/>
-      <w:r>
-        <w:t xml:space="preserve"> </w:t>
-      </w:r>
-      <w:proofErr w:type="gramStart"/>
-      <w:r>
-        <w:t>needs</w:t>
+        <w:t>User needs</w:t>
       </w:r>
       <w:proofErr w:type="gramEnd"/>
       <w:r>
@@ -10545,9 +12958,9 @@
       <w:pPr>
         <w:pStyle w:val="Heading2"/>
       </w:pPr>
-      <w:bookmarkStart w:id="33" w:name="_Toc490139459"/>
-      <w:bookmarkStart w:id="34" w:name="_Toc493496646"/>
-      <w:bookmarkStart w:id="35" w:name="_Toc211962946"/>
+      <w:bookmarkStart w:id="36" w:name="_Toc490139459"/>
+      <w:bookmarkStart w:id="37" w:name="_Toc493496646"/>
+      <w:bookmarkStart w:id="38" w:name="_Toc239781938"/>
       <w:proofErr w:type="spellStart"/>
       <w:r>
         <w:t>U</w:t>
@@ -10555,9 +12968,9 @@
       <w:r>
         <w:t>boot</w:t>
       </w:r>
-      <w:bookmarkEnd w:id="33"/>
-      <w:bookmarkEnd w:id="34"/>
-      <w:bookmarkEnd w:id="35"/>
+      <w:bookmarkEnd w:id="36"/>
+      <w:bookmarkEnd w:id="37"/>
+      <w:bookmarkEnd w:id="38"/>
       <w:proofErr w:type="spellEnd"/>
     </w:p>
     <w:p>
@@ -10813,82 +13226,11 @@
       <w:pPr>
         <w:pStyle w:val="Heading2"/>
       </w:pPr>
-      <w:bookmarkStart w:id="36" w:name="_Toc490139460"/>
-      <w:bookmarkStart w:id="37" w:name="_Toc493496647"/>
-      <w:bookmarkStart w:id="38" w:name="_Toc211962947"/>
+      <w:bookmarkStart w:id="39" w:name="_Toc490139460"/>
+      <w:bookmarkStart w:id="40" w:name="_Toc493496647"/>
+      <w:bookmarkStart w:id="41" w:name="_Toc239781939"/>
       <w:r>
         <w:t>Linux</w:t>
-      </w:r>
-      <w:bookmarkEnd w:id="36"/>
-      <w:bookmarkEnd w:id="37"/>
-      <w:bookmarkEnd w:id="38"/>
-    </w:p>
-    <w:p>
-      <w:r>
-        <w:t xml:space="preserve">Upon BMC successfully booting to Linux, </w:t>
-      </w:r>
-      <w:r>
-        <w:t xml:space="preserve">the </w:t>
-      </w:r>
-      <w:r>
-        <w:t xml:space="preserve">user will be asked for username and password at ‘login’ to give access to BMC Linux shell prompt. </w:t>
-      </w:r>
-      <w:r>
-        <w:t>Users</w:t>
-      </w:r>
-      <w:r>
-        <w:t xml:space="preserve"> can use </w:t>
-      </w:r>
-      <w:r>
-        <w:t>the credentials below</w:t>
-      </w:r>
-      <w:r>
-        <w:t xml:space="preserve"> to login.</w:t>
-      </w:r>
-    </w:p>
-    <w:p>
-      <w:pPr>
-        <w:ind w:firstLine="198"/>
-      </w:pPr>
-      <w:r>
-        <w:t xml:space="preserve">Username: </w:t>
-      </w:r>
-      <w:r>
-        <w:t>root</w:t>
-      </w:r>
-    </w:p>
-    <w:p>
-      <w:pPr>
-        <w:ind w:firstLine="198"/>
-      </w:pPr>
-      <w:r>
-        <w:lastRenderedPageBreak/>
-        <w:t>Password</w:t>
-      </w:r>
-      <w:r>
-        <w:t>: 0penBmc</w:t>
-      </w:r>
-      <w:r>
-        <w:tab/>
-      </w:r>
-    </w:p>
-    <w:p>
-      <w:pPr>
-        <w:pStyle w:val="Heading2"/>
-      </w:pPr>
-      <w:bookmarkStart w:id="39" w:name="_Toc490139461"/>
-      <w:bookmarkStart w:id="40" w:name="_Toc493496648"/>
-      <w:bookmarkStart w:id="41" w:name="_Toc211962948"/>
-      <w:proofErr w:type="spellStart"/>
-      <w:r>
-        <w:t>Uboot</w:t>
-      </w:r>
-      <w:proofErr w:type="spellEnd"/>
-      <w:r>
-        <w:t xml:space="preserve"> </w:t>
-      </w:r>
-      <w:r>
-        <w:t>- Booting to BMC Linux</w:t>
       </w:r>
       <w:bookmarkEnd w:id="39"/>
       <w:bookmarkEnd w:id="40"/>
@@ -10896,6 +13238,77 @@
     </w:p>
     <w:p>
       <w:r>
+        <w:t xml:space="preserve">Upon BMC successfully booting to Linux, </w:t>
+      </w:r>
+      <w:r>
+        <w:t xml:space="preserve">the </w:t>
+      </w:r>
+      <w:r>
+        <w:t xml:space="preserve">user will be asked for username and password at ‘login’ to give access to BMC Linux shell prompt. </w:t>
+      </w:r>
+      <w:r>
+        <w:t>Users</w:t>
+      </w:r>
+      <w:r>
+        <w:t xml:space="preserve"> can use </w:t>
+      </w:r>
+      <w:r>
+        <w:t>the credentials below</w:t>
+      </w:r>
+      <w:r>
+        <w:t xml:space="preserve"> to login.</w:t>
+      </w:r>
+    </w:p>
+    <w:p>
+      <w:pPr>
+        <w:ind w:firstLine="198"/>
+      </w:pPr>
+      <w:r>
+        <w:t xml:space="preserve">Username: </w:t>
+      </w:r>
+      <w:r>
+        <w:t>root</w:t>
+      </w:r>
+    </w:p>
+    <w:p>
+      <w:pPr>
+        <w:ind w:firstLine="198"/>
+      </w:pPr>
+      <w:r>
+        <w:lastRenderedPageBreak/>
+        <w:t>Password</w:t>
+      </w:r>
+      <w:r>
+        <w:t>: 0penBmc</w:t>
+      </w:r>
+      <w:r>
+        <w:tab/>
+      </w:r>
+    </w:p>
+    <w:p>
+      <w:pPr>
+        <w:pStyle w:val="Heading2"/>
+      </w:pPr>
+      <w:bookmarkStart w:id="42" w:name="_Toc490139461"/>
+      <w:bookmarkStart w:id="43" w:name="_Toc493496648"/>
+      <w:bookmarkStart w:id="44" w:name="_Toc239781940"/>
+      <w:proofErr w:type="spellStart"/>
+      <w:r>
+        <w:t>Uboot</w:t>
+      </w:r>
+      <w:proofErr w:type="spellEnd"/>
+      <w:r>
+        <w:t xml:space="preserve"> </w:t>
+      </w:r>
+      <w:r>
+        <w:t>- Booting to BMC Linux</w:t>
+      </w:r>
+      <w:bookmarkEnd w:id="42"/>
+      <w:bookmarkEnd w:id="43"/>
+      <w:bookmarkEnd w:id="44"/>
+    </w:p>
+    <w:p>
+      <w:r>
         <w:t xml:space="preserve">After completing required operations in </w:t>
       </w:r>
       <w:proofErr w:type="spellStart"/>
@@ -10970,7 +13383,7 @@
       </w:r>
     </w:p>
     <w:p>
-      <w:bookmarkStart w:id="42" w:name="_Hlk120708463"/>
+      <w:bookmarkStart w:id="45" w:name="_Hlk120708463"/>
       <w:r>
         <w:t xml:space="preserve">Environmental Variables for </w:t>
       </w:r>
@@ -10980,7 +13393,7 @@
       </w:r>
       <w:proofErr w:type="spellEnd"/>
     </w:p>
-    <w:bookmarkEnd w:id="42"/>
+    <w:bookmarkEnd w:id="45"/>
     <w:p>
       <w:pPr>
         <w:pStyle w:val="Paragraph1"/>
@@ -11250,8 +13663,8 @@
         <w:t xml:space="preserve"> active network interface for the board. The command is given below.</w:t>
       </w:r>
     </w:p>
-    <w:bookmarkEnd w:id="8"/>
-    <w:bookmarkEnd w:id="12"/>
+    <w:bookmarkEnd w:id="9"/>
+    <w:bookmarkEnd w:id="14"/>
     <w:p>
       <w:pPr>
         <w:ind w:firstLine="720"/>
@@ -11555,12 +13968,12 @@
       <w:pPr>
         <w:pStyle w:val="Heading1"/>
       </w:pPr>
-      <w:bookmarkStart w:id="43" w:name="_Toc211962949"/>
+      <w:bookmarkStart w:id="46" w:name="_Toc239781941"/>
       <w:r>
         <w:lastRenderedPageBreak/>
         <w:t>Supported Features</w:t>
       </w:r>
-      <w:bookmarkEnd w:id="43"/>
+      <w:bookmarkEnd w:id="46"/>
       <w:r>
         <w:t xml:space="preserve"> </w:t>
       </w:r>
@@ -11570,11 +13983,11 @@
       <w:pPr>
         <w:pStyle w:val="Heading2"/>
       </w:pPr>
-      <w:bookmarkStart w:id="44" w:name="_Toc211962950"/>
+      <w:bookmarkStart w:id="47" w:name="_Toc239781942"/>
       <w:r>
         <w:t>Generic Features</w:t>
       </w:r>
-      <w:bookmarkEnd w:id="44"/>
+      <w:bookmarkEnd w:id="47"/>
       <w:r>
         <w:t xml:space="preserve"> </w:t>
       </w:r>
@@ -12222,11 +14635,11 @@
       <w:pPr>
         <w:pStyle w:val="Heading2"/>
       </w:pPr>
-      <w:bookmarkStart w:id="45" w:name="_Toc211962951"/>
+      <w:bookmarkStart w:id="48" w:name="_Toc239781943"/>
       <w:r>
         <w:t>SOC Specific</w:t>
       </w:r>
-      <w:bookmarkEnd w:id="45"/>
+      <w:bookmarkEnd w:id="48"/>
       <w:r>
         <w:t xml:space="preserve"> </w:t>
       </w:r>
@@ -12236,11 +14649,11 @@
       <w:pPr>
         <w:pStyle w:val="Heading3"/>
       </w:pPr>
-      <w:bookmarkStart w:id="46" w:name="_Toc211962952"/>
+      <w:bookmarkStart w:id="49" w:name="_Toc239781944"/>
       <w:r>
         <w:t>AST2600</w:t>
       </w:r>
-      <w:bookmarkEnd w:id="46"/>
+      <w:bookmarkEnd w:id="49"/>
     </w:p>
     <w:p>
       <w:pPr>
@@ -12336,11 +14749,11 @@
       <w:pPr>
         <w:pStyle w:val="Heading3"/>
       </w:pPr>
-      <w:bookmarkStart w:id="47" w:name="_Toc211962953"/>
+      <w:bookmarkStart w:id="50" w:name="_Toc239781945"/>
       <w:r>
         <w:t>AST2700</w:t>
       </w:r>
-      <w:bookmarkEnd w:id="47"/>
+      <w:bookmarkEnd w:id="50"/>
     </w:p>
     <w:p>
       <w:pPr>
@@ -12424,11 +14837,11 @@
       <w:pPr>
         <w:pStyle w:val="Heading3"/>
       </w:pPr>
-      <w:bookmarkStart w:id="48" w:name="_Toc211962954"/>
+      <w:bookmarkStart w:id="51" w:name="_Toc239781946"/>
       <w:r>
         <w:t>Arbel</w:t>
       </w:r>
-      <w:bookmarkEnd w:id="48"/>
+      <w:bookmarkEnd w:id="51"/>
     </w:p>
     <w:p>
       <w:pPr>
@@ -12468,15 +14881,88 @@
     </w:p>
     <w:p>
       <w:pPr>
+        <w:pStyle w:val="Heading3"/>
+      </w:pPr>
+      <w:bookmarkStart w:id="52" w:name="_Toc239781947"/>
+      <w:r>
+        <w:t>FVP</w:t>
+      </w:r>
+      <w:bookmarkEnd w:id="52"/>
+    </w:p>
+    <w:p>
+      <w:pPr>
         <w:pStyle w:val="ListParagraph"/>
-        <w:ind w:left="1440"/>
-      </w:pPr>
+        <w:numPr>
+          <w:ilvl w:val="0"/>
+          <w:numId w:val="35"/>
+        </w:numPr>
+      </w:pPr>
+      <w:r>
+        <w:t>IPMI Serial (in-band) Interface</w:t>
+      </w:r>
     </w:p>
     <w:p>
       <w:pPr>
         <w:pStyle w:val="ListParagraph"/>
-        <w:ind w:left="1440"/>
-      </w:pPr>
+        <w:numPr>
+          <w:ilvl w:val="0"/>
+          <w:numId w:val="35"/>
+        </w:numPr>
+      </w:pPr>
+      <w:r>
+        <w:t>PLDM/MCTP (side-band) Interface</w:t>
+      </w:r>
+    </w:p>
+    <w:p>
+      <w:pPr>
+        <w:pStyle w:val="ListParagraph"/>
+        <w:numPr>
+          <w:ilvl w:val="0"/>
+          <w:numId w:val="35"/>
+        </w:numPr>
+      </w:pPr>
+      <w:r>
+        <w:t>SOL</w:t>
+      </w:r>
+      <w:r>
+        <w:t xml:space="preserve"> </w:t>
+      </w:r>
+    </w:p>
+    <w:p>
+      <w:pPr>
+        <w:pStyle w:val="ListParagraph"/>
+        <w:numPr>
+          <w:ilvl w:val="0"/>
+          <w:numId w:val="35"/>
+        </w:numPr>
+      </w:pPr>
+      <w:r>
+        <w:t>OEQA Test Suit</w:t>
+      </w:r>
+    </w:p>
+    <w:p>
+      <w:pPr>
+        <w:pStyle w:val="ListParagraph"/>
+        <w:numPr>
+          <w:ilvl w:val="0"/>
+          <w:numId w:val="35"/>
+        </w:numPr>
+      </w:pPr>
+      <w:r>
+        <w:t>Dual image support</w:t>
+      </w:r>
+    </w:p>
+    <w:p>
+      <w:pPr>
+        <w:pStyle w:val="ListParagraph"/>
+        <w:numPr>
+          <w:ilvl w:val="0"/>
+          <w:numId w:val="35"/>
+        </w:numPr>
+      </w:pPr>
+      <w:r>
+        <w:t>RD-V3-R1 Platform FVP Support</w:t>
+      </w:r>
     </w:p>
     <w:p>
       <w:pPr>
@@ -12487,12 +14973,6 @@
           <w:b/>
         </w:rPr>
       </w:pPr>
-      <w:r>
-        <w:rPr>
-          <w:b/>
-        </w:rPr>
-        <w:br w:type="page"/>
-      </w:r>
     </w:p>
     <w:sectPr>
       <w:headerReference w:type="even" r:id="rId22"/>
@@ -12512,7 +14992,7 @@
 </file>
 
 <file path=word/endnotes.xml><?xml version="1.0" encoding="utf-8"?>
-<w:endnotes xmlns:wpc="http://schemas.microsoft.com/office/word/2010/wordprocessingCanvas" xmlns:cx="http://schemas.microsoft.com/office/drawing/2014/chartex" xmlns:cx1="http://schemas.microsoft.com/office/drawing/2015/9/8/chartex" xmlns:cx2="http://schemas.microsoft.com/office/drawing/2015/10/21/chartex" xmlns:cx3="http://schemas.microsoft.com/office/drawing/2016/5/9/chartex" xmlns:cx4="http://schemas.microsoft.com/office/drawing/2016/5/10/chartex" xmlns:cx5="http://schemas.microsoft.com/office/drawing/2016/5/11/chartex" xmlns:cx6="http://schemas.microsoft.com/office/drawing/2016/5/12/chartex" xmlns:cx7="http://schemas.microsoft.com/office/drawing/2016/5/13/chartex" xmlns:cx8="http://schemas.microsoft.com/office/drawing/2016/5/14/chartex" xmlns:mc="http://schemas.openxmlformats.org/markup-compatibility/2006" xmlns:aink="http://schemas.microsoft.com/office/drawing/2016/ink" xmlns:am3d="http://schemas.microsoft.com/office/drawing/2017/model3d" xmlns:o="urn:schemas-microsoft-com:office:office" xmlns:oel="http://schemas.microsoft.com/office/2019/extlst" xmlns:r="http://schemas.openxmlformats.org/officeDocument/2006/relationships" xmlns:m="http://schemas.openxmlformats.org/officeDocument/2006/math" xmlns:v="urn:schemas-microsoft-com:vml" xmlns:wp14="http://schemas.microsoft.com/office/word/2010/wordprocessingDrawing" xmlns:wp="http://schemas.openxmlformats.org/drawingml/2006/wordprocessingDrawing" xmlns:w10="urn:schemas-microsoft-com:office:word" xmlns:w="http://schemas.openxmlformats.org/wordprocessingml/2006/main" xmlns:w14="http://schemas.microsoft.com/office/word/2010/wordml" xmlns:w15="http://schemas.microsoft.com/office/word/2012/wordml" xmlns:w16cei="http://schemas.microsoft.com/office/word/2026/wordml/cei" xmlns:w16cex="http://schemas.microsoft.com/office/word/2018/wordml/cex" xmlns:w16cid="http://schemas.microsoft.com/office/word/2016/wordml/cid" xmlns:w16="http://schemas.microsoft.com/office/word/2018/wordml" xmlns:w16du="http://schemas.microsoft.com/office/word/2023/wordml/word16du" xmlns:w16sdtdh="http://schemas.microsoft.com/office/word/2020/wordml/sdtdatahash" xmlns:w16sdtfl="http://schemas.microsoft.com/office/word/2024/wordml/sdtformatlock" xmlns:w16se="http://schemas.microsoft.com/office/word/2015/wordml/symex" xmlns:wpg="http://schemas.microsoft.com/office/word/2010/wordprocessingGroup" xmlns:wpi="http://schemas.microsoft.com/office/word/2010/wordprocessingInk" xmlns:wne="http://schemas.microsoft.com/office/word/2006/wordml" xmlns:wps="http://schemas.microsoft.com/office/word/2010/wordprocessingShape" mc:Ignorable="w14 w15 w16se w16cid w16 w16cex w16sdtdh w16sdtfl w16du wp14">
+<w:endnotes xmlns:wpc="http://schemas.microsoft.com/office/word/2010/wordprocessingCanvas" xmlns:cx="http://schemas.microsoft.com/office/drawing/2014/chartex" xmlns:cx1="http://schemas.microsoft.com/office/drawing/2015/9/8/chartex" xmlns:cx2="http://schemas.microsoft.com/office/drawing/2015/10/21/chartex" xmlns:cx3="http://schemas.microsoft.com/office/drawing/2016/5/9/chartex" xmlns:cx4="http://schemas.microsoft.com/office/drawing/2016/5/10/chartex" xmlns:cx5="http://schemas.microsoft.com/office/drawing/2016/5/11/chartex" xmlns:cx6="http://schemas.microsoft.com/office/drawing/2016/5/12/chartex" xmlns:cx7="http://schemas.microsoft.com/office/drawing/2016/5/13/chartex" xmlns:cx8="http://schemas.microsoft.com/office/drawing/2016/5/14/chartex" xmlns:mc="http://schemas.openxmlformats.org/markup-compatibility/2006" xmlns:aink="http://schemas.microsoft.com/office/drawing/2016/ink" xmlns:am3d="http://schemas.microsoft.com/office/drawing/2017/model3d" xmlns:o="urn:schemas-microsoft-com:office:office" xmlns:oel="http://schemas.microsoft.com/office/2019/extlst" xmlns:r="http://schemas.openxmlformats.org/officeDocument/2006/relationships" xmlns:m="http://schemas.openxmlformats.org/officeDocument/2006/math" xmlns:v="urn:schemas-microsoft-com:vml" xmlns:wp14="http://schemas.microsoft.com/office/word/2010/wordprocessingDrawing" xmlns:wp="http://schemas.openxmlformats.org/drawingml/2006/wordprocessingDrawing" xmlns:w10="urn:schemas-microsoft-com:office:word" xmlns:w="http://schemas.openxmlformats.org/wordprocessingml/2006/main" xmlns:w14="http://schemas.microsoft.com/office/word/2010/wordml" xmlns:w15="http://schemas.microsoft.com/office/word/2012/wordml" xmlns:w16cex="http://schemas.microsoft.com/office/word/2018/wordml/cex" xmlns:w16cid="http://schemas.microsoft.com/office/word/2016/wordml/cid" xmlns:w16="http://schemas.microsoft.com/office/word/2018/wordml" xmlns:w16du="http://schemas.microsoft.com/office/word/2023/wordml/word16du" xmlns:w16sdtdh="http://schemas.microsoft.com/office/word/2020/wordml/sdtdatahash" xmlns:w16sdtfl="http://schemas.microsoft.com/office/word/2024/wordml/sdtformatlock" xmlns:w16se="http://schemas.microsoft.com/office/word/2015/wordml/symex" xmlns:wpg="http://schemas.microsoft.com/office/word/2010/wordprocessingGroup" xmlns:wpi="http://schemas.microsoft.com/office/word/2010/wordprocessingInk" xmlns:wne="http://schemas.microsoft.com/office/word/2006/wordml" xmlns:wps="http://schemas.microsoft.com/office/word/2010/wordprocessingShape" mc:Ignorable="w14 w15 w16se w16cid w16 w16cex w16sdtdh w16sdtfl w16du wp14">
   <w:endnote w:type="separator" w:id="-1">
     <w:p>
       <w:r>
@@ -12538,7 +15018,7 @@
 </file>
 
 <file path=word/footer1.xml><?xml version="1.0" encoding="utf-8"?>
-<w:ftr xmlns:wpc="http://schemas.microsoft.com/office/word/2010/wordprocessingCanvas" xmlns:cx="http://schemas.microsoft.com/office/drawing/2014/chartex" xmlns:cx1="http://schemas.microsoft.com/office/drawing/2015/9/8/chartex" xmlns:cx2="http://schemas.microsoft.com/office/drawing/2015/10/21/chartex" xmlns:cx3="http://schemas.microsoft.com/office/drawing/2016/5/9/chartex" xmlns:cx4="http://schemas.microsoft.com/office/drawing/2016/5/10/chartex" xmlns:cx5="http://schemas.microsoft.com/office/drawing/2016/5/11/chartex" xmlns:cx6="http://schemas.microsoft.com/office/drawing/2016/5/12/chartex" xmlns:cx7="http://schemas.microsoft.com/office/drawing/2016/5/13/chartex" xmlns:cx8="http://schemas.microsoft.com/office/drawing/2016/5/14/chartex" xmlns:mc="http://schemas.openxmlformats.org/markup-compatibility/2006" xmlns:aink="http://schemas.microsoft.com/office/drawing/2016/ink" xmlns:am3d="http://schemas.microsoft.com/office/drawing/2017/model3d" xmlns:o="urn:schemas-microsoft-com:office:office" xmlns:oel="http://schemas.microsoft.com/office/2019/extlst" xmlns:r="http://schemas.openxmlformats.org/officeDocument/2006/relationships" xmlns:m="http://schemas.openxmlformats.org/officeDocument/2006/math" xmlns:v="urn:schemas-microsoft-com:vml" xmlns:wp14="http://schemas.microsoft.com/office/word/2010/wordprocessingDrawing" xmlns:wp="http://schemas.openxmlformats.org/drawingml/2006/wordprocessingDrawing" xmlns:w10="urn:schemas-microsoft-com:office:word" xmlns:w="http://schemas.openxmlformats.org/wordprocessingml/2006/main" xmlns:w14="http://schemas.microsoft.com/office/word/2010/wordml" xmlns:w15="http://schemas.microsoft.com/office/word/2012/wordml" xmlns:w16cei="http://schemas.microsoft.com/office/word/2026/wordml/cei" xmlns:w16cex="http://schemas.microsoft.com/office/word/2018/wordml/cex" xmlns:w16cid="http://schemas.microsoft.com/office/word/2016/wordml/cid" xmlns:w16="http://schemas.microsoft.com/office/word/2018/wordml" xmlns:w16du="http://schemas.microsoft.com/office/word/2023/wordml/word16du" xmlns:w16sdtdh="http://schemas.microsoft.com/office/word/2020/wordml/sdtdatahash" xmlns:w16sdtfl="http://schemas.microsoft.com/office/word/2024/wordml/sdtformatlock" xmlns:w16se="http://schemas.microsoft.com/office/word/2015/wordml/symex" xmlns:wpg="http://schemas.microsoft.com/office/word/2010/wordprocessingGroup" xmlns:wpi="http://schemas.microsoft.com/office/word/2010/wordprocessingInk" xmlns:wne="http://schemas.microsoft.com/office/word/2006/wordml" xmlns:wps="http://schemas.microsoft.com/office/word/2010/wordprocessingShape" mc:Ignorable="w14 w15 w16se w16cid w16 w16cex w16sdtdh w16sdtfl w16du wp14">
+<w:ftr xmlns:wpc="http://schemas.microsoft.com/office/word/2010/wordprocessingCanvas" xmlns:cx="http://schemas.microsoft.com/office/drawing/2014/chartex" xmlns:cx1="http://schemas.microsoft.com/office/drawing/2015/9/8/chartex" xmlns:cx2="http://schemas.microsoft.com/office/drawing/2015/10/21/chartex" xmlns:cx3="http://schemas.microsoft.com/office/drawing/2016/5/9/chartex" xmlns:cx4="http://schemas.microsoft.com/office/drawing/2016/5/10/chartex" xmlns:cx5="http://schemas.microsoft.com/office/drawing/2016/5/11/chartex" xmlns:cx6="http://schemas.microsoft.com/office/drawing/2016/5/12/chartex" xmlns:cx7="http://schemas.microsoft.com/office/drawing/2016/5/13/chartex" xmlns:cx8="http://schemas.microsoft.com/office/drawing/2016/5/14/chartex" xmlns:mc="http://schemas.openxmlformats.org/markup-compatibility/2006" xmlns:aink="http://schemas.microsoft.com/office/drawing/2016/ink" xmlns:am3d="http://schemas.microsoft.com/office/drawing/2017/model3d" xmlns:o="urn:schemas-microsoft-com:office:office" xmlns:oel="http://schemas.microsoft.com/office/2019/extlst" xmlns:r="http://schemas.openxmlformats.org/officeDocument/2006/relationships" xmlns:m="http://schemas.openxmlformats.org/officeDocument/2006/math" xmlns:v="urn:schemas-microsoft-com:vml" xmlns:wp14="http://schemas.microsoft.com/office/word/2010/wordprocessingDrawing" xmlns:wp="http://schemas.openxmlformats.org/drawingml/2006/wordprocessingDrawing" xmlns:w10="urn:schemas-microsoft-com:office:word" xmlns:w="http://schemas.openxmlformats.org/wordprocessingml/2006/main" xmlns:w14="http://schemas.microsoft.com/office/word/2010/wordml" xmlns:w15="http://schemas.microsoft.com/office/word/2012/wordml" xmlns:w16cex="http://schemas.microsoft.com/office/word/2018/wordml/cex" xmlns:w16cid="http://schemas.microsoft.com/office/word/2016/wordml/cid" xmlns:w16="http://schemas.microsoft.com/office/word/2018/wordml" xmlns:w16du="http://schemas.microsoft.com/office/word/2023/wordml/word16du" xmlns:w16sdtdh="http://schemas.microsoft.com/office/word/2020/wordml/sdtdatahash" xmlns:w16sdtfl="http://schemas.microsoft.com/office/word/2024/wordml/sdtformatlock" xmlns:w16se="http://schemas.microsoft.com/office/word/2015/wordml/symex" xmlns:wpg="http://schemas.microsoft.com/office/word/2010/wordprocessingGroup" xmlns:wpi="http://schemas.microsoft.com/office/word/2010/wordprocessingInk" xmlns:wne="http://schemas.microsoft.com/office/word/2006/wordml" xmlns:wps="http://schemas.microsoft.com/office/word/2010/wordprocessingShape" mc:Ignorable="w14 w15 w16se w16cid w16 w16cex w16sdtdh w16sdtfl w16du wp14">
   <w:p>
     <w:pPr>
       <w:pStyle w:val="FooterStyle"/>
@@ -12679,7 +15159,7 @@
 </file>
 
 <file path=word/footer2.xml><?xml version="1.0" encoding="utf-8"?>
-<w:ftr xmlns:wpc="http://schemas.microsoft.com/office/word/2010/wordprocessingCanvas" xmlns:cx="http://schemas.microsoft.com/office/drawing/2014/chartex" xmlns:cx1="http://schemas.microsoft.com/office/drawing/2015/9/8/chartex" xmlns:cx2="http://schemas.microsoft.com/office/drawing/2015/10/21/chartex" xmlns:cx3="http://schemas.microsoft.com/office/drawing/2016/5/9/chartex" xmlns:cx4="http://schemas.microsoft.com/office/drawing/2016/5/10/chartex" xmlns:cx5="http://schemas.microsoft.com/office/drawing/2016/5/11/chartex" xmlns:cx6="http://schemas.microsoft.com/office/drawing/2016/5/12/chartex" xmlns:cx7="http://schemas.microsoft.com/office/drawing/2016/5/13/chartex" xmlns:cx8="http://schemas.microsoft.com/office/drawing/2016/5/14/chartex" xmlns:mc="http://schemas.openxmlformats.org/markup-compatibility/2006" xmlns:aink="http://schemas.microsoft.com/office/drawing/2016/ink" xmlns:am3d="http://schemas.microsoft.com/office/drawing/2017/model3d" xmlns:o="urn:schemas-microsoft-com:office:office" xmlns:oel="http://schemas.microsoft.com/office/2019/extlst" xmlns:r="http://schemas.openxmlformats.org/officeDocument/2006/relationships" xmlns:m="http://schemas.openxmlformats.org/officeDocument/2006/math" xmlns:v="urn:schemas-microsoft-com:vml" xmlns:wp14="http://schemas.microsoft.com/office/word/2010/wordprocessingDrawing" xmlns:wp="http://schemas.openxmlformats.org/drawingml/2006/wordprocessingDrawing" xmlns:w10="urn:schemas-microsoft-com:office:word" xmlns:w="http://schemas.openxmlformats.org/wordprocessingml/2006/main" xmlns:w14="http://schemas.microsoft.com/office/word/2010/wordml" xmlns:w15="http://schemas.microsoft.com/office/word/2012/wordml" xmlns:w16cei="http://schemas.microsoft.com/office/word/2026/wordml/cei" xmlns:w16cex="http://schemas.microsoft.com/office/word/2018/wordml/cex" xmlns:w16cid="http://schemas.microsoft.com/office/word/2016/wordml/cid" xmlns:w16="http://schemas.microsoft.com/office/word/2018/wordml" xmlns:w16du="http://schemas.microsoft.com/office/word/2023/wordml/word16du" xmlns:w16sdtdh="http://schemas.microsoft.com/office/word/2020/wordml/sdtdatahash" xmlns:w16sdtfl="http://schemas.microsoft.com/office/word/2024/wordml/sdtformatlock" xmlns:w16se="http://schemas.microsoft.com/office/word/2015/wordml/symex" xmlns:wpg="http://schemas.microsoft.com/office/word/2010/wordprocessingGroup" xmlns:wpi="http://schemas.microsoft.com/office/word/2010/wordprocessingInk" xmlns:wne="http://schemas.microsoft.com/office/word/2006/wordml" xmlns:wps="http://schemas.microsoft.com/office/word/2010/wordprocessingShape" mc:Ignorable="w14 w15 w16se w16cid w16 w16cex w16sdtdh w16sdtfl w16du wp14">
+<w:ftr xmlns:wpc="http://schemas.microsoft.com/office/word/2010/wordprocessingCanvas" xmlns:cx="http://schemas.microsoft.com/office/drawing/2014/chartex" xmlns:cx1="http://schemas.microsoft.com/office/drawing/2015/9/8/chartex" xmlns:cx2="http://schemas.microsoft.com/office/drawing/2015/10/21/chartex" xmlns:cx3="http://schemas.microsoft.com/office/drawing/2016/5/9/chartex" xmlns:cx4="http://schemas.microsoft.com/office/drawing/2016/5/10/chartex" xmlns:cx5="http://schemas.microsoft.com/office/drawing/2016/5/11/chartex" xmlns:cx6="http://schemas.microsoft.com/office/drawing/2016/5/12/chartex" xmlns:cx7="http://schemas.microsoft.com/office/drawing/2016/5/13/chartex" xmlns:cx8="http://schemas.microsoft.com/office/drawing/2016/5/14/chartex" xmlns:mc="http://schemas.openxmlformats.org/markup-compatibility/2006" xmlns:aink="http://schemas.microsoft.com/office/drawing/2016/ink" xmlns:am3d="http://schemas.microsoft.com/office/drawing/2017/model3d" xmlns:o="urn:schemas-microsoft-com:office:office" xmlns:oel="http://schemas.microsoft.com/office/2019/extlst" xmlns:r="http://schemas.openxmlformats.org/officeDocument/2006/relationships" xmlns:m="http://schemas.openxmlformats.org/officeDocument/2006/math" xmlns:v="urn:schemas-microsoft-com:vml" xmlns:wp14="http://schemas.microsoft.com/office/word/2010/wordprocessingDrawing" xmlns:wp="http://schemas.openxmlformats.org/drawingml/2006/wordprocessingDrawing" xmlns:w10="urn:schemas-microsoft-com:office:word" xmlns:w="http://schemas.openxmlformats.org/wordprocessingml/2006/main" xmlns:w14="http://schemas.microsoft.com/office/word/2010/wordml" xmlns:w15="http://schemas.microsoft.com/office/word/2012/wordml" xmlns:w16cex="http://schemas.microsoft.com/office/word/2018/wordml/cex" xmlns:w16cid="http://schemas.microsoft.com/office/word/2016/wordml/cid" xmlns:w16="http://schemas.microsoft.com/office/word/2018/wordml" xmlns:w16du="http://schemas.microsoft.com/office/word/2023/wordml/word16du" xmlns:w16sdtdh="http://schemas.microsoft.com/office/word/2020/wordml/sdtdatahash" xmlns:w16sdtfl="http://schemas.microsoft.com/office/word/2024/wordml/sdtformatlock" xmlns:w16se="http://schemas.microsoft.com/office/word/2015/wordml/symex" xmlns:wpg="http://schemas.microsoft.com/office/word/2010/wordprocessingGroup" xmlns:wpi="http://schemas.microsoft.com/office/word/2010/wordprocessingInk" xmlns:wne="http://schemas.microsoft.com/office/word/2006/wordml" xmlns:wps="http://schemas.microsoft.com/office/word/2010/wordprocessingShape" mc:Ignorable="w14 w15 w16se w16cid w16 w16cex w16sdtdh w16sdtfl w16du wp14">
   <w:tbl>
     <w:tblPr>
       <w:tblW w:w="0" w:type="auto"/>
@@ -12764,7 +15244,7 @@
 </file>
 
 <file path=word/footer3.xml><?xml version="1.0" encoding="utf-8"?>
-<w:ftr xmlns:wpc="http://schemas.microsoft.com/office/word/2010/wordprocessingCanvas" xmlns:cx="http://schemas.microsoft.com/office/drawing/2014/chartex" xmlns:cx1="http://schemas.microsoft.com/office/drawing/2015/9/8/chartex" xmlns:cx2="http://schemas.microsoft.com/office/drawing/2015/10/21/chartex" xmlns:cx3="http://schemas.microsoft.com/office/drawing/2016/5/9/chartex" xmlns:cx4="http://schemas.microsoft.com/office/drawing/2016/5/10/chartex" xmlns:cx5="http://schemas.microsoft.com/office/drawing/2016/5/11/chartex" xmlns:cx6="http://schemas.microsoft.com/office/drawing/2016/5/12/chartex" xmlns:cx7="http://schemas.microsoft.com/office/drawing/2016/5/13/chartex" xmlns:cx8="http://schemas.microsoft.com/office/drawing/2016/5/14/chartex" xmlns:mc="http://schemas.openxmlformats.org/markup-compatibility/2006" xmlns:aink="http://schemas.microsoft.com/office/drawing/2016/ink" xmlns:am3d="http://schemas.microsoft.com/office/drawing/2017/model3d" xmlns:o="urn:schemas-microsoft-com:office:office" xmlns:oel="http://schemas.microsoft.com/office/2019/extlst" xmlns:r="http://schemas.openxmlformats.org/officeDocument/2006/relationships" xmlns:m="http://schemas.openxmlformats.org/officeDocument/2006/math" xmlns:v="urn:schemas-microsoft-com:vml" xmlns:wp14="http://schemas.microsoft.com/office/word/2010/wordprocessingDrawing" xmlns:wp="http://schemas.openxmlformats.org/drawingml/2006/wordprocessingDrawing" xmlns:w10="urn:schemas-microsoft-com:office:word" xmlns:w="http://schemas.openxmlformats.org/wordprocessingml/2006/main" xmlns:w14="http://schemas.microsoft.com/office/word/2010/wordml" xmlns:w15="http://schemas.microsoft.com/office/word/2012/wordml" xmlns:w16cei="http://schemas.microsoft.com/office/word/2026/wordml/cei" xmlns:w16cex="http://schemas.microsoft.com/office/word/2018/wordml/cex" xmlns:w16cid="http://schemas.microsoft.com/office/word/2016/wordml/cid" xmlns:w16="http://schemas.microsoft.com/office/word/2018/wordml" xmlns:w16du="http://schemas.microsoft.com/office/word/2023/wordml/word16du" xmlns:w16sdtdh="http://schemas.microsoft.com/office/word/2020/wordml/sdtdatahash" xmlns:w16sdtfl="http://schemas.microsoft.com/office/word/2024/wordml/sdtformatlock" xmlns:w16se="http://schemas.microsoft.com/office/word/2015/wordml/symex" xmlns:wpg="http://schemas.microsoft.com/office/word/2010/wordprocessingGroup" xmlns:wpi="http://schemas.microsoft.com/office/word/2010/wordprocessingInk" xmlns:wne="http://schemas.microsoft.com/office/word/2006/wordml" xmlns:wps="http://schemas.microsoft.com/office/word/2010/wordprocessingShape" mc:Ignorable="w14 w15 w16se w16cid w16 w16cex w16sdtdh w16sdtfl w16du wp14">
+<w:ftr xmlns:wpc="http://schemas.microsoft.com/office/word/2010/wordprocessingCanvas" xmlns:cx="http://schemas.microsoft.com/office/drawing/2014/chartex" xmlns:cx1="http://schemas.microsoft.com/office/drawing/2015/9/8/chartex" xmlns:cx2="http://schemas.microsoft.com/office/drawing/2015/10/21/chartex" xmlns:cx3="http://schemas.microsoft.com/office/drawing/2016/5/9/chartex" xmlns:cx4="http://schemas.microsoft.com/office/drawing/2016/5/10/chartex" xmlns:cx5="http://schemas.microsoft.com/office/drawing/2016/5/11/chartex" xmlns:cx6="http://schemas.microsoft.com/office/drawing/2016/5/12/chartex" xmlns:cx7="http://schemas.microsoft.com/office/drawing/2016/5/13/chartex" xmlns:cx8="http://schemas.microsoft.com/office/drawing/2016/5/14/chartex" xmlns:mc="http://schemas.openxmlformats.org/markup-compatibility/2006" xmlns:aink="http://schemas.microsoft.com/office/drawing/2016/ink" xmlns:am3d="http://schemas.microsoft.com/office/drawing/2017/model3d" xmlns:o="urn:schemas-microsoft-com:office:office" xmlns:oel="http://schemas.microsoft.com/office/2019/extlst" xmlns:r="http://schemas.openxmlformats.org/officeDocument/2006/relationships" xmlns:m="http://schemas.openxmlformats.org/officeDocument/2006/math" xmlns:v="urn:schemas-microsoft-com:vml" xmlns:wp14="http://schemas.microsoft.com/office/word/2010/wordprocessingDrawing" xmlns:wp="http://schemas.openxmlformats.org/drawingml/2006/wordprocessingDrawing" xmlns:w10="urn:schemas-microsoft-com:office:word" xmlns:w="http://schemas.openxmlformats.org/wordprocessingml/2006/main" xmlns:w14="http://schemas.microsoft.com/office/word/2010/wordml" xmlns:w15="http://schemas.microsoft.com/office/word/2012/wordml" xmlns:w16cex="http://schemas.microsoft.com/office/word/2018/wordml/cex" xmlns:w16cid="http://schemas.microsoft.com/office/word/2016/wordml/cid" xmlns:w16="http://schemas.microsoft.com/office/word/2018/wordml" xmlns:w16du="http://schemas.microsoft.com/office/word/2023/wordml/word16du" xmlns:w16sdtdh="http://schemas.microsoft.com/office/word/2020/wordml/sdtdatahash" xmlns:w16sdtfl="http://schemas.microsoft.com/office/word/2024/wordml/sdtformatlock" xmlns:w16se="http://schemas.microsoft.com/office/word/2015/wordml/symex" xmlns:wpg="http://schemas.microsoft.com/office/word/2010/wordprocessingGroup" xmlns:wpi="http://schemas.microsoft.com/office/word/2010/wordprocessingInk" xmlns:wne="http://schemas.microsoft.com/office/word/2006/wordml" xmlns:wps="http://schemas.microsoft.com/office/word/2010/wordprocessingShape" mc:Ignorable="w14 w15 w16se w16cid w16 w16cex w16sdtdh w16sdtfl w16du wp14">
   <w:p>
     <w:pPr>
       <w:pStyle w:val="Footer"/>
@@ -12774,7 +15254,7 @@
 </file>
 
 <file path=word/footnotes.xml><?xml version="1.0" encoding="utf-8"?>
-<w:footnotes xmlns:wpc="http://schemas.microsoft.com/office/word/2010/wordprocessingCanvas" xmlns:cx="http://schemas.microsoft.com/office/drawing/2014/chartex" xmlns:cx1="http://schemas.microsoft.com/office/drawing/2015/9/8/chartex" xmlns:cx2="http://schemas.microsoft.com/office/drawing/2015/10/21/chartex" xmlns:cx3="http://schemas.microsoft.com/office/drawing/2016/5/9/chartex" xmlns:cx4="http://schemas.microsoft.com/office/drawing/2016/5/10/chartex" xmlns:cx5="http://schemas.microsoft.com/office/drawing/2016/5/11/chartex" xmlns:cx6="http://schemas.microsoft.com/office/drawing/2016/5/12/chartex" xmlns:cx7="http://schemas.microsoft.com/office/drawing/2016/5/13/chartex" xmlns:cx8="http://schemas.microsoft.com/office/drawing/2016/5/14/chartex" xmlns:mc="http://schemas.openxmlformats.org/markup-compatibility/2006" xmlns:aink="http://schemas.microsoft.com/office/drawing/2016/ink" xmlns:am3d="http://schemas.microsoft.com/office/drawing/2017/model3d" xmlns:o="urn:schemas-microsoft-com:office:office" xmlns:oel="http://schemas.microsoft.com/office/2019/extlst" xmlns:r="http://schemas.openxmlformats.org/officeDocument/2006/relationships" xmlns:m="http://schemas.openxmlformats.org/officeDocument/2006/math" xmlns:v="urn:schemas-microsoft-com:vml" xmlns:wp14="http://schemas.microsoft.com/office/word/2010/wordprocessingDrawing" xmlns:wp="http://schemas.openxmlformats.org/drawingml/2006/wordprocessingDrawing" xmlns:w10="urn:schemas-microsoft-com:office:word" xmlns:w="http://schemas.openxmlformats.org/wordprocessingml/2006/main" xmlns:w14="http://schemas.microsoft.com/office/word/2010/wordml" xmlns:w15="http://schemas.microsoft.com/office/word/2012/wordml" xmlns:w16cei="http://schemas.microsoft.com/office/word/2026/wordml/cei" xmlns:w16cex="http://schemas.microsoft.com/office/word/2018/wordml/cex" xmlns:w16cid="http://schemas.microsoft.com/office/word/2016/wordml/cid" xmlns:w16="http://schemas.microsoft.com/office/word/2018/wordml" xmlns:w16du="http://schemas.microsoft.com/office/word/2023/wordml/word16du" xmlns:w16sdtdh="http://schemas.microsoft.com/office/word/2020/wordml/sdtdatahash" xmlns:w16sdtfl="http://schemas.microsoft.com/office/word/2024/wordml/sdtformatlock" xmlns:w16se="http://schemas.microsoft.com/office/word/2015/wordml/symex" xmlns:wpg="http://schemas.microsoft.com/office/word/2010/wordprocessingGroup" xmlns:wpi="http://schemas.microsoft.com/office/word/2010/wordprocessingInk" xmlns:wne="http://schemas.microsoft.com/office/word/2006/wordml" xmlns:wps="http://schemas.microsoft.com/office/word/2010/wordprocessingShape" mc:Ignorable="w14 w15 w16se w16cid w16 w16cex w16sdtdh w16sdtfl w16du wp14">
+<w:footnotes xmlns:wpc="http://schemas.microsoft.com/office/word/2010/wordprocessingCanvas" xmlns:cx="http://schemas.microsoft.com/office/drawing/2014/chartex" xmlns:cx1="http://schemas.microsoft.com/office/drawing/2015/9/8/chartex" xmlns:cx2="http://schemas.microsoft.com/office/drawing/2015/10/21/chartex" xmlns:cx3="http://schemas.microsoft.com/office/drawing/2016/5/9/chartex" xmlns:cx4="http://schemas.microsoft.com/office/drawing/2016/5/10/chartex" xmlns:cx5="http://schemas.microsoft.com/office/drawing/2016/5/11/chartex" xmlns:cx6="http://schemas.microsoft.com/office/drawing/2016/5/12/chartex" xmlns:cx7="http://schemas.microsoft.com/office/drawing/2016/5/13/chartex" xmlns:cx8="http://schemas.microsoft.com/office/drawing/2016/5/14/chartex" xmlns:mc="http://schemas.openxmlformats.org/markup-compatibility/2006" xmlns:aink="http://schemas.microsoft.com/office/drawing/2016/ink" xmlns:am3d="http://schemas.microsoft.com/office/drawing/2017/model3d" xmlns:o="urn:schemas-microsoft-com:office:office" xmlns:oel="http://schemas.microsoft.com/office/2019/extlst" xmlns:r="http://schemas.openxmlformats.org/officeDocument/2006/relationships" xmlns:m="http://schemas.openxmlformats.org/officeDocument/2006/math" xmlns:v="urn:schemas-microsoft-com:vml" xmlns:wp14="http://schemas.microsoft.com/office/word/2010/wordprocessingDrawing" xmlns:wp="http://schemas.openxmlformats.org/drawingml/2006/wordprocessingDrawing" xmlns:w10="urn:schemas-microsoft-com:office:word" xmlns:w="http://schemas.openxmlformats.org/wordprocessingml/2006/main" xmlns:w14="http://schemas.microsoft.com/office/word/2010/wordml" xmlns:w15="http://schemas.microsoft.com/office/word/2012/wordml" xmlns:w16cex="http://schemas.microsoft.com/office/word/2018/wordml/cex" xmlns:w16cid="http://schemas.microsoft.com/office/word/2016/wordml/cid" xmlns:w16="http://schemas.microsoft.com/office/word/2018/wordml" xmlns:w16du="http://schemas.microsoft.com/office/word/2023/wordml/word16du" xmlns:w16sdtdh="http://schemas.microsoft.com/office/word/2020/wordml/sdtdatahash" xmlns:w16sdtfl="http://schemas.microsoft.com/office/word/2024/wordml/sdtformatlock" xmlns:w16se="http://schemas.microsoft.com/office/word/2015/wordml/symex" xmlns:wpg="http://schemas.microsoft.com/office/word/2010/wordprocessingGroup" xmlns:wpi="http://schemas.microsoft.com/office/word/2010/wordprocessingInk" xmlns:wne="http://schemas.microsoft.com/office/word/2006/wordml" xmlns:wps="http://schemas.microsoft.com/office/word/2010/wordprocessingShape" mc:Ignorable="w14 w15 w16se w16cid w16 w16cex w16sdtdh w16sdtfl w16du wp14">
   <w:footnote w:type="separator" w:id="-1">
     <w:p>
       <w:r>
@@ -12800,7 +15280,7 @@
 </file>
 
 <file path=word/header1.xml><?xml version="1.0" encoding="utf-8"?>
-<w:hdr xmlns:wpc="http://schemas.microsoft.com/office/word/2010/wordprocessingCanvas" xmlns:cx="http://schemas.microsoft.com/office/drawing/2014/chartex" xmlns:cx1="http://schemas.microsoft.com/office/drawing/2015/9/8/chartex" xmlns:cx2="http://schemas.microsoft.com/office/drawing/2015/10/21/chartex" xmlns:cx3="http://schemas.microsoft.com/office/drawing/2016/5/9/chartex" xmlns:cx4="http://schemas.microsoft.com/office/drawing/2016/5/10/chartex" xmlns:cx5="http://schemas.microsoft.com/office/drawing/2016/5/11/chartex" xmlns:cx6="http://schemas.microsoft.com/office/drawing/2016/5/12/chartex" xmlns:cx7="http://schemas.microsoft.com/office/drawing/2016/5/13/chartex" xmlns:cx8="http://schemas.microsoft.com/office/drawing/2016/5/14/chartex" xmlns:mc="http://schemas.openxmlformats.org/markup-compatibility/2006" xmlns:aink="http://schemas.microsoft.com/office/drawing/2016/ink" xmlns:am3d="http://schemas.microsoft.com/office/drawing/2017/model3d" xmlns:o="urn:schemas-microsoft-com:office:office" xmlns:oel="http://schemas.microsoft.com/office/2019/extlst" xmlns:r="http://schemas.openxmlformats.org/officeDocument/2006/relationships" xmlns:m="http://schemas.openxmlformats.org/officeDocument/2006/math" xmlns:v="urn:schemas-microsoft-com:vml" xmlns:wp14="http://schemas.microsoft.com/office/word/2010/wordprocessingDrawing" xmlns:wp="http://schemas.openxmlformats.org/drawingml/2006/wordprocessingDrawing" xmlns:w10="urn:schemas-microsoft-com:office:word" xmlns:w="http://schemas.openxmlformats.org/wordprocessingml/2006/main" xmlns:w14="http://schemas.microsoft.com/office/word/2010/wordml" xmlns:w15="http://schemas.microsoft.com/office/word/2012/wordml" xmlns:w16cei="http://schemas.microsoft.com/office/word/2026/wordml/cei" xmlns:w16cex="http://schemas.microsoft.com/office/word/2018/wordml/cex" xmlns:w16cid="http://schemas.microsoft.com/office/word/2016/wordml/cid" xmlns:w16="http://schemas.microsoft.com/office/word/2018/wordml" xmlns:w16du="http://schemas.microsoft.com/office/word/2023/wordml/word16du" xmlns:w16sdtdh="http://schemas.microsoft.com/office/word/2020/wordml/sdtdatahash" xmlns:w16sdtfl="http://schemas.microsoft.com/office/word/2024/wordml/sdtformatlock" xmlns:w16se="http://schemas.microsoft.com/office/word/2015/wordml/symex" xmlns:wpg="http://schemas.microsoft.com/office/word/2010/wordprocessingGroup" xmlns:wpi="http://schemas.microsoft.com/office/word/2010/wordprocessingInk" xmlns:wne="http://schemas.microsoft.com/office/word/2006/wordml" xmlns:wps="http://schemas.microsoft.com/office/word/2010/wordprocessingShape" mc:Ignorable="w14 w15 w16se w16cid w16 w16cex w16sdtdh w16sdtfl w16du wp14">
+<w:hdr xmlns:wpc="http://schemas.microsoft.com/office/word/2010/wordprocessingCanvas" xmlns:cx="http://schemas.microsoft.com/office/drawing/2014/chartex" xmlns:cx1="http://schemas.microsoft.com/office/drawing/2015/9/8/chartex" xmlns:cx2="http://schemas.microsoft.com/office/drawing/2015/10/21/chartex" xmlns:cx3="http://schemas.microsoft.com/office/drawing/2016/5/9/chartex" xmlns:cx4="http://schemas.microsoft.com/office/drawing/2016/5/10/chartex" xmlns:cx5="http://schemas.microsoft.com/office/drawing/2016/5/11/chartex" xmlns:cx6="http://schemas.microsoft.com/office/drawing/2016/5/12/chartex" xmlns:cx7="http://schemas.microsoft.com/office/drawing/2016/5/13/chartex" xmlns:cx8="http://schemas.microsoft.com/office/drawing/2016/5/14/chartex" xmlns:mc="http://schemas.openxmlformats.org/markup-compatibility/2006" xmlns:aink="http://schemas.microsoft.com/office/drawing/2016/ink" xmlns:am3d="http://schemas.microsoft.com/office/drawing/2017/model3d" xmlns:o="urn:schemas-microsoft-com:office:office" xmlns:oel="http://schemas.microsoft.com/office/2019/extlst" xmlns:r="http://schemas.openxmlformats.org/officeDocument/2006/relationships" xmlns:m="http://schemas.openxmlformats.org/officeDocument/2006/math" xmlns:v="urn:schemas-microsoft-com:vml" xmlns:wp14="http://schemas.microsoft.com/office/word/2010/wordprocessingDrawing" xmlns:wp="http://schemas.openxmlformats.org/drawingml/2006/wordprocessingDrawing" xmlns:w10="urn:schemas-microsoft-com:office:word" xmlns:w="http://schemas.openxmlformats.org/wordprocessingml/2006/main" xmlns:w14="http://schemas.microsoft.com/office/word/2010/wordml" xmlns:w15="http://schemas.microsoft.com/office/word/2012/wordml" xmlns:w16cex="http://schemas.microsoft.com/office/word/2018/wordml/cex" xmlns:w16cid="http://schemas.microsoft.com/office/word/2016/wordml/cid" xmlns:w16="http://schemas.microsoft.com/office/word/2018/wordml" xmlns:w16du="http://schemas.microsoft.com/office/word/2023/wordml/word16du" xmlns:w16sdtdh="http://schemas.microsoft.com/office/word/2020/wordml/sdtdatahash" xmlns:w16sdtfl="http://schemas.microsoft.com/office/word/2024/wordml/sdtformatlock" xmlns:w16se="http://schemas.microsoft.com/office/word/2015/wordml/symex" xmlns:wpg="http://schemas.microsoft.com/office/word/2010/wordprocessingGroup" xmlns:wpi="http://schemas.microsoft.com/office/word/2010/wordprocessingInk" xmlns:wne="http://schemas.microsoft.com/office/word/2006/wordml" xmlns:wps="http://schemas.microsoft.com/office/word/2010/wordprocessingShape" mc:Ignorable="w14 w15 w16se w16cid w16 w16cex w16sdtdh w16sdtfl w16du wp14">
   <w:p>
     <w:pPr>
       <w:pBdr>
@@ -12918,7 +15398,7 @@
 </file>
 
 <file path=word/header2.xml><?xml version="1.0" encoding="utf-8"?>
-<w:hdr xmlns:wpc="http://schemas.microsoft.com/office/word/2010/wordprocessingCanvas" xmlns:cx="http://schemas.microsoft.com/office/drawing/2014/chartex" xmlns:cx1="http://schemas.microsoft.com/office/drawing/2015/9/8/chartex" xmlns:cx2="http://schemas.microsoft.com/office/drawing/2015/10/21/chartex" xmlns:cx3="http://schemas.microsoft.com/office/drawing/2016/5/9/chartex" xmlns:cx4="http://schemas.microsoft.com/office/drawing/2016/5/10/chartex" xmlns:cx5="http://schemas.microsoft.com/office/drawing/2016/5/11/chartex" xmlns:cx6="http://schemas.microsoft.com/office/drawing/2016/5/12/chartex" xmlns:cx7="http://schemas.microsoft.com/office/drawing/2016/5/13/chartex" xmlns:cx8="http://schemas.microsoft.com/office/drawing/2016/5/14/chartex" xmlns:mc="http://schemas.openxmlformats.org/markup-compatibility/2006" xmlns:aink="http://schemas.microsoft.com/office/drawing/2016/ink" xmlns:am3d="http://schemas.microsoft.com/office/drawing/2017/model3d" xmlns:o="urn:schemas-microsoft-com:office:office" xmlns:oel="http://schemas.microsoft.com/office/2019/extlst" xmlns:r="http://schemas.openxmlformats.org/officeDocument/2006/relationships" xmlns:m="http://schemas.openxmlformats.org/officeDocument/2006/math" xmlns:v="urn:schemas-microsoft-com:vml" xmlns:wp14="http://schemas.microsoft.com/office/word/2010/wordprocessingDrawing" xmlns:wp="http://schemas.openxmlformats.org/drawingml/2006/wordprocessingDrawing" xmlns:w10="urn:schemas-microsoft-com:office:word" xmlns:w="http://schemas.openxmlformats.org/wordprocessingml/2006/main" xmlns:w14="http://schemas.microsoft.com/office/word/2010/wordml" xmlns:w15="http://schemas.microsoft.com/office/word/2012/wordml" xmlns:w16cei="http://schemas.microsoft.com/office/word/2026/wordml/cei" xmlns:w16cex="http://schemas.microsoft.com/office/word/2018/wordml/cex" xmlns:w16cid="http://schemas.microsoft.com/office/word/2016/wordml/cid" xmlns:w16="http://schemas.microsoft.com/office/word/2018/wordml" xmlns:w16du="http://schemas.microsoft.com/office/word/2023/wordml/word16du" xmlns:w16sdtdh="http://schemas.microsoft.com/office/word/2020/wordml/sdtdatahash" xmlns:w16sdtfl="http://schemas.microsoft.com/office/word/2024/wordml/sdtformatlock" xmlns:w16se="http://schemas.microsoft.com/office/word/2015/wordml/symex" xmlns:wpg="http://schemas.microsoft.com/office/word/2010/wordprocessingGroup" xmlns:wpi="http://schemas.microsoft.com/office/word/2010/wordprocessingInk" xmlns:wne="http://schemas.microsoft.com/office/word/2006/wordml" xmlns:wps="http://schemas.microsoft.com/office/word/2010/wordprocessingShape" mc:Ignorable="w14 w15 w16se w16cid w16 w16cex w16sdtdh w16sdtfl w16du wp14">
+<w:hdr xmlns:wpc="http://schemas.microsoft.com/office/word/2010/wordprocessingCanvas" xmlns:cx="http://schemas.microsoft.com/office/drawing/2014/chartex" xmlns:cx1="http://schemas.microsoft.com/office/drawing/2015/9/8/chartex" xmlns:cx2="http://schemas.microsoft.com/office/drawing/2015/10/21/chartex" xmlns:cx3="http://schemas.microsoft.com/office/drawing/2016/5/9/chartex" xmlns:cx4="http://schemas.microsoft.com/office/drawing/2016/5/10/chartex" xmlns:cx5="http://schemas.microsoft.com/office/drawing/2016/5/11/chartex" xmlns:cx6="http://schemas.microsoft.com/office/drawing/2016/5/12/chartex" xmlns:cx7="http://schemas.microsoft.com/office/drawing/2016/5/13/chartex" xmlns:cx8="http://schemas.microsoft.com/office/drawing/2016/5/14/chartex" xmlns:mc="http://schemas.openxmlformats.org/markup-compatibility/2006" xmlns:aink="http://schemas.microsoft.com/office/drawing/2016/ink" xmlns:am3d="http://schemas.microsoft.com/office/drawing/2017/model3d" xmlns:o="urn:schemas-microsoft-com:office:office" xmlns:oel="http://schemas.microsoft.com/office/2019/extlst" xmlns:r="http://schemas.openxmlformats.org/officeDocument/2006/relationships" xmlns:m="http://schemas.openxmlformats.org/officeDocument/2006/math" xmlns:v="urn:schemas-microsoft-com:vml" xmlns:wp14="http://schemas.microsoft.com/office/word/2010/wordprocessingDrawing" xmlns:wp="http://schemas.openxmlformats.org/drawingml/2006/wordprocessingDrawing" xmlns:w10="urn:schemas-microsoft-com:office:word" xmlns:w="http://schemas.openxmlformats.org/wordprocessingml/2006/main" xmlns:w14="http://schemas.microsoft.com/office/word/2010/wordml" xmlns:w15="http://schemas.microsoft.com/office/word/2012/wordml" xmlns:w16cex="http://schemas.microsoft.com/office/word/2018/wordml/cex" xmlns:w16cid="http://schemas.microsoft.com/office/word/2016/wordml/cid" xmlns:w16="http://schemas.microsoft.com/office/word/2018/wordml" xmlns:w16du="http://schemas.microsoft.com/office/word/2023/wordml/word16du" xmlns:w16sdtdh="http://schemas.microsoft.com/office/word/2020/wordml/sdtdatahash" xmlns:w16sdtfl="http://schemas.microsoft.com/office/word/2024/wordml/sdtformatlock" xmlns:w16se="http://schemas.microsoft.com/office/word/2015/wordml/symex" xmlns:wpg="http://schemas.microsoft.com/office/word/2010/wordprocessingGroup" xmlns:wpi="http://schemas.microsoft.com/office/word/2010/wordprocessingInk" xmlns:wne="http://schemas.microsoft.com/office/word/2006/wordml" xmlns:wps="http://schemas.microsoft.com/office/word/2010/wordprocessingShape" mc:Ignorable="w14 w15 w16se w16cid w16 w16cex w16sdtdh w16sdtfl w16du wp14">
   <w:p>
     <w:pPr>
       <w:pBdr>
@@ -13007,7 +15487,7 @@
 </file>
 
 <file path=word/header3.xml><?xml version="1.0" encoding="utf-8"?>
-<w:hdr xmlns:wpc="http://schemas.microsoft.com/office/word/2010/wordprocessingCanvas" xmlns:cx="http://schemas.microsoft.com/office/drawing/2014/chartex" xmlns:cx1="http://schemas.microsoft.com/office/drawing/2015/9/8/chartex" xmlns:cx2="http://schemas.microsoft.com/office/drawing/2015/10/21/chartex" xmlns:cx3="http://schemas.microsoft.com/office/drawing/2016/5/9/chartex" xmlns:cx4="http://schemas.microsoft.com/office/drawing/2016/5/10/chartex" xmlns:cx5="http://schemas.microsoft.com/office/drawing/2016/5/11/chartex" xmlns:cx6="http://schemas.microsoft.com/office/drawing/2016/5/12/chartex" xmlns:cx7="http://schemas.microsoft.com/office/drawing/2016/5/13/chartex" xmlns:cx8="http://schemas.microsoft.com/office/drawing/2016/5/14/chartex" xmlns:mc="http://schemas.openxmlformats.org/markup-compatibility/2006" xmlns:aink="http://schemas.microsoft.com/office/drawing/2016/ink" xmlns:am3d="http://schemas.microsoft.com/office/drawing/2017/model3d" xmlns:o="urn:schemas-microsoft-com:office:office" xmlns:oel="http://schemas.microsoft.com/office/2019/extlst" xmlns:r="http://schemas.openxmlformats.org/officeDocument/2006/relationships" xmlns:m="http://schemas.openxmlformats.org/officeDocument/2006/math" xmlns:v="urn:schemas-microsoft-com:vml" xmlns:wp14="http://schemas.microsoft.com/office/word/2010/wordprocessingDrawing" xmlns:wp="http://schemas.openxmlformats.org/drawingml/2006/wordprocessingDrawing" xmlns:w10="urn:schemas-microsoft-com:office:word" xmlns:w="http://schemas.openxmlformats.org/wordprocessingml/2006/main" xmlns:w14="http://schemas.microsoft.com/office/word/2010/wordml" xmlns:w15="http://schemas.microsoft.com/office/word/2012/wordml" xmlns:w16cei="http://schemas.microsoft.com/office/word/2026/wordml/cei" xmlns:w16cex="http://schemas.microsoft.com/office/word/2018/wordml/cex" xmlns:w16cid="http://schemas.microsoft.com/office/word/2016/wordml/cid" xmlns:w16="http://schemas.microsoft.com/office/word/2018/wordml" xmlns:w16du="http://schemas.microsoft.com/office/word/2023/wordml/word16du" xmlns:w16sdtdh="http://schemas.microsoft.com/office/word/2020/wordml/sdtdatahash" xmlns:w16sdtfl="http://schemas.microsoft.com/office/word/2024/wordml/sdtformatlock" xmlns:w16se="http://schemas.microsoft.com/office/word/2015/wordml/symex" xmlns:wpg="http://schemas.microsoft.com/office/word/2010/wordprocessingGroup" xmlns:wpi="http://schemas.microsoft.com/office/word/2010/wordprocessingInk" xmlns:wne="http://schemas.microsoft.com/office/word/2006/wordml" xmlns:wps="http://schemas.microsoft.com/office/word/2010/wordprocessingShape" mc:Ignorable="w14 w15 w16se w16cid w16 w16cex w16sdtdh w16sdtfl w16du wp14">
+<w:hdr xmlns:wpc="http://schemas.microsoft.com/office/word/2010/wordprocessingCanvas" xmlns:cx="http://schemas.microsoft.com/office/drawing/2014/chartex" xmlns:cx1="http://schemas.microsoft.com/office/drawing/2015/9/8/chartex" xmlns:cx2="http://schemas.microsoft.com/office/drawing/2015/10/21/chartex" xmlns:cx3="http://schemas.microsoft.com/office/drawing/2016/5/9/chartex" xmlns:cx4="http://schemas.microsoft.com/office/drawing/2016/5/10/chartex" xmlns:cx5="http://schemas.microsoft.com/office/drawing/2016/5/11/chartex" xmlns:cx6="http://schemas.microsoft.com/office/drawing/2016/5/12/chartex" xmlns:cx7="http://schemas.microsoft.com/office/drawing/2016/5/13/chartex" xmlns:cx8="http://schemas.microsoft.com/office/drawing/2016/5/14/chartex" xmlns:mc="http://schemas.openxmlformats.org/markup-compatibility/2006" xmlns:aink="http://schemas.microsoft.com/office/drawing/2016/ink" xmlns:am3d="http://schemas.microsoft.com/office/drawing/2017/model3d" xmlns:o="urn:schemas-microsoft-com:office:office" xmlns:oel="http://schemas.microsoft.com/office/2019/extlst" xmlns:r="http://schemas.openxmlformats.org/officeDocument/2006/relationships" xmlns:m="http://schemas.openxmlformats.org/officeDocument/2006/math" xmlns:v="urn:schemas-microsoft-com:vml" xmlns:wp14="http://schemas.microsoft.com/office/word/2010/wordprocessingDrawing" xmlns:wp="http://schemas.openxmlformats.org/drawingml/2006/wordprocessingDrawing" xmlns:w10="urn:schemas-microsoft-com:office:word" xmlns:w="http://schemas.openxmlformats.org/wordprocessingml/2006/main" xmlns:w14="http://schemas.microsoft.com/office/word/2010/wordml" xmlns:w15="http://schemas.microsoft.com/office/word/2012/wordml" xmlns:w16cex="http://schemas.microsoft.com/office/word/2018/wordml/cex" xmlns:w16cid="http://schemas.microsoft.com/office/word/2016/wordml/cid" xmlns:w16="http://schemas.microsoft.com/office/word/2018/wordml" xmlns:w16du="http://schemas.microsoft.com/office/word/2023/wordml/word16du" xmlns:w16sdtdh="http://schemas.microsoft.com/office/word/2020/wordml/sdtdatahash" xmlns:w16sdtfl="http://schemas.microsoft.com/office/word/2024/wordml/sdtformatlock" xmlns:w16se="http://schemas.microsoft.com/office/word/2015/wordml/symex" xmlns:wpg="http://schemas.microsoft.com/office/word/2010/wordprocessingGroup" xmlns:wpi="http://schemas.microsoft.com/office/word/2010/wordprocessingInk" xmlns:wne="http://schemas.microsoft.com/office/word/2006/wordml" xmlns:wps="http://schemas.microsoft.com/office/word/2010/wordprocessingShape" mc:Ignorable="w14 w15 w16se w16cid w16 w16cex w16sdtdh w16sdtfl w16du wp14">
   <w:p>
     <w:pPr>
       <w:pStyle w:val="Header"/>
@@ -13017,7 +15497,7 @@
 </file>
 
 <file path=word/numbering.xml><?xml version="1.0" encoding="utf-8"?>
-<w:numbering xmlns:wpc="http://schemas.microsoft.com/office/word/2010/wordprocessingCanvas" xmlns:cx="http://schemas.microsoft.com/office/drawing/2014/chartex" xmlns:cx1="http://schemas.microsoft.com/office/drawing/2015/9/8/chartex" xmlns:cx2="http://schemas.microsoft.com/office/drawing/2015/10/21/chartex" xmlns:cx3="http://schemas.microsoft.com/office/drawing/2016/5/9/chartex" xmlns:cx4="http://schemas.microsoft.com/office/drawing/2016/5/10/chartex" xmlns:cx5="http://schemas.microsoft.com/office/drawing/2016/5/11/chartex" xmlns:cx6="http://schemas.microsoft.com/office/drawing/2016/5/12/chartex" xmlns:cx7="http://schemas.microsoft.com/office/drawing/2016/5/13/chartex" xmlns:cx8="http://schemas.microsoft.com/office/drawing/2016/5/14/chartex" xmlns:mc="http://schemas.openxmlformats.org/markup-compatibility/2006" xmlns:aink="http://schemas.microsoft.com/office/drawing/2016/ink" xmlns:am3d="http://schemas.microsoft.com/office/drawing/2017/model3d" xmlns:o="urn:schemas-microsoft-com:office:office" xmlns:oel="http://schemas.microsoft.com/office/2019/extlst" xmlns:r="http://schemas.openxmlformats.org/officeDocument/2006/relationships" xmlns:m="http://schemas.openxmlformats.org/officeDocument/2006/math" xmlns:v="urn:schemas-microsoft-com:vml" xmlns:wp14="http://schemas.microsoft.com/office/word/2010/wordprocessingDrawing" xmlns:wp="http://schemas.openxmlformats.org/drawingml/2006/wordprocessingDrawing" xmlns:w10="urn:schemas-microsoft-com:office:word" xmlns:w="http://schemas.openxmlformats.org/wordprocessingml/2006/main" xmlns:w14="http://schemas.microsoft.com/office/word/2010/wordml" xmlns:w15="http://schemas.microsoft.com/office/word/2012/wordml" xmlns:w16cei="http://schemas.microsoft.com/office/word/2026/wordml/cei" xmlns:w16cex="http://schemas.microsoft.com/office/word/2018/wordml/cex" xmlns:w16cid="http://schemas.microsoft.com/office/word/2016/wordml/cid" xmlns:w16="http://schemas.microsoft.com/office/word/2018/wordml" xmlns:w16du="http://schemas.microsoft.com/office/word/2023/wordml/word16du" xmlns:w16sdtdh="http://schemas.microsoft.com/office/word/2020/wordml/sdtdatahash" xmlns:w16sdtfl="http://schemas.microsoft.com/office/word/2024/wordml/sdtformatlock" xmlns:w16se="http://schemas.microsoft.com/office/word/2015/wordml/symex" xmlns:wpg="http://schemas.microsoft.com/office/word/2010/wordprocessingGroup" xmlns:wpi="http://schemas.microsoft.com/office/word/2010/wordprocessingInk" xmlns:wne="http://schemas.microsoft.com/office/word/2006/wordml" xmlns:wps="http://schemas.microsoft.com/office/word/2010/wordprocessingShape" mc:Ignorable="w14 w15 w16se w16cid w16 w16cex w16sdtdh w16sdtfl w16du wp14">
+<w:numbering xmlns:wpc="http://schemas.microsoft.com/office/word/2010/wordprocessingCanvas" xmlns:cx="http://schemas.microsoft.com/office/drawing/2014/chartex" xmlns:cx1="http://schemas.microsoft.com/office/drawing/2015/9/8/chartex" xmlns:cx2="http://schemas.microsoft.com/office/drawing/2015/10/21/chartex" xmlns:cx3="http://schemas.microsoft.com/office/drawing/2016/5/9/chartex" xmlns:cx4="http://schemas.microsoft.com/office/drawing/2016/5/10/chartex" xmlns:cx5="http://schemas.microsoft.com/office/drawing/2016/5/11/chartex" xmlns:cx6="http://schemas.microsoft.com/office/drawing/2016/5/12/chartex" xmlns:cx7="http://schemas.microsoft.com/office/drawing/2016/5/13/chartex" xmlns:cx8="http://schemas.microsoft.com/office/drawing/2016/5/14/chartex" xmlns:mc="http://schemas.openxmlformats.org/markup-compatibility/2006" xmlns:aink="http://schemas.microsoft.com/office/drawing/2016/ink" xmlns:am3d="http://schemas.microsoft.com/office/drawing/2017/model3d" xmlns:o="urn:schemas-microsoft-com:office:office" xmlns:oel="http://schemas.microsoft.com/office/2019/extlst" xmlns:r="http://schemas.openxmlformats.org/officeDocument/2006/relationships" xmlns:m="http://schemas.openxmlformats.org/officeDocument/2006/math" xmlns:v="urn:schemas-microsoft-com:vml" xmlns:wp14="http://schemas.microsoft.com/office/word/2010/wordprocessingDrawing" xmlns:wp="http://schemas.openxmlformats.org/drawingml/2006/wordprocessingDrawing" xmlns:w10="urn:schemas-microsoft-com:office:word" xmlns:w="http://schemas.openxmlformats.org/wordprocessingml/2006/main" xmlns:w14="http://schemas.microsoft.com/office/word/2010/wordml" xmlns:w15="http://schemas.microsoft.com/office/word/2012/wordml" xmlns:w16cex="http://schemas.microsoft.com/office/word/2018/wordml/cex" xmlns:w16cid="http://schemas.microsoft.com/office/word/2016/wordml/cid" xmlns:w16="http://schemas.microsoft.com/office/word/2018/wordml" xmlns:w16du="http://schemas.microsoft.com/office/word/2023/wordml/word16du" xmlns:w16sdtdh="http://schemas.microsoft.com/office/word/2020/wordml/sdtdatahash" xmlns:w16sdtfl="http://schemas.microsoft.com/office/word/2024/wordml/sdtformatlock" xmlns:w16se="http://schemas.microsoft.com/office/word/2015/wordml/symex" xmlns:wpg="http://schemas.microsoft.com/office/word/2010/wordprocessingGroup" xmlns:wpi="http://schemas.microsoft.com/office/word/2010/wordprocessingInk" xmlns:wne="http://schemas.microsoft.com/office/word/2006/wordml" xmlns:wps="http://schemas.microsoft.com/office/word/2010/wordprocessingShape" mc:Ignorable="w14 w15 w16se w16cid w16 w16cex w16sdtdh w16sdtfl w16du wp14">
   <w:abstractNum w:abstractNumId="0" w15:restartNumberingAfterBreak="0">
     <w:nsid w:val="FFFFFF7C"/>
     <w:multiLevelType w:val="singleLevel"/>
@@ -13054,7 +15534,7 @@
   <w:abstractNum w:abstractNumId="2" w15:restartNumberingAfterBreak="0">
     <w:nsid w:val="FFFFFF7E"/>
     <w:multiLevelType w:val="singleLevel"/>
-    <w:tmpl w:val="1116CB38"/>
+    <w:tmpl w:val="AB7065BE"/>
     <w:lvl w:ilvl="0">
       <w:start w:val="1"/>
       <w:numFmt w:val="decimal"/>
@@ -14071,7 +16551,7 @@
   <w:abstractNum w:abstractNumId="19" w15:restartNumberingAfterBreak="0">
     <w:nsid w:val="28D105B8"/>
     <w:multiLevelType w:val="hybridMultilevel"/>
-    <w:tmpl w:val="4B8ED450"/>
+    <w:tmpl w:val="B7F4937E"/>
     <w:lvl w:ilvl="0" w:tplc="04090001">
       <w:start w:val="1"/>
       <w:numFmt w:val="bullet"/>
@@ -14987,6 +17467,95 @@
     </w:lvl>
   </w:abstractNum>
   <w:abstractNum w:abstractNumId="28" w15:restartNumberingAfterBreak="0">
+    <w:nsid w:val="5FA503D0"/>
+    <w:multiLevelType w:val="hybridMultilevel"/>
+    <w:tmpl w:val="6BB208F8"/>
+    <w:lvl w:ilvl="0" w:tplc="D90647DE">
+      <w:start w:val="1"/>
+      <w:numFmt w:val="decimal"/>
+      <w:lvlText w:val="%1."/>
+      <w:lvlJc w:val="left"/>
+      <w:pPr>
+        <w:ind w:left="1080" w:hanging="360"/>
+      </w:pPr>
+      <w:rPr>
+        <w:rFonts w:hint="default"/>
+      </w:rPr>
+    </w:lvl>
+    <w:lvl w:ilvl="1" w:tplc="04090019" w:tentative="1">
+      <w:start w:val="1"/>
+      <w:numFmt w:val="lowerLetter"/>
+      <w:lvlText w:val="%2."/>
+      <w:lvlJc w:val="left"/>
+      <w:pPr>
+        <w:ind w:left="1800" w:hanging="360"/>
+      </w:pPr>
+    </w:lvl>
+    <w:lvl w:ilvl="2" w:tplc="0409001B" w:tentative="1">
+      <w:start w:val="1"/>
+      <w:numFmt w:val="lowerRoman"/>
+      <w:lvlText w:val="%3."/>
+      <w:lvlJc w:val="right"/>
+      <w:pPr>
+        <w:ind w:left="2520" w:hanging="180"/>
+      </w:pPr>
+    </w:lvl>
+    <w:lvl w:ilvl="3" w:tplc="0409000F" w:tentative="1">
+      <w:start w:val="1"/>
+      <w:numFmt w:val="decimal"/>
+      <w:lvlText w:val="%4."/>
+      <w:lvlJc w:val="left"/>
+      <w:pPr>
+        <w:ind w:left="3240" w:hanging="360"/>
+      </w:pPr>
+    </w:lvl>
+    <w:lvl w:ilvl="4" w:tplc="04090019" w:tentative="1">
+      <w:start w:val="1"/>
+      <w:numFmt w:val="lowerLetter"/>
+      <w:lvlText w:val="%5."/>
+      <w:lvlJc w:val="left"/>
+      <w:pPr>
+        <w:ind w:left="3960" w:hanging="360"/>
+      </w:pPr>
+    </w:lvl>
+    <w:lvl w:ilvl="5" w:tplc="0409001B" w:tentative="1">
+      <w:start w:val="1"/>
+      <w:numFmt w:val="lowerRoman"/>
+      <w:lvlText w:val="%6."/>
+      <w:lvlJc w:val="right"/>
+      <w:pPr>
+        <w:ind w:left="4680" w:hanging="180"/>
+      </w:pPr>
+    </w:lvl>
+    <w:lvl w:ilvl="6" w:tplc="0409000F" w:tentative="1">
+      <w:start w:val="1"/>
+      <w:numFmt w:val="decimal"/>
+      <w:lvlText w:val="%7."/>
+      <w:lvlJc w:val="left"/>
+      <w:pPr>
+        <w:ind w:left="5400" w:hanging="360"/>
+      </w:pPr>
+    </w:lvl>
+    <w:lvl w:ilvl="7" w:tplc="04090019" w:tentative="1">
+      <w:start w:val="1"/>
+      <w:numFmt w:val="lowerLetter"/>
+      <w:lvlText w:val="%8."/>
+      <w:lvlJc w:val="left"/>
+      <w:pPr>
+        <w:ind w:left="6120" w:hanging="360"/>
+      </w:pPr>
+    </w:lvl>
+    <w:lvl w:ilvl="8" w:tplc="0409001B" w:tentative="1">
+      <w:start w:val="1"/>
+      <w:numFmt w:val="lowerRoman"/>
+      <w:lvlText w:val="%9."/>
+      <w:lvlJc w:val="right"/>
+      <w:pPr>
+        <w:ind w:left="6840" w:hanging="180"/>
+      </w:pPr>
+    </w:lvl>
+  </w:abstractNum>
+  <w:abstractNum w:abstractNumId="29" w15:restartNumberingAfterBreak="0">
     <w:nsid w:val="67741770"/>
     <w:multiLevelType w:val="hybridMultilevel"/>
     <w:tmpl w:val="BD98151A"/>
@@ -15103,7 +17672,7 @@
       </w:rPr>
     </w:lvl>
   </w:abstractNum>
-  <w:abstractNum w:abstractNumId="29" w15:restartNumberingAfterBreak="0">
+  <w:abstractNum w:abstractNumId="30" w15:restartNumberingAfterBreak="0">
     <w:nsid w:val="68E159DA"/>
     <w:multiLevelType w:val="hybridMultilevel"/>
     <w:tmpl w:val="DB84FE04"/>
@@ -15216,7 +17785,7 @@
       </w:rPr>
     </w:lvl>
   </w:abstractNum>
-  <w:abstractNum w:abstractNumId="30" w15:restartNumberingAfterBreak="0">
+  <w:abstractNum w:abstractNumId="31" w15:restartNumberingAfterBreak="0">
     <w:nsid w:val="72A44768"/>
     <w:multiLevelType w:val="hybridMultilevel"/>
     <w:tmpl w:val="2A660858"/>
@@ -15329,7 +17898,7 @@
       </w:rPr>
     </w:lvl>
   </w:abstractNum>
-  <w:abstractNum w:abstractNumId="31" w15:restartNumberingAfterBreak="0">
+  <w:abstractNum w:abstractNumId="32" w15:restartNumberingAfterBreak="0">
     <w:nsid w:val="7B4D0772"/>
     <w:multiLevelType w:val="hybridMultilevel"/>
     <w:tmpl w:val="3FCE14BE"/>
@@ -15444,7 +18013,7 @@
       </w:rPr>
     </w:lvl>
   </w:abstractNum>
-  <w:abstractNum w:abstractNumId="32" w15:restartNumberingAfterBreak="0">
+  <w:abstractNum w:abstractNumId="33" w15:restartNumberingAfterBreak="0">
     <w:nsid w:val="7E305B65"/>
     <w:multiLevelType w:val="hybridMultilevel"/>
     <w:tmpl w:val="513A9634"/>
@@ -15534,13 +18103,13 @@
     </w:lvl>
   </w:abstractNum>
   <w:num w:numId="1" w16cid:durableId="1607810284">
-    <w:abstractNumId w:val="28"/>
+    <w:abstractNumId w:val="29"/>
   </w:num>
   <w:num w:numId="2" w16cid:durableId="2119595120">
     <w:abstractNumId w:val="11"/>
   </w:num>
   <w:num w:numId="3" w16cid:durableId="920914233">
-    <w:abstractNumId w:val="31"/>
+    <w:abstractNumId w:val="32"/>
   </w:num>
   <w:num w:numId="4" w16cid:durableId="1292444474">
     <w:abstractNumId w:val="12"/>
@@ -15618,13 +18187,13 @@
     <w:abstractNumId w:val="19"/>
   </w:num>
   <w:num w:numId="27" w16cid:durableId="846292097">
-    <w:abstractNumId w:val="32"/>
+    <w:abstractNumId w:val="33"/>
   </w:num>
   <w:num w:numId="28" w16cid:durableId="1951424880">
     <w:abstractNumId w:val="23"/>
   </w:num>
   <w:num w:numId="29" w16cid:durableId="1167554033">
-    <w:abstractNumId w:val="29"/>
+    <w:abstractNumId w:val="30"/>
   </w:num>
   <w:num w:numId="30" w16cid:durableId="462845715">
     <w:abstractNumId w:val="3"/>
@@ -15651,7 +18220,7 @@
     </w:lvlOverride>
   </w:num>
   <w:num w:numId="34" w16cid:durableId="1640182199">
-    <w:abstractNumId w:val="30"/>
+    <w:abstractNumId w:val="31"/>
   </w:num>
   <w:num w:numId="35" w16cid:durableId="1071466507">
     <w:abstractNumId w:val="13"/>
@@ -15703,6 +18272,15 @@
     <w:lvlOverride w:ilvl="8">
       <w:startOverride w:val="1"/>
     </w:lvlOverride>
+  </w:num>
+  <w:num w:numId="43" w16cid:durableId="559752540">
+    <w:abstractNumId w:val="28"/>
+  </w:num>
+  <w:num w:numId="44" w16cid:durableId="1709641857">
+    <w:abstractNumId w:val="2"/>
+  </w:num>
+  <w:num w:numId="45" w16cid:durableId="1608392363">
+    <w:abstractNumId w:val="2"/>
   </w:num>
   <w:numIdMacAtCleanup w:val="36"/>
 </w:numbering>
@@ -20661,36 +23239,6 @@
 </file>
 
 <file path=customXml/item1.xml><?xml version="1.0" encoding="utf-8"?>
-<b:Sources xmlns:b="http://schemas.openxmlformats.org/officeDocument/2006/bibliography" xmlns="http://schemas.openxmlformats.org/officeDocument/2006/bibliography" SelectedStyle="\APA.XSL" StyleName="APA"/>
-</file>
-
-<file path=customXml/item2.xml><?xml version="1.0" encoding="utf-8"?>
-<p:properties xmlns:p="http://schemas.microsoft.com/office/2006/metadata/properties" xmlns:xsi="http://www.w3.org/2001/XMLSchema-instance">
-  <documentManagement>
-    <TaxCatchAll xmlns="6b63e2c7-ed83-4490-8c3a-e537c4ff4f9b" xsi:nil="true"/>
-    <lcf76f155ced4ddcb4097134ff3c332f xmlns="e7cd08d7-2168-4d9e-8161-de142c4934c2">
-      <Terms xmlns="http://schemas.microsoft.com/office/infopath/2007/PartnerControls"/>
-    </lcf76f155ced4ddcb4097134ff3c332f>
-    <SharedWithUsers xmlns="6b63e2c7-ed83-4490-8c3a-e537c4ff4f9b">
-      <UserInfo>
-        <DisplayName>Tony Shen (沈怡)</DisplayName>
-        <AccountId>812</AccountId>
-        <AccountType/>
-      </UserInfo>
-      <UserInfo>
-        <DisplayName>Dillibabu Gopalakrishnan</DisplayName>
-        <AccountId>1048</AccountId>
-        <AccountType/>
-      </UserInfo>
-    </SharedWithUsers>
-    <_x8a3b__x89e3_ xmlns="e7cd08d7-2168-4d9e-8161-de142c4934c2" xsi:nil="true"/>
-    <_x9a57__x8b49_ xmlns="e7cd08d7-2168-4d9e-8161-de142c4934c2">未測</_x9a57__x8b49_>
-    <_x53ef__x4f7f__x7528_ xmlns="e7cd08d7-2168-4d9e-8161-de142c4934c2">false</_x53ef__x4f7f__x7528_>
-  </documentManagement>
-</p:properties>
-</file>
-
-<file path=customXml/item3.xml><?xml version="1.0" encoding="utf-8"?>
 <ct:contentTypeSchema xmlns:ct="http://schemas.microsoft.com/office/2006/metadata/contentType" xmlns:ma="http://schemas.microsoft.com/office/2006/metadata/properties/metaAttributes" ct:_="" ma:_="" ma:contentTypeName="Document" ma:contentTypeID="0x010100507CB5B240DBFD4AB845493772781E5D" ma:contentTypeVersion="19" ma:contentTypeDescription="Create a new document." ma:contentTypeScope="" ma:versionID="260c20fa2af0753a6d2c2ce5b00c2793">
   <xsd:schema xmlns:xsd="http://www.w3.org/2001/XMLSchema" xmlns:xs="http://www.w3.org/2001/XMLSchema" xmlns:p="http://schemas.microsoft.com/office/2006/metadata/properties" xmlns:ns2="e7cd08d7-2168-4d9e-8161-de142c4934c2" xmlns:ns3="6b63e2c7-ed83-4490-8c3a-e537c4ff4f9b" targetNamespace="http://schemas.microsoft.com/office/2006/metadata/properties" ma:root="true" ma:fieldsID="32aad7f44a4517ab3edd2dbd7f5e8af3" ns2:_="" ns3:_="">
     <xsd:import namespace="e7cd08d7-2168-4d9e-8161-de142c4934c2"/>
@@ -20943,6 +23491,36 @@
 </ct:contentTypeSchema>
 </file>
 
+<file path=customXml/item2.xml><?xml version="1.0" encoding="utf-8"?>
+<p:properties xmlns:p="http://schemas.microsoft.com/office/2006/metadata/properties" xmlns:xsi="http://www.w3.org/2001/XMLSchema-instance">
+  <documentManagement>
+    <TaxCatchAll xmlns="6b63e2c7-ed83-4490-8c3a-e537c4ff4f9b" xsi:nil="true"/>
+    <lcf76f155ced4ddcb4097134ff3c332f xmlns="e7cd08d7-2168-4d9e-8161-de142c4934c2">
+      <Terms xmlns="http://schemas.microsoft.com/office/infopath/2007/PartnerControls"/>
+    </lcf76f155ced4ddcb4097134ff3c332f>
+    <SharedWithUsers xmlns="6b63e2c7-ed83-4490-8c3a-e537c4ff4f9b">
+      <UserInfo>
+        <DisplayName>Tony Shen (沈怡)</DisplayName>
+        <AccountId>812</AccountId>
+        <AccountType/>
+      </UserInfo>
+      <UserInfo>
+        <DisplayName>Dillibabu Gopalakrishnan</DisplayName>
+        <AccountId>1048</AccountId>
+        <AccountType/>
+      </UserInfo>
+    </SharedWithUsers>
+    <_x8a3b__x89e3_ xmlns="e7cd08d7-2168-4d9e-8161-de142c4934c2" xsi:nil="true"/>
+    <_x9a57__x8b49_ xmlns="e7cd08d7-2168-4d9e-8161-de142c4934c2">未測</_x9a57__x8b49_>
+    <_x53ef__x4f7f__x7528_ xmlns="e7cd08d7-2168-4d9e-8161-de142c4934c2">false</_x53ef__x4f7f__x7528_>
+  </documentManagement>
+</p:properties>
+</file>
+
+<file path=customXml/item3.xml><?xml version="1.0" encoding="utf-8"?>
+<b:Sources xmlns:b="http://schemas.openxmlformats.org/officeDocument/2006/bibliography" xmlns="http://schemas.openxmlformats.org/officeDocument/2006/bibliography" SelectedStyle="\APA.XSL" StyleName="APA"/>
+</file>
+
 <file path=customXml/item4.xml><?xml version="1.0" encoding="utf-8"?>
 <?mso-contentType ?>
 <FormTemplates xmlns="http://schemas.microsoft.com/sharepoint/v3/contenttype/forms">
@@ -20953,25 +23531,6 @@
 </file>
 
 <file path=customXml/itemProps1.xml><?xml version="1.0" encoding="utf-8"?>
-<ds:datastoreItem xmlns:ds="http://schemas.openxmlformats.org/officeDocument/2006/customXml" ds:itemID="{0D3736F7-24B4-42B1-8E02-2C915E119745}">
-  <ds:schemaRefs>
-    <ds:schemaRef ds:uri="http://schemas.openxmlformats.org/officeDocument/2006/bibliography"/>
-  </ds:schemaRefs>
-</ds:datastoreItem>
-</file>
-
-<file path=customXml/itemProps2.xml><?xml version="1.0" encoding="utf-8"?>
-<ds:datastoreItem xmlns:ds="http://schemas.openxmlformats.org/officeDocument/2006/customXml" ds:itemID="{6D3C1E79-6480-4FD6-B723-FBA8F7FB3479}">
-  <ds:schemaRefs>
-    <ds:schemaRef ds:uri="http://schemas.microsoft.com/office/2006/metadata/properties"/>
-    <ds:schemaRef ds:uri="6b63e2c7-ed83-4490-8c3a-e537c4ff4f9b"/>
-    <ds:schemaRef ds:uri="e7cd08d7-2168-4d9e-8161-de142c4934c2"/>
-    <ds:schemaRef ds:uri="http://schemas.microsoft.com/office/infopath/2007/PartnerControls"/>
-  </ds:schemaRefs>
-</ds:datastoreItem>
-</file>
-
-<file path=customXml/itemProps3.xml><?xml version="1.0" encoding="utf-8"?>
 <ds:datastoreItem xmlns:ds="http://schemas.openxmlformats.org/officeDocument/2006/customXml" ds:itemID="{51D0E6B3-1FB1-4878-BC12-DF82E20085B8}">
   <ds:schemaRefs>
     <ds:schemaRef ds:uri="http://schemas.microsoft.com/office/2006/metadata/contentType"/>
@@ -20990,6 +23549,25 @@
 </ds:datastoreItem>
 </file>
 
+<file path=customXml/itemProps2.xml><?xml version="1.0" encoding="utf-8"?>
+<ds:datastoreItem xmlns:ds="http://schemas.openxmlformats.org/officeDocument/2006/customXml" ds:itemID="{6D3C1E79-6480-4FD6-B723-FBA8F7FB3479}">
+  <ds:schemaRefs>
+    <ds:schemaRef ds:uri="http://schemas.microsoft.com/office/2006/metadata/properties"/>
+    <ds:schemaRef ds:uri="6b63e2c7-ed83-4490-8c3a-e537c4ff4f9b"/>
+    <ds:schemaRef ds:uri="e7cd08d7-2168-4d9e-8161-de142c4934c2"/>
+    <ds:schemaRef ds:uri="http://schemas.microsoft.com/office/infopath/2007/PartnerControls"/>
+  </ds:schemaRefs>
+</ds:datastoreItem>
+</file>
+
+<file path=customXml/itemProps3.xml><?xml version="1.0" encoding="utf-8"?>
+<ds:datastoreItem xmlns:ds="http://schemas.openxmlformats.org/officeDocument/2006/customXml" ds:itemID="{0D3736F7-24B4-42B1-8E02-2C915E119745}">
+  <ds:schemaRefs>
+    <ds:schemaRef ds:uri="http://schemas.openxmlformats.org/officeDocument/2006/bibliography"/>
+  </ds:schemaRefs>
+</ds:datastoreItem>
+</file>
+
 <file path=customXml/itemProps4.xml><?xml version="1.0" encoding="utf-8"?>
 <ds:datastoreItem xmlns:ds="http://schemas.openxmlformats.org/officeDocument/2006/customXml" ds:itemID="{0F5930AB-DAC1-48F5-AAD1-B21EA9A04AE4}">
   <ds:schemaRefs>
